--- a/students/Agametov A. M/ОТЧЕТ.docx
+++ b/students/Agametov A. M/ОТЧЕТ.docx
@@ -364,7 +364,7 @@
               <w:sz w:val="28"/>
               <w:szCs w:val="28"/>
             </w:rPr>
-            <w:t>СОДЕРАЖАНИЕ</w:t>
+            <w:t>СОДЕРЖАНИЕ</w:t>
           </w:r>
         </w:p>
         <w:p>
@@ -404,7 +404,7 @@
             </w:rPr>
             <w:fldChar w:fldCharType="separate"/>
           </w:r>
-          <w:hyperlink w:anchor="_Toc230618496" w:history="1">
+          <w:hyperlink w:anchor="_Toc230658662" w:history="1">
             <w:r>
               <w:rPr>
                 <w:rStyle w:val="ad"/>
@@ -445,7 +445,7 @@
                 <w:sz w:val="28"/>
                 <w:szCs w:val="28"/>
               </w:rPr>
-              <w:instrText xml:space="preserve"> PAGEREF _Toc230618496 \h </w:instrText>
+              <w:instrText xml:space="preserve"> PAGEREF _Toc230658662 \h </w:instrText>
             </w:r>
             <w:r>
               <w:rPr>
@@ -502,7 +502,7 @@
               <w:szCs w:val="28"/>
             </w:rPr>
           </w:pPr>
-          <w:hyperlink w:anchor="_Toc230618497" w:history="1">
+          <w:hyperlink w:anchor="_Toc230658663" w:history="1">
             <w:r>
               <w:rPr>
                 <w:rStyle w:val="ad"/>
@@ -564,7 +564,7 @@
                 <w:sz w:val="28"/>
                 <w:szCs w:val="28"/>
               </w:rPr>
-              <w:instrText xml:space="preserve"> PAGEREF _Toc230618497 \h </w:instrText>
+              <w:instrText xml:space="preserve"> PAGEREF _Toc230658663 \h </w:instrText>
             </w:r>
             <w:r>
               <w:rPr>
@@ -621,7 +621,7 @@
               <w:szCs w:val="28"/>
             </w:rPr>
           </w:pPr>
-          <w:hyperlink w:anchor="_Toc230618498" w:history="1">
+          <w:hyperlink w:anchor="_Toc230658664" w:history="1">
             <w:r>
               <w:rPr>
                 <w:rStyle w:val="ad"/>
@@ -683,7 +683,7 @@
                 <w:sz w:val="28"/>
                 <w:szCs w:val="28"/>
               </w:rPr>
-              <w:instrText xml:space="preserve"> PAGEREF _Toc230618498 \h </w:instrText>
+              <w:instrText xml:space="preserve"> PAGEREF _Toc230658664 \h </w:instrText>
             </w:r>
             <w:r>
               <w:rPr>
@@ -740,7 +740,7 @@
               <w:szCs w:val="28"/>
             </w:rPr>
           </w:pPr>
-          <w:hyperlink w:anchor="_Toc230618499" w:history="1">
+          <w:hyperlink w:anchor="_Toc230658665" w:history="1">
             <w:r>
               <w:rPr>
                 <w:rStyle w:val="ad"/>
@@ -802,7 +802,7 @@
                 <w:sz w:val="28"/>
                 <w:szCs w:val="28"/>
               </w:rPr>
-              <w:instrText xml:space="preserve"> PAGEREF _Toc230618499 \h </w:instrText>
+              <w:instrText xml:space="preserve"> PAGEREF _Toc230658665 \h </w:instrText>
             </w:r>
             <w:r>
               <w:rPr>
@@ -859,7 +859,7 @@
               <w:szCs w:val="28"/>
             </w:rPr>
           </w:pPr>
-          <w:hyperlink w:anchor="_Toc230618500" w:history="1">
+          <w:hyperlink w:anchor="_Toc230658666" w:history="1">
             <w:r>
               <w:rPr>
                 <w:rStyle w:val="ad"/>
@@ -921,7 +921,7 @@
                 <w:sz w:val="28"/>
                 <w:szCs w:val="28"/>
               </w:rPr>
-              <w:instrText xml:space="preserve"> PAGEREF _Toc230618500 \h </w:instrText>
+              <w:instrText xml:space="preserve"> PAGEREF _Toc230658666 \h </w:instrText>
             </w:r>
             <w:r>
               <w:rPr>
@@ -978,7 +978,7 @@
               <w:szCs w:val="28"/>
             </w:rPr>
           </w:pPr>
-          <w:hyperlink w:anchor="_Toc230618501" w:history="1">
+          <w:hyperlink w:anchor="_Toc230658667" w:history="1">
             <w:r>
               <w:rPr>
                 <w:rStyle w:val="ad"/>
@@ -1040,7 +1040,7 @@
                 <w:sz w:val="28"/>
                 <w:szCs w:val="28"/>
               </w:rPr>
-              <w:instrText xml:space="preserve"> PAGEREF _Toc230618501 \h </w:instrText>
+              <w:instrText xml:space="preserve"> PAGEREF _Toc230658667 \h </w:instrText>
             </w:r>
             <w:r>
               <w:rPr>
@@ -1097,7 +1097,7 @@
               <w:szCs w:val="28"/>
             </w:rPr>
           </w:pPr>
-          <w:hyperlink w:anchor="_Toc230618502" w:history="1">
+          <w:hyperlink w:anchor="_Toc230658668" w:history="1">
             <w:r>
               <w:rPr>
                 <w:rStyle w:val="ad"/>
@@ -1159,7 +1159,7 @@
                 <w:sz w:val="28"/>
                 <w:szCs w:val="28"/>
               </w:rPr>
-              <w:instrText xml:space="preserve"> PAGEREF _Toc230618502 \h </w:instrText>
+              <w:instrText xml:space="preserve"> PAGEREF _Toc230658668 \h </w:instrText>
             </w:r>
             <w:r>
               <w:rPr>
@@ -1216,7 +1216,7 @@
               <w:szCs w:val="28"/>
             </w:rPr>
           </w:pPr>
-          <w:hyperlink w:anchor="_Toc230618503" w:history="1">
+          <w:hyperlink w:anchor="_Toc230658669" w:history="1">
             <w:r>
               <w:rPr>
                 <w:rStyle w:val="ad"/>
@@ -1278,7 +1278,7 @@
                 <w:sz w:val="28"/>
                 <w:szCs w:val="28"/>
               </w:rPr>
-              <w:instrText xml:space="preserve"> PAGEREF _Toc230618503 \h </w:instrText>
+              <w:instrText xml:space="preserve"> PAGEREF _Toc230658669 \h </w:instrText>
             </w:r>
             <w:r>
               <w:rPr>
@@ -1335,7 +1335,7 @@
               <w:szCs w:val="28"/>
             </w:rPr>
           </w:pPr>
-          <w:hyperlink w:anchor="_Toc230618504" w:history="1">
+          <w:hyperlink w:anchor="_Toc230658670" w:history="1">
             <w:r>
               <w:rPr>
                 <w:rStyle w:val="ad"/>
@@ -1397,7 +1397,7 @@
                 <w:sz w:val="28"/>
                 <w:szCs w:val="28"/>
               </w:rPr>
-              <w:instrText xml:space="preserve"> PAGEREF _Toc230618504 \h </w:instrText>
+              <w:instrText xml:space="preserve"> PAGEREF _Toc230658670 \h </w:instrText>
             </w:r>
             <w:r>
               <w:rPr>
@@ -1454,7 +1454,7 @@
               <w:szCs w:val="28"/>
             </w:rPr>
           </w:pPr>
-          <w:hyperlink w:anchor="_Toc230618505" w:history="1">
+          <w:hyperlink w:anchor="_Toc230658671" w:history="1">
             <w:r>
               <w:rPr>
                 <w:rStyle w:val="ad"/>
@@ -1516,7 +1516,7 @@
                 <w:sz w:val="28"/>
                 <w:szCs w:val="28"/>
               </w:rPr>
-              <w:instrText xml:space="preserve"> PAGEREF _Toc230618505 \h </w:instrText>
+              <w:instrText xml:space="preserve"> PAGEREF _Toc230658671 \h </w:instrText>
             </w:r>
             <w:r>
               <w:rPr>
@@ -1573,7 +1573,7 @@
               <w:szCs w:val="28"/>
             </w:rPr>
           </w:pPr>
-          <w:hyperlink w:anchor="_Toc230618506" w:history="1">
+          <w:hyperlink w:anchor="_Toc230658672" w:history="1">
             <w:r>
               <w:rPr>
                 <w:rStyle w:val="ad"/>
@@ -1635,7 +1635,7 @@
                 <w:sz w:val="28"/>
                 <w:szCs w:val="28"/>
               </w:rPr>
-              <w:instrText xml:space="preserve"> PAGEREF _Toc230618506 \h </w:instrText>
+              <w:instrText xml:space="preserve"> PAGEREF _Toc230658672 \h </w:instrText>
             </w:r>
             <w:r>
               <w:rPr>
@@ -1692,7 +1692,7 @@
               <w:szCs w:val="28"/>
             </w:rPr>
           </w:pPr>
-          <w:hyperlink w:anchor="_Toc230618507" w:history="1">
+          <w:hyperlink w:anchor="_Toc230658673" w:history="1">
             <w:r>
               <w:rPr>
                 <w:rStyle w:val="ad"/>
@@ -1754,7 +1754,7 @@
                 <w:sz w:val="28"/>
                 <w:szCs w:val="28"/>
               </w:rPr>
-              <w:instrText xml:space="preserve"> PAGEREF _Toc230618507 \h </w:instrText>
+              <w:instrText xml:space="preserve"> PAGEREF _Toc230658673 \h </w:instrText>
             </w:r>
             <w:r>
               <w:rPr>
@@ -1811,7 +1811,7 @@
               <w:szCs w:val="28"/>
             </w:rPr>
           </w:pPr>
-          <w:hyperlink w:anchor="_Toc230618508" w:history="1">
+          <w:hyperlink w:anchor="_Toc230658674" w:history="1">
             <w:r>
               <w:rPr>
                 <w:rStyle w:val="ad"/>
@@ -1873,7 +1873,7 @@
                 <w:sz w:val="28"/>
                 <w:szCs w:val="28"/>
               </w:rPr>
-              <w:instrText xml:space="preserve"> PAGEREF _Toc230618508 \h </w:instrText>
+              <w:instrText xml:space="preserve"> PAGEREF _Toc230658674 \h </w:instrText>
             </w:r>
             <w:r>
               <w:rPr>
@@ -1930,7 +1930,7 @@
               <w:szCs w:val="28"/>
             </w:rPr>
           </w:pPr>
-          <w:hyperlink w:anchor="_Toc230618509" w:history="1">
+          <w:hyperlink w:anchor="_Toc230658675" w:history="1">
             <w:r>
               <w:rPr>
                 <w:rStyle w:val="ad"/>
@@ -1992,7 +1992,7 @@
                 <w:sz w:val="28"/>
                 <w:szCs w:val="28"/>
               </w:rPr>
-              <w:instrText xml:space="preserve"> PAGEREF _Toc230618509 \h </w:instrText>
+              <w:instrText xml:space="preserve"> PAGEREF _Toc230658675 \h </w:instrText>
             </w:r>
             <w:r>
               <w:rPr>
@@ -2049,7 +2049,7 @@
               <w:szCs w:val="28"/>
             </w:rPr>
           </w:pPr>
-          <w:hyperlink w:anchor="_Toc230618510" w:history="1">
+          <w:hyperlink w:anchor="_Toc230658676" w:history="1">
             <w:r>
               <w:rPr>
                 <w:rStyle w:val="ad"/>
@@ -2111,7 +2111,7 @@
                 <w:sz w:val="28"/>
                 <w:szCs w:val="28"/>
               </w:rPr>
-              <w:instrText xml:space="preserve"> PAGEREF _Toc230618510 \h </w:instrText>
+              <w:instrText xml:space="preserve"> PAGEREF _Toc230658676 \h </w:instrText>
             </w:r>
             <w:r>
               <w:rPr>
@@ -2168,7 +2168,7 @@
               <w:szCs w:val="28"/>
             </w:rPr>
           </w:pPr>
-          <w:hyperlink w:anchor="_Toc230618511" w:history="1">
+          <w:hyperlink w:anchor="_Toc230658677" w:history="1">
             <w:r>
               <w:rPr>
                 <w:rStyle w:val="ad"/>
@@ -2230,7 +2230,7 @@
                 <w:sz w:val="28"/>
                 <w:szCs w:val="28"/>
               </w:rPr>
-              <w:instrText xml:space="preserve"> PAGEREF _Toc230618511 \h </w:instrText>
+              <w:instrText xml:space="preserve"> PAGEREF _Toc230658677 \h </w:instrText>
             </w:r>
             <w:r>
               <w:rPr>
@@ -2287,7 +2287,7 @@
               <w:szCs w:val="28"/>
             </w:rPr>
           </w:pPr>
-          <w:hyperlink w:anchor="_Toc230618512" w:history="1">
+          <w:hyperlink w:anchor="_Toc230658678" w:history="1">
             <w:r>
               <w:rPr>
                 <w:rStyle w:val="ad"/>
@@ -2349,7 +2349,7 @@
                 <w:sz w:val="28"/>
                 <w:szCs w:val="28"/>
               </w:rPr>
-              <w:instrText xml:space="preserve"> PAGEREF _Toc230618512 \h </w:instrText>
+              <w:instrText xml:space="preserve"> PAGEREF _Toc230658678 \h </w:instrText>
             </w:r>
             <w:r>
               <w:rPr>
@@ -2406,7 +2406,7 @@
               <w:szCs w:val="28"/>
             </w:rPr>
           </w:pPr>
-          <w:hyperlink w:anchor="_Toc230618513" w:history="1">
+          <w:hyperlink w:anchor="_Toc230658679" w:history="1">
             <w:r>
               <w:rPr>
                 <w:rStyle w:val="ad"/>
@@ -2468,7 +2468,7 @@
                 <w:sz w:val="28"/>
                 <w:szCs w:val="28"/>
               </w:rPr>
-              <w:instrText xml:space="preserve"> PAGEREF _Toc230618513 \h </w:instrText>
+              <w:instrText xml:space="preserve"> PAGEREF _Toc230658679 \h </w:instrText>
             </w:r>
             <w:r>
               <w:rPr>
@@ -2525,7 +2525,7 @@
               <w:szCs w:val="28"/>
             </w:rPr>
           </w:pPr>
-          <w:hyperlink w:anchor="_Toc230618514" w:history="1">
+          <w:hyperlink w:anchor="_Toc230658680" w:history="1">
             <w:r>
               <w:rPr>
                 <w:rStyle w:val="ad"/>
@@ -2587,7 +2587,7 @@
                 <w:sz w:val="28"/>
                 <w:szCs w:val="28"/>
               </w:rPr>
-              <w:instrText xml:space="preserve"> PAGEREF _Toc230618514 \h </w:instrText>
+              <w:instrText xml:space="preserve"> PAGEREF _Toc230658680 \h </w:instrText>
             </w:r>
             <w:r>
               <w:rPr>
@@ -2644,7 +2644,7 @@
               <w:szCs w:val="28"/>
             </w:rPr>
           </w:pPr>
-          <w:hyperlink w:anchor="_Toc230618515" w:history="1">
+          <w:hyperlink w:anchor="_Toc230658681" w:history="1">
             <w:r>
               <w:rPr>
                 <w:rStyle w:val="ad"/>
@@ -2706,7 +2706,7 @@
                 <w:sz w:val="28"/>
                 <w:szCs w:val="28"/>
               </w:rPr>
-              <w:instrText xml:space="preserve"> PAGEREF _Toc230618515 \h </w:instrText>
+              <w:instrText xml:space="preserve"> PAGEREF _Toc230658681 \h </w:instrText>
             </w:r>
             <w:r>
               <w:rPr>
@@ -2735,7 +2735,7 @@
                 <w:sz w:val="28"/>
                 <w:szCs w:val="28"/>
               </w:rPr>
-              <w:t>32</w:t>
+              <w:t>38</w:t>
             </w:r>
             <w:r>
               <w:rPr>
@@ -2881,7 +2881,7 @@
           <w:szCs w:val="28"/>
         </w:rPr>
       </w:pPr>
-      <w:bookmarkStart w:id="0" w:name="_Toc230618496"/>
+      <w:bookmarkStart w:id="0" w:name="_Toc230658662"/>
       <w:r>
         <w:rPr>
           <w:rFonts w:ascii="Times New Roman" w:hAnsi="Times New Roman" w:cs="Times New Roman"/>
@@ -3719,7 +3719,7 @@
           <w:szCs w:val="28"/>
         </w:rPr>
       </w:pPr>
-      <w:bookmarkStart w:id="1" w:name="_Toc230618497"/>
+      <w:bookmarkStart w:id="1" w:name="_Toc230658663"/>
       <w:r>
         <w:rPr>
           <w:rFonts w:ascii="Times New Roman" w:hAnsi="Times New Roman" w:cs="Times New Roman"/>
@@ -3753,7 +3753,7 @@
           <w:szCs w:val="28"/>
         </w:rPr>
       </w:pPr>
-      <w:bookmarkStart w:id="2" w:name="_Toc230618498"/>
+      <w:bookmarkStart w:id="2" w:name="_Toc230658664"/>
       <w:r>
         <w:rPr>
           <w:rFonts w:ascii="Times New Roman" w:hAnsi="Times New Roman" w:cs="Times New Roman"/>
@@ -3943,7 +3943,7 @@
           <w:szCs w:val="28"/>
         </w:rPr>
       </w:pPr>
-      <w:bookmarkStart w:id="3" w:name="_Toc230618499"/>
+      <w:bookmarkStart w:id="3" w:name="_Toc230658665"/>
       <w:r>
         <w:rPr>
           <w:rFonts w:ascii="Times New Roman" w:hAnsi="Times New Roman" w:cs="Times New Roman"/>
@@ -4407,7 +4407,7 @@
           <w:szCs w:val="28"/>
         </w:rPr>
       </w:pPr>
-      <w:bookmarkStart w:id="4" w:name="_Toc230618500"/>
+      <w:bookmarkStart w:id="4" w:name="_Toc230658666"/>
       <w:r>
         <w:rPr>
           <w:rFonts w:ascii="Times New Roman" w:hAnsi="Times New Roman" w:cs="Times New Roman"/>
@@ -4670,7 +4670,7 @@
           <w:szCs w:val="28"/>
         </w:rPr>
       </w:pPr>
-      <w:bookmarkStart w:id="5" w:name="_Toc230618501"/>
+      <w:bookmarkStart w:id="5" w:name="_Toc230658667"/>
       <w:r>
         <w:rPr>
           <w:rFonts w:ascii="Times New Roman" w:hAnsi="Times New Roman" w:cs="Times New Roman"/>
@@ -5238,7 +5238,7 @@
           <w:szCs w:val="28"/>
         </w:rPr>
       </w:pPr>
-      <w:bookmarkStart w:id="6" w:name="_Toc230618502"/>
+      <w:bookmarkStart w:id="6" w:name="_Toc230658668"/>
       <w:r>
         <w:rPr>
           <w:rFonts w:ascii="Times New Roman" w:hAnsi="Times New Roman" w:cs="Times New Roman"/>
@@ -5566,7 +5566,7 @@
           <w:szCs w:val="28"/>
         </w:rPr>
       </w:pPr>
-      <w:bookmarkStart w:id="7" w:name="_Toc230618503"/>
+      <w:bookmarkStart w:id="7" w:name="_Toc230658669"/>
       <w:r>
         <w:rPr>
           <w:rFonts w:ascii="Times New Roman" w:hAnsi="Times New Roman" w:cs="Times New Roman"/>
@@ -5600,7 +5600,7 @@
           <w:szCs w:val="28"/>
         </w:rPr>
       </w:pPr>
-      <w:bookmarkStart w:id="8" w:name="_Toc230618504"/>
+      <w:bookmarkStart w:id="8" w:name="_Toc230658670"/>
       <w:r>
         <w:rPr>
           <w:rFonts w:ascii="Times New Roman" w:hAnsi="Times New Roman" w:cs="Times New Roman"/>
@@ -5845,7 +5845,7 @@
           <w:szCs w:val="28"/>
         </w:rPr>
       </w:pPr>
-      <w:bookmarkStart w:id="9" w:name="_Toc230618505"/>
+      <w:bookmarkStart w:id="9" w:name="_Toc230658671"/>
       <w:r>
         <w:rPr>
           <w:rFonts w:ascii="Times New Roman" w:hAnsi="Times New Roman" w:cs="Times New Roman"/>
@@ -6860,7 +6860,7 @@
           <w:szCs w:val="28"/>
         </w:rPr>
       </w:pPr>
-      <w:bookmarkStart w:id="10" w:name="_Toc230618506"/>
+      <w:bookmarkStart w:id="10" w:name="_Toc230658672"/>
       <w:r>
         <w:rPr>
           <w:rFonts w:ascii="Times New Roman" w:hAnsi="Times New Roman" w:cs="Times New Roman"/>
@@ -7556,7 +7556,7 @@
           <w:szCs w:val="28"/>
         </w:rPr>
       </w:pPr>
-      <w:bookmarkStart w:id="11" w:name="_Toc230618507"/>
+      <w:bookmarkStart w:id="11" w:name="_Toc230658673"/>
       <w:r>
         <w:rPr>
           <w:rFonts w:ascii="Times New Roman" w:hAnsi="Times New Roman" w:cs="Times New Roman"/>
@@ -7590,7 +7590,7 @@
           <w:szCs w:val="28"/>
         </w:rPr>
       </w:pPr>
-      <w:bookmarkStart w:id="12" w:name="_Toc230618508"/>
+      <w:bookmarkStart w:id="12" w:name="_Toc230658674"/>
       <w:r>
         <w:rPr>
           <w:rFonts w:ascii="Times New Roman" w:hAnsi="Times New Roman" w:cs="Times New Roman"/>
@@ -7786,7 +7786,7 @@
           <w:szCs w:val="28"/>
         </w:rPr>
       </w:pPr>
-      <w:bookmarkStart w:id="13" w:name="_Toc230618509"/>
+      <w:bookmarkStart w:id="13" w:name="_Toc230658675"/>
       <w:r>
         <w:rPr>
           <w:rFonts w:ascii="Times New Roman" w:hAnsi="Times New Roman" w:cs="Times New Roman"/>
@@ -7859,7 +7859,7 @@
           <w:szCs w:val="28"/>
         </w:rPr>
       </w:pPr>
-      <w:bookmarkStart w:id="14" w:name="_Toc230618510"/>
+      <w:bookmarkStart w:id="14" w:name="_Toc230658676"/>
       <w:r>
         <w:rPr>
           <w:rFonts w:ascii="Times New Roman" w:hAnsi="Times New Roman" w:cs="Times New Roman"/>
@@ -8967,7 +8967,7 @@
           <w:szCs w:val="28"/>
         </w:rPr>
       </w:pPr>
-      <w:bookmarkStart w:id="15" w:name="_Toc230618511"/>
+      <w:bookmarkStart w:id="15" w:name="_Toc230658677"/>
       <w:r>
         <w:rPr>
           <w:rFonts w:ascii="Times New Roman" w:hAnsi="Times New Roman" w:cs="Times New Roman"/>
@@ -9403,7 +9403,7 @@
           <w:szCs w:val="28"/>
         </w:rPr>
       </w:pPr>
-      <w:bookmarkStart w:id="16" w:name="_Toc230618512"/>
+      <w:bookmarkStart w:id="16" w:name="_Toc230658678"/>
       <w:r>
         <w:rPr>
           <w:rFonts w:ascii="Times New Roman" w:hAnsi="Times New Roman" w:cs="Times New Roman"/>
@@ -9437,7 +9437,7 @@
           <w:szCs w:val="28"/>
         </w:rPr>
       </w:pPr>
-      <w:bookmarkStart w:id="17" w:name="_Toc230618513"/>
+      <w:bookmarkStart w:id="17" w:name="_Toc230658679"/>
       <w:r>
         <w:rPr>
           <w:rFonts w:ascii="Times New Roman" w:hAnsi="Times New Roman" w:cs="Times New Roman"/>
@@ -9809,7 +9809,7 @@
           <w:szCs w:val="28"/>
         </w:rPr>
       </w:pPr>
-      <w:bookmarkStart w:id="18" w:name="_Toc230618514"/>
+      <w:bookmarkStart w:id="18" w:name="_Toc230658680"/>
       <w:r>
         <w:rPr>
           <w:rFonts w:ascii="Times New Roman" w:hAnsi="Times New Roman" w:cs="Times New Roman"/>
@@ -9839,7 +9839,15 @@
           <w:sz w:val="28"/>
           <w:szCs w:val="28"/>
         </w:rPr>
-        <w:t>Все работы проекта структурированы по семи функциональным разделам, соответствующим основным видам деятельности в IT-проекте. Ниже представлены результаты оценки по каждому разделу.</w:t>
+        <w:t xml:space="preserve">Все работы проекта структурированы по семи функциональным разделам, соответствующим основным видам деятельности в IT-проекте. Ниже представлены </w:t>
+      </w:r>
+      <w:r>
+        <w:rPr>
+          <w:rFonts w:ascii="Times New Roman" w:hAnsi="Times New Roman" w:cs="Times New Roman"/>
+          <w:sz w:val="28"/>
+          <w:szCs w:val="28"/>
+        </w:rPr>
+        <w:t>результаты оценки по каждому разделу.</w:t>
       </w:r>
     </w:p>
     <w:p>
@@ -9868,609 +9876,948 @@
     </w:p>
     <w:p>
       <w:pPr>
-        <w:spacing w:after="0" w:line="360" w:lineRule="auto"/>
-        <w:ind w:firstLine="709"/>
-        <w:jc w:val="both"/>
-        <w:rPr>
-          <w:rFonts w:ascii="Times New Roman" w:hAnsi="Times New Roman" w:cs="Times New Roman"/>
-          <w:sz w:val="28"/>
-          <w:szCs w:val="28"/>
-        </w:rPr>
-      </w:pPr>
-      <w:r>
-        <w:rPr>
-          <w:rFonts w:ascii="Times New Roman" w:hAnsi="Times New Roman" w:cs="Times New Roman"/>
-          <w:sz w:val="28"/>
-          <w:szCs w:val="28"/>
-        </w:rPr>
-        <w:t>Раздел содержит все работы по непосредственной реализации функционала системы. Декомпозиция выполнена в соответствии с функциональными группами требований, зафиксированными в матрице.</w:t>
-      </w:r>
-    </w:p>
-    <w:p>
-      <w:pPr>
-        <w:spacing w:after="0" w:line="360" w:lineRule="auto"/>
-        <w:ind w:firstLine="709"/>
-        <w:jc w:val="both"/>
-        <w:rPr>
-          <w:rFonts w:ascii="Times New Roman" w:hAnsi="Times New Roman" w:cs="Times New Roman"/>
-          <w:sz w:val="28"/>
-          <w:szCs w:val="28"/>
-        </w:rPr>
-      </w:pPr>
-      <w:r>
-        <w:rPr>
-          <w:rFonts w:ascii="Times New Roman" w:hAnsi="Times New Roman" w:cs="Times New Roman"/>
-          <w:b/>
-          <w:bCs/>
-          <w:sz w:val="28"/>
-          <w:szCs w:val="28"/>
-        </w:rPr>
-        <w:t>1.1. Авторизация и разграничение ролей пользователей</w:t>
-      </w:r>
-    </w:p>
-    <w:p>
-      <w:pPr>
-        <w:spacing w:after="0" w:line="360" w:lineRule="auto"/>
-        <w:ind w:firstLine="709"/>
-        <w:jc w:val="both"/>
-        <w:rPr>
-          <w:rFonts w:ascii="Times New Roman" w:hAnsi="Times New Roman" w:cs="Times New Roman"/>
-          <w:sz w:val="28"/>
-          <w:szCs w:val="28"/>
-        </w:rPr>
-      </w:pPr>
-      <w:r>
-        <w:rPr>
-          <w:rFonts w:ascii="Times New Roman" w:hAnsi="Times New Roman" w:cs="Times New Roman"/>
-          <w:sz w:val="28"/>
-          <w:szCs w:val="28"/>
-        </w:rPr>
-        <w:t xml:space="preserve">Работы данного блока включают проектирование схемы базы данных пользователей и ролей (оценка: 4–6–10 ч., ожидаемая </w:t>
-      </w:r>
-      <w:r>
-        <w:rPr>
-          <w:rFonts w:ascii="Times New Roman" w:hAnsi="Times New Roman" w:cs="Times New Roman"/>
-          <w:sz w:val="28"/>
-          <w:szCs w:val="28"/>
-        </w:rPr>
-        <w:t>—</w:t>
-      </w:r>
-      <w:r>
-        <w:rPr>
-          <w:rFonts w:ascii="Times New Roman" w:hAnsi="Times New Roman" w:cs="Times New Roman"/>
-          <w:sz w:val="28"/>
-          <w:szCs w:val="28"/>
-        </w:rPr>
-        <w:t xml:space="preserve"> 6,3 ч.), реализацию авторизации по логину и паролю (6–10–16 ч., ожидаемая </w:t>
-      </w:r>
-      <w:r>
-        <w:rPr>
-          <w:rFonts w:ascii="Times New Roman" w:hAnsi="Times New Roman" w:cs="Times New Roman"/>
-          <w:sz w:val="28"/>
-          <w:szCs w:val="28"/>
-        </w:rPr>
-        <w:t>—</w:t>
-      </w:r>
-      <w:r>
-        <w:rPr>
-          <w:rFonts w:ascii="Times New Roman" w:hAnsi="Times New Roman" w:cs="Times New Roman"/>
-          <w:sz w:val="28"/>
-          <w:szCs w:val="28"/>
-        </w:rPr>
-        <w:t xml:space="preserve"> 10,3 ч.), реализацию четырёхуровневой пользовательской модели (8–12–20 ч., ожидаемая </w:t>
-      </w:r>
-      <w:r>
-        <w:rPr>
-          <w:rFonts w:ascii="Times New Roman" w:hAnsi="Times New Roman" w:cs="Times New Roman"/>
-          <w:sz w:val="28"/>
-          <w:szCs w:val="28"/>
-        </w:rPr>
-        <w:t>—</w:t>
-      </w:r>
-      <w:r>
-        <w:rPr>
-          <w:rFonts w:ascii="Times New Roman" w:hAnsi="Times New Roman" w:cs="Times New Roman"/>
-          <w:sz w:val="28"/>
-          <w:szCs w:val="28"/>
-        </w:rPr>
-        <w:t xml:space="preserve"> 12,7 ч.), блокировку аккаунта после трёх неудачных попыток входа (2–4–6 ч., ожидаемая </w:t>
-      </w:r>
-      <w:r>
-        <w:rPr>
-          <w:rFonts w:ascii="Times New Roman" w:hAnsi="Times New Roman" w:cs="Times New Roman"/>
-          <w:sz w:val="28"/>
-          <w:szCs w:val="28"/>
-        </w:rPr>
-        <w:t>—</w:t>
-      </w:r>
-      <w:r>
-        <w:rPr>
-          <w:rFonts w:ascii="Times New Roman" w:hAnsi="Times New Roman" w:cs="Times New Roman"/>
-          <w:sz w:val="28"/>
-          <w:szCs w:val="28"/>
-        </w:rPr>
-        <w:t xml:space="preserve"> 4,0 ч.) и реализацию смены пароля после первого входа (3–5–8 ч., ожидаемая </w:t>
-      </w:r>
-      <w:r>
-        <w:rPr>
-          <w:rFonts w:ascii="Times New Roman" w:hAnsi="Times New Roman" w:cs="Times New Roman"/>
-          <w:sz w:val="28"/>
-          <w:szCs w:val="28"/>
-        </w:rPr>
-        <w:t>—</w:t>
-      </w:r>
-      <w:r>
-        <w:rPr>
-          <w:rFonts w:ascii="Times New Roman" w:hAnsi="Times New Roman" w:cs="Times New Roman"/>
-          <w:sz w:val="28"/>
-          <w:szCs w:val="28"/>
-        </w:rPr>
-        <w:t xml:space="preserve"> 5,2 ч.).</w:t>
-      </w:r>
-    </w:p>
-    <w:p>
-      <w:pPr>
-        <w:spacing w:after="0" w:line="360" w:lineRule="auto"/>
-        <w:ind w:firstLine="709"/>
-        <w:jc w:val="both"/>
-        <w:rPr>
-          <w:rFonts w:ascii="Times New Roman" w:hAnsi="Times New Roman" w:cs="Times New Roman"/>
-          <w:sz w:val="28"/>
-          <w:szCs w:val="28"/>
-        </w:rPr>
-      </w:pPr>
-      <w:r>
-        <w:rPr>
-          <w:rFonts w:ascii="Times New Roman" w:hAnsi="Times New Roman" w:cs="Times New Roman"/>
-          <w:b/>
-          <w:bCs/>
-          <w:sz w:val="28"/>
-          <w:szCs w:val="28"/>
-        </w:rPr>
-        <w:t>1.2. Ввод и редактирование оценок, посещаемости и домашних заданий</w:t>
-      </w:r>
-    </w:p>
-    <w:p>
-      <w:pPr>
-        <w:spacing w:after="0" w:line="360" w:lineRule="auto"/>
-        <w:ind w:firstLine="709"/>
-        <w:jc w:val="both"/>
-        <w:rPr>
-          <w:rFonts w:ascii="Times New Roman" w:hAnsi="Times New Roman" w:cs="Times New Roman"/>
-          <w:sz w:val="28"/>
-          <w:szCs w:val="28"/>
-        </w:rPr>
-      </w:pPr>
-      <w:r>
-        <w:rPr>
-          <w:rFonts w:ascii="Times New Roman" w:hAnsi="Times New Roman" w:cs="Times New Roman"/>
-          <w:sz w:val="28"/>
-          <w:szCs w:val="28"/>
-        </w:rPr>
-        <w:t xml:space="preserve">Блок охватывает разработку UI-формы ввода и редактирования оценок (8–12–18 ч., ожидаемая </w:t>
-      </w:r>
-      <w:r>
-        <w:rPr>
-          <w:rFonts w:ascii="Times New Roman" w:hAnsi="Times New Roman" w:cs="Times New Roman"/>
-          <w:sz w:val="28"/>
-          <w:szCs w:val="28"/>
-        </w:rPr>
-        <w:t>—</w:t>
-      </w:r>
-      <w:r>
-        <w:rPr>
-          <w:rFonts w:ascii="Times New Roman" w:hAnsi="Times New Roman" w:cs="Times New Roman"/>
-          <w:sz w:val="28"/>
-          <w:szCs w:val="28"/>
-        </w:rPr>
-        <w:t xml:space="preserve"> 12,3 ч.), автоматический расчёт средней и итоговой оценки за четверть (3–5–8 ч., ожидаемая </w:t>
-      </w:r>
-      <w:r>
-        <w:rPr>
-          <w:rFonts w:ascii="Times New Roman" w:hAnsi="Times New Roman" w:cs="Times New Roman"/>
-          <w:sz w:val="28"/>
-          <w:szCs w:val="28"/>
-        </w:rPr>
-        <w:t>—</w:t>
-      </w:r>
-      <w:r>
-        <w:rPr>
-          <w:rFonts w:ascii="Times New Roman" w:hAnsi="Times New Roman" w:cs="Times New Roman"/>
-          <w:sz w:val="28"/>
-          <w:szCs w:val="28"/>
-        </w:rPr>
-        <w:t xml:space="preserve"> 5,2 ч.), реализацию ввода и редактирования посещаемости (6–10–15 ч., ожидаемая </w:t>
-      </w:r>
-      <w:r>
-        <w:rPr>
-          <w:rFonts w:ascii="Times New Roman" w:hAnsi="Times New Roman" w:cs="Times New Roman"/>
-          <w:sz w:val="28"/>
-          <w:szCs w:val="28"/>
-        </w:rPr>
-        <w:t>—</w:t>
-      </w:r>
-      <w:r>
-        <w:rPr>
-          <w:rFonts w:ascii="Times New Roman" w:hAnsi="Times New Roman" w:cs="Times New Roman"/>
-          <w:sz w:val="28"/>
-          <w:szCs w:val="28"/>
-        </w:rPr>
-        <w:t xml:space="preserve"> 10,2 ч.), добавление и редактирование домашних заданий с указанием срока сдачи (6–10–15 ч., ожидаемая </w:t>
-      </w:r>
-      <w:r>
-        <w:rPr>
-          <w:rFonts w:ascii="Times New Roman" w:hAnsi="Times New Roman" w:cs="Times New Roman"/>
-          <w:sz w:val="28"/>
-          <w:szCs w:val="28"/>
-        </w:rPr>
-        <w:t>—</w:t>
-      </w:r>
-      <w:r>
-        <w:rPr>
-          <w:rFonts w:ascii="Times New Roman" w:hAnsi="Times New Roman" w:cs="Times New Roman"/>
-          <w:sz w:val="28"/>
-          <w:szCs w:val="28"/>
-        </w:rPr>
-        <w:t xml:space="preserve"> 10,2 ч.).</w:t>
-      </w:r>
-    </w:p>
-    <w:p>
-      <w:pPr>
-        <w:spacing w:after="0" w:line="360" w:lineRule="auto"/>
-        <w:ind w:firstLine="709"/>
-        <w:jc w:val="both"/>
-        <w:rPr>
-          <w:rFonts w:ascii="Times New Roman" w:hAnsi="Times New Roman" w:cs="Times New Roman"/>
-          <w:sz w:val="28"/>
-          <w:szCs w:val="28"/>
-        </w:rPr>
-      </w:pPr>
-      <w:r>
-        <w:rPr>
-          <w:rFonts w:ascii="Times New Roman" w:hAnsi="Times New Roman" w:cs="Times New Roman"/>
-          <w:b/>
-          <w:bCs/>
-          <w:sz w:val="28"/>
-          <w:szCs w:val="28"/>
-        </w:rPr>
-        <w:t>1.3. Просмотр успеваемости и домашних заданий</w:t>
-      </w:r>
-    </w:p>
-    <w:p>
-      <w:pPr>
-        <w:spacing w:after="0" w:line="360" w:lineRule="auto"/>
-        <w:ind w:firstLine="709"/>
-        <w:jc w:val="both"/>
-        <w:rPr>
-          <w:rFonts w:ascii="Times New Roman" w:hAnsi="Times New Roman" w:cs="Times New Roman"/>
-          <w:sz w:val="28"/>
-          <w:szCs w:val="28"/>
-        </w:rPr>
-      </w:pPr>
-      <w:r>
-        <w:rPr>
-          <w:rFonts w:ascii="Times New Roman" w:hAnsi="Times New Roman" w:cs="Times New Roman"/>
-          <w:sz w:val="28"/>
-          <w:szCs w:val="28"/>
-        </w:rPr>
-        <w:t xml:space="preserve">Включает отображение оценок с фильтром по дате и предмету (6–10–16 ч., ожидаемая </w:t>
-      </w:r>
-      <w:r>
-        <w:rPr>
-          <w:rFonts w:ascii="Times New Roman" w:hAnsi="Times New Roman" w:cs="Times New Roman"/>
-          <w:sz w:val="28"/>
-          <w:szCs w:val="28"/>
-        </w:rPr>
-        <w:t>—</w:t>
-      </w:r>
-      <w:r>
-        <w:rPr>
-          <w:rFonts w:ascii="Times New Roman" w:hAnsi="Times New Roman" w:cs="Times New Roman"/>
-          <w:sz w:val="28"/>
-          <w:szCs w:val="28"/>
-        </w:rPr>
-        <w:t xml:space="preserve"> 10,3 ч.), просмотр домашних заданий с сортировкой по сроку </w:t>
-      </w:r>
-      <w:r>
-        <w:rPr>
-          <w:rFonts w:ascii="Times New Roman" w:hAnsi="Times New Roman" w:cs="Times New Roman"/>
+        <w:pStyle w:val="a7"/>
+        <w:numPr>
+          <w:ilvl w:val="1"/>
+          <w:numId w:val="30"/>
+        </w:numPr>
+        <w:spacing w:after="0" w:line="360" w:lineRule="auto"/>
+        <w:ind w:left="0" w:firstLine="709"/>
+        <w:jc w:val="both"/>
+        <w:rPr>
+          <w:rFonts w:ascii="Times New Roman" w:hAnsi="Times New Roman" w:cs="Times New Roman"/>
+          <w:b/>
+          <w:bCs/>
+          <w:sz w:val="28"/>
+          <w:szCs w:val="28"/>
+        </w:rPr>
+      </w:pPr>
+      <w:r>
+        <w:rPr>
+          <w:rFonts w:ascii="Times New Roman" w:hAnsi="Times New Roman" w:cs="Times New Roman"/>
+          <w:b/>
+          <w:bCs/>
+          <w:sz w:val="28"/>
+          <w:szCs w:val="28"/>
+        </w:rPr>
+        <w:t>Авторизация и разграничение ролей пользователей</w:t>
+      </w:r>
+    </w:p>
+    <w:p>
+      <w:pPr>
+        <w:pStyle w:val="a7"/>
+        <w:spacing w:after="0" w:line="360" w:lineRule="auto"/>
+        <w:ind w:left="0" w:firstLine="709"/>
+        <w:jc w:val="both"/>
+        <w:rPr>
+          <w:rFonts w:ascii="Times New Roman" w:hAnsi="Times New Roman" w:cs="Times New Roman"/>
+          <w:sz w:val="28"/>
+          <w:szCs w:val="28"/>
+        </w:rPr>
+      </w:pPr>
+      <w:r>
+        <w:rPr>
+          <w:rFonts w:ascii="Times New Roman" w:hAnsi="Times New Roman" w:cs="Times New Roman"/>
+          <w:sz w:val="28"/>
+          <w:szCs w:val="28"/>
+        </w:rPr>
+        <w:t>Данный блок является первым в очереди реализации, поскольку без работающей системы авторизации невозможно корректно тестировать ни один другой модуль.</w:t>
+      </w:r>
+    </w:p>
+    <w:p>
+      <w:pPr>
+        <w:pStyle w:val="a7"/>
+        <w:spacing w:after="0" w:line="360" w:lineRule="auto"/>
+        <w:ind w:left="0" w:firstLine="709"/>
+        <w:jc w:val="both"/>
+        <w:rPr>
+          <w:rFonts w:ascii="Times New Roman" w:hAnsi="Times New Roman" w:cs="Times New Roman"/>
+          <w:sz w:val="28"/>
+          <w:szCs w:val="28"/>
+        </w:rPr>
+      </w:pPr>
+      <w:r>
+        <w:rPr>
+          <w:rFonts w:ascii="Times New Roman" w:hAnsi="Times New Roman" w:cs="Times New Roman"/>
+          <w:i/>
+          <w:iCs/>
+          <w:sz w:val="28"/>
+          <w:szCs w:val="28"/>
+        </w:rPr>
+        <w:t>Проектирование схемы базы данных пользователей и ролей</w:t>
+      </w:r>
+      <w:r>
+        <w:rPr>
+          <w:rFonts w:ascii="Times New Roman" w:hAnsi="Times New Roman" w:cs="Times New Roman"/>
+          <w:sz w:val="28"/>
+          <w:szCs w:val="28"/>
+        </w:rPr>
+        <w:t xml:space="preserve"> оценено в 4–6–10 ч. (ожидаемая — 6,3 ч.). Оптимистичная оценка в 4 часа возможна, если структура ролей не потребует уточнений у заказчика и разработчик сразу определится с моделью данных. Наиболее вероятная оценка в 6 часов закладывает время на согласование схемы внутри команды. Пессимистичная оценка в 10 часов учитывает риск того, что заказчик в ходе проектирования захочет уточнить или расширить модель ролей.</w:t>
+      </w:r>
+    </w:p>
+    <w:p>
+      <w:pPr>
+        <w:pStyle w:val="a7"/>
+        <w:spacing w:after="0" w:line="360" w:lineRule="auto"/>
+        <w:ind w:left="0" w:firstLine="709"/>
+        <w:jc w:val="both"/>
+        <w:rPr>
+          <w:rFonts w:ascii="Times New Roman" w:hAnsi="Times New Roman" w:cs="Times New Roman"/>
+          <w:sz w:val="28"/>
+          <w:szCs w:val="28"/>
+        </w:rPr>
+      </w:pPr>
+      <w:r>
+        <w:rPr>
+          <w:rFonts w:ascii="Times New Roman" w:hAnsi="Times New Roman" w:cs="Times New Roman"/>
+          <w:i/>
+          <w:iCs/>
+          <w:sz w:val="28"/>
+          <w:szCs w:val="28"/>
+        </w:rPr>
+        <w:t>Реализация авторизации по логину и паролю</w:t>
+      </w:r>
+      <w:r>
+        <w:rPr>
+          <w:rFonts w:ascii="Times New Roman" w:hAnsi="Times New Roman" w:cs="Times New Roman"/>
+          <w:sz w:val="28"/>
+          <w:szCs w:val="28"/>
+        </w:rPr>
+        <w:t xml:space="preserve"> — 6–10–16 ч. (ожидаемая — 10,3 ч.). Задача хорошо знакома разработчикам, поэтому оптимистичная оценка невысока. Пессимистичная оценка в 16 часов обусловлена возможными трудностями с настройкой JWT-токенов, CORS-политиками при взаимодействии </w:t>
+      </w:r>
+      <w:proofErr w:type="spellStart"/>
+      <w:r>
+        <w:rPr>
+          <w:rFonts w:ascii="Times New Roman" w:hAnsi="Times New Roman" w:cs="Times New Roman"/>
+          <w:sz w:val="28"/>
+          <w:szCs w:val="28"/>
+        </w:rPr>
+        <w:t>React</w:t>
+      </w:r>
+      <w:proofErr w:type="spellEnd"/>
+      <w:r>
+        <w:rPr>
+          <w:rFonts w:ascii="Times New Roman" w:hAnsi="Times New Roman" w:cs="Times New Roman"/>
+          <w:sz w:val="28"/>
+          <w:szCs w:val="28"/>
+        </w:rPr>
+        <w:t xml:space="preserve"> и </w:t>
+      </w:r>
+      <w:proofErr w:type="spellStart"/>
+      <w:r>
+        <w:rPr>
+          <w:rFonts w:ascii="Times New Roman" w:hAnsi="Times New Roman" w:cs="Times New Roman"/>
+          <w:sz w:val="28"/>
+          <w:szCs w:val="28"/>
+        </w:rPr>
+        <w:t>FastAPI</w:t>
+      </w:r>
+      <w:proofErr w:type="spellEnd"/>
+      <w:r>
+        <w:rPr>
+          <w:rFonts w:ascii="Times New Roman" w:hAnsi="Times New Roman" w:cs="Times New Roman"/>
+          <w:sz w:val="28"/>
+          <w:szCs w:val="28"/>
+        </w:rPr>
+        <w:t>, а также необходимостью покрытия тестами.</w:t>
+      </w:r>
+    </w:p>
+    <w:p>
+      <w:pPr>
+        <w:pStyle w:val="a7"/>
+        <w:spacing w:after="0" w:line="360" w:lineRule="auto"/>
+        <w:ind w:left="0" w:firstLine="709"/>
+        <w:jc w:val="both"/>
+        <w:rPr>
+          <w:rFonts w:ascii="Times New Roman" w:hAnsi="Times New Roman" w:cs="Times New Roman"/>
+          <w:sz w:val="28"/>
+          <w:szCs w:val="28"/>
+        </w:rPr>
+      </w:pPr>
+      <w:r>
+        <w:rPr>
+          <w:rFonts w:ascii="Times New Roman" w:hAnsi="Times New Roman" w:cs="Times New Roman"/>
+          <w:i/>
+          <w:iCs/>
+          <w:sz w:val="28"/>
+          <w:szCs w:val="28"/>
+        </w:rPr>
+        <w:t>Реализация четырёхуровневой пользовательской модели</w:t>
+      </w:r>
+      <w:r>
+        <w:rPr>
+          <w:rFonts w:ascii="Times New Roman" w:hAnsi="Times New Roman" w:cs="Times New Roman"/>
+          <w:sz w:val="28"/>
+          <w:szCs w:val="28"/>
+        </w:rPr>
+        <w:t xml:space="preserve"> — 8–12–20 ч. (ожидаемая — 12,7 ч.). Это наиболее трудоёмкая задача блока: четыре роли с разными наборами разрешений требуют продуманной системы </w:t>
+      </w:r>
+      <w:proofErr w:type="spellStart"/>
+      <w:r>
+        <w:rPr>
+          <w:rFonts w:ascii="Times New Roman" w:hAnsi="Times New Roman" w:cs="Times New Roman"/>
+          <w:sz w:val="28"/>
+          <w:szCs w:val="28"/>
+        </w:rPr>
+        <w:t>middleware</w:t>
+      </w:r>
+      <w:proofErr w:type="spellEnd"/>
+      <w:r>
+        <w:rPr>
+          <w:rFonts w:ascii="Times New Roman" w:hAnsi="Times New Roman" w:cs="Times New Roman"/>
+          <w:sz w:val="28"/>
+          <w:szCs w:val="28"/>
+        </w:rPr>
+        <w:t xml:space="preserve"> на сервере и условного рендеринга на клиенте. Пессимистичная оценка в 20 часов закладывает сценарий, при котором заказчик уточнит границы доступа уже в процессе реализации.</w:t>
+      </w:r>
+    </w:p>
+    <w:p>
+      <w:pPr>
+        <w:pStyle w:val="a7"/>
+        <w:spacing w:after="0" w:line="360" w:lineRule="auto"/>
+        <w:ind w:left="0" w:firstLine="709"/>
+        <w:jc w:val="both"/>
+        <w:rPr>
+          <w:rFonts w:ascii="Times New Roman" w:hAnsi="Times New Roman" w:cs="Times New Roman"/>
+          <w:sz w:val="28"/>
+          <w:szCs w:val="28"/>
+        </w:rPr>
+      </w:pPr>
+      <w:r>
+        <w:rPr>
+          <w:rFonts w:ascii="Times New Roman" w:hAnsi="Times New Roman" w:cs="Times New Roman"/>
+          <w:i/>
+          <w:iCs/>
           <w:sz w:val="28"/>
           <w:szCs w:val="28"/>
         </w:rPr>
         <w:lastRenderedPageBreak/>
-        <w:t xml:space="preserve">сдачи (3–5–8 ч., ожидаемая </w:t>
-      </w:r>
-      <w:r>
-        <w:rPr>
-          <w:rFonts w:ascii="Times New Roman" w:hAnsi="Times New Roman" w:cs="Times New Roman"/>
-          <w:sz w:val="28"/>
-          <w:szCs w:val="28"/>
-        </w:rPr>
-        <w:t>—</w:t>
-      </w:r>
-      <w:r>
-        <w:rPr>
-          <w:rFonts w:ascii="Times New Roman" w:hAnsi="Times New Roman" w:cs="Times New Roman"/>
-          <w:sz w:val="28"/>
-          <w:szCs w:val="28"/>
-        </w:rPr>
-        <w:t xml:space="preserve"> 5,2 ч.) и подсветку просроченных заданий красным цветом (2–4–6 ч., ожидаемая </w:t>
-      </w:r>
-      <w:r>
-        <w:rPr>
-          <w:rFonts w:ascii="Times New Roman" w:hAnsi="Times New Roman" w:cs="Times New Roman"/>
-          <w:sz w:val="28"/>
-          <w:szCs w:val="28"/>
-        </w:rPr>
-        <w:t>—</w:t>
-      </w:r>
-      <w:r>
-        <w:rPr>
-          <w:rFonts w:ascii="Times New Roman" w:hAnsi="Times New Roman" w:cs="Times New Roman"/>
-          <w:sz w:val="28"/>
-          <w:szCs w:val="28"/>
-        </w:rPr>
-        <w:t xml:space="preserve"> 4,0 ч.).</w:t>
-      </w:r>
-    </w:p>
-    <w:p>
-      <w:pPr>
-        <w:spacing w:after="0" w:line="360" w:lineRule="auto"/>
-        <w:ind w:firstLine="709"/>
-        <w:jc w:val="both"/>
-        <w:rPr>
-          <w:rFonts w:ascii="Times New Roman" w:hAnsi="Times New Roman" w:cs="Times New Roman"/>
-          <w:sz w:val="28"/>
-          <w:szCs w:val="28"/>
-        </w:rPr>
-      </w:pPr>
-      <w:r>
-        <w:rPr>
-          <w:rFonts w:ascii="Times New Roman" w:hAnsi="Times New Roman" w:cs="Times New Roman"/>
-          <w:b/>
-          <w:bCs/>
-          <w:sz w:val="28"/>
-          <w:szCs w:val="28"/>
-        </w:rPr>
-        <w:t>1.4. Генерация и печать отчётов по успеваемости</w:t>
-      </w:r>
-    </w:p>
-    <w:p>
-      <w:pPr>
-        <w:spacing w:after="0" w:line="360" w:lineRule="auto"/>
-        <w:ind w:firstLine="709"/>
-        <w:jc w:val="both"/>
-        <w:rPr>
-          <w:rFonts w:ascii="Times New Roman" w:hAnsi="Times New Roman" w:cs="Times New Roman"/>
-          <w:sz w:val="28"/>
-          <w:szCs w:val="28"/>
-        </w:rPr>
-      </w:pPr>
-      <w:r>
-        <w:rPr>
-          <w:rFonts w:ascii="Times New Roman" w:hAnsi="Times New Roman" w:cs="Times New Roman"/>
-          <w:sz w:val="28"/>
-          <w:szCs w:val="28"/>
-        </w:rPr>
-        <w:t xml:space="preserve">Работы блока: разработка шаблонов отчётов (6–10–15 ч., ожидаемая </w:t>
-      </w:r>
-      <w:r>
-        <w:rPr>
-          <w:rFonts w:ascii="Times New Roman" w:hAnsi="Times New Roman" w:cs="Times New Roman"/>
-          <w:sz w:val="28"/>
-          <w:szCs w:val="28"/>
-        </w:rPr>
-        <w:t>—</w:t>
-      </w:r>
-      <w:r>
-        <w:rPr>
-          <w:rFonts w:ascii="Times New Roman" w:hAnsi="Times New Roman" w:cs="Times New Roman"/>
-          <w:sz w:val="28"/>
-          <w:szCs w:val="28"/>
-        </w:rPr>
-        <w:t xml:space="preserve"> 10,2 ч.), формирование отчёта по классу за четверть или полугодие (8–12–18 ч., ожидаемая </w:t>
-      </w:r>
-      <w:r>
-        <w:rPr>
-          <w:rFonts w:ascii="Times New Roman" w:hAnsi="Times New Roman" w:cs="Times New Roman"/>
-          <w:sz w:val="28"/>
-          <w:szCs w:val="28"/>
-        </w:rPr>
-        <w:t>—</w:t>
-      </w:r>
-      <w:r>
-        <w:rPr>
-          <w:rFonts w:ascii="Times New Roman" w:hAnsi="Times New Roman" w:cs="Times New Roman"/>
-          <w:sz w:val="28"/>
-          <w:szCs w:val="28"/>
-        </w:rPr>
-        <w:t xml:space="preserve"> 12,3 ч.), формирование индивидуального отчёта по ученику (6–10–15 ч., ожидаемая </w:t>
-      </w:r>
-      <w:r>
-        <w:rPr>
-          <w:rFonts w:ascii="Times New Roman" w:hAnsi="Times New Roman" w:cs="Times New Roman"/>
-          <w:sz w:val="28"/>
-          <w:szCs w:val="28"/>
-        </w:rPr>
-        <w:t>—</w:t>
-      </w:r>
-      <w:r>
-        <w:rPr>
-          <w:rFonts w:ascii="Times New Roman" w:hAnsi="Times New Roman" w:cs="Times New Roman"/>
-          <w:sz w:val="28"/>
-          <w:szCs w:val="28"/>
-        </w:rPr>
-        <w:t xml:space="preserve"> 10,2 ч.).</w:t>
-      </w:r>
-    </w:p>
-    <w:p>
-      <w:pPr>
-        <w:spacing w:after="0" w:line="360" w:lineRule="auto"/>
-        <w:ind w:firstLine="709"/>
-        <w:jc w:val="both"/>
-        <w:rPr>
-          <w:rFonts w:ascii="Times New Roman" w:hAnsi="Times New Roman" w:cs="Times New Roman"/>
-          <w:sz w:val="28"/>
-          <w:szCs w:val="28"/>
-        </w:rPr>
-      </w:pPr>
-      <w:r>
-        <w:rPr>
-          <w:rFonts w:ascii="Times New Roman" w:hAnsi="Times New Roman" w:cs="Times New Roman"/>
-          <w:b/>
-          <w:bCs/>
-          <w:sz w:val="28"/>
-          <w:szCs w:val="28"/>
-        </w:rPr>
-        <w:t>1.5. Синхронизация данных с сервером школы</w:t>
-      </w:r>
-    </w:p>
-    <w:p>
-      <w:pPr>
-        <w:spacing w:after="0" w:line="360" w:lineRule="auto"/>
-        <w:ind w:firstLine="709"/>
-        <w:jc w:val="both"/>
-        <w:rPr>
-          <w:rFonts w:ascii="Times New Roman" w:hAnsi="Times New Roman" w:cs="Times New Roman"/>
-          <w:sz w:val="28"/>
-          <w:szCs w:val="28"/>
-        </w:rPr>
-      </w:pPr>
-      <w:r>
-        <w:rPr>
-          <w:rFonts w:ascii="Times New Roman" w:hAnsi="Times New Roman" w:cs="Times New Roman"/>
-          <w:sz w:val="28"/>
-          <w:szCs w:val="28"/>
-        </w:rPr>
-        <w:t xml:space="preserve">Разработка механизма синхронизации является наиболее трудоёмкой единичной задачей в разделе разработки ПО (12–20–30 ч., ожидаемая </w:t>
-      </w:r>
-      <w:r>
-        <w:rPr>
-          <w:rFonts w:ascii="Times New Roman" w:hAnsi="Times New Roman" w:cs="Times New Roman"/>
-          <w:sz w:val="28"/>
-          <w:szCs w:val="28"/>
-        </w:rPr>
-        <w:t>—</w:t>
-      </w:r>
-      <w:r>
-        <w:rPr>
-          <w:rFonts w:ascii="Times New Roman" w:hAnsi="Times New Roman" w:cs="Times New Roman"/>
-          <w:sz w:val="28"/>
-          <w:szCs w:val="28"/>
-        </w:rPr>
-        <w:t xml:space="preserve"> 20,3 ч.), что обусловлено необходимостью обработки конфликтов при одновременном редактировании данных несколькими пользователями.</w:t>
-      </w:r>
-    </w:p>
-    <w:p>
-      <w:pPr>
-        <w:spacing w:after="0" w:line="360" w:lineRule="auto"/>
-        <w:ind w:firstLine="709"/>
-        <w:jc w:val="both"/>
-        <w:rPr>
-          <w:rFonts w:ascii="Times New Roman" w:hAnsi="Times New Roman" w:cs="Times New Roman"/>
-          <w:sz w:val="28"/>
-          <w:szCs w:val="28"/>
-        </w:rPr>
-      </w:pPr>
-      <w:r>
-        <w:rPr>
-          <w:rFonts w:ascii="Times New Roman" w:hAnsi="Times New Roman" w:cs="Times New Roman"/>
-          <w:b/>
-          <w:bCs/>
-          <w:sz w:val="28"/>
-          <w:szCs w:val="28"/>
-        </w:rPr>
-        <w:t>1.6. Экспорт данных в Excel и PDF</w:t>
-      </w:r>
-    </w:p>
-    <w:p>
-      <w:pPr>
-        <w:spacing w:after="0" w:line="360" w:lineRule="auto"/>
-        <w:ind w:firstLine="709"/>
-        <w:jc w:val="both"/>
-        <w:rPr>
-          <w:rFonts w:ascii="Times New Roman" w:hAnsi="Times New Roman" w:cs="Times New Roman"/>
-          <w:sz w:val="28"/>
-          <w:szCs w:val="28"/>
-        </w:rPr>
-      </w:pPr>
-      <w:r>
-        <w:rPr>
-          <w:rFonts w:ascii="Times New Roman" w:hAnsi="Times New Roman" w:cs="Times New Roman"/>
-          <w:sz w:val="28"/>
-          <w:szCs w:val="28"/>
-        </w:rPr>
-        <w:t xml:space="preserve">Экспорт отчёта в Excel (4–6–10 ч., ожидаемая </w:t>
-      </w:r>
-      <w:r>
-        <w:rPr>
-          <w:rFonts w:ascii="Times New Roman" w:hAnsi="Times New Roman" w:cs="Times New Roman"/>
-          <w:sz w:val="28"/>
-          <w:szCs w:val="28"/>
-        </w:rPr>
-        <w:t>—</w:t>
-      </w:r>
-      <w:r>
-        <w:rPr>
-          <w:rFonts w:ascii="Times New Roman" w:hAnsi="Times New Roman" w:cs="Times New Roman"/>
-          <w:sz w:val="28"/>
-          <w:szCs w:val="28"/>
-        </w:rPr>
-        <w:t xml:space="preserve"> 6,3 ч.) и экспорт отчётов в PDF (5–8–12 ч., ожидаемая </w:t>
-      </w:r>
-      <w:r>
-        <w:rPr>
-          <w:rFonts w:ascii="Times New Roman" w:hAnsi="Times New Roman" w:cs="Times New Roman"/>
-          <w:sz w:val="28"/>
-          <w:szCs w:val="28"/>
-        </w:rPr>
-        <w:t>—</w:t>
-      </w:r>
-      <w:r>
-        <w:rPr>
-          <w:rFonts w:ascii="Times New Roman" w:hAnsi="Times New Roman" w:cs="Times New Roman"/>
-          <w:sz w:val="28"/>
-          <w:szCs w:val="28"/>
-        </w:rPr>
-        <w:t xml:space="preserve"> 8,2 ч.).</w:t>
-      </w:r>
-    </w:p>
-    <w:p>
-      <w:pPr>
-        <w:spacing w:after="0" w:line="360" w:lineRule="auto"/>
-        <w:ind w:firstLine="709"/>
-        <w:jc w:val="both"/>
-        <w:rPr>
-          <w:rFonts w:ascii="Times New Roman" w:hAnsi="Times New Roman" w:cs="Times New Roman"/>
-          <w:sz w:val="28"/>
-          <w:szCs w:val="28"/>
-        </w:rPr>
-      </w:pPr>
-      <w:r>
-        <w:rPr>
-          <w:rFonts w:ascii="Times New Roman" w:hAnsi="Times New Roman" w:cs="Times New Roman"/>
-          <w:b/>
-          <w:bCs/>
-          <w:sz w:val="28"/>
-          <w:szCs w:val="28"/>
-        </w:rPr>
-        <w:t>1.7. Сохранение и резервное копирование данных</w:t>
-      </w:r>
-    </w:p>
-    <w:p>
-      <w:pPr>
-        <w:spacing w:after="0" w:line="360" w:lineRule="auto"/>
-        <w:ind w:firstLine="709"/>
-        <w:jc w:val="both"/>
-        <w:rPr>
-          <w:rFonts w:ascii="Times New Roman" w:hAnsi="Times New Roman" w:cs="Times New Roman"/>
-          <w:sz w:val="28"/>
-          <w:szCs w:val="28"/>
-        </w:rPr>
-      </w:pPr>
-      <w:r>
-        <w:rPr>
-          <w:rFonts w:ascii="Times New Roman" w:hAnsi="Times New Roman" w:cs="Times New Roman"/>
+        <w:t>Блокировка аккаунта после трёх неудачных попыток</w:t>
+      </w:r>
+      <w:r>
+        <w:rPr>
+          <w:rFonts w:ascii="Times New Roman" w:hAnsi="Times New Roman" w:cs="Times New Roman"/>
+          <w:sz w:val="28"/>
+          <w:szCs w:val="28"/>
+        </w:rPr>
+        <w:t xml:space="preserve"> — 2–4–6 ч. (ожидаемая — 4,0 ч.). Задача технически несложная, поэтому разброс невелик. Пессимистичная оценка в 6 часов учитывает необходимость реализации механизма разблокировки администратором и покрытия крайних случаев тестами.</w:t>
+      </w:r>
+    </w:p>
+    <w:p>
+      <w:pPr>
+        <w:pStyle w:val="a7"/>
+        <w:spacing w:after="0" w:line="360" w:lineRule="auto"/>
+        <w:ind w:left="0" w:firstLine="709"/>
+        <w:jc w:val="both"/>
+        <w:rPr>
+          <w:rFonts w:ascii="Times New Roman" w:hAnsi="Times New Roman" w:cs="Times New Roman"/>
+          <w:sz w:val="28"/>
+          <w:szCs w:val="28"/>
+        </w:rPr>
+      </w:pPr>
+      <w:r>
+        <w:rPr>
+          <w:rFonts w:ascii="Times New Roman" w:hAnsi="Times New Roman" w:cs="Times New Roman"/>
+          <w:i/>
+          <w:iCs/>
+          <w:sz w:val="28"/>
+          <w:szCs w:val="28"/>
+        </w:rPr>
+        <w:t>Реализация смены пароля после первого входа</w:t>
+      </w:r>
+      <w:r>
+        <w:rPr>
+          <w:rFonts w:ascii="Times New Roman" w:hAnsi="Times New Roman" w:cs="Times New Roman"/>
+          <w:sz w:val="28"/>
+          <w:szCs w:val="28"/>
+        </w:rPr>
+        <w:t xml:space="preserve"> — 3–5–8 ч. (ожидаемая — 5,2 ч.). Оптимистичная оценка предполагает, что форма смены пароля </w:t>
+      </w:r>
+      <w:proofErr w:type="spellStart"/>
+      <w:r>
+        <w:rPr>
+          <w:rFonts w:ascii="Times New Roman" w:hAnsi="Times New Roman" w:cs="Times New Roman"/>
+          <w:sz w:val="28"/>
+          <w:szCs w:val="28"/>
+        </w:rPr>
+        <w:t>переиспользует</w:t>
+      </w:r>
+      <w:proofErr w:type="spellEnd"/>
+      <w:r>
+        <w:rPr>
+          <w:rFonts w:ascii="Times New Roman" w:hAnsi="Times New Roman" w:cs="Times New Roman"/>
+          <w:sz w:val="28"/>
+          <w:szCs w:val="28"/>
+        </w:rPr>
+        <w:t xml:space="preserve"> уже готовые UI-компоненты. Пессимистичная оценка учитывает доработку валидации и требования к сложности пароля, которые могут быть уточнены заказчиком.</w:t>
+      </w:r>
+    </w:p>
+    <w:p>
+      <w:pPr>
+        <w:pStyle w:val="a7"/>
+        <w:numPr>
+          <w:ilvl w:val="1"/>
+          <w:numId w:val="30"/>
+        </w:numPr>
+        <w:spacing w:after="0" w:line="360" w:lineRule="auto"/>
+        <w:ind w:left="0" w:firstLine="709"/>
+        <w:jc w:val="both"/>
+        <w:rPr>
+          <w:rFonts w:ascii="Times New Roman" w:hAnsi="Times New Roman" w:cs="Times New Roman"/>
+          <w:b/>
+          <w:bCs/>
+          <w:sz w:val="28"/>
+          <w:szCs w:val="28"/>
+        </w:rPr>
+      </w:pPr>
+      <w:r>
+        <w:rPr>
+          <w:rFonts w:ascii="Times New Roman" w:hAnsi="Times New Roman" w:cs="Times New Roman"/>
+          <w:b/>
+          <w:bCs/>
+          <w:sz w:val="28"/>
+          <w:szCs w:val="28"/>
+        </w:rPr>
+        <w:t>Ввод и редактирование оценок, посещаемости и домашних заданий</w:t>
+      </w:r>
+    </w:p>
+    <w:p>
+      <w:pPr>
+        <w:pStyle w:val="a7"/>
+        <w:spacing w:after="0" w:line="360" w:lineRule="auto"/>
+        <w:ind w:left="0" w:firstLine="709"/>
+        <w:jc w:val="both"/>
+        <w:rPr>
+          <w:rFonts w:ascii="Times New Roman" w:hAnsi="Times New Roman" w:cs="Times New Roman"/>
+          <w:sz w:val="28"/>
+          <w:szCs w:val="28"/>
+        </w:rPr>
+      </w:pPr>
+      <w:r>
+        <w:rPr>
+          <w:rFonts w:ascii="Times New Roman" w:hAnsi="Times New Roman" w:cs="Times New Roman"/>
+          <w:i/>
+          <w:iCs/>
+          <w:sz w:val="28"/>
+          <w:szCs w:val="28"/>
+        </w:rPr>
+        <w:t>Разработка UI-формы ввода и редактирования оценок</w:t>
+      </w:r>
+      <w:r>
+        <w:rPr>
+          <w:rFonts w:ascii="Times New Roman" w:hAnsi="Times New Roman" w:cs="Times New Roman"/>
+          <w:sz w:val="28"/>
+          <w:szCs w:val="28"/>
+        </w:rPr>
+        <w:t xml:space="preserve"> — 8–12–18 ч. (ожидаемая — 12,3 ч.). Это визуально сложный компонент: табличный интерфейс с </w:t>
+      </w:r>
+      <w:proofErr w:type="spellStart"/>
+      <w:r>
+        <w:rPr>
+          <w:rFonts w:ascii="Times New Roman" w:hAnsi="Times New Roman" w:cs="Times New Roman"/>
+          <w:sz w:val="28"/>
+          <w:szCs w:val="28"/>
+        </w:rPr>
+        <w:t>инлайн</w:t>
+      </w:r>
+      <w:proofErr w:type="spellEnd"/>
+      <w:r>
+        <w:rPr>
+          <w:rFonts w:ascii="Times New Roman" w:hAnsi="Times New Roman" w:cs="Times New Roman"/>
+          <w:sz w:val="28"/>
+          <w:szCs w:val="28"/>
+        </w:rPr>
+        <w:t>-редактированием требует тщательной проработки UX. Оптимистичная оценка допускает использование готовой библиотеки таблиц. Пессимистичная оценка в 18 часов закладывает итерации с заказчиком по внешнему виду интерфейса — опыт показывает, что именно экраны ввода данных вызывают наибольшее число правок.</w:t>
+      </w:r>
+    </w:p>
+    <w:p>
+      <w:pPr>
+        <w:pStyle w:val="a7"/>
+        <w:spacing w:after="0" w:line="360" w:lineRule="auto"/>
+        <w:ind w:left="0" w:firstLine="709"/>
+        <w:jc w:val="both"/>
+        <w:rPr>
+          <w:rFonts w:ascii="Times New Roman" w:hAnsi="Times New Roman" w:cs="Times New Roman"/>
+          <w:sz w:val="28"/>
+          <w:szCs w:val="28"/>
+        </w:rPr>
+      </w:pPr>
+      <w:r>
+        <w:rPr>
+          <w:rFonts w:ascii="Times New Roman" w:hAnsi="Times New Roman" w:cs="Times New Roman"/>
+          <w:i/>
+          <w:iCs/>
+          <w:sz w:val="28"/>
+          <w:szCs w:val="28"/>
+        </w:rPr>
+        <w:t>Автоматический расчёт средней и итоговой оценки</w:t>
+      </w:r>
+      <w:r>
+        <w:rPr>
+          <w:rFonts w:ascii="Times New Roman" w:hAnsi="Times New Roman" w:cs="Times New Roman"/>
+          <w:sz w:val="28"/>
+          <w:szCs w:val="28"/>
+        </w:rPr>
+        <w:t xml:space="preserve"> — 3–5–8 ч. (ожидаемая — 5,2 ч.). Алгоритмически задача несложная. Пессимистичная оценка учитывает уточнение у заказчика правил округления и логики расчёта итоговой оценки при наличии пропусков.</w:t>
+      </w:r>
+    </w:p>
+    <w:p>
+      <w:pPr>
+        <w:pStyle w:val="a7"/>
+        <w:spacing w:after="0" w:line="360" w:lineRule="auto"/>
+        <w:ind w:left="0" w:firstLine="709"/>
+        <w:jc w:val="both"/>
+        <w:rPr>
+          <w:rFonts w:ascii="Times New Roman" w:hAnsi="Times New Roman" w:cs="Times New Roman"/>
+          <w:sz w:val="28"/>
+          <w:szCs w:val="28"/>
+        </w:rPr>
+      </w:pPr>
+      <w:r>
+        <w:rPr>
+          <w:rFonts w:ascii="Times New Roman" w:hAnsi="Times New Roman" w:cs="Times New Roman"/>
+          <w:i/>
+          <w:iCs/>
+          <w:sz w:val="28"/>
+          <w:szCs w:val="28"/>
+        </w:rPr>
+        <w:t>Ввод и редактирование посещаемости</w:t>
+      </w:r>
+      <w:r>
+        <w:rPr>
+          <w:rFonts w:ascii="Times New Roman" w:hAnsi="Times New Roman" w:cs="Times New Roman"/>
+          <w:sz w:val="28"/>
+          <w:szCs w:val="28"/>
+        </w:rPr>
+        <w:t xml:space="preserve"> — 6–10–15 ч. (ожидаемая — 10,2 ч.). Интерфейс отметки посещаемости по структуре схож с журналом оценок, однако требует отдельной логики статусов (присутствовал / отсутствовал / опоздал). Пессимистичная оценка учитывает возможное уточнение перечня статусов и их отображения в отчётах.</w:t>
+      </w:r>
+    </w:p>
+    <w:p>
+      <w:pPr>
+        <w:pStyle w:val="a7"/>
+        <w:spacing w:after="0" w:line="360" w:lineRule="auto"/>
+        <w:ind w:left="0" w:firstLine="709"/>
+        <w:jc w:val="both"/>
+        <w:rPr>
+          <w:rFonts w:ascii="Times New Roman" w:hAnsi="Times New Roman" w:cs="Times New Roman"/>
+          <w:sz w:val="28"/>
+          <w:szCs w:val="28"/>
+        </w:rPr>
+      </w:pPr>
+      <w:r>
+        <w:rPr>
+          <w:rFonts w:ascii="Times New Roman" w:hAnsi="Times New Roman" w:cs="Times New Roman"/>
+          <w:i/>
+          <w:iCs/>
+          <w:sz w:val="28"/>
+          <w:szCs w:val="28"/>
+        </w:rPr>
+        <w:t>Добавление и редактирование домашних заданий</w:t>
+      </w:r>
+      <w:r>
+        <w:rPr>
+          <w:rFonts w:ascii="Times New Roman" w:hAnsi="Times New Roman" w:cs="Times New Roman"/>
+          <w:sz w:val="28"/>
+          <w:szCs w:val="28"/>
+        </w:rPr>
+        <w:t xml:space="preserve"> — 6–10–15 ч. (ожидаемая — 10,2 ч.). Функциональность включает форму создания задания </w:t>
+      </w:r>
+      <w:r>
+        <w:rPr>
+          <w:rFonts w:ascii="Times New Roman" w:hAnsi="Times New Roman" w:cs="Times New Roman"/>
+          <w:sz w:val="28"/>
+          <w:szCs w:val="28"/>
+        </w:rPr>
+        <w:lastRenderedPageBreak/>
+        <w:t>с полем описания, выбором предмета и даты сдачи. Пессимистичная оценка обусловлена возможным требованием поддержки форматированного текста или прикрепления файлов, которое может возникнуть по итогам демонстрации заказчику.</w:t>
+      </w:r>
+    </w:p>
+    <w:p>
+      <w:pPr>
+        <w:pStyle w:val="a7"/>
+        <w:numPr>
+          <w:ilvl w:val="1"/>
+          <w:numId w:val="30"/>
+        </w:numPr>
+        <w:spacing w:after="0" w:line="360" w:lineRule="auto"/>
+        <w:ind w:left="0" w:firstLine="709"/>
+        <w:jc w:val="both"/>
+        <w:rPr>
+          <w:rFonts w:ascii="Times New Roman" w:hAnsi="Times New Roman" w:cs="Times New Roman"/>
+          <w:b/>
+          <w:bCs/>
+          <w:sz w:val="28"/>
+          <w:szCs w:val="28"/>
+        </w:rPr>
+      </w:pPr>
+      <w:r>
+        <w:rPr>
+          <w:rFonts w:ascii="Times New Roman" w:hAnsi="Times New Roman" w:cs="Times New Roman"/>
+          <w:b/>
+          <w:bCs/>
+          <w:sz w:val="28"/>
+          <w:szCs w:val="28"/>
+        </w:rPr>
+        <w:t>Просмотр успеваемости и домашних заданий</w:t>
+      </w:r>
+    </w:p>
+    <w:p>
+      <w:pPr>
+        <w:pStyle w:val="a7"/>
+        <w:spacing w:after="0" w:line="360" w:lineRule="auto"/>
+        <w:ind w:left="0" w:firstLine="709"/>
+        <w:jc w:val="both"/>
+        <w:rPr>
+          <w:rFonts w:ascii="Times New Roman" w:hAnsi="Times New Roman" w:cs="Times New Roman"/>
+          <w:sz w:val="28"/>
+          <w:szCs w:val="28"/>
+        </w:rPr>
+      </w:pPr>
+      <w:r>
+        <w:rPr>
+          <w:rFonts w:ascii="Times New Roman" w:hAnsi="Times New Roman" w:cs="Times New Roman"/>
+          <w:i/>
+          <w:iCs/>
+          <w:sz w:val="28"/>
+          <w:szCs w:val="28"/>
+        </w:rPr>
+        <w:t>Отображение оценок с фильтром по дате и предмету</w:t>
+      </w:r>
+      <w:r>
+        <w:rPr>
+          <w:rFonts w:ascii="Times New Roman" w:hAnsi="Times New Roman" w:cs="Times New Roman"/>
+          <w:sz w:val="28"/>
+          <w:szCs w:val="28"/>
+        </w:rPr>
+        <w:t xml:space="preserve"> — 6–10–16 ч. (ожидаемая — 10,3 ч.). Задача включает реализацию фильтрации на клиенте и/или сервере. Пессимистичная оценка в 16 часов учитывает риск изменения требований к отображению — например, пожелание добавить графическое отображение динамики оценок.</w:t>
+      </w:r>
+    </w:p>
+    <w:p>
+      <w:pPr>
+        <w:pStyle w:val="a7"/>
+        <w:spacing w:after="0" w:line="360" w:lineRule="auto"/>
+        <w:ind w:left="0" w:firstLine="709"/>
+        <w:jc w:val="both"/>
+        <w:rPr>
+          <w:rFonts w:ascii="Times New Roman" w:hAnsi="Times New Roman" w:cs="Times New Roman"/>
+          <w:sz w:val="28"/>
+          <w:szCs w:val="28"/>
+        </w:rPr>
+      </w:pPr>
+      <w:r>
+        <w:rPr>
+          <w:rFonts w:ascii="Times New Roman" w:hAnsi="Times New Roman" w:cs="Times New Roman"/>
+          <w:i/>
+          <w:iCs/>
+          <w:sz w:val="28"/>
+          <w:szCs w:val="28"/>
+        </w:rPr>
+        <w:t>Просмотр домашних заданий с сортировкой по сроку сдачи</w:t>
+      </w:r>
+      <w:r>
+        <w:rPr>
+          <w:rFonts w:ascii="Times New Roman" w:hAnsi="Times New Roman" w:cs="Times New Roman"/>
+          <w:sz w:val="28"/>
+          <w:szCs w:val="28"/>
+        </w:rPr>
+        <w:t xml:space="preserve"> — 3–5–8 ч. (ожидаемая — 5,2 ч.). Несложная задача, основная работа — корректная сортировка и пагинация при большом количестве заданий. Пессимистичная оценка закладывает добавление группировки по предметам.</w:t>
+      </w:r>
+    </w:p>
+    <w:p>
+      <w:pPr>
+        <w:pStyle w:val="a7"/>
+        <w:spacing w:after="0" w:line="360" w:lineRule="auto"/>
+        <w:ind w:left="0" w:firstLine="709"/>
+        <w:jc w:val="both"/>
+        <w:rPr>
+          <w:rFonts w:ascii="Times New Roman" w:hAnsi="Times New Roman" w:cs="Times New Roman"/>
+          <w:sz w:val="28"/>
+          <w:szCs w:val="28"/>
+        </w:rPr>
+      </w:pPr>
+      <w:r>
+        <w:rPr>
+          <w:rFonts w:ascii="Times New Roman" w:hAnsi="Times New Roman" w:cs="Times New Roman"/>
+          <w:i/>
+          <w:iCs/>
+          <w:sz w:val="28"/>
+          <w:szCs w:val="28"/>
+        </w:rPr>
+        <w:t>Подсветка просроченных заданий красным цветом</w:t>
+      </w:r>
+      <w:r>
+        <w:rPr>
+          <w:rFonts w:ascii="Times New Roman" w:hAnsi="Times New Roman" w:cs="Times New Roman"/>
+          <w:sz w:val="28"/>
+          <w:szCs w:val="28"/>
+        </w:rPr>
+        <w:t xml:space="preserve"> — 2–4–6 ч. (ожидаемая — 4,0 ч.). Небольшая по объёму задача. Пессимистичная оценка учитывает граничные случаи: как система должна вести себя с заданием, срок которого наступает сегодня.</w:t>
+      </w:r>
+    </w:p>
+    <w:p>
+      <w:pPr>
+        <w:pStyle w:val="a7"/>
+        <w:numPr>
+          <w:ilvl w:val="1"/>
+          <w:numId w:val="30"/>
+        </w:numPr>
+        <w:spacing w:after="0" w:line="360" w:lineRule="auto"/>
+        <w:ind w:left="0" w:firstLine="709"/>
+        <w:jc w:val="both"/>
+        <w:rPr>
+          <w:rFonts w:ascii="Times New Roman" w:hAnsi="Times New Roman" w:cs="Times New Roman"/>
+          <w:b/>
+          <w:bCs/>
+          <w:sz w:val="28"/>
+          <w:szCs w:val="28"/>
+        </w:rPr>
+      </w:pPr>
+      <w:r>
+        <w:rPr>
+          <w:rFonts w:ascii="Times New Roman" w:hAnsi="Times New Roman" w:cs="Times New Roman"/>
+          <w:b/>
+          <w:bCs/>
+          <w:sz w:val="28"/>
+          <w:szCs w:val="28"/>
+        </w:rPr>
+        <w:t>Генерация и печать отчётов</w:t>
+      </w:r>
+    </w:p>
+    <w:p>
+      <w:pPr>
+        <w:pStyle w:val="a7"/>
+        <w:spacing w:after="0" w:line="360" w:lineRule="auto"/>
+        <w:ind w:left="0" w:firstLine="709"/>
+        <w:jc w:val="both"/>
+        <w:rPr>
+          <w:rFonts w:ascii="Times New Roman" w:hAnsi="Times New Roman" w:cs="Times New Roman"/>
+          <w:sz w:val="28"/>
+          <w:szCs w:val="28"/>
+        </w:rPr>
+      </w:pPr>
+      <w:r>
+        <w:rPr>
+          <w:rFonts w:ascii="Times New Roman" w:hAnsi="Times New Roman" w:cs="Times New Roman"/>
+          <w:i/>
+          <w:iCs/>
+          <w:sz w:val="28"/>
+          <w:szCs w:val="28"/>
+        </w:rPr>
+        <w:t>Разработка шаблонов отчётов</w:t>
+      </w:r>
+      <w:r>
+        <w:rPr>
+          <w:rFonts w:ascii="Times New Roman" w:hAnsi="Times New Roman" w:cs="Times New Roman"/>
+          <w:sz w:val="28"/>
+          <w:szCs w:val="28"/>
+        </w:rPr>
+        <w:t xml:space="preserve"> — 6–10–15 ч. (ожидаемая — 10,2 ч.). Шаблоны согласуются с заказчиком итеративно, что делает разброс оценки значительным. Оптимистичная оценка предполагает принятие первого варианта, пессимистичная — до трёх итераций правок.</w:t>
+      </w:r>
+    </w:p>
+    <w:p>
+      <w:pPr>
+        <w:pStyle w:val="a7"/>
+        <w:spacing w:after="0" w:line="360" w:lineRule="auto"/>
+        <w:ind w:left="0" w:firstLine="709"/>
+        <w:jc w:val="both"/>
+        <w:rPr>
+          <w:rFonts w:ascii="Times New Roman" w:hAnsi="Times New Roman" w:cs="Times New Roman"/>
+          <w:sz w:val="28"/>
+          <w:szCs w:val="28"/>
+        </w:rPr>
+      </w:pPr>
+      <w:r>
+        <w:rPr>
+          <w:rFonts w:ascii="Times New Roman" w:hAnsi="Times New Roman" w:cs="Times New Roman"/>
+          <w:i/>
+          <w:iCs/>
+          <w:sz w:val="28"/>
+          <w:szCs w:val="28"/>
+        </w:rPr>
+        <w:t>Отчёт по классу за четверть или полугодие</w:t>
+      </w:r>
+      <w:r>
+        <w:rPr>
+          <w:rFonts w:ascii="Times New Roman" w:hAnsi="Times New Roman" w:cs="Times New Roman"/>
+          <w:sz w:val="28"/>
+          <w:szCs w:val="28"/>
+        </w:rPr>
+        <w:t xml:space="preserve"> — 8–12–18 ч. (ожидаемая — 12,3 ч.). Сводный отчёт требует агрегирующих запросов к базе данных с группировкой по предметам и периодам. Пессимистичная оценка закладывает оптимизацию запросов при большом объёме данных.</w:t>
+      </w:r>
+    </w:p>
+    <w:p>
+      <w:pPr>
+        <w:pStyle w:val="a7"/>
+        <w:spacing w:after="0" w:line="360" w:lineRule="auto"/>
+        <w:ind w:left="0" w:firstLine="709"/>
+        <w:jc w:val="both"/>
+        <w:rPr>
+          <w:rFonts w:ascii="Times New Roman" w:hAnsi="Times New Roman" w:cs="Times New Roman"/>
+          <w:sz w:val="28"/>
+          <w:szCs w:val="28"/>
+        </w:rPr>
+      </w:pPr>
+      <w:r>
+        <w:rPr>
+          <w:rFonts w:ascii="Times New Roman" w:hAnsi="Times New Roman" w:cs="Times New Roman"/>
+          <w:i/>
+          <w:iCs/>
+          <w:sz w:val="28"/>
+          <w:szCs w:val="28"/>
+        </w:rPr>
+        <w:t>Индивидуальный отчёт по ученику</w:t>
+      </w:r>
+      <w:r>
+        <w:rPr>
+          <w:rFonts w:ascii="Times New Roman" w:hAnsi="Times New Roman" w:cs="Times New Roman"/>
+          <w:sz w:val="28"/>
+          <w:szCs w:val="28"/>
+        </w:rPr>
+        <w:t xml:space="preserve"> — 6–10–15 ч. (ожидаемая — 10,2 ч.). По структуре проще сводного отчёта, однако требует отдельной вёрстки и </w:t>
+      </w:r>
+      <w:r>
+        <w:rPr>
+          <w:rFonts w:ascii="Times New Roman" w:hAnsi="Times New Roman" w:cs="Times New Roman"/>
+          <w:sz w:val="28"/>
+          <w:szCs w:val="28"/>
+        </w:rPr>
+        <w:lastRenderedPageBreak/>
+        <w:t>логики формирования. Пессимистичная оценка учитывает возможное добавление графика динамики успеваемости.</w:t>
+      </w:r>
+    </w:p>
+    <w:p>
+      <w:pPr>
+        <w:pStyle w:val="a7"/>
+        <w:numPr>
+          <w:ilvl w:val="1"/>
+          <w:numId w:val="30"/>
+        </w:numPr>
+        <w:spacing w:after="0" w:line="360" w:lineRule="auto"/>
+        <w:ind w:left="0" w:firstLine="709"/>
+        <w:jc w:val="both"/>
+        <w:rPr>
+          <w:rFonts w:ascii="Times New Roman" w:hAnsi="Times New Roman" w:cs="Times New Roman"/>
+          <w:b/>
+          <w:bCs/>
+          <w:sz w:val="28"/>
+          <w:szCs w:val="28"/>
+        </w:rPr>
+      </w:pPr>
+      <w:r>
+        <w:rPr>
+          <w:rFonts w:ascii="Times New Roman" w:hAnsi="Times New Roman" w:cs="Times New Roman"/>
+          <w:b/>
+          <w:bCs/>
+          <w:sz w:val="28"/>
+          <w:szCs w:val="28"/>
+        </w:rPr>
+        <w:t>Синхронизация данных с сервером школы</w:t>
+      </w:r>
+    </w:p>
+    <w:p>
+      <w:pPr>
+        <w:pStyle w:val="a7"/>
+        <w:spacing w:after="0" w:line="360" w:lineRule="auto"/>
+        <w:ind w:left="0" w:firstLine="709"/>
+        <w:jc w:val="both"/>
+        <w:rPr>
+          <w:rFonts w:ascii="Times New Roman" w:hAnsi="Times New Roman" w:cs="Times New Roman"/>
+          <w:sz w:val="28"/>
+          <w:szCs w:val="28"/>
+        </w:rPr>
+      </w:pPr>
+      <w:r>
+        <w:rPr>
+          <w:rFonts w:ascii="Times New Roman" w:hAnsi="Times New Roman" w:cs="Times New Roman"/>
+          <w:i/>
+          <w:iCs/>
+          <w:sz w:val="28"/>
+          <w:szCs w:val="28"/>
+        </w:rPr>
+        <w:t>Разработка механизма синхронизации</w:t>
+      </w:r>
+      <w:r>
+        <w:rPr>
+          <w:rFonts w:ascii="Times New Roman" w:hAnsi="Times New Roman" w:cs="Times New Roman"/>
+          <w:sz w:val="28"/>
+          <w:szCs w:val="28"/>
+        </w:rPr>
+        <w:t xml:space="preserve"> — 12–20–30 ч. (ожидаемая — 20,3 ч.). Это наиболее рискованная задача раздела. Оптимистичная оценка предполагает отсутствие конфликтов при одновременном редактировании. Наиболее вероятная оценка закладывает реализацию базовой стратегии разрешения конфликтов («последняя запись побеждает»). Пессимистичная оценка в 30 часов учитывает нестабильность школьной сети и необходимость реализации режима офлайн-работы с последующей синхронизацией.</w:t>
+      </w:r>
+    </w:p>
+    <w:p>
+      <w:pPr>
+        <w:pStyle w:val="a7"/>
+        <w:numPr>
+          <w:ilvl w:val="1"/>
+          <w:numId w:val="30"/>
+        </w:numPr>
+        <w:spacing w:after="0" w:line="360" w:lineRule="auto"/>
+        <w:ind w:left="0" w:firstLine="709"/>
+        <w:jc w:val="both"/>
+        <w:rPr>
+          <w:rFonts w:ascii="Times New Roman" w:hAnsi="Times New Roman" w:cs="Times New Roman"/>
+          <w:b/>
+          <w:bCs/>
+          <w:sz w:val="28"/>
+          <w:szCs w:val="28"/>
+        </w:rPr>
+      </w:pPr>
+      <w:r>
+        <w:rPr>
+          <w:rFonts w:ascii="Times New Roman" w:hAnsi="Times New Roman" w:cs="Times New Roman"/>
+          <w:b/>
+          <w:bCs/>
+          <w:sz w:val="28"/>
+          <w:szCs w:val="28"/>
+        </w:rPr>
+        <w:t>Экспорт данных в Excel и PDF</w:t>
+      </w:r>
+    </w:p>
+    <w:p>
+      <w:pPr>
+        <w:pStyle w:val="a7"/>
+        <w:spacing w:after="0" w:line="360" w:lineRule="auto"/>
+        <w:ind w:left="0" w:firstLine="709"/>
+        <w:jc w:val="both"/>
+        <w:rPr>
+          <w:rFonts w:ascii="Times New Roman" w:hAnsi="Times New Roman" w:cs="Times New Roman"/>
+          <w:sz w:val="28"/>
+          <w:szCs w:val="28"/>
+        </w:rPr>
+      </w:pPr>
+      <w:r>
+        <w:rPr>
+          <w:rFonts w:ascii="Times New Roman" w:hAnsi="Times New Roman" w:cs="Times New Roman"/>
+          <w:i/>
+          <w:iCs/>
+          <w:sz w:val="28"/>
+          <w:szCs w:val="28"/>
+        </w:rPr>
+        <w:t>Экспорт в Excel</w:t>
+      </w:r>
+      <w:r>
+        <w:rPr>
+          <w:rFonts w:ascii="Times New Roman" w:hAnsi="Times New Roman" w:cs="Times New Roman"/>
+          <w:sz w:val="28"/>
+          <w:szCs w:val="28"/>
+        </w:rPr>
+        <w:t xml:space="preserve"> — 4–6–10 ч. (ожидаемая — 6,3 ч.). Реализуется через библиотеку </w:t>
+      </w:r>
+      <w:proofErr w:type="spellStart"/>
+      <w:r>
+        <w:rPr>
+          <w:rFonts w:ascii="Times New Roman" w:hAnsi="Times New Roman" w:cs="Times New Roman"/>
+          <w:sz w:val="28"/>
+          <w:szCs w:val="28"/>
+        </w:rPr>
+        <w:t>openpyxl</w:t>
+      </w:r>
+      <w:proofErr w:type="spellEnd"/>
+      <w:r>
+        <w:rPr>
+          <w:rFonts w:ascii="Times New Roman" w:hAnsi="Times New Roman" w:cs="Times New Roman"/>
+          <w:sz w:val="28"/>
+          <w:szCs w:val="28"/>
+        </w:rPr>
+        <w:t xml:space="preserve"> на серверной стороне. Пессимистичная оценка учитывает требования к форматированию ячеек и итоговым строкам, которые могут возникнуть после демонстрации заказчику.</w:t>
+      </w:r>
+    </w:p>
+    <w:p>
+      <w:pPr>
+        <w:pStyle w:val="a7"/>
+        <w:spacing w:after="0" w:line="360" w:lineRule="auto"/>
+        <w:ind w:left="0" w:firstLine="709"/>
+        <w:jc w:val="both"/>
+        <w:rPr>
+          <w:rFonts w:ascii="Times New Roman" w:hAnsi="Times New Roman" w:cs="Times New Roman"/>
+          <w:sz w:val="28"/>
+          <w:szCs w:val="28"/>
+        </w:rPr>
+      </w:pPr>
+      <w:r>
+        <w:rPr>
+          <w:rFonts w:ascii="Times New Roman" w:hAnsi="Times New Roman" w:cs="Times New Roman"/>
+          <w:i/>
+          <w:iCs/>
+          <w:sz w:val="28"/>
+          <w:szCs w:val="28"/>
+        </w:rPr>
+        <w:t>Экспорт в PDF</w:t>
+      </w:r>
+      <w:r>
+        <w:rPr>
+          <w:rFonts w:ascii="Times New Roman" w:hAnsi="Times New Roman" w:cs="Times New Roman"/>
+          <w:sz w:val="28"/>
+          <w:szCs w:val="28"/>
+        </w:rPr>
+        <w:t xml:space="preserve"> — 5–8–12 ч. (ожидаемая — 8,2 ч.). PDF-генерация через браузер или серверную библиотеку (например, </w:t>
+      </w:r>
+      <w:proofErr w:type="spellStart"/>
+      <w:r>
+        <w:rPr>
+          <w:rFonts w:ascii="Times New Roman" w:hAnsi="Times New Roman" w:cs="Times New Roman"/>
+          <w:sz w:val="28"/>
+          <w:szCs w:val="28"/>
+        </w:rPr>
+        <w:t>WeasyPrint</w:t>
+      </w:r>
+      <w:proofErr w:type="spellEnd"/>
+      <w:r>
+        <w:rPr>
+          <w:rFonts w:ascii="Times New Roman" w:hAnsi="Times New Roman" w:cs="Times New Roman"/>
+          <w:sz w:val="28"/>
+          <w:szCs w:val="28"/>
+        </w:rPr>
+        <w:t>) требует отдельной настройки стилей печати. Пессимистичная оценка закладывает проблемы с кириллицей и кастомизацией колонтитулов.</w:t>
+      </w:r>
+    </w:p>
+    <w:p>
+      <w:pPr>
+        <w:pStyle w:val="a7"/>
+        <w:numPr>
+          <w:ilvl w:val="1"/>
+          <w:numId w:val="30"/>
+        </w:numPr>
+        <w:spacing w:after="0" w:line="360" w:lineRule="auto"/>
+        <w:ind w:left="0" w:firstLine="709"/>
+        <w:jc w:val="both"/>
+        <w:rPr>
+          <w:rFonts w:ascii="Times New Roman" w:hAnsi="Times New Roman" w:cs="Times New Roman"/>
+          <w:b/>
+          <w:bCs/>
+          <w:sz w:val="28"/>
+          <w:szCs w:val="28"/>
+        </w:rPr>
+      </w:pPr>
+      <w:r>
+        <w:rPr>
+          <w:rFonts w:ascii="Times New Roman" w:hAnsi="Times New Roman" w:cs="Times New Roman"/>
+          <w:b/>
+          <w:bCs/>
+          <w:sz w:val="28"/>
+          <w:szCs w:val="28"/>
+        </w:rPr>
+        <w:t>Сохранение и резервное копирование данных</w:t>
+      </w:r>
+    </w:p>
+    <w:p>
+      <w:pPr>
+        <w:pStyle w:val="a7"/>
+        <w:spacing w:after="0" w:line="360" w:lineRule="auto"/>
+        <w:ind w:left="0" w:firstLine="709"/>
+        <w:jc w:val="both"/>
+        <w:rPr>
+          <w:rFonts w:ascii="Times New Roman" w:hAnsi="Times New Roman" w:cs="Times New Roman"/>
+          <w:sz w:val="28"/>
+          <w:szCs w:val="28"/>
+        </w:rPr>
+      </w:pPr>
+      <w:r>
+        <w:rPr>
+          <w:rFonts w:ascii="Times New Roman" w:hAnsi="Times New Roman" w:cs="Times New Roman"/>
+          <w:i/>
+          <w:iCs/>
           <w:sz w:val="28"/>
           <w:szCs w:val="28"/>
         </w:rPr>
@@ -10480,6 +10827,8 @@
       <w:r>
         <w:rPr>
           <w:rFonts w:ascii="Times New Roman" w:hAnsi="Times New Roman" w:cs="Times New Roman"/>
+          <w:i/>
+          <w:iCs/>
           <w:sz w:val="28"/>
           <w:szCs w:val="28"/>
         </w:rPr>
@@ -10489,217 +10838,366 @@
       <w:r>
         <w:rPr>
           <w:rFonts w:ascii="Times New Roman" w:hAnsi="Times New Roman" w:cs="Times New Roman"/>
-          <w:sz w:val="28"/>
-          <w:szCs w:val="28"/>
-        </w:rPr>
-        <w:t xml:space="preserve"> данных (4–7–12 ч., ожидаемая </w:t>
-      </w:r>
-      <w:r>
-        <w:rPr>
-          <w:rFonts w:ascii="Times New Roman" w:hAnsi="Times New Roman" w:cs="Times New Roman"/>
-          <w:sz w:val="28"/>
-          <w:szCs w:val="28"/>
-        </w:rPr>
-        <w:t>—</w:t>
-      </w:r>
-      <w:r>
-        <w:rPr>
-          <w:rFonts w:ascii="Times New Roman" w:hAnsi="Times New Roman" w:cs="Times New Roman"/>
-          <w:sz w:val="28"/>
-          <w:szCs w:val="28"/>
-        </w:rPr>
-        <w:t xml:space="preserve"> 7,3 ч.) и создание механизма локального резервного копирования базы данных (4–6–10 ч., ожидаемая </w:t>
-      </w:r>
-      <w:r>
-        <w:rPr>
-          <w:rFonts w:ascii="Times New Roman" w:hAnsi="Times New Roman" w:cs="Times New Roman"/>
-          <w:sz w:val="28"/>
-          <w:szCs w:val="28"/>
-        </w:rPr>
-        <w:t>—</w:t>
-      </w:r>
-      <w:r>
-        <w:rPr>
-          <w:rFonts w:ascii="Times New Roman" w:hAnsi="Times New Roman" w:cs="Times New Roman"/>
-          <w:sz w:val="28"/>
-          <w:szCs w:val="28"/>
-        </w:rPr>
-        <w:t xml:space="preserve"> 6,3 ч.).</w:t>
-      </w:r>
-    </w:p>
-    <w:p>
-      <w:pPr>
-        <w:spacing w:after="0" w:line="360" w:lineRule="auto"/>
-        <w:ind w:firstLine="709"/>
-        <w:jc w:val="both"/>
-        <w:rPr>
-          <w:rFonts w:ascii="Times New Roman" w:hAnsi="Times New Roman" w:cs="Times New Roman"/>
-          <w:sz w:val="28"/>
-          <w:szCs w:val="28"/>
-        </w:rPr>
-      </w:pPr>
-      <w:r>
-        <w:rPr>
-          <w:rFonts w:ascii="Times New Roman" w:hAnsi="Times New Roman" w:cs="Times New Roman"/>
-          <w:b/>
-          <w:bCs/>
-          <w:sz w:val="28"/>
-          <w:szCs w:val="28"/>
-        </w:rPr>
-        <w:t>1.8. Поиск ученика по ФИО или номеру журнала</w:t>
-      </w:r>
-    </w:p>
-    <w:p>
-      <w:pPr>
-        <w:spacing w:after="0" w:line="360" w:lineRule="auto"/>
-        <w:ind w:firstLine="709"/>
-        <w:jc w:val="both"/>
-        <w:rPr>
-          <w:rFonts w:ascii="Times New Roman" w:hAnsi="Times New Roman" w:cs="Times New Roman"/>
-          <w:sz w:val="28"/>
-          <w:szCs w:val="28"/>
-        </w:rPr>
-      </w:pPr>
-      <w:r>
-        <w:rPr>
-          <w:rFonts w:ascii="Times New Roman" w:hAnsi="Times New Roman" w:cs="Times New Roman"/>
-          <w:sz w:val="28"/>
-          <w:szCs w:val="28"/>
-        </w:rPr>
-        <w:t xml:space="preserve">Реализация полнотекстового поиска (4–6–9 ч., ожидаемая </w:t>
-      </w:r>
-      <w:r>
-        <w:rPr>
-          <w:rFonts w:ascii="Times New Roman" w:hAnsi="Times New Roman" w:cs="Times New Roman"/>
-          <w:sz w:val="28"/>
-          <w:szCs w:val="28"/>
-        </w:rPr>
-        <w:t>—</w:t>
-      </w:r>
-      <w:r>
-        <w:rPr>
-          <w:rFonts w:ascii="Times New Roman" w:hAnsi="Times New Roman" w:cs="Times New Roman"/>
-          <w:sz w:val="28"/>
-          <w:szCs w:val="28"/>
-        </w:rPr>
-        <w:t xml:space="preserve"> 6,2 ч.) и фильтрации результатов по классу (2–3–5 ч., ожидаемая </w:t>
-      </w:r>
-      <w:r>
-        <w:rPr>
-          <w:rFonts w:ascii="Times New Roman" w:hAnsi="Times New Roman" w:cs="Times New Roman"/>
-          <w:sz w:val="28"/>
-          <w:szCs w:val="28"/>
-        </w:rPr>
-        <w:t>—</w:t>
-      </w:r>
-      <w:r>
-        <w:rPr>
-          <w:rFonts w:ascii="Times New Roman" w:hAnsi="Times New Roman" w:cs="Times New Roman"/>
-          <w:sz w:val="28"/>
-          <w:szCs w:val="28"/>
-        </w:rPr>
-        <w:t xml:space="preserve"> 3,2 ч.).</w:t>
-      </w:r>
-    </w:p>
-    <w:p>
-      <w:pPr>
-        <w:spacing w:after="0" w:line="360" w:lineRule="auto"/>
-        <w:ind w:firstLine="709"/>
-        <w:jc w:val="both"/>
-        <w:rPr>
-          <w:rFonts w:ascii="Times New Roman" w:hAnsi="Times New Roman" w:cs="Times New Roman"/>
-          <w:sz w:val="28"/>
-          <w:szCs w:val="28"/>
-        </w:rPr>
-      </w:pPr>
-      <w:r>
-        <w:rPr>
-          <w:rFonts w:ascii="Times New Roman" w:hAnsi="Times New Roman" w:cs="Times New Roman"/>
-          <w:b/>
-          <w:bCs/>
-          <w:sz w:val="28"/>
-          <w:szCs w:val="28"/>
-        </w:rPr>
-        <w:t>1.9. История изменений оценок</w:t>
-      </w:r>
-    </w:p>
-    <w:p>
-      <w:pPr>
-        <w:spacing w:after="0" w:line="360" w:lineRule="auto"/>
-        <w:ind w:firstLine="709"/>
-        <w:jc w:val="both"/>
-        <w:rPr>
-          <w:rFonts w:ascii="Times New Roman" w:hAnsi="Times New Roman" w:cs="Times New Roman"/>
-          <w:sz w:val="28"/>
-          <w:szCs w:val="28"/>
-        </w:rPr>
-      </w:pPr>
-      <w:r>
-        <w:rPr>
-          <w:rFonts w:ascii="Times New Roman" w:hAnsi="Times New Roman" w:cs="Times New Roman"/>
-          <w:sz w:val="28"/>
-          <w:szCs w:val="28"/>
-        </w:rPr>
-        <w:t xml:space="preserve">Логирование изменений в базе данных (5–8–14 ч., ожидаемая </w:t>
-      </w:r>
-      <w:r>
-        <w:rPr>
-          <w:rFonts w:ascii="Times New Roman" w:hAnsi="Times New Roman" w:cs="Times New Roman"/>
-          <w:sz w:val="28"/>
-          <w:szCs w:val="28"/>
-        </w:rPr>
-        <w:t>—</w:t>
-      </w:r>
-      <w:r>
-        <w:rPr>
-          <w:rFonts w:ascii="Times New Roman" w:hAnsi="Times New Roman" w:cs="Times New Roman"/>
-          <w:sz w:val="28"/>
-          <w:szCs w:val="28"/>
-        </w:rPr>
-        <w:t xml:space="preserve"> 8,5 ч.) и отображение истории для учителя и директора (4–7–12 ч., ожидаемая </w:t>
-      </w:r>
-      <w:r>
-        <w:rPr>
-          <w:rFonts w:ascii="Times New Roman" w:hAnsi="Times New Roman" w:cs="Times New Roman"/>
-          <w:sz w:val="28"/>
-          <w:szCs w:val="28"/>
-        </w:rPr>
-        <w:t>—</w:t>
-      </w:r>
-      <w:r>
-        <w:rPr>
-          <w:rFonts w:ascii="Times New Roman" w:hAnsi="Times New Roman" w:cs="Times New Roman"/>
-          <w:sz w:val="28"/>
-          <w:szCs w:val="28"/>
-        </w:rPr>
-        <w:t xml:space="preserve"> 7,3 ч.).</w:t>
-      </w:r>
-    </w:p>
-    <w:p>
-      <w:pPr>
-        <w:spacing w:after="0" w:line="360" w:lineRule="auto"/>
-        <w:ind w:firstLine="709"/>
-        <w:jc w:val="both"/>
-        <w:rPr>
-          <w:rFonts w:ascii="Times New Roman" w:hAnsi="Times New Roman" w:cs="Times New Roman"/>
-          <w:sz w:val="28"/>
-          <w:szCs w:val="28"/>
-        </w:rPr>
-      </w:pPr>
-      <w:r>
-        <w:rPr>
-          <w:rFonts w:ascii="Times New Roman" w:hAnsi="Times New Roman" w:cs="Times New Roman"/>
-          <w:b/>
-          <w:bCs/>
-          <w:sz w:val="28"/>
-          <w:szCs w:val="28"/>
-        </w:rPr>
-        <w:t xml:space="preserve">1.10. </w:t>
+          <w:i/>
+          <w:iCs/>
+          <w:sz w:val="28"/>
+          <w:szCs w:val="28"/>
+        </w:rPr>
+        <w:t xml:space="preserve"> каждые 5 минут</w:t>
+      </w:r>
+      <w:r>
+        <w:rPr>
+          <w:rFonts w:ascii="Times New Roman" w:hAnsi="Times New Roman" w:cs="Times New Roman"/>
+          <w:sz w:val="28"/>
+          <w:szCs w:val="28"/>
+        </w:rPr>
+        <w:t xml:space="preserve"> — 4–7–12 ч. (ожидаемая — 7,3 ч.). Основная сложность — реализация </w:t>
       </w:r>
       <w:proofErr w:type="spellStart"/>
       <w:r>
         <w:rPr>
           <w:rFonts w:ascii="Times New Roman" w:hAnsi="Times New Roman" w:cs="Times New Roman"/>
+          <w:sz w:val="28"/>
+          <w:szCs w:val="28"/>
+        </w:rPr>
+        <w:t>дебаунса</w:t>
+      </w:r>
+      <w:proofErr w:type="spellEnd"/>
+      <w:r>
+        <w:rPr>
+          <w:rFonts w:ascii="Times New Roman" w:hAnsi="Times New Roman" w:cs="Times New Roman"/>
+          <w:sz w:val="28"/>
+          <w:szCs w:val="28"/>
+        </w:rPr>
+        <w:t xml:space="preserve">, чтобы </w:t>
+      </w:r>
+      <w:proofErr w:type="spellStart"/>
+      <w:r>
+        <w:rPr>
+          <w:rFonts w:ascii="Times New Roman" w:hAnsi="Times New Roman" w:cs="Times New Roman"/>
+          <w:sz w:val="28"/>
+          <w:szCs w:val="28"/>
+        </w:rPr>
+        <w:t>автосохранение</w:t>
+      </w:r>
+      <w:proofErr w:type="spellEnd"/>
+      <w:r>
+        <w:rPr>
+          <w:rFonts w:ascii="Times New Roman" w:hAnsi="Times New Roman" w:cs="Times New Roman"/>
+          <w:sz w:val="28"/>
+          <w:szCs w:val="28"/>
+        </w:rPr>
+        <w:t xml:space="preserve"> не создавало избыточной нагрузки на сервер при активном вводе данных. Пессимистичная оценка учитывает отладку поведения при потере соединения в момент </w:t>
+      </w:r>
+      <w:proofErr w:type="spellStart"/>
+      <w:r>
+        <w:rPr>
+          <w:rFonts w:ascii="Times New Roman" w:hAnsi="Times New Roman" w:cs="Times New Roman"/>
+          <w:sz w:val="28"/>
+          <w:szCs w:val="28"/>
+        </w:rPr>
+        <w:t>автосохранения</w:t>
+      </w:r>
+      <w:proofErr w:type="spellEnd"/>
+      <w:r>
+        <w:rPr>
+          <w:rFonts w:ascii="Times New Roman" w:hAnsi="Times New Roman" w:cs="Times New Roman"/>
+          <w:sz w:val="28"/>
+          <w:szCs w:val="28"/>
+        </w:rPr>
+        <w:t>.</w:t>
+      </w:r>
+    </w:p>
+    <w:p>
+      <w:pPr>
+        <w:pStyle w:val="a7"/>
+        <w:spacing w:after="0" w:line="360" w:lineRule="auto"/>
+        <w:ind w:left="0" w:firstLine="709"/>
+        <w:jc w:val="both"/>
+        <w:rPr>
+          <w:rFonts w:ascii="Times New Roman" w:hAnsi="Times New Roman" w:cs="Times New Roman"/>
+          <w:sz w:val="28"/>
+          <w:szCs w:val="28"/>
+        </w:rPr>
+      </w:pPr>
+      <w:r>
+        <w:rPr>
+          <w:rFonts w:ascii="Times New Roman" w:hAnsi="Times New Roman" w:cs="Times New Roman"/>
+          <w:i/>
+          <w:iCs/>
+          <w:sz w:val="28"/>
+          <w:szCs w:val="28"/>
+        </w:rPr>
+        <w:t>Создание механизма резервного копирования БД</w:t>
+      </w:r>
+      <w:r>
+        <w:rPr>
+          <w:rFonts w:ascii="Times New Roman" w:hAnsi="Times New Roman" w:cs="Times New Roman"/>
+          <w:sz w:val="28"/>
+          <w:szCs w:val="28"/>
+        </w:rPr>
+        <w:t xml:space="preserve"> — 4–6–10 ч. (ожидаемая — 6,3 ч.). Реализуется как </w:t>
+      </w:r>
+      <w:proofErr w:type="spellStart"/>
+      <w:r>
+        <w:rPr>
+          <w:rFonts w:ascii="Times New Roman" w:hAnsi="Times New Roman" w:cs="Times New Roman"/>
+          <w:sz w:val="28"/>
+          <w:szCs w:val="28"/>
+        </w:rPr>
+        <w:t>cron</w:t>
+      </w:r>
+      <w:proofErr w:type="spellEnd"/>
+      <w:r>
+        <w:rPr>
+          <w:rFonts w:ascii="Times New Roman" w:hAnsi="Times New Roman" w:cs="Times New Roman"/>
+          <w:sz w:val="28"/>
+          <w:szCs w:val="28"/>
+        </w:rPr>
+        <w:t>-задача на сервере школы с ротацией резервных копий. Пессимистичная оценка закладывает настройку уведомлений об успешном или неуспешном резервировании.</w:t>
+      </w:r>
+    </w:p>
+    <w:p>
+      <w:pPr>
+        <w:pStyle w:val="a7"/>
+        <w:numPr>
+          <w:ilvl w:val="1"/>
+          <w:numId w:val="30"/>
+        </w:numPr>
+        <w:spacing w:after="0" w:line="360" w:lineRule="auto"/>
+        <w:ind w:left="0" w:firstLine="709"/>
+        <w:jc w:val="both"/>
+        <w:rPr>
+          <w:rFonts w:ascii="Times New Roman" w:hAnsi="Times New Roman" w:cs="Times New Roman"/>
+          <w:b/>
+          <w:bCs/>
+          <w:sz w:val="28"/>
+          <w:szCs w:val="28"/>
+        </w:rPr>
+      </w:pPr>
+      <w:r>
+        <w:rPr>
+          <w:rFonts w:ascii="Times New Roman" w:hAnsi="Times New Roman" w:cs="Times New Roman"/>
+          <w:b/>
+          <w:bCs/>
+          <w:sz w:val="28"/>
+          <w:szCs w:val="28"/>
+        </w:rPr>
+        <w:t>Поиск ученика</w:t>
+      </w:r>
+    </w:p>
+    <w:p>
+      <w:pPr>
+        <w:pStyle w:val="a7"/>
+        <w:spacing w:after="0" w:line="360" w:lineRule="auto"/>
+        <w:ind w:left="0" w:firstLine="709"/>
+        <w:jc w:val="both"/>
+        <w:rPr>
+          <w:rFonts w:ascii="Times New Roman" w:hAnsi="Times New Roman" w:cs="Times New Roman"/>
+          <w:sz w:val="28"/>
+          <w:szCs w:val="28"/>
+        </w:rPr>
+      </w:pPr>
+      <w:r>
+        <w:rPr>
+          <w:rFonts w:ascii="Times New Roman" w:hAnsi="Times New Roman" w:cs="Times New Roman"/>
+          <w:i/>
+          <w:iCs/>
+          <w:sz w:val="28"/>
+          <w:szCs w:val="28"/>
+        </w:rPr>
+        <w:lastRenderedPageBreak/>
+        <w:t>Полнотекстовый поиск по ФИО или номеру журнала</w:t>
+      </w:r>
+      <w:r>
+        <w:rPr>
+          <w:rFonts w:ascii="Times New Roman" w:hAnsi="Times New Roman" w:cs="Times New Roman"/>
+          <w:sz w:val="28"/>
+          <w:szCs w:val="28"/>
+        </w:rPr>
+        <w:t xml:space="preserve"> — 4–6–9 ч. (ожидаемая — 6,2 ч.). </w:t>
+      </w:r>
+      <w:proofErr w:type="spellStart"/>
+      <w:r>
+        <w:rPr>
+          <w:rFonts w:ascii="Times New Roman" w:hAnsi="Times New Roman" w:cs="Times New Roman"/>
+          <w:sz w:val="28"/>
+          <w:szCs w:val="28"/>
+        </w:rPr>
+        <w:t>PostgreSQL</w:t>
+      </w:r>
+      <w:proofErr w:type="spellEnd"/>
+      <w:r>
+        <w:rPr>
+          <w:rFonts w:ascii="Times New Roman" w:hAnsi="Times New Roman" w:cs="Times New Roman"/>
+          <w:sz w:val="28"/>
+          <w:szCs w:val="28"/>
+        </w:rPr>
+        <w:t xml:space="preserve"> поддерживает полнотекстовый поиск </w:t>
+      </w:r>
+      <w:proofErr w:type="spellStart"/>
+      <w:r>
+        <w:rPr>
+          <w:rFonts w:ascii="Times New Roman" w:hAnsi="Times New Roman" w:cs="Times New Roman"/>
+          <w:sz w:val="28"/>
+          <w:szCs w:val="28"/>
+        </w:rPr>
+        <w:t>нативно</w:t>
+      </w:r>
+      <w:proofErr w:type="spellEnd"/>
+      <w:r>
+        <w:rPr>
+          <w:rFonts w:ascii="Times New Roman" w:hAnsi="Times New Roman" w:cs="Times New Roman"/>
+          <w:sz w:val="28"/>
+          <w:szCs w:val="28"/>
+        </w:rPr>
+        <w:t>, что упрощает реализацию. Пессимистичная оценка учитывает необходимость поиска с учётом опечаток или неполного совпадения.</w:t>
+      </w:r>
+    </w:p>
+    <w:p>
+      <w:pPr>
+        <w:pStyle w:val="a7"/>
+        <w:spacing w:after="0" w:line="360" w:lineRule="auto"/>
+        <w:ind w:left="0" w:firstLine="709"/>
+        <w:jc w:val="both"/>
+        <w:rPr>
+          <w:rFonts w:ascii="Times New Roman" w:hAnsi="Times New Roman" w:cs="Times New Roman"/>
+          <w:sz w:val="28"/>
+          <w:szCs w:val="28"/>
+        </w:rPr>
+      </w:pPr>
+      <w:r>
+        <w:rPr>
+          <w:rFonts w:ascii="Times New Roman" w:hAnsi="Times New Roman" w:cs="Times New Roman"/>
+          <w:i/>
+          <w:iCs/>
+          <w:sz w:val="28"/>
+          <w:szCs w:val="28"/>
+        </w:rPr>
+        <w:t>Фильтрация результатов по классу</w:t>
+      </w:r>
+      <w:r>
+        <w:rPr>
+          <w:rFonts w:ascii="Times New Roman" w:hAnsi="Times New Roman" w:cs="Times New Roman"/>
+          <w:sz w:val="28"/>
+          <w:szCs w:val="28"/>
+        </w:rPr>
+        <w:t xml:space="preserve"> — 2–3–5 ч. (ожидаемая — 3,2 ч.). Задача небольшая, реализуется как дополнительный параметр запроса к API.</w:t>
+      </w:r>
+    </w:p>
+    <w:p>
+      <w:pPr>
+        <w:pStyle w:val="a7"/>
+        <w:numPr>
+          <w:ilvl w:val="1"/>
+          <w:numId w:val="30"/>
+        </w:numPr>
+        <w:spacing w:after="0" w:line="360" w:lineRule="auto"/>
+        <w:ind w:left="0" w:firstLine="709"/>
+        <w:jc w:val="both"/>
+        <w:rPr>
+          <w:rFonts w:ascii="Times New Roman" w:hAnsi="Times New Roman" w:cs="Times New Roman"/>
+          <w:b/>
+          <w:bCs/>
+          <w:sz w:val="28"/>
+          <w:szCs w:val="28"/>
+        </w:rPr>
+      </w:pPr>
+      <w:r>
+        <w:rPr>
+          <w:rFonts w:ascii="Times New Roman" w:hAnsi="Times New Roman" w:cs="Times New Roman"/>
+          <w:b/>
+          <w:bCs/>
+          <w:sz w:val="28"/>
+          <w:szCs w:val="28"/>
+        </w:rPr>
+        <w:t>История изменений оценок</w:t>
+      </w:r>
+    </w:p>
+    <w:p>
+      <w:pPr>
+        <w:pStyle w:val="a7"/>
+        <w:spacing w:after="0" w:line="360" w:lineRule="auto"/>
+        <w:ind w:left="0" w:firstLine="709"/>
+        <w:jc w:val="both"/>
+        <w:rPr>
+          <w:rFonts w:ascii="Times New Roman" w:hAnsi="Times New Roman" w:cs="Times New Roman"/>
+          <w:sz w:val="28"/>
+          <w:szCs w:val="28"/>
+        </w:rPr>
+      </w:pPr>
+      <w:r>
+        <w:rPr>
+          <w:rFonts w:ascii="Times New Roman" w:hAnsi="Times New Roman" w:cs="Times New Roman"/>
+          <w:i/>
+          <w:iCs/>
+          <w:sz w:val="28"/>
+          <w:szCs w:val="28"/>
+        </w:rPr>
+        <w:t>Логирование изменений в базе данных</w:t>
+      </w:r>
+      <w:r>
+        <w:rPr>
+          <w:rFonts w:ascii="Times New Roman" w:hAnsi="Times New Roman" w:cs="Times New Roman"/>
+          <w:sz w:val="28"/>
+          <w:szCs w:val="28"/>
+        </w:rPr>
+        <w:t xml:space="preserve"> — 5–8–14 ч. (ожидаемая — 8,5 ч.). Требует создания отдельной таблицы аудита с фиксацией: кто, когда и что изменил. Пессимистичная оценка учитывает риск значительного роста объёма данных и необходимость настройки архивирования старых записей.</w:t>
+      </w:r>
+    </w:p>
+    <w:p>
+      <w:pPr>
+        <w:pStyle w:val="a7"/>
+        <w:spacing w:after="0" w:line="360" w:lineRule="auto"/>
+        <w:ind w:left="0" w:firstLine="709"/>
+        <w:jc w:val="both"/>
+        <w:rPr>
+          <w:rFonts w:ascii="Times New Roman" w:hAnsi="Times New Roman" w:cs="Times New Roman"/>
+          <w:sz w:val="28"/>
+          <w:szCs w:val="28"/>
+        </w:rPr>
+      </w:pPr>
+      <w:r>
+        <w:rPr>
+          <w:rFonts w:ascii="Times New Roman" w:hAnsi="Times New Roman" w:cs="Times New Roman"/>
+          <w:i/>
+          <w:iCs/>
+          <w:sz w:val="28"/>
+          <w:szCs w:val="28"/>
+        </w:rPr>
+        <w:t>Отображение истории для учителя и директора</w:t>
+      </w:r>
+      <w:r>
+        <w:rPr>
+          <w:rFonts w:ascii="Times New Roman" w:hAnsi="Times New Roman" w:cs="Times New Roman"/>
+          <w:sz w:val="28"/>
+          <w:szCs w:val="28"/>
+        </w:rPr>
+        <w:t xml:space="preserve"> — 4–7–12 ч. (ожидаемая — 7,3 ч.). Интерфейс истории изменений согласуется с заказчиком отдельно. Пессимистичная оценка закладывает добавление фильтрации по периоду и пользователю.</w:t>
+      </w:r>
+    </w:p>
+    <w:p>
+      <w:pPr>
+        <w:pStyle w:val="a7"/>
+        <w:numPr>
+          <w:ilvl w:val="1"/>
+          <w:numId w:val="30"/>
+        </w:numPr>
+        <w:spacing w:after="0" w:line="360" w:lineRule="auto"/>
+        <w:ind w:left="0" w:firstLine="709"/>
+        <w:jc w:val="both"/>
+        <w:rPr>
+          <w:rFonts w:ascii="Times New Roman" w:hAnsi="Times New Roman" w:cs="Times New Roman"/>
+          <w:b/>
+          <w:bCs/>
+          <w:sz w:val="28"/>
+          <w:szCs w:val="28"/>
+        </w:rPr>
+      </w:pPr>
+      <w:proofErr w:type="spellStart"/>
+      <w:r>
+        <w:rPr>
+          <w:rFonts w:ascii="Times New Roman" w:hAnsi="Times New Roman" w:cs="Times New Roman"/>
           <w:b/>
           <w:bCs/>
           <w:sz w:val="28"/>
@@ -10716,110 +11214,148 @@
           <w:sz w:val="28"/>
           <w:szCs w:val="28"/>
         </w:rPr>
-        <w:t>-уведомления</w:t>
-      </w:r>
-      <w:r>
-        <w:rPr>
-          <w:rFonts w:ascii="Times New Roman" w:hAnsi="Times New Roman" w:cs="Times New Roman"/>
-          <w:sz w:val="28"/>
-          <w:szCs w:val="28"/>
-        </w:rPr>
-        <w:t xml:space="preserve"> (версия 2.0)</w:t>
-      </w:r>
-    </w:p>
-    <w:p>
-      <w:pPr>
-        <w:spacing w:after="0" w:line="360" w:lineRule="auto"/>
-        <w:ind w:firstLine="709"/>
-        <w:jc w:val="both"/>
-        <w:rPr>
-          <w:rFonts w:ascii="Times New Roman" w:hAnsi="Times New Roman" w:cs="Times New Roman"/>
-          <w:sz w:val="28"/>
-          <w:szCs w:val="28"/>
-        </w:rPr>
-      </w:pPr>
-      <w:r>
-        <w:rPr>
-          <w:rFonts w:ascii="Times New Roman" w:hAnsi="Times New Roman" w:cs="Times New Roman"/>
-          <w:sz w:val="28"/>
-          <w:szCs w:val="28"/>
-        </w:rPr>
-        <w:t xml:space="preserve">Настройка SMTP и шаблонов (6–10–16 ч., ожидаемая </w:t>
-      </w:r>
-      <w:r>
-        <w:rPr>
-          <w:rFonts w:ascii="Times New Roman" w:hAnsi="Times New Roman" w:cs="Times New Roman"/>
-          <w:sz w:val="28"/>
-          <w:szCs w:val="28"/>
-        </w:rPr>
-        <w:t>—</w:t>
-      </w:r>
-      <w:r>
-        <w:rPr>
-          <w:rFonts w:ascii="Times New Roman" w:hAnsi="Times New Roman" w:cs="Times New Roman"/>
-          <w:sz w:val="28"/>
-          <w:szCs w:val="28"/>
-        </w:rPr>
-        <w:t xml:space="preserve"> 10,3 ч.) и отправка уведомлений родителям при выставлении оценки (5–9–14 ч., ожидаемая </w:t>
-      </w:r>
-      <w:r>
-        <w:rPr>
-          <w:rFonts w:ascii="Times New Roman" w:hAnsi="Times New Roman" w:cs="Times New Roman"/>
-          <w:sz w:val="28"/>
-          <w:szCs w:val="28"/>
-        </w:rPr>
-        <w:t>—</w:t>
-      </w:r>
-      <w:r>
-        <w:rPr>
-          <w:rFonts w:ascii="Times New Roman" w:hAnsi="Times New Roman" w:cs="Times New Roman"/>
-          <w:sz w:val="28"/>
-          <w:szCs w:val="28"/>
-        </w:rPr>
-        <w:t xml:space="preserve"> 9,2 ч.).</w:t>
-      </w:r>
-    </w:p>
-    <w:p>
-      <w:pPr>
-        <w:spacing w:after="0" w:line="360" w:lineRule="auto"/>
-        <w:ind w:firstLine="709"/>
-        <w:jc w:val="both"/>
-        <w:rPr>
-          <w:rFonts w:ascii="Times New Roman" w:hAnsi="Times New Roman" w:cs="Times New Roman"/>
-          <w:sz w:val="28"/>
-          <w:szCs w:val="28"/>
-        </w:rPr>
-      </w:pPr>
-      <w:r>
-        <w:rPr>
-          <w:rFonts w:ascii="Times New Roman" w:hAnsi="Times New Roman" w:cs="Times New Roman"/>
-          <w:b/>
-          <w:bCs/>
-          <w:sz w:val="28"/>
-          <w:szCs w:val="28"/>
-        </w:rPr>
-        <w:t>1.11. Модуль внутренних сообщений</w:t>
-      </w:r>
-      <w:r>
-        <w:rPr>
-          <w:rFonts w:ascii="Times New Roman" w:hAnsi="Times New Roman" w:cs="Times New Roman"/>
-          <w:sz w:val="28"/>
-          <w:szCs w:val="28"/>
-        </w:rPr>
-        <w:t xml:space="preserve"> (версия 2.0)</w:t>
-      </w:r>
-    </w:p>
-    <w:p>
-      <w:pPr>
-        <w:spacing w:after="0" w:line="360" w:lineRule="auto"/>
-        <w:ind w:firstLine="709"/>
-        <w:jc w:val="both"/>
-        <w:rPr>
-          <w:rFonts w:ascii="Times New Roman" w:hAnsi="Times New Roman" w:cs="Times New Roman"/>
-          <w:sz w:val="28"/>
-          <w:szCs w:val="28"/>
-        </w:rPr>
-      </w:pPr>
+        <w:t>-уведомления (версия 2.0)</w:t>
+      </w:r>
+    </w:p>
+    <w:p>
+      <w:pPr>
+        <w:pStyle w:val="a7"/>
+        <w:spacing w:after="0" w:line="360" w:lineRule="auto"/>
+        <w:ind w:left="0" w:firstLine="709"/>
+        <w:jc w:val="both"/>
+        <w:rPr>
+          <w:rFonts w:ascii="Times New Roman" w:hAnsi="Times New Roman" w:cs="Times New Roman"/>
+          <w:sz w:val="28"/>
+          <w:szCs w:val="28"/>
+        </w:rPr>
+      </w:pPr>
+      <w:r>
+        <w:rPr>
+          <w:rFonts w:ascii="Times New Roman" w:hAnsi="Times New Roman" w:cs="Times New Roman"/>
+          <w:i/>
+          <w:iCs/>
+          <w:sz w:val="28"/>
+          <w:szCs w:val="28"/>
+        </w:rPr>
+        <w:t>Настройка SMTP и шаблонов писем</w:t>
+      </w:r>
+      <w:r>
+        <w:rPr>
+          <w:rFonts w:ascii="Times New Roman" w:hAnsi="Times New Roman" w:cs="Times New Roman"/>
+          <w:sz w:val="28"/>
+          <w:szCs w:val="28"/>
+        </w:rPr>
+        <w:t xml:space="preserve"> — 6–10–16 ч. (ожидаемая — 10,3 ч.). Оптимистичная оценка предполагает использование готового SMTP-сервера школы без ограничений. Пессимистичная оценка учитывает проблемы с </w:t>
+      </w:r>
+      <w:proofErr w:type="spellStart"/>
+      <w:r>
+        <w:rPr>
+          <w:rFonts w:ascii="Times New Roman" w:hAnsi="Times New Roman" w:cs="Times New Roman"/>
+          <w:sz w:val="28"/>
+          <w:szCs w:val="28"/>
+        </w:rPr>
+        <w:t>доставляемостью</w:t>
+      </w:r>
+      <w:proofErr w:type="spellEnd"/>
+      <w:r>
+        <w:rPr>
+          <w:rFonts w:ascii="Times New Roman" w:hAnsi="Times New Roman" w:cs="Times New Roman"/>
+          <w:sz w:val="28"/>
+          <w:szCs w:val="28"/>
+        </w:rPr>
+        <w:t xml:space="preserve"> писем, необходимость обхода спам-фильтров и согласование HTML-шаблонов с заказчиком.</w:t>
+      </w:r>
+    </w:p>
+    <w:p>
+      <w:pPr>
+        <w:pStyle w:val="a7"/>
+        <w:spacing w:after="0" w:line="360" w:lineRule="auto"/>
+        <w:ind w:left="0" w:firstLine="709"/>
+        <w:jc w:val="both"/>
+        <w:rPr>
+          <w:rFonts w:ascii="Times New Roman" w:hAnsi="Times New Roman" w:cs="Times New Roman"/>
+          <w:sz w:val="28"/>
+          <w:szCs w:val="28"/>
+        </w:rPr>
+      </w:pPr>
+      <w:r>
+        <w:rPr>
+          <w:rFonts w:ascii="Times New Roman" w:hAnsi="Times New Roman" w:cs="Times New Roman"/>
+          <w:i/>
+          <w:iCs/>
+          <w:sz w:val="28"/>
+          <w:szCs w:val="28"/>
+        </w:rPr>
+        <w:t>Отправка уведомлений родителям при выставлении оценки</w:t>
+      </w:r>
+      <w:r>
+        <w:rPr>
+          <w:rFonts w:ascii="Times New Roman" w:hAnsi="Times New Roman" w:cs="Times New Roman"/>
+          <w:sz w:val="28"/>
+          <w:szCs w:val="28"/>
+        </w:rPr>
+        <w:t xml:space="preserve"> — 5–9–14 ч. (ожидаемая — 9,2 ч.). Задача требует реализации асинхронной очереди отправки, чтобы отправка письма не блокировала интерфейс учителя. Пессимистичная оценка учитывает сценарии повторной отправки при временной недоступности почтового сервера.</w:t>
+      </w:r>
+    </w:p>
+    <w:p>
+      <w:pPr>
+        <w:pStyle w:val="a7"/>
+        <w:numPr>
+          <w:ilvl w:val="1"/>
+          <w:numId w:val="30"/>
+        </w:numPr>
+        <w:spacing w:after="0" w:line="360" w:lineRule="auto"/>
+        <w:ind w:left="0" w:firstLine="709"/>
+        <w:jc w:val="both"/>
+        <w:rPr>
+          <w:rFonts w:ascii="Times New Roman" w:hAnsi="Times New Roman" w:cs="Times New Roman"/>
+          <w:b/>
+          <w:bCs/>
+          <w:sz w:val="28"/>
+          <w:szCs w:val="28"/>
+        </w:rPr>
+      </w:pPr>
+      <w:r>
+        <w:rPr>
+          <w:rFonts w:ascii="Times New Roman" w:hAnsi="Times New Roman" w:cs="Times New Roman"/>
+          <w:b/>
+          <w:bCs/>
+          <w:sz w:val="28"/>
+          <w:szCs w:val="28"/>
+        </w:rPr>
+        <w:t>Модуль внутренних сообщений (версия 2.0)</w:t>
+      </w:r>
+    </w:p>
+    <w:p>
+      <w:pPr>
+        <w:pStyle w:val="a7"/>
+        <w:spacing w:after="0" w:line="360" w:lineRule="auto"/>
+        <w:ind w:left="0" w:firstLine="709"/>
+        <w:jc w:val="both"/>
+        <w:rPr>
+          <w:rFonts w:ascii="Times New Roman" w:hAnsi="Times New Roman" w:cs="Times New Roman"/>
+          <w:sz w:val="28"/>
+          <w:szCs w:val="28"/>
+        </w:rPr>
+      </w:pPr>
+      <w:r>
+        <w:rPr>
+          <w:rFonts w:ascii="Times New Roman" w:hAnsi="Times New Roman" w:cs="Times New Roman"/>
+          <w:i/>
+          <w:iCs/>
+          <w:sz w:val="28"/>
+          <w:szCs w:val="28"/>
+        </w:rPr>
+        <w:t>Разработка системы внутренних сообщений</w:t>
+      </w:r>
+      <w:r>
+        <w:rPr>
+          <w:rFonts w:ascii="Times New Roman" w:hAnsi="Times New Roman" w:cs="Times New Roman"/>
+          <w:sz w:val="28"/>
+          <w:szCs w:val="28"/>
+        </w:rPr>
+        <w:t xml:space="preserve"> — 16–25–40 ч. (ожидаемая — 26,0 ч.). Это наиболее трудоёмкий блок всего проекта. Реализация включает: модель данных для переписки, серверную логику хранения и получения </w:t>
+      </w:r>
       <w:r>
         <w:rPr>
           <w:rFonts w:ascii="Times New Roman" w:hAnsi="Times New Roman" w:cs="Times New Roman"/>
@@ -10827,97 +11363,7 @@
           <w:szCs w:val="28"/>
         </w:rPr>
         <w:lastRenderedPageBreak/>
-        <w:t xml:space="preserve">Разработка системы внутренних сообщений между пользователями (16–25–40 ч., ожидаемая </w:t>
-      </w:r>
-      <w:r>
-        <w:rPr>
-          <w:rFonts w:ascii="Times New Roman" w:hAnsi="Times New Roman" w:cs="Times New Roman"/>
-          <w:sz w:val="28"/>
-          <w:szCs w:val="28"/>
-        </w:rPr>
-        <w:t>—</w:t>
-      </w:r>
-      <w:r>
-        <w:rPr>
-          <w:rFonts w:ascii="Times New Roman" w:hAnsi="Times New Roman" w:cs="Times New Roman"/>
-          <w:sz w:val="28"/>
-          <w:szCs w:val="28"/>
-        </w:rPr>
-        <w:t xml:space="preserve"> 26,0 ч.) и уведомления о новых входящих сообщениях (16–25–40 ч., ожидаемая </w:t>
-      </w:r>
-      <w:r>
-        <w:rPr>
-          <w:rFonts w:ascii="Times New Roman" w:hAnsi="Times New Roman" w:cs="Times New Roman"/>
-          <w:sz w:val="28"/>
-          <w:szCs w:val="28"/>
-        </w:rPr>
-        <w:t>—</w:t>
-      </w:r>
-      <w:r>
-        <w:rPr>
-          <w:rFonts w:ascii="Times New Roman" w:hAnsi="Times New Roman" w:cs="Times New Roman"/>
-          <w:sz w:val="28"/>
-          <w:szCs w:val="28"/>
-        </w:rPr>
-        <w:t xml:space="preserve"> 26,0 ч.). Оба блока получили наибольшие оценки в разделе разработки ПО: модуль внутренних сообщений требует реализации очереди сообщений, механизма доставки в реальном времени и интерфейса переписки.</w:t>
-      </w:r>
-    </w:p>
-    <w:p>
-      <w:pPr>
-        <w:spacing w:after="0" w:line="360" w:lineRule="auto"/>
-        <w:ind w:firstLine="709"/>
-        <w:jc w:val="both"/>
-        <w:rPr>
-          <w:rFonts w:ascii="Times New Roman" w:hAnsi="Times New Roman" w:cs="Times New Roman"/>
-          <w:sz w:val="28"/>
-          <w:szCs w:val="28"/>
-        </w:rPr>
-      </w:pPr>
-      <w:r>
-        <w:rPr>
-          <w:rFonts w:ascii="Times New Roman" w:hAnsi="Times New Roman" w:cs="Times New Roman"/>
-          <w:b/>
-          <w:bCs/>
-          <w:sz w:val="28"/>
-          <w:szCs w:val="28"/>
-        </w:rPr>
-        <w:t>1.12. Логирование и мониторинг ошибок</w:t>
-      </w:r>
-    </w:p>
-    <w:p>
-      <w:pPr>
-        <w:spacing w:after="0" w:line="360" w:lineRule="auto"/>
-        <w:ind w:firstLine="709"/>
-        <w:jc w:val="both"/>
-        <w:rPr>
-          <w:rFonts w:ascii="Times New Roman" w:hAnsi="Times New Roman" w:cs="Times New Roman"/>
-          <w:sz w:val="28"/>
-          <w:szCs w:val="28"/>
-        </w:rPr>
-      </w:pPr>
-      <w:r>
-        <w:rPr>
-          <w:rFonts w:ascii="Times New Roman" w:hAnsi="Times New Roman" w:cs="Times New Roman"/>
-          <w:sz w:val="28"/>
-          <w:szCs w:val="28"/>
-        </w:rPr>
-        <w:t xml:space="preserve">Интеграция системы логирования (4–6–10 ч., ожидаемая </w:t>
-      </w:r>
-      <w:r>
-        <w:rPr>
-          <w:rFonts w:ascii="Times New Roman" w:hAnsi="Times New Roman" w:cs="Times New Roman"/>
-          <w:sz w:val="28"/>
-          <w:szCs w:val="28"/>
-        </w:rPr>
-        <w:t>—</w:t>
-      </w:r>
-      <w:r>
-        <w:rPr>
-          <w:rFonts w:ascii="Times New Roman" w:hAnsi="Times New Roman" w:cs="Times New Roman"/>
-          <w:sz w:val="28"/>
-          <w:szCs w:val="28"/>
-        </w:rPr>
-        <w:t xml:space="preserve"> 6,3 ч.) и настройка мониторинга и </w:t>
+        <w:t xml:space="preserve">сообщений, REST API для обмена, а также UI чата. Пессимистичная оценка в 40 часов учитывает требование доставки сообщений в режиме реального времени через </w:t>
       </w:r>
       <w:proofErr w:type="spellStart"/>
       <w:r>
@@ -10926,6 +11372,158 @@
           <w:sz w:val="28"/>
           <w:szCs w:val="28"/>
         </w:rPr>
+        <w:t>WebSocket</w:t>
+      </w:r>
+      <w:proofErr w:type="spellEnd"/>
+      <w:r>
+        <w:rPr>
+          <w:rFonts w:ascii="Times New Roman" w:hAnsi="Times New Roman" w:cs="Times New Roman"/>
+          <w:sz w:val="28"/>
+          <w:szCs w:val="28"/>
+        </w:rPr>
+        <w:t xml:space="preserve"> — технологию, требующую отдельной инфраструктурной настройки на сервере.</w:t>
+      </w:r>
+    </w:p>
+    <w:p>
+      <w:pPr>
+        <w:pStyle w:val="a7"/>
+        <w:spacing w:after="0" w:line="360" w:lineRule="auto"/>
+        <w:ind w:left="0" w:firstLine="709"/>
+        <w:jc w:val="both"/>
+        <w:rPr>
+          <w:rFonts w:ascii="Times New Roman" w:hAnsi="Times New Roman" w:cs="Times New Roman"/>
+          <w:sz w:val="28"/>
+          <w:szCs w:val="28"/>
+        </w:rPr>
+      </w:pPr>
+      <w:r>
+        <w:rPr>
+          <w:rFonts w:ascii="Times New Roman" w:hAnsi="Times New Roman" w:cs="Times New Roman"/>
+          <w:i/>
+          <w:iCs/>
+          <w:sz w:val="28"/>
+          <w:szCs w:val="28"/>
+        </w:rPr>
+        <w:t>Уведомления о новых входящих сообщениях</w:t>
+      </w:r>
+      <w:r>
+        <w:rPr>
+          <w:rFonts w:ascii="Times New Roman" w:hAnsi="Times New Roman" w:cs="Times New Roman"/>
+          <w:sz w:val="28"/>
+          <w:szCs w:val="28"/>
+        </w:rPr>
+        <w:t xml:space="preserve"> — 16–25–40 ч. (ожидаемая — 26,0 ч.). Реализация уведомлений в браузере без перезагрузки страницы требует постоянного соединения с сервером. Пессимистичная оценка обусловлена возможными сложностями при работе через прокси-сервер школы, который может разрывать долгоживущие соединения.</w:t>
+      </w:r>
+    </w:p>
+    <w:p>
+      <w:pPr>
+        <w:pStyle w:val="a7"/>
+        <w:numPr>
+          <w:ilvl w:val="1"/>
+          <w:numId w:val="30"/>
+        </w:numPr>
+        <w:spacing w:after="0" w:line="360" w:lineRule="auto"/>
+        <w:ind w:left="0" w:firstLine="709"/>
+        <w:jc w:val="both"/>
+        <w:rPr>
+          <w:rFonts w:ascii="Times New Roman" w:hAnsi="Times New Roman" w:cs="Times New Roman"/>
+          <w:b/>
+          <w:bCs/>
+          <w:sz w:val="28"/>
+          <w:szCs w:val="28"/>
+        </w:rPr>
+      </w:pPr>
+      <w:r>
+        <w:rPr>
+          <w:rFonts w:ascii="Times New Roman" w:hAnsi="Times New Roman" w:cs="Times New Roman"/>
+          <w:b/>
+          <w:bCs/>
+          <w:sz w:val="28"/>
+          <w:szCs w:val="28"/>
+        </w:rPr>
+        <w:t>Логирование и мониторинг ошибок</w:t>
+      </w:r>
+    </w:p>
+    <w:p>
+      <w:pPr>
+        <w:pStyle w:val="a7"/>
+        <w:spacing w:after="0" w:line="360" w:lineRule="auto"/>
+        <w:ind w:left="0" w:firstLine="709"/>
+        <w:jc w:val="both"/>
+        <w:rPr>
+          <w:rFonts w:ascii="Times New Roman" w:hAnsi="Times New Roman" w:cs="Times New Roman"/>
+          <w:sz w:val="28"/>
+          <w:szCs w:val="28"/>
+        </w:rPr>
+      </w:pPr>
+      <w:r>
+        <w:rPr>
+          <w:rFonts w:ascii="Times New Roman" w:hAnsi="Times New Roman" w:cs="Times New Roman"/>
+          <w:i/>
+          <w:iCs/>
+          <w:sz w:val="28"/>
+          <w:szCs w:val="28"/>
+        </w:rPr>
+        <w:t>Интеграция системы логирования</w:t>
+      </w:r>
+      <w:r>
+        <w:rPr>
+          <w:rFonts w:ascii="Times New Roman" w:hAnsi="Times New Roman" w:cs="Times New Roman"/>
+          <w:sz w:val="28"/>
+          <w:szCs w:val="28"/>
+        </w:rPr>
+        <w:t xml:space="preserve"> — 4–6–10 ч. (ожидаемая — 6,3 ч.). Реализуется на базе стандартного </w:t>
+      </w:r>
+      <w:proofErr w:type="spellStart"/>
+      <w:r>
+        <w:rPr>
+          <w:rFonts w:ascii="Times New Roman" w:hAnsi="Times New Roman" w:cs="Times New Roman"/>
+          <w:sz w:val="28"/>
+          <w:szCs w:val="28"/>
+        </w:rPr>
+        <w:t>logging</w:t>
+      </w:r>
+      <w:proofErr w:type="spellEnd"/>
+      <w:r>
+        <w:rPr>
+          <w:rFonts w:ascii="Times New Roman" w:hAnsi="Times New Roman" w:cs="Times New Roman"/>
+          <w:sz w:val="28"/>
+          <w:szCs w:val="28"/>
+        </w:rPr>
+        <w:t xml:space="preserve"> в Python. Оптимистичная оценка предполагает запись в файл. Пессимистичная закладывает структурированное логирование в формате JSON для последующего анализа.</w:t>
+      </w:r>
+    </w:p>
+    <w:p>
+      <w:pPr>
+        <w:pStyle w:val="a7"/>
+        <w:spacing w:after="0" w:line="360" w:lineRule="auto"/>
+        <w:ind w:left="0" w:firstLine="709"/>
+        <w:jc w:val="both"/>
+        <w:rPr>
+          <w:rFonts w:ascii="Times New Roman" w:hAnsi="Times New Roman" w:cs="Times New Roman"/>
+          <w:sz w:val="28"/>
+          <w:szCs w:val="28"/>
+        </w:rPr>
+      </w:pPr>
+      <w:r>
+        <w:rPr>
+          <w:rFonts w:ascii="Times New Roman" w:hAnsi="Times New Roman" w:cs="Times New Roman"/>
+          <w:i/>
+          <w:iCs/>
+          <w:sz w:val="28"/>
+          <w:szCs w:val="28"/>
+        </w:rPr>
+        <w:t xml:space="preserve">Настройка мониторинга и </w:t>
+      </w:r>
+      <w:proofErr w:type="spellStart"/>
+      <w:r>
+        <w:rPr>
+          <w:rFonts w:ascii="Times New Roman" w:hAnsi="Times New Roman" w:cs="Times New Roman"/>
+          <w:i/>
+          <w:iCs/>
+          <w:sz w:val="28"/>
+          <w:szCs w:val="28"/>
+        </w:rPr>
         <w:t>алертинга</w:t>
       </w:r>
       <w:proofErr w:type="spellEnd"/>
@@ -10935,34 +11533,25 @@
           <w:sz w:val="28"/>
           <w:szCs w:val="28"/>
         </w:rPr>
-        <w:t xml:space="preserve"> (6–10–16 ч., ожидаемая </w:t>
-      </w:r>
-      <w:r>
-        <w:rPr>
-          <w:rFonts w:ascii="Times New Roman" w:hAnsi="Times New Roman" w:cs="Times New Roman"/>
-          <w:sz w:val="28"/>
-          <w:szCs w:val="28"/>
-        </w:rPr>
-        <w:t>—</w:t>
-      </w:r>
-      <w:r>
-        <w:rPr>
-          <w:rFonts w:ascii="Times New Roman" w:hAnsi="Times New Roman" w:cs="Times New Roman"/>
-          <w:sz w:val="28"/>
-          <w:szCs w:val="28"/>
-        </w:rPr>
-        <w:t xml:space="preserve"> 10,3 ч.).</w:t>
-      </w:r>
-    </w:p>
-    <w:p>
-      <w:pPr>
-        <w:spacing w:after="0" w:line="360" w:lineRule="auto"/>
-        <w:ind w:firstLine="709"/>
-        <w:jc w:val="both"/>
-        <w:rPr>
-          <w:rFonts w:ascii="Times New Roman" w:hAnsi="Times New Roman" w:cs="Times New Roman"/>
-          <w:b/>
-          <w:bCs/>
+        <w:t xml:space="preserve"> — 6–10–16 ч. (ожидаемая — 10,3 ч.). Пессимистичная оценка в 16 часов учитывает настройку уведомлений при критических ошибках и интеграцию с электронной почтой администратора</w:t>
+      </w:r>
+      <w:r>
+        <w:rPr>
+          <w:rFonts w:ascii="Times New Roman" w:hAnsi="Times New Roman" w:cs="Times New Roman"/>
+          <w:sz w:val="28"/>
+          <w:szCs w:val="28"/>
+        </w:rPr>
+        <w:t>.</w:t>
+      </w:r>
+    </w:p>
+    <w:p>
+      <w:pPr>
+        <w:pStyle w:val="a7"/>
+        <w:spacing w:after="0" w:line="360" w:lineRule="auto"/>
+        <w:ind w:left="0" w:firstLine="709"/>
+        <w:jc w:val="both"/>
+        <w:rPr>
+          <w:rFonts w:ascii="Times New Roman" w:hAnsi="Times New Roman" w:cs="Times New Roman"/>
           <w:sz w:val="28"/>
           <w:szCs w:val="28"/>
         </w:rPr>
@@ -10980,40 +11569,42 @@
     </w:p>
     <w:p>
       <w:pPr>
-        <w:spacing w:after="0" w:line="360" w:lineRule="auto"/>
-        <w:ind w:firstLine="709"/>
-        <w:jc w:val="both"/>
-        <w:rPr>
-          <w:rFonts w:ascii="Times New Roman" w:hAnsi="Times New Roman" w:cs="Times New Roman"/>
-          <w:sz w:val="28"/>
-          <w:szCs w:val="28"/>
-        </w:rPr>
-      </w:pPr>
-      <w:r>
-        <w:rPr>
-          <w:rFonts w:ascii="Times New Roman" w:hAnsi="Times New Roman" w:cs="Times New Roman"/>
-          <w:sz w:val="28"/>
-          <w:szCs w:val="28"/>
-        </w:rPr>
-        <w:t>Тестирование выделено в отдельный раздел, что соответствует лучшим практикам управления IT-проектами: качество не может быть «встроено» в продукт постфактум, оно должно обеспечиваться на протяжении всего процесса разработки.</w:t>
-      </w:r>
-    </w:p>
-    <w:p>
-      <w:pPr>
-        <w:spacing w:after="0" w:line="360" w:lineRule="auto"/>
-        <w:ind w:firstLine="709"/>
-        <w:jc w:val="both"/>
-        <w:rPr>
-          <w:rFonts w:ascii="Times New Roman" w:hAnsi="Times New Roman" w:cs="Times New Roman"/>
-          <w:sz w:val="28"/>
-          <w:szCs w:val="28"/>
-        </w:rPr>
-      </w:pPr>
-      <w:r>
-        <w:rPr>
-          <w:rFonts w:ascii="Times New Roman" w:hAnsi="Times New Roman" w:cs="Times New Roman"/>
-          <w:b/>
-          <w:bCs/>
+        <w:pStyle w:val="a7"/>
+        <w:spacing w:after="0" w:line="360" w:lineRule="auto"/>
+        <w:ind w:left="0" w:firstLine="709"/>
+        <w:jc w:val="both"/>
+        <w:rPr>
+          <w:rFonts w:ascii="Times New Roman" w:hAnsi="Times New Roman" w:cs="Times New Roman"/>
+          <w:sz w:val="28"/>
+          <w:szCs w:val="28"/>
+        </w:rPr>
+      </w:pPr>
+      <w:r>
+        <w:rPr>
+          <w:rFonts w:ascii="Times New Roman" w:hAnsi="Times New Roman" w:cs="Times New Roman"/>
+          <w:sz w:val="28"/>
+          <w:szCs w:val="28"/>
+        </w:rPr>
+        <w:t>Тестирование выделено в отдельный раздел и ведётся параллельно с разработкой, а не после её завершения. Такой подход позволяет выявлять дефекты на ранних стадиях, когда стоимость их исправления минимальна.</w:t>
+      </w:r>
+    </w:p>
+    <w:p>
+      <w:pPr>
+        <w:pStyle w:val="a7"/>
+        <w:spacing w:after="0" w:line="360" w:lineRule="auto"/>
+        <w:ind w:left="0" w:firstLine="709"/>
+        <w:jc w:val="both"/>
+        <w:rPr>
+          <w:rFonts w:ascii="Times New Roman" w:hAnsi="Times New Roman" w:cs="Times New Roman"/>
+          <w:sz w:val="28"/>
+          <w:szCs w:val="28"/>
+        </w:rPr>
+      </w:pPr>
+      <w:r>
+        <w:rPr>
+          <w:rFonts w:ascii="Times New Roman" w:hAnsi="Times New Roman" w:cs="Times New Roman"/>
+          <w:i/>
+          <w:iCs/>
           <w:sz w:val="28"/>
           <w:szCs w:val="28"/>
         </w:rPr>
@@ -11025,44 +11616,48 @@
           <w:sz w:val="28"/>
           <w:szCs w:val="28"/>
         </w:rPr>
-        <w:t xml:space="preserve"> (6–10–16 ч., ожидаемая </w:t>
-      </w:r>
-      <w:r>
-        <w:rPr>
-          <w:rFonts w:ascii="Times New Roman" w:hAnsi="Times New Roman" w:cs="Times New Roman"/>
-          <w:sz w:val="28"/>
-          <w:szCs w:val="28"/>
-        </w:rPr>
-        <w:t>—</w:t>
-      </w:r>
-      <w:r>
-        <w:rPr>
-          <w:rFonts w:ascii="Times New Roman" w:hAnsi="Times New Roman" w:cs="Times New Roman"/>
-          <w:sz w:val="28"/>
-          <w:szCs w:val="28"/>
-        </w:rPr>
-        <w:t xml:space="preserve"> 10,3 ч.) проверяет корректность работы отдельных компонентов системы в изоляции. Применяется на протяжении всей разработки.</w:t>
-      </w:r>
-    </w:p>
-    <w:p>
-      <w:pPr>
-        <w:spacing w:after="0" w:line="360" w:lineRule="auto"/>
-        <w:ind w:firstLine="709"/>
-        <w:jc w:val="both"/>
-        <w:rPr>
-          <w:rFonts w:ascii="Times New Roman" w:hAnsi="Times New Roman" w:cs="Times New Roman"/>
-          <w:sz w:val="28"/>
-          <w:szCs w:val="28"/>
-        </w:rPr>
-      </w:pPr>
-      <w:r>
-        <w:rPr>
-          <w:rFonts w:ascii="Times New Roman" w:hAnsi="Times New Roman" w:cs="Times New Roman"/>
-          <w:b/>
-          <w:bCs/>
-          <w:sz w:val="28"/>
-          <w:szCs w:val="28"/>
-        </w:rPr>
+        <w:t xml:space="preserve"> — </w:t>
+      </w:r>
+      <w:r>
+        <w:rPr>
+          <w:rFonts w:ascii="Times New Roman" w:hAnsi="Times New Roman" w:cs="Times New Roman"/>
+          <w:b/>
+          <w:bCs/>
+          <w:sz w:val="28"/>
+          <w:szCs w:val="28"/>
+        </w:rPr>
+        <w:t>6–10–16 ч.</w:t>
+      </w:r>
+      <w:r>
+        <w:rPr>
+          <w:rFonts w:ascii="Times New Roman" w:hAnsi="Times New Roman" w:cs="Times New Roman"/>
+          <w:sz w:val="28"/>
+          <w:szCs w:val="28"/>
+        </w:rPr>
+        <w:t xml:space="preserve"> (ожидаемая — 10,3 ч.). Проверяет корректность работы отдельных функций и компонентов в изоляции: расчёт средней оценки, логика блокировки аккаунта, валидация форм. Оптимистичная оценка в 6 часов предполагает высокое покрытие тестами уже в процессе написания кода. Пессимистичная оценка в 16 часов учитывает необходимость рефакторинга отдельных компонентов для обеспечения их тестируемости: если код изначально написан без учёта тестирования, его нужно переработать перед написанием тестов.</w:t>
+      </w:r>
+    </w:p>
+    <w:p>
+      <w:pPr>
+        <w:pStyle w:val="a7"/>
+        <w:spacing w:after="0" w:line="360" w:lineRule="auto"/>
+        <w:ind w:left="0" w:firstLine="709"/>
+        <w:jc w:val="both"/>
+        <w:rPr>
+          <w:rFonts w:ascii="Times New Roman" w:hAnsi="Times New Roman" w:cs="Times New Roman"/>
+          <w:sz w:val="28"/>
+          <w:szCs w:val="28"/>
+        </w:rPr>
+      </w:pPr>
+      <w:r>
+        <w:rPr>
+          <w:rFonts w:ascii="Times New Roman" w:hAnsi="Times New Roman" w:cs="Times New Roman"/>
+          <w:i/>
+          <w:iCs/>
+          <w:sz w:val="28"/>
+          <w:szCs w:val="28"/>
+        </w:rPr>
+        <w:lastRenderedPageBreak/>
         <w:t>Интеграционное тестирование</w:t>
       </w:r>
       <w:r>
@@ -11071,57 +11666,62 @@
           <w:sz w:val="28"/>
           <w:szCs w:val="28"/>
         </w:rPr>
-        <w:t xml:space="preserve"> (5–8–14 ч., ожидаемая </w:t>
-      </w:r>
-      <w:r>
-        <w:rPr>
-          <w:rFonts w:ascii="Times New Roman" w:hAnsi="Times New Roman" w:cs="Times New Roman"/>
-          <w:sz w:val="28"/>
-          <w:szCs w:val="28"/>
-        </w:rPr>
-        <w:t>—</w:t>
-      </w:r>
-      <w:r>
-        <w:rPr>
-          <w:rFonts w:ascii="Times New Roman" w:hAnsi="Times New Roman" w:cs="Times New Roman"/>
-          <w:sz w:val="28"/>
-          <w:szCs w:val="28"/>
-        </w:rPr>
-        <w:t xml:space="preserve"> 8,5 ч.) проверяет взаимодействие компонентов между собой </w:t>
-      </w:r>
-      <w:r>
-        <w:rPr>
-          <w:rFonts w:ascii="Times New Roman" w:hAnsi="Times New Roman" w:cs="Times New Roman"/>
-          <w:sz w:val="28"/>
-          <w:szCs w:val="28"/>
-        </w:rPr>
-        <w:t>—</w:t>
-      </w:r>
-      <w:r>
-        <w:rPr>
-          <w:rFonts w:ascii="Times New Roman" w:hAnsi="Times New Roman" w:cs="Times New Roman"/>
-          <w:sz w:val="28"/>
-          <w:szCs w:val="28"/>
-        </w:rPr>
-        <w:t xml:space="preserve"> в частности, корректность работы REST API между клиентской и серверной частями.</w:t>
-      </w:r>
-    </w:p>
-    <w:p>
-      <w:pPr>
-        <w:spacing w:after="0" w:line="360" w:lineRule="auto"/>
-        <w:ind w:firstLine="709"/>
-        <w:jc w:val="both"/>
-        <w:rPr>
-          <w:rFonts w:ascii="Times New Roman" w:hAnsi="Times New Roman" w:cs="Times New Roman"/>
-          <w:sz w:val="28"/>
-          <w:szCs w:val="28"/>
-        </w:rPr>
-      </w:pPr>
-      <w:r>
-        <w:rPr>
-          <w:rFonts w:ascii="Times New Roman" w:hAnsi="Times New Roman" w:cs="Times New Roman"/>
-          <w:b/>
-          <w:bCs/>
+        <w:t xml:space="preserve"> — </w:t>
+      </w:r>
+      <w:r>
+        <w:rPr>
+          <w:rFonts w:ascii="Times New Roman" w:hAnsi="Times New Roman" w:cs="Times New Roman"/>
+          <w:b/>
+          <w:bCs/>
+          <w:sz w:val="28"/>
+          <w:szCs w:val="28"/>
+        </w:rPr>
+        <w:t>5–8–14 ч.</w:t>
+      </w:r>
+      <w:r>
+        <w:rPr>
+          <w:rFonts w:ascii="Times New Roman" w:hAnsi="Times New Roman" w:cs="Times New Roman"/>
+          <w:sz w:val="28"/>
+          <w:szCs w:val="28"/>
+        </w:rPr>
+        <w:t xml:space="preserve"> (ожидаемая — 8,5 ч.). Проверяет взаимодействие компонентов системы между собой: корректность работы REST API, передачу данных между клиентской и серверной частями, поведение при граничных значениях запросов. Оптимистичная оценка предполагает, что все интерфейсы между компонентами были заранее чётко специфицированы. Пессимистичная оценка в 14 часов учитывает сценарий, при котором в ходе интеграции обнаруживаются несоответствия в форматах данных между </w:t>
+      </w:r>
+      <w:proofErr w:type="spellStart"/>
+      <w:r>
+        <w:rPr>
+          <w:rFonts w:ascii="Times New Roman" w:hAnsi="Times New Roman" w:cs="Times New Roman"/>
+          <w:sz w:val="28"/>
+          <w:szCs w:val="28"/>
+        </w:rPr>
+        <w:t>фронтендом</w:t>
+      </w:r>
+      <w:proofErr w:type="spellEnd"/>
+      <w:r>
+        <w:rPr>
+          <w:rFonts w:ascii="Times New Roman" w:hAnsi="Times New Roman" w:cs="Times New Roman"/>
+          <w:sz w:val="28"/>
+          <w:szCs w:val="28"/>
+        </w:rPr>
+        <w:t xml:space="preserve"> и бэкендом.</w:t>
+      </w:r>
+    </w:p>
+    <w:p>
+      <w:pPr>
+        <w:pStyle w:val="a7"/>
+        <w:spacing w:after="0" w:line="360" w:lineRule="auto"/>
+        <w:ind w:left="0" w:firstLine="709"/>
+        <w:jc w:val="both"/>
+        <w:rPr>
+          <w:rFonts w:ascii="Times New Roman" w:hAnsi="Times New Roman" w:cs="Times New Roman"/>
+          <w:sz w:val="28"/>
+          <w:szCs w:val="28"/>
+        </w:rPr>
+      </w:pPr>
+      <w:r>
+        <w:rPr>
+          <w:rFonts w:ascii="Times New Roman" w:hAnsi="Times New Roman" w:cs="Times New Roman"/>
+          <w:i/>
+          <w:iCs/>
           <w:sz w:val="28"/>
           <w:szCs w:val="28"/>
         </w:rPr>
@@ -11133,41 +11733,44 @@
           <w:sz w:val="28"/>
           <w:szCs w:val="28"/>
         </w:rPr>
-        <w:t xml:space="preserve"> (3–5–9 ч., ожидаемая </w:t>
-      </w:r>
-      <w:r>
-        <w:rPr>
-          <w:rFonts w:ascii="Times New Roman" w:hAnsi="Times New Roman" w:cs="Times New Roman"/>
-          <w:sz w:val="28"/>
-          <w:szCs w:val="28"/>
-        </w:rPr>
-        <w:t>—</w:t>
-      </w:r>
-      <w:r>
-        <w:rPr>
-          <w:rFonts w:ascii="Times New Roman" w:hAnsi="Times New Roman" w:cs="Times New Roman"/>
-          <w:sz w:val="28"/>
-          <w:szCs w:val="28"/>
-        </w:rPr>
-        <w:t xml:space="preserve"> 5,3 ч.) моделирует одновременную работу множества пользователей с целью выявления узких мест производительности, критичных для многопользовательской системы.</w:t>
-      </w:r>
-    </w:p>
-    <w:p>
-      <w:pPr>
-        <w:spacing w:after="0" w:line="360" w:lineRule="auto"/>
-        <w:ind w:firstLine="709"/>
-        <w:jc w:val="both"/>
-        <w:rPr>
-          <w:rFonts w:ascii="Times New Roman" w:hAnsi="Times New Roman" w:cs="Times New Roman"/>
-          <w:sz w:val="28"/>
-          <w:szCs w:val="28"/>
-        </w:rPr>
-      </w:pPr>
-      <w:r>
-        <w:rPr>
-          <w:rFonts w:ascii="Times New Roman" w:hAnsi="Times New Roman" w:cs="Times New Roman"/>
-          <w:b/>
-          <w:bCs/>
+        <w:t xml:space="preserve"> — </w:t>
+      </w:r>
+      <w:r>
+        <w:rPr>
+          <w:rFonts w:ascii="Times New Roman" w:hAnsi="Times New Roman" w:cs="Times New Roman"/>
+          <w:b/>
+          <w:bCs/>
+          <w:sz w:val="28"/>
+          <w:szCs w:val="28"/>
+        </w:rPr>
+        <w:t>3–5–9 ч.</w:t>
+      </w:r>
+      <w:r>
+        <w:rPr>
+          <w:rFonts w:ascii="Times New Roman" w:hAnsi="Times New Roman" w:cs="Times New Roman"/>
+          <w:sz w:val="28"/>
+          <w:szCs w:val="28"/>
+        </w:rPr>
+        <w:t xml:space="preserve"> (ожидаемая — 5,3 ч.). Моделирует одновременную работу множества пользователей с целью выявления узких мест производительности. Для школьной системы пиковая нагрузка приходится на начало и конец учебного дня, когда все учителя одновременно открывают журнал. Оптимистичная оценка предполагает, что система выдерживает нагрузку с первого прогона. Пессимистичная оценка закладывает необходимость оптимизации запросов к базе данных по результатам тестирования.</w:t>
+      </w:r>
+    </w:p>
+    <w:p>
+      <w:pPr>
+        <w:pStyle w:val="a7"/>
+        <w:spacing w:after="0" w:line="360" w:lineRule="auto"/>
+        <w:ind w:left="0" w:firstLine="709"/>
+        <w:jc w:val="both"/>
+        <w:rPr>
+          <w:rFonts w:ascii="Times New Roman" w:hAnsi="Times New Roman" w:cs="Times New Roman"/>
+          <w:sz w:val="28"/>
+          <w:szCs w:val="28"/>
+        </w:rPr>
+      </w:pPr>
+      <w:r>
+        <w:rPr>
+          <w:rFonts w:ascii="Times New Roman" w:hAnsi="Times New Roman" w:cs="Times New Roman"/>
+          <w:i/>
+          <w:iCs/>
           <w:sz w:val="28"/>
           <w:szCs w:val="28"/>
         </w:rPr>
@@ -11179,41 +11782,62 @@
           <w:sz w:val="28"/>
           <w:szCs w:val="28"/>
         </w:rPr>
-        <w:t xml:space="preserve"> (4–7–12 ч., ожидаемая </w:t>
-      </w:r>
-      <w:r>
-        <w:rPr>
-          <w:rFonts w:ascii="Times New Roman" w:hAnsi="Times New Roman" w:cs="Times New Roman"/>
-          <w:sz w:val="28"/>
-          <w:szCs w:val="28"/>
-        </w:rPr>
-        <w:t>—</w:t>
-      </w:r>
-      <w:r>
-        <w:rPr>
-          <w:rFonts w:ascii="Times New Roman" w:hAnsi="Times New Roman" w:cs="Times New Roman"/>
-          <w:sz w:val="28"/>
-          <w:szCs w:val="28"/>
-        </w:rPr>
-        <w:t xml:space="preserve"> 7,3 ч.) обеспечивает проверку того, что внесённые исправления не нарушили ранее работавший функционал. Особенно важно при выпуске версии 2.0.</w:t>
-      </w:r>
-    </w:p>
-    <w:p>
-      <w:pPr>
-        <w:spacing w:after="0" w:line="360" w:lineRule="auto"/>
-        <w:ind w:firstLine="709"/>
-        <w:jc w:val="both"/>
-        <w:rPr>
-          <w:rFonts w:ascii="Times New Roman" w:hAnsi="Times New Roman" w:cs="Times New Roman"/>
-          <w:sz w:val="28"/>
-          <w:szCs w:val="28"/>
-        </w:rPr>
-      </w:pPr>
-      <w:r>
-        <w:rPr>
-          <w:rFonts w:ascii="Times New Roman" w:hAnsi="Times New Roman" w:cs="Times New Roman"/>
-          <w:b/>
-          <w:bCs/>
+        <w:t xml:space="preserve"> — </w:t>
+      </w:r>
+      <w:r>
+        <w:rPr>
+          <w:rFonts w:ascii="Times New Roman" w:hAnsi="Times New Roman" w:cs="Times New Roman"/>
+          <w:b/>
+          <w:bCs/>
+          <w:sz w:val="28"/>
+          <w:szCs w:val="28"/>
+        </w:rPr>
+        <w:t>4–7–12 ч.</w:t>
+      </w:r>
+      <w:r>
+        <w:rPr>
+          <w:rFonts w:ascii="Times New Roman" w:hAnsi="Times New Roman" w:cs="Times New Roman"/>
+          <w:sz w:val="28"/>
+          <w:szCs w:val="28"/>
+        </w:rPr>
+        <w:t xml:space="preserve"> (ожидаемая — 7,3 ч.). Проверяет, что исправление дефектов и добавление нового функционала не нарушили уже работающие части системы. Особенно критично при выпуске версии 2.0: модуль внутренних сообщений и </w:t>
+      </w:r>
+      <w:proofErr w:type="spellStart"/>
+      <w:r>
+        <w:rPr>
+          <w:rFonts w:ascii="Times New Roman" w:hAnsi="Times New Roman" w:cs="Times New Roman"/>
+          <w:sz w:val="28"/>
+          <w:szCs w:val="28"/>
+        </w:rPr>
+        <w:t>email</w:t>
+      </w:r>
+      <w:proofErr w:type="spellEnd"/>
+      <w:r>
+        <w:rPr>
+          <w:rFonts w:ascii="Times New Roman" w:hAnsi="Times New Roman" w:cs="Times New Roman"/>
+          <w:sz w:val="28"/>
+          <w:szCs w:val="28"/>
+        </w:rPr>
+        <w:t>-уведомления не должны повлиять на стабильность базового функционала. Пессимистичная оценка учитывает большой объём повторных проверок при высоком числе исправлений по итогам приёмочного тестирования.</w:t>
+      </w:r>
+    </w:p>
+    <w:p>
+      <w:pPr>
+        <w:pStyle w:val="a7"/>
+        <w:spacing w:after="0" w:line="360" w:lineRule="auto"/>
+        <w:ind w:left="0" w:firstLine="709"/>
+        <w:jc w:val="both"/>
+        <w:rPr>
+          <w:rFonts w:ascii="Times New Roman" w:hAnsi="Times New Roman" w:cs="Times New Roman"/>
+          <w:sz w:val="28"/>
+          <w:szCs w:val="28"/>
+        </w:rPr>
+      </w:pPr>
+      <w:r>
+        <w:rPr>
+          <w:rFonts w:ascii="Times New Roman" w:hAnsi="Times New Roman" w:cs="Times New Roman"/>
+          <w:i/>
+          <w:iCs/>
           <w:sz w:val="28"/>
           <w:szCs w:val="28"/>
         </w:rPr>
@@ -11225,34 +11849,35 @@
           <w:sz w:val="28"/>
           <w:szCs w:val="28"/>
         </w:rPr>
-        <w:t xml:space="preserve"> (3–5–8 ч., ожидаемая </w:t>
-      </w:r>
-      <w:r>
-        <w:rPr>
-          <w:rFonts w:ascii="Times New Roman" w:hAnsi="Times New Roman" w:cs="Times New Roman"/>
-          <w:sz w:val="28"/>
-          <w:szCs w:val="28"/>
-        </w:rPr>
-        <w:t>—</w:t>
-      </w:r>
-      <w:r>
-        <w:rPr>
-          <w:rFonts w:ascii="Times New Roman" w:hAnsi="Times New Roman" w:cs="Times New Roman"/>
-          <w:sz w:val="28"/>
-          <w:szCs w:val="28"/>
-        </w:rPr>
-        <w:t xml:space="preserve"> 5,2 ч.) проводится совместно с заказчиком и завершается подписанием акта приёма-передачи.</w:t>
-      </w:r>
-    </w:p>
-    <w:p>
-      <w:pPr>
-        <w:spacing w:after="0" w:line="360" w:lineRule="auto"/>
-        <w:ind w:firstLine="709"/>
-        <w:jc w:val="both"/>
-        <w:rPr>
-          <w:rFonts w:ascii="Times New Roman" w:hAnsi="Times New Roman" w:cs="Times New Roman"/>
-          <w:b/>
-          <w:bCs/>
+        <w:t xml:space="preserve"> — </w:t>
+      </w:r>
+      <w:r>
+        <w:rPr>
+          <w:rFonts w:ascii="Times New Roman" w:hAnsi="Times New Roman" w:cs="Times New Roman"/>
+          <w:b/>
+          <w:bCs/>
+          <w:sz w:val="28"/>
+          <w:szCs w:val="28"/>
+        </w:rPr>
+        <w:t>3–5–8 ч.</w:t>
+      </w:r>
+      <w:r>
+        <w:rPr>
+          <w:rFonts w:ascii="Times New Roman" w:hAnsi="Times New Roman" w:cs="Times New Roman"/>
+          <w:sz w:val="28"/>
+          <w:szCs w:val="28"/>
+        </w:rPr>
+        <w:t xml:space="preserve"> (ожидаемая — 5,2 ч.). Проводится совместно с заказчиком и завершается подписанием акта приёма-передачи. Оптимистичная оценка предполагает, что заказчик принимает систему с первого раза без замечаний. Пессимистичная оценка в 8 часов закладывает одну итерацию доработок по результатам приёмки и повторное тестирование.</w:t>
+      </w:r>
+    </w:p>
+    <w:p>
+      <w:pPr>
+        <w:pStyle w:val="a7"/>
+        <w:spacing w:after="0" w:line="360" w:lineRule="auto"/>
+        <w:ind w:left="0" w:firstLine="709"/>
+        <w:jc w:val="both"/>
+        <w:rPr>
+          <w:rFonts w:ascii="Times New Roman" w:hAnsi="Times New Roman" w:cs="Times New Roman"/>
           <w:sz w:val="28"/>
           <w:szCs w:val="28"/>
         </w:rPr>
@@ -11270,44 +11895,25 @@
     </w:p>
     <w:p>
       <w:pPr>
-        <w:spacing w:after="0" w:line="360" w:lineRule="auto"/>
-        <w:ind w:firstLine="709"/>
-        <w:jc w:val="both"/>
-        <w:rPr>
-          <w:rFonts w:ascii="Times New Roman" w:hAnsi="Times New Roman" w:cs="Times New Roman"/>
-          <w:sz w:val="28"/>
-          <w:szCs w:val="28"/>
-        </w:rPr>
-      </w:pPr>
-      <w:r>
-        <w:rPr>
-          <w:rFonts w:ascii="Times New Roman" w:hAnsi="Times New Roman" w:cs="Times New Roman"/>
+        <w:pStyle w:val="a7"/>
+        <w:spacing w:after="0" w:line="360" w:lineRule="auto"/>
+        <w:ind w:left="0" w:firstLine="709"/>
+        <w:jc w:val="both"/>
+        <w:rPr>
+          <w:rFonts w:ascii="Times New Roman" w:hAnsi="Times New Roman" w:cs="Times New Roman"/>
+          <w:sz w:val="28"/>
+          <w:szCs w:val="28"/>
+        </w:rPr>
+      </w:pPr>
+      <w:r>
+        <w:rPr>
+          <w:rFonts w:ascii="Times New Roman" w:hAnsi="Times New Roman" w:cs="Times New Roman"/>
+          <w:i/>
+          <w:iCs/>
           <w:sz w:val="28"/>
           <w:szCs w:val="28"/>
         </w:rPr>
         <w:lastRenderedPageBreak/>
-        <w:t>Документирование является обязательным условием сдачи проекта и долгосрочной поддержки системы.</w:t>
-      </w:r>
-    </w:p>
-    <w:p>
-      <w:pPr>
-        <w:spacing w:after="0" w:line="360" w:lineRule="auto"/>
-        <w:ind w:firstLine="709"/>
-        <w:jc w:val="both"/>
-        <w:rPr>
-          <w:rFonts w:ascii="Times New Roman" w:hAnsi="Times New Roman" w:cs="Times New Roman"/>
-          <w:sz w:val="28"/>
-          <w:szCs w:val="28"/>
-        </w:rPr>
-      </w:pPr>
-      <w:r>
-        <w:rPr>
-          <w:rFonts w:ascii="Times New Roman" w:hAnsi="Times New Roman" w:cs="Times New Roman"/>
-          <w:b/>
-          <w:bCs/>
-          <w:sz w:val="28"/>
-          <w:szCs w:val="28"/>
-        </w:rPr>
         <w:t>Руководство пользователя v1.0</w:t>
       </w:r>
       <w:r>
@@ -11316,41 +11922,44 @@
           <w:sz w:val="28"/>
           <w:szCs w:val="28"/>
         </w:rPr>
-        <w:t xml:space="preserve"> (5–8–12 ч., ожидаемая </w:t>
-      </w:r>
-      <w:r>
-        <w:rPr>
-          <w:rFonts w:ascii="Times New Roman" w:hAnsi="Times New Roman" w:cs="Times New Roman"/>
-          <w:sz w:val="28"/>
-          <w:szCs w:val="28"/>
-        </w:rPr>
-        <w:t>—</w:t>
-      </w:r>
-      <w:r>
-        <w:rPr>
-          <w:rFonts w:ascii="Times New Roman" w:hAnsi="Times New Roman" w:cs="Times New Roman"/>
-          <w:sz w:val="28"/>
-          <w:szCs w:val="28"/>
-        </w:rPr>
-        <w:t xml:space="preserve"> 8,2 ч.) описывает функции системы в объёме версии 1.0 с примерами экранов и инструкциями по запуску.</w:t>
-      </w:r>
-    </w:p>
-    <w:p>
-      <w:pPr>
-        <w:spacing w:after="0" w:line="360" w:lineRule="auto"/>
-        <w:ind w:firstLine="709"/>
-        <w:jc w:val="both"/>
-        <w:rPr>
-          <w:rFonts w:ascii="Times New Roman" w:hAnsi="Times New Roman" w:cs="Times New Roman"/>
-          <w:sz w:val="28"/>
-          <w:szCs w:val="28"/>
-        </w:rPr>
-      </w:pPr>
-      <w:r>
-        <w:rPr>
-          <w:rFonts w:ascii="Times New Roman" w:hAnsi="Times New Roman" w:cs="Times New Roman"/>
-          <w:b/>
-          <w:bCs/>
+        <w:t xml:space="preserve"> — </w:t>
+      </w:r>
+      <w:r>
+        <w:rPr>
+          <w:rFonts w:ascii="Times New Roman" w:hAnsi="Times New Roman" w:cs="Times New Roman"/>
+          <w:b/>
+          <w:bCs/>
+          <w:sz w:val="28"/>
+          <w:szCs w:val="28"/>
+        </w:rPr>
+        <w:t>5–8–12 ч.</w:t>
+      </w:r>
+      <w:r>
+        <w:rPr>
+          <w:rFonts w:ascii="Times New Roman" w:hAnsi="Times New Roman" w:cs="Times New Roman"/>
+          <w:sz w:val="28"/>
+          <w:szCs w:val="28"/>
+        </w:rPr>
+        <w:t xml:space="preserve"> (ожидаемая — 8,2 ч.). Документ описывает все функции системы в объёме версии 1.0 с примерами экранов и пошаговыми инструкциями для каждой роли пользователя. Оптимистичная оценка предполагает, что интерфейс системы к моменту написания руководства полностью заморожен и не меняется. Пессимистичная оценка в 12 часов учитывает необходимость переснять скриншоты и обновить описания при изменении интерфейса по итогам приёмочного тестирования — что является типичной ситуацией на практике.</w:t>
+      </w:r>
+    </w:p>
+    <w:p>
+      <w:pPr>
+        <w:pStyle w:val="a7"/>
+        <w:spacing w:after="0" w:line="360" w:lineRule="auto"/>
+        <w:ind w:left="0" w:firstLine="709"/>
+        <w:jc w:val="both"/>
+        <w:rPr>
+          <w:rFonts w:ascii="Times New Roman" w:hAnsi="Times New Roman" w:cs="Times New Roman"/>
+          <w:sz w:val="28"/>
+          <w:szCs w:val="28"/>
+        </w:rPr>
+      </w:pPr>
+      <w:r>
+        <w:rPr>
+          <w:rFonts w:ascii="Times New Roman" w:hAnsi="Times New Roman" w:cs="Times New Roman"/>
+          <w:i/>
+          <w:iCs/>
           <w:sz w:val="28"/>
           <w:szCs w:val="28"/>
         </w:rPr>
@@ -11362,23 +11971,25 @@
           <w:sz w:val="28"/>
           <w:szCs w:val="28"/>
         </w:rPr>
-        <w:t xml:space="preserve"> (3–5–8 ч., ожидаемая </w:t>
-      </w:r>
-      <w:r>
-        <w:rPr>
-          <w:rFonts w:ascii="Times New Roman" w:hAnsi="Times New Roman" w:cs="Times New Roman"/>
-          <w:sz w:val="28"/>
-          <w:szCs w:val="28"/>
-        </w:rPr>
-        <w:t>—</w:t>
-      </w:r>
-      <w:r>
-        <w:rPr>
-          <w:rFonts w:ascii="Times New Roman" w:hAnsi="Times New Roman" w:cs="Times New Roman"/>
-          <w:sz w:val="28"/>
-          <w:szCs w:val="28"/>
-        </w:rPr>
-        <w:t xml:space="preserve"> 5,2 ч.) дополняет первую версию руководства описанием нового функционала: </w:t>
+        <w:t xml:space="preserve"> — </w:t>
+      </w:r>
+      <w:r>
+        <w:rPr>
+          <w:rFonts w:ascii="Times New Roman" w:hAnsi="Times New Roman" w:cs="Times New Roman"/>
+          <w:b/>
+          <w:bCs/>
+          <w:sz w:val="28"/>
+          <w:szCs w:val="28"/>
+        </w:rPr>
+        <w:t>3–5–8 ч.</w:t>
+      </w:r>
+      <w:r>
+        <w:rPr>
+          <w:rFonts w:ascii="Times New Roman" w:hAnsi="Times New Roman" w:cs="Times New Roman"/>
+          <w:sz w:val="28"/>
+          <w:szCs w:val="28"/>
+        </w:rPr>
+        <w:t xml:space="preserve"> (ожидаемая — 5,2 ч.). Дополняет первую версию руководства разделами по </w:t>
       </w:r>
       <w:proofErr w:type="spellStart"/>
       <w:r>
@@ -11396,25 +12007,26 @@
           <w:sz w:val="28"/>
           <w:szCs w:val="28"/>
         </w:rPr>
-        <w:t>-уведомлений и внутренних сообщений.</w:t>
-      </w:r>
-    </w:p>
-    <w:p>
-      <w:pPr>
-        <w:spacing w:after="0" w:line="360" w:lineRule="auto"/>
-        <w:ind w:firstLine="709"/>
-        <w:jc w:val="both"/>
-        <w:rPr>
-          <w:rFonts w:ascii="Times New Roman" w:hAnsi="Times New Roman" w:cs="Times New Roman"/>
-          <w:sz w:val="28"/>
-          <w:szCs w:val="28"/>
-        </w:rPr>
-      </w:pPr>
-      <w:r>
-        <w:rPr>
-          <w:rFonts w:ascii="Times New Roman" w:hAnsi="Times New Roman" w:cs="Times New Roman"/>
-          <w:b/>
-          <w:bCs/>
+        <w:t>-уведомлениям и модулю внутренних сообщений. Оценка ниже, чем для v1.0, так как базовая структура документа уже готова и требует только дополнения новыми разделами. Пессимистичная оценка учитывает возможное изменение интерфейса нового функционала по итогам тестирования.</w:t>
+      </w:r>
+    </w:p>
+    <w:p>
+      <w:pPr>
+        <w:pStyle w:val="a7"/>
+        <w:spacing w:after="0" w:line="360" w:lineRule="auto"/>
+        <w:ind w:left="0" w:firstLine="709"/>
+        <w:jc w:val="both"/>
+        <w:rPr>
+          <w:rFonts w:ascii="Times New Roman" w:hAnsi="Times New Roman" w:cs="Times New Roman"/>
+          <w:sz w:val="28"/>
+          <w:szCs w:val="28"/>
+        </w:rPr>
+      </w:pPr>
+      <w:r>
+        <w:rPr>
+          <w:rFonts w:ascii="Times New Roman" w:hAnsi="Times New Roman" w:cs="Times New Roman"/>
+          <w:i/>
+          <w:iCs/>
           <w:sz w:val="28"/>
           <w:szCs w:val="28"/>
         </w:rPr>
@@ -11426,41 +12038,62 @@
           <w:sz w:val="28"/>
           <w:szCs w:val="28"/>
         </w:rPr>
-        <w:t xml:space="preserve"> (6–9–14 ч., ожидаемая </w:t>
-      </w:r>
-      <w:r>
-        <w:rPr>
-          <w:rFonts w:ascii="Times New Roman" w:hAnsi="Times New Roman" w:cs="Times New Roman"/>
-          <w:sz w:val="28"/>
-          <w:szCs w:val="28"/>
-        </w:rPr>
-        <w:t>—</w:t>
-      </w:r>
-      <w:r>
-        <w:rPr>
-          <w:rFonts w:ascii="Times New Roman" w:hAnsi="Times New Roman" w:cs="Times New Roman"/>
-          <w:sz w:val="28"/>
-          <w:szCs w:val="28"/>
-        </w:rPr>
-        <w:t xml:space="preserve"> 9,3 ч.) описывает архитектуру системы, структуру базы данных и API для целей дальнейшей поддержки и развития.</w:t>
-      </w:r>
-    </w:p>
-    <w:p>
-      <w:pPr>
-        <w:spacing w:after="0" w:line="360" w:lineRule="auto"/>
-        <w:ind w:firstLine="709"/>
-        <w:jc w:val="both"/>
-        <w:rPr>
-          <w:rFonts w:ascii="Times New Roman" w:hAnsi="Times New Roman" w:cs="Times New Roman"/>
-          <w:sz w:val="28"/>
-          <w:szCs w:val="28"/>
-        </w:rPr>
-      </w:pPr>
-      <w:r>
-        <w:rPr>
-          <w:rFonts w:ascii="Times New Roman" w:hAnsi="Times New Roman" w:cs="Times New Roman"/>
-          <w:b/>
-          <w:bCs/>
+        <w:t xml:space="preserve"> — </w:t>
+      </w:r>
+      <w:r>
+        <w:rPr>
+          <w:rFonts w:ascii="Times New Roman" w:hAnsi="Times New Roman" w:cs="Times New Roman"/>
+          <w:b/>
+          <w:bCs/>
+          <w:sz w:val="28"/>
+          <w:szCs w:val="28"/>
+        </w:rPr>
+        <w:t>6–9–14 ч.</w:t>
+      </w:r>
+      <w:r>
+        <w:rPr>
+          <w:rFonts w:ascii="Times New Roman" w:hAnsi="Times New Roman" w:cs="Times New Roman"/>
+          <w:sz w:val="28"/>
+          <w:szCs w:val="28"/>
+        </w:rPr>
+        <w:t xml:space="preserve"> (ожидаемая — 9,3 ч.). Описывает архитектуру системы, структуру базы данных, описание API-</w:t>
+      </w:r>
+      <w:proofErr w:type="spellStart"/>
+      <w:r>
+        <w:rPr>
+          <w:rFonts w:ascii="Times New Roman" w:hAnsi="Times New Roman" w:cs="Times New Roman"/>
+          <w:sz w:val="28"/>
+          <w:szCs w:val="28"/>
+        </w:rPr>
+        <w:t>эндпоинтов</w:t>
+      </w:r>
+      <w:proofErr w:type="spellEnd"/>
+      <w:r>
+        <w:rPr>
+          <w:rFonts w:ascii="Times New Roman" w:hAnsi="Times New Roman" w:cs="Times New Roman"/>
+          <w:sz w:val="28"/>
+          <w:szCs w:val="28"/>
+        </w:rPr>
+        <w:t xml:space="preserve"> и инструкцию по развёртыванию. Документ необходим для долгосрочной поддержки системы и её возможного развития силами другой команды. Оптимистичная оценка предполагает, что архитектурные решения документировались по ходу разработки. Пессимистичная оценка в 14 часов закладывает восстановление документации «задним числом» в случае, если в ходе разработки она не велась.</w:t>
+      </w:r>
+    </w:p>
+    <w:p>
+      <w:pPr>
+        <w:pStyle w:val="a7"/>
+        <w:spacing w:after="0" w:line="360" w:lineRule="auto"/>
+        <w:ind w:left="0" w:firstLine="709"/>
+        <w:jc w:val="both"/>
+        <w:rPr>
+          <w:rFonts w:ascii="Times New Roman" w:hAnsi="Times New Roman" w:cs="Times New Roman"/>
+          <w:sz w:val="28"/>
+          <w:szCs w:val="28"/>
+        </w:rPr>
+      </w:pPr>
+      <w:r>
+        <w:rPr>
+          <w:rFonts w:ascii="Times New Roman" w:hAnsi="Times New Roman" w:cs="Times New Roman"/>
+          <w:i/>
+          <w:iCs/>
           <w:sz w:val="28"/>
           <w:szCs w:val="28"/>
         </w:rPr>
@@ -11472,34 +12105,35 @@
           <w:sz w:val="28"/>
           <w:szCs w:val="28"/>
         </w:rPr>
-        <w:t xml:space="preserve"> (4–6–10 ч., ожидаемая </w:t>
-      </w:r>
-      <w:r>
-        <w:rPr>
-          <w:rFonts w:ascii="Times New Roman" w:hAnsi="Times New Roman" w:cs="Times New Roman"/>
-          <w:sz w:val="28"/>
-          <w:szCs w:val="28"/>
-        </w:rPr>
-        <w:t>—</w:t>
-      </w:r>
-      <w:r>
-        <w:rPr>
-          <w:rFonts w:ascii="Times New Roman" w:hAnsi="Times New Roman" w:cs="Times New Roman"/>
-          <w:sz w:val="28"/>
-          <w:szCs w:val="28"/>
-        </w:rPr>
-        <w:t xml:space="preserve"> 6,3 ч.) включает протоколы совещаний, отчёты о статусе проекта и прочую управленческую документацию.</w:t>
-      </w:r>
-    </w:p>
-    <w:p>
-      <w:pPr>
-        <w:spacing w:after="0" w:line="360" w:lineRule="auto"/>
-        <w:ind w:firstLine="709"/>
-        <w:jc w:val="both"/>
-        <w:rPr>
-          <w:rFonts w:ascii="Times New Roman" w:hAnsi="Times New Roman" w:cs="Times New Roman"/>
-          <w:b/>
-          <w:bCs/>
+        <w:t xml:space="preserve"> — </w:t>
+      </w:r>
+      <w:r>
+        <w:rPr>
+          <w:rFonts w:ascii="Times New Roman" w:hAnsi="Times New Roman" w:cs="Times New Roman"/>
+          <w:b/>
+          <w:bCs/>
+          <w:sz w:val="28"/>
+          <w:szCs w:val="28"/>
+        </w:rPr>
+        <w:t>4–6–10 ч.</w:t>
+      </w:r>
+      <w:r>
+        <w:rPr>
+          <w:rFonts w:ascii="Times New Roman" w:hAnsi="Times New Roman" w:cs="Times New Roman"/>
+          <w:sz w:val="28"/>
+          <w:szCs w:val="28"/>
+        </w:rPr>
+        <w:t xml:space="preserve"> (ожидаемая — 6,3 ч.). Включает протоколы совещаний с заказчиком, отчёты о статусе проекта, журнал рисков и реестр изменений. Ведётся на протяжении всего проекта менеджером. Пессимистичная оценка учитывает высокую частоту совещаний при появлении проблем или изменений требований.</w:t>
+      </w:r>
+    </w:p>
+    <w:p>
+      <w:pPr>
+        <w:pStyle w:val="a7"/>
+        <w:spacing w:after="0" w:line="360" w:lineRule="auto"/>
+        <w:ind w:left="0" w:firstLine="709"/>
+        <w:jc w:val="both"/>
+        <w:rPr>
+          <w:rFonts w:ascii="Times New Roman" w:hAnsi="Times New Roman" w:cs="Times New Roman"/>
           <w:sz w:val="28"/>
           <w:szCs w:val="28"/>
         </w:rPr>
@@ -11517,40 +12151,21 @@
     </w:p>
     <w:p>
       <w:pPr>
-        <w:spacing w:after="0" w:line="360" w:lineRule="auto"/>
-        <w:ind w:firstLine="709"/>
-        <w:jc w:val="both"/>
-        <w:rPr>
-          <w:rFonts w:ascii="Times New Roman" w:hAnsi="Times New Roman" w:cs="Times New Roman"/>
-          <w:sz w:val="28"/>
-          <w:szCs w:val="28"/>
-        </w:rPr>
-      </w:pPr>
-      <w:r>
-        <w:rPr>
-          <w:rFonts w:ascii="Times New Roman" w:hAnsi="Times New Roman" w:cs="Times New Roman"/>
-          <w:sz w:val="28"/>
-          <w:szCs w:val="28"/>
-        </w:rPr>
-        <w:t>Внедрение новой системы неизбежно требует обучения персонала: даже интуитивно понятный интерфейс не исключает вопросов при первом знакомстве с продуктом.</w:t>
-      </w:r>
-    </w:p>
-    <w:p>
-      <w:pPr>
-        <w:spacing w:after="0" w:line="360" w:lineRule="auto"/>
-        <w:ind w:firstLine="709"/>
-        <w:jc w:val="both"/>
-        <w:rPr>
-          <w:rFonts w:ascii="Times New Roman" w:hAnsi="Times New Roman" w:cs="Times New Roman"/>
-          <w:sz w:val="28"/>
-          <w:szCs w:val="28"/>
-        </w:rPr>
-      </w:pPr>
-      <w:r>
-        <w:rPr>
-          <w:rFonts w:ascii="Times New Roman" w:hAnsi="Times New Roman" w:cs="Times New Roman"/>
-          <w:b/>
-          <w:bCs/>
+        <w:pStyle w:val="a7"/>
+        <w:spacing w:after="0" w:line="360" w:lineRule="auto"/>
+        <w:ind w:left="0" w:firstLine="709"/>
+        <w:jc w:val="both"/>
+        <w:rPr>
+          <w:rFonts w:ascii="Times New Roman" w:hAnsi="Times New Roman" w:cs="Times New Roman"/>
+          <w:sz w:val="28"/>
+          <w:szCs w:val="28"/>
+        </w:rPr>
+      </w:pPr>
+      <w:r>
+        <w:rPr>
+          <w:rFonts w:ascii="Times New Roman" w:hAnsi="Times New Roman" w:cs="Times New Roman"/>
+          <w:i/>
+          <w:iCs/>
           <w:sz w:val="28"/>
           <w:szCs w:val="28"/>
         </w:rPr>
@@ -11562,41 +12177,71 @@
           <w:sz w:val="28"/>
           <w:szCs w:val="28"/>
         </w:rPr>
-        <w:t xml:space="preserve"> (4–6–9 ч., ожидаемая </w:t>
-      </w:r>
-      <w:r>
-        <w:rPr>
-          <w:rFonts w:ascii="Times New Roman" w:hAnsi="Times New Roman" w:cs="Times New Roman"/>
-          <w:sz w:val="28"/>
-          <w:szCs w:val="28"/>
-        </w:rPr>
-        <w:t>—</w:t>
-      </w:r>
-      <w:r>
-        <w:rPr>
-          <w:rFonts w:ascii="Times New Roman" w:hAnsi="Times New Roman" w:cs="Times New Roman"/>
-          <w:sz w:val="28"/>
-          <w:szCs w:val="28"/>
-        </w:rPr>
-        <w:t xml:space="preserve"> 6,2 ч.) включает разработку кратких памяток для каждой роли пользователя.</w:t>
-      </w:r>
-    </w:p>
-    <w:p>
-      <w:pPr>
-        <w:spacing w:after="0" w:line="360" w:lineRule="auto"/>
-        <w:ind w:firstLine="709"/>
-        <w:jc w:val="both"/>
-        <w:rPr>
-          <w:rFonts w:ascii="Times New Roman" w:hAnsi="Times New Roman" w:cs="Times New Roman"/>
-          <w:sz w:val="28"/>
-          <w:szCs w:val="28"/>
-        </w:rPr>
-      </w:pPr>
-      <w:r>
-        <w:rPr>
-          <w:rFonts w:ascii="Times New Roman" w:hAnsi="Times New Roman" w:cs="Times New Roman"/>
-          <w:b/>
-          <w:bCs/>
+        <w:t xml:space="preserve"> — </w:t>
+      </w:r>
+      <w:r>
+        <w:rPr>
+          <w:rFonts w:ascii="Times New Roman" w:hAnsi="Times New Roman" w:cs="Times New Roman"/>
+          <w:b/>
+          <w:bCs/>
+          <w:sz w:val="28"/>
+          <w:szCs w:val="28"/>
+        </w:rPr>
+        <w:t>4–6–9 ч.</w:t>
+      </w:r>
+      <w:r>
+        <w:rPr>
+          <w:rFonts w:ascii="Times New Roman" w:hAnsi="Times New Roman" w:cs="Times New Roman"/>
+          <w:sz w:val="28"/>
+          <w:szCs w:val="28"/>
+        </w:rPr>
+        <w:t xml:space="preserve"> (ожидаемая — 6,2 ч.). Включает разработку кратких памяток для каждой из четырёх ролей </w:t>
+      </w:r>
+      <w:r>
+        <w:rPr>
+          <w:rFonts w:ascii="Times New Roman" w:hAnsi="Times New Roman" w:cs="Times New Roman"/>
+          <w:sz w:val="28"/>
+          <w:szCs w:val="28"/>
+        </w:rPr>
+        <w:lastRenderedPageBreak/>
+        <w:t xml:space="preserve">пользователя в формате одной-двух страниц: что можно делать, как войти, куда нажать. Оптимистичная оценка предполагает </w:t>
+      </w:r>
+      <w:proofErr w:type="spellStart"/>
+      <w:r>
+        <w:rPr>
+          <w:rFonts w:ascii="Times New Roman" w:hAnsi="Times New Roman" w:cs="Times New Roman"/>
+          <w:sz w:val="28"/>
+          <w:szCs w:val="28"/>
+        </w:rPr>
+        <w:t>переиспользование</w:t>
+      </w:r>
+      <w:proofErr w:type="spellEnd"/>
+      <w:r>
+        <w:rPr>
+          <w:rFonts w:ascii="Times New Roman" w:hAnsi="Times New Roman" w:cs="Times New Roman"/>
+          <w:sz w:val="28"/>
+          <w:szCs w:val="28"/>
+        </w:rPr>
+        <w:t xml:space="preserve"> структуры руководства пользователя. Пессимистичная оценка закладывает согласование памяток с директором школы и их доработку.</w:t>
+      </w:r>
+    </w:p>
+    <w:p>
+      <w:pPr>
+        <w:pStyle w:val="a7"/>
+        <w:spacing w:after="0" w:line="360" w:lineRule="auto"/>
+        <w:ind w:left="0" w:firstLine="709"/>
+        <w:jc w:val="both"/>
+        <w:rPr>
+          <w:rFonts w:ascii="Times New Roman" w:hAnsi="Times New Roman" w:cs="Times New Roman"/>
+          <w:sz w:val="28"/>
+          <w:szCs w:val="28"/>
+        </w:rPr>
+      </w:pPr>
+      <w:r>
+        <w:rPr>
+          <w:rFonts w:ascii="Times New Roman" w:hAnsi="Times New Roman" w:cs="Times New Roman"/>
+          <w:i/>
+          <w:iCs/>
           <w:sz w:val="28"/>
           <w:szCs w:val="28"/>
         </w:rPr>
@@ -11608,41 +12253,44 @@
           <w:sz w:val="28"/>
           <w:szCs w:val="28"/>
         </w:rPr>
-        <w:t xml:space="preserve"> (3–5–8 ч., ожидаемая </w:t>
-      </w:r>
-      <w:r>
-        <w:rPr>
-          <w:rFonts w:ascii="Times New Roman" w:hAnsi="Times New Roman" w:cs="Times New Roman"/>
-          <w:sz w:val="28"/>
-          <w:szCs w:val="28"/>
-        </w:rPr>
-        <w:t>—</w:t>
-      </w:r>
-      <w:r>
-        <w:rPr>
-          <w:rFonts w:ascii="Times New Roman" w:hAnsi="Times New Roman" w:cs="Times New Roman"/>
-          <w:sz w:val="28"/>
-          <w:szCs w:val="28"/>
-        </w:rPr>
-        <w:t xml:space="preserve"> 5,2 ч.) является наиболее объёмным блоком обучения, поскольку учителя работают с системой в режиме ввода данных и должны уверенно владеть всеми функциями модуля ввода.</w:t>
-      </w:r>
-    </w:p>
-    <w:p>
-      <w:pPr>
-        <w:spacing w:after="0" w:line="360" w:lineRule="auto"/>
-        <w:ind w:firstLine="709"/>
-        <w:jc w:val="both"/>
-        <w:rPr>
-          <w:rFonts w:ascii="Times New Roman" w:hAnsi="Times New Roman" w:cs="Times New Roman"/>
-          <w:sz w:val="28"/>
-          <w:szCs w:val="28"/>
-        </w:rPr>
-      </w:pPr>
-      <w:r>
-        <w:rPr>
-          <w:rFonts w:ascii="Times New Roman" w:hAnsi="Times New Roman" w:cs="Times New Roman"/>
-          <w:b/>
-          <w:bCs/>
+        <w:t xml:space="preserve"> — </w:t>
+      </w:r>
+      <w:r>
+        <w:rPr>
+          <w:rFonts w:ascii="Times New Roman" w:hAnsi="Times New Roman" w:cs="Times New Roman"/>
+          <w:b/>
+          <w:bCs/>
+          <w:sz w:val="28"/>
+          <w:szCs w:val="28"/>
+        </w:rPr>
+        <w:t>3–5–8 ч.</w:t>
+      </w:r>
+      <w:r>
+        <w:rPr>
+          <w:rFonts w:ascii="Times New Roman" w:hAnsi="Times New Roman" w:cs="Times New Roman"/>
+          <w:sz w:val="28"/>
+          <w:szCs w:val="28"/>
+        </w:rPr>
+        <w:t xml:space="preserve"> (ожидаемая — 5,2 ч.). Является наиболее ответственным блоком обучения: учителя работают с системой в режиме ввода данных и должны уверенно пользоваться журналом оценок, посещаемости и домашних заданий. Оптимистичная оценка предполагает небольшой коллектив учителей с хорошей цифровой грамотностью. Пессимистичная оценка в 8 часов учитывает необходимость индивидуальной работы с сотрудниками, испытывающими затруднения при освоении нового инструмента.</w:t>
+      </w:r>
+    </w:p>
+    <w:p>
+      <w:pPr>
+        <w:pStyle w:val="a7"/>
+        <w:spacing w:after="0" w:line="360" w:lineRule="auto"/>
+        <w:ind w:left="0" w:firstLine="709"/>
+        <w:jc w:val="both"/>
+        <w:rPr>
+          <w:rFonts w:ascii="Times New Roman" w:hAnsi="Times New Roman" w:cs="Times New Roman"/>
+          <w:sz w:val="28"/>
+          <w:szCs w:val="28"/>
+        </w:rPr>
+      </w:pPr>
+      <w:r>
+        <w:rPr>
+          <w:rFonts w:ascii="Times New Roman" w:hAnsi="Times New Roman" w:cs="Times New Roman"/>
+          <w:i/>
+          <w:iCs/>
           <w:sz w:val="28"/>
           <w:szCs w:val="28"/>
         </w:rPr>
@@ -11654,34 +12302,35 @@
           <w:sz w:val="28"/>
           <w:szCs w:val="28"/>
         </w:rPr>
-        <w:t xml:space="preserve"> (2–3–5 ч., ожидаемая </w:t>
-      </w:r>
-      <w:r>
-        <w:rPr>
-          <w:rFonts w:ascii="Times New Roman" w:hAnsi="Times New Roman" w:cs="Times New Roman"/>
-          <w:sz w:val="28"/>
-          <w:szCs w:val="28"/>
-        </w:rPr>
-        <w:t>—</w:t>
-      </w:r>
-      <w:r>
-        <w:rPr>
-          <w:rFonts w:ascii="Times New Roman" w:hAnsi="Times New Roman" w:cs="Times New Roman"/>
-          <w:sz w:val="28"/>
-          <w:szCs w:val="28"/>
-        </w:rPr>
-        <w:t xml:space="preserve"> 3,2 ч.) ориентировано на директора и охватывает функции просмотра сводных отчётов и управления пользователями системы.</w:t>
-      </w:r>
-    </w:p>
-    <w:p>
-      <w:pPr>
-        <w:spacing w:after="0" w:line="360" w:lineRule="auto"/>
-        <w:ind w:firstLine="709"/>
-        <w:jc w:val="both"/>
-        <w:rPr>
-          <w:rFonts w:ascii="Times New Roman" w:hAnsi="Times New Roman" w:cs="Times New Roman"/>
-          <w:b/>
-          <w:bCs/>
+        <w:t xml:space="preserve"> — </w:t>
+      </w:r>
+      <w:r>
+        <w:rPr>
+          <w:rFonts w:ascii="Times New Roman" w:hAnsi="Times New Roman" w:cs="Times New Roman"/>
+          <w:b/>
+          <w:bCs/>
+          <w:sz w:val="28"/>
+          <w:szCs w:val="28"/>
+        </w:rPr>
+        <w:t>2–3–5 ч.</w:t>
+      </w:r>
+      <w:r>
+        <w:rPr>
+          <w:rFonts w:ascii="Times New Roman" w:hAnsi="Times New Roman" w:cs="Times New Roman"/>
+          <w:sz w:val="28"/>
+          <w:szCs w:val="28"/>
+        </w:rPr>
+        <w:t xml:space="preserve"> (ожидаемая — 3,2 ч.). Ориентировано на директора и охватывает функции просмотра сводных отчётов, управления учётными записями пользователей и формирования выгрузок. Оценка ниже, чем для учителей, поскольку директор взаимодействует преимущественно с функциями просмотра, а не ввода данных. Пессимистичная оценка учитывает возможные вопросы по настройке и администрированию системы.</w:t>
+      </w:r>
+    </w:p>
+    <w:p>
+      <w:pPr>
+        <w:pStyle w:val="a7"/>
+        <w:spacing w:after="0" w:line="360" w:lineRule="auto"/>
+        <w:ind w:left="0" w:firstLine="709"/>
+        <w:jc w:val="both"/>
+        <w:rPr>
+          <w:rFonts w:ascii="Times New Roman" w:hAnsi="Times New Roman" w:cs="Times New Roman"/>
           <w:sz w:val="28"/>
           <w:szCs w:val="28"/>
         </w:rPr>
@@ -11699,796 +12348,760 @@
     </w:p>
     <w:p>
       <w:pPr>
-        <w:spacing w:after="0" w:line="360" w:lineRule="auto"/>
-        <w:ind w:firstLine="709"/>
-        <w:jc w:val="both"/>
-        <w:rPr>
-          <w:rFonts w:ascii="Times New Roman" w:hAnsi="Times New Roman" w:cs="Times New Roman"/>
-          <w:sz w:val="28"/>
-          <w:szCs w:val="28"/>
-        </w:rPr>
-      </w:pPr>
-      <w:r>
-        <w:rPr>
-          <w:rFonts w:ascii="Times New Roman" w:hAnsi="Times New Roman" w:cs="Times New Roman"/>
-          <w:b/>
-          <w:bCs/>
+        <w:pStyle w:val="a7"/>
+        <w:spacing w:after="0" w:line="360" w:lineRule="auto"/>
+        <w:ind w:left="0" w:firstLine="709"/>
+        <w:jc w:val="both"/>
+        <w:rPr>
+          <w:rFonts w:ascii="Times New Roman" w:hAnsi="Times New Roman" w:cs="Times New Roman"/>
+          <w:sz w:val="28"/>
+          <w:szCs w:val="28"/>
+        </w:rPr>
+      </w:pPr>
+      <w:r>
+        <w:rPr>
+          <w:rFonts w:ascii="Times New Roman" w:hAnsi="Times New Roman" w:cs="Times New Roman"/>
+          <w:i/>
+          <w:iCs/>
+          <w:sz w:val="28"/>
+          <w:szCs w:val="28"/>
+        </w:rPr>
+        <w:t>Развёртывание приложения на сервере школы</w:t>
+      </w:r>
+      <w:r>
+        <w:rPr>
+          <w:rFonts w:ascii="Times New Roman" w:hAnsi="Times New Roman" w:cs="Times New Roman"/>
+          <w:sz w:val="28"/>
+          <w:szCs w:val="28"/>
+        </w:rPr>
+        <w:t xml:space="preserve"> — </w:t>
+      </w:r>
+      <w:r>
+        <w:rPr>
+          <w:rFonts w:ascii="Times New Roman" w:hAnsi="Times New Roman" w:cs="Times New Roman"/>
+          <w:b/>
+          <w:bCs/>
+          <w:sz w:val="28"/>
+          <w:szCs w:val="28"/>
+        </w:rPr>
+        <w:t>3–5–8 ч.</w:t>
+      </w:r>
+      <w:r>
+        <w:rPr>
+          <w:rFonts w:ascii="Times New Roman" w:hAnsi="Times New Roman" w:cs="Times New Roman"/>
+          <w:sz w:val="28"/>
+          <w:szCs w:val="28"/>
+        </w:rPr>
+        <w:t xml:space="preserve"> (ожидаемая — 5,2 ч.). Включает установку серверной части на существующий сервер школы, настройку базы данных </w:t>
+      </w:r>
+      <w:proofErr w:type="spellStart"/>
+      <w:r>
+        <w:rPr>
+          <w:rFonts w:ascii="Times New Roman" w:hAnsi="Times New Roman" w:cs="Times New Roman"/>
+          <w:sz w:val="28"/>
+          <w:szCs w:val="28"/>
+        </w:rPr>
+        <w:t>PostgreSQL</w:t>
+      </w:r>
+      <w:proofErr w:type="spellEnd"/>
+      <w:r>
+        <w:rPr>
+          <w:rFonts w:ascii="Times New Roman" w:hAnsi="Times New Roman" w:cs="Times New Roman"/>
+          <w:sz w:val="28"/>
+          <w:szCs w:val="28"/>
+        </w:rPr>
+        <w:t>, конфигурацию веб-сервера и первоначальную проверку работоспособности. Оптимистичная оценка предполагает, что сервер соответствует техническим требованиям и доступ к нему предоставлен без задержек. Пессимистичная оценка в 8 часов учитывает типичные проблемы при первом развёртывании: несовместимость версий библиотек, ограничения файрвола, отсутствие необходимых прав доступа.</w:t>
+      </w:r>
+    </w:p>
+    <w:p>
+      <w:pPr>
+        <w:pStyle w:val="a7"/>
+        <w:spacing w:after="0" w:line="360" w:lineRule="auto"/>
+        <w:ind w:left="0" w:firstLine="709"/>
+        <w:jc w:val="both"/>
+        <w:rPr>
+          <w:rFonts w:ascii="Times New Roman" w:hAnsi="Times New Roman" w:cs="Times New Roman"/>
+          <w:sz w:val="28"/>
+          <w:szCs w:val="28"/>
+        </w:rPr>
+      </w:pPr>
+      <w:r>
+        <w:rPr>
+          <w:rFonts w:ascii="Times New Roman" w:hAnsi="Times New Roman" w:cs="Times New Roman"/>
+          <w:i/>
+          <w:iCs/>
+          <w:sz w:val="28"/>
+          <w:szCs w:val="28"/>
+        </w:rPr>
+        <w:t>Настройка и конфигурирование системы</w:t>
+      </w:r>
+      <w:r>
+        <w:rPr>
+          <w:rFonts w:ascii="Times New Roman" w:hAnsi="Times New Roman" w:cs="Times New Roman"/>
+          <w:sz w:val="28"/>
+          <w:szCs w:val="28"/>
+        </w:rPr>
+        <w:t xml:space="preserve"> — </w:t>
+      </w:r>
+      <w:r>
+        <w:rPr>
+          <w:rFonts w:ascii="Times New Roman" w:hAnsi="Times New Roman" w:cs="Times New Roman"/>
+          <w:b/>
+          <w:bCs/>
+          <w:sz w:val="28"/>
+          <w:szCs w:val="28"/>
+        </w:rPr>
+        <w:t>4–6–10 ч.</w:t>
+      </w:r>
+      <w:r>
+        <w:rPr>
+          <w:rFonts w:ascii="Times New Roman" w:hAnsi="Times New Roman" w:cs="Times New Roman"/>
+          <w:sz w:val="28"/>
+          <w:szCs w:val="28"/>
+        </w:rPr>
+        <w:t xml:space="preserve"> (ожидаемая — 6,3 ч.). Предполагает создание учётных записей для всех пользователей, </w:t>
+      </w:r>
+      <w:r>
+        <w:rPr>
+          <w:rFonts w:ascii="Times New Roman" w:hAnsi="Times New Roman" w:cs="Times New Roman"/>
           <w:sz w:val="28"/>
           <w:szCs w:val="28"/>
         </w:rPr>
         <w:lastRenderedPageBreak/>
-        <w:t>Развёртывание приложения на сервере школы</w:t>
-      </w:r>
-      <w:r>
-        <w:rPr>
-          <w:rFonts w:ascii="Times New Roman" w:hAnsi="Times New Roman" w:cs="Times New Roman"/>
-          <w:sz w:val="28"/>
-          <w:szCs w:val="28"/>
-        </w:rPr>
-        <w:t xml:space="preserve"> (3–5–8 ч., ожидаемая </w:t>
-      </w:r>
-      <w:r>
-        <w:rPr>
-          <w:rFonts w:ascii="Times New Roman" w:hAnsi="Times New Roman" w:cs="Times New Roman"/>
-          <w:sz w:val="28"/>
-          <w:szCs w:val="28"/>
-        </w:rPr>
-        <w:t>—</w:t>
-      </w:r>
-      <w:r>
-        <w:rPr>
-          <w:rFonts w:ascii="Times New Roman" w:hAnsi="Times New Roman" w:cs="Times New Roman"/>
-          <w:sz w:val="28"/>
-          <w:szCs w:val="28"/>
-        </w:rPr>
-        <w:t xml:space="preserve"> 5,2 ч.) включает установку серверной части, настройку базы данных </w:t>
+        <w:t>настройку ролей, первичное наполнение справочников: список классов, предметов и учителей. Объём работ напрямую зависит от числа пользователей системы. Пессимистичная оценка в 10 часов закладывает сценарий, при котором данные для наполнения справочников предоставлены заказчиком в неструктурированном виде и требуют ручной обработки.</w:t>
+      </w:r>
+    </w:p>
+    <w:p>
+      <w:pPr>
+        <w:pStyle w:val="a7"/>
+        <w:spacing w:after="0" w:line="360" w:lineRule="auto"/>
+        <w:ind w:left="0" w:firstLine="709"/>
+        <w:jc w:val="both"/>
+        <w:rPr>
+          <w:rFonts w:ascii="Times New Roman" w:hAnsi="Times New Roman" w:cs="Times New Roman"/>
+          <w:sz w:val="28"/>
+          <w:szCs w:val="28"/>
+        </w:rPr>
+      </w:pPr>
+      <w:r>
+        <w:rPr>
+          <w:rFonts w:ascii="Times New Roman" w:hAnsi="Times New Roman" w:cs="Times New Roman"/>
+          <w:i/>
+          <w:iCs/>
+          <w:sz w:val="28"/>
+          <w:szCs w:val="28"/>
+        </w:rPr>
+        <w:t>Сопровождение опытной эксплуатации</w:t>
+      </w:r>
+      <w:r>
+        <w:rPr>
+          <w:rFonts w:ascii="Times New Roman" w:hAnsi="Times New Roman" w:cs="Times New Roman"/>
+          <w:sz w:val="28"/>
+          <w:szCs w:val="28"/>
+        </w:rPr>
+        <w:t xml:space="preserve"> — </w:t>
+      </w:r>
+      <w:r>
+        <w:rPr>
+          <w:rFonts w:ascii="Times New Roman" w:hAnsi="Times New Roman" w:cs="Times New Roman"/>
+          <w:b/>
+          <w:bCs/>
+          <w:sz w:val="28"/>
+          <w:szCs w:val="28"/>
+        </w:rPr>
+        <w:t>6–10–16 ч.</w:t>
+      </w:r>
+      <w:r>
+        <w:rPr>
+          <w:rFonts w:ascii="Times New Roman" w:hAnsi="Times New Roman" w:cs="Times New Roman"/>
+          <w:sz w:val="28"/>
+          <w:szCs w:val="28"/>
+        </w:rPr>
+        <w:t xml:space="preserve"> (ожидаемая — 10,3 ч.). Это наиболее трудоёмкий этап внедрения. В период опытной эксплуатации реальные пользователи работают с системой в штатном режиме, выявляя дефекты и неудобства, которые не были обнаружены в ходе тестирования. Команда оперативно реагирует на обращения, исправляет ошибки и при необходимости дорабатывает интерфейс. Пессимистичная оценка в 16 часов закладывает высокую активность пользователей в первые недели и значительное число обращений в поддержку.</w:t>
+      </w:r>
+    </w:p>
+    <w:p>
+      <w:pPr>
+        <w:pStyle w:val="a7"/>
+        <w:spacing w:after="0" w:line="360" w:lineRule="auto"/>
+        <w:ind w:left="0" w:firstLine="709"/>
+        <w:jc w:val="both"/>
+        <w:rPr>
+          <w:rFonts w:ascii="Times New Roman" w:hAnsi="Times New Roman" w:cs="Times New Roman"/>
+          <w:sz w:val="28"/>
+          <w:szCs w:val="28"/>
+        </w:rPr>
+      </w:pPr>
+      <w:r>
+        <w:rPr>
+          <w:rFonts w:ascii="Times New Roman" w:hAnsi="Times New Roman" w:cs="Times New Roman"/>
+          <w:i/>
+          <w:iCs/>
+          <w:sz w:val="28"/>
+          <w:szCs w:val="28"/>
+        </w:rPr>
+        <w:t>Передача результатов работ заказчику</w:t>
+      </w:r>
+      <w:r>
+        <w:rPr>
+          <w:rFonts w:ascii="Times New Roman" w:hAnsi="Times New Roman" w:cs="Times New Roman"/>
+          <w:sz w:val="28"/>
+          <w:szCs w:val="28"/>
+        </w:rPr>
+        <w:t xml:space="preserve"> — </w:t>
+      </w:r>
+      <w:r>
+        <w:rPr>
+          <w:rFonts w:ascii="Times New Roman" w:hAnsi="Times New Roman" w:cs="Times New Roman"/>
+          <w:b/>
+          <w:bCs/>
+          <w:sz w:val="28"/>
+          <w:szCs w:val="28"/>
+        </w:rPr>
+        <w:t>2–3–5 ч.</w:t>
+      </w:r>
+      <w:r>
+        <w:rPr>
+          <w:rFonts w:ascii="Times New Roman" w:hAnsi="Times New Roman" w:cs="Times New Roman"/>
+          <w:sz w:val="28"/>
+          <w:szCs w:val="28"/>
+        </w:rPr>
+        <w:t xml:space="preserve"> (ожидаемая — 3,2 ч.). Завершает каждую из двух вех и включает подготовку и подписание акта приёма-передачи, передачу исходных кодов и сопроводительной документации. Пессимистичная оценка учитывает необходимость согласования формулировок акта с юридической службой заказчика.</w:t>
+      </w:r>
+    </w:p>
+    <w:p>
+      <w:pPr>
+        <w:pStyle w:val="a7"/>
+        <w:spacing w:after="0" w:line="360" w:lineRule="auto"/>
+        <w:ind w:left="0" w:firstLine="709"/>
+        <w:jc w:val="both"/>
+        <w:rPr>
+          <w:rFonts w:ascii="Times New Roman" w:hAnsi="Times New Roman" w:cs="Times New Roman"/>
+          <w:sz w:val="28"/>
+          <w:szCs w:val="28"/>
+        </w:rPr>
+      </w:pPr>
+      <w:r>
+        <w:rPr>
+          <w:rFonts w:ascii="Times New Roman" w:hAnsi="Times New Roman" w:cs="Times New Roman"/>
+          <w:b/>
+          <w:bCs/>
+          <w:sz w:val="28"/>
+          <w:szCs w:val="28"/>
+        </w:rPr>
+        <w:t>Раздел 6. Менеджмент</w:t>
+      </w:r>
+    </w:p>
+    <w:p>
+      <w:pPr>
+        <w:pStyle w:val="a7"/>
+        <w:spacing w:after="0" w:line="360" w:lineRule="auto"/>
+        <w:ind w:left="0" w:firstLine="709"/>
+        <w:jc w:val="both"/>
+        <w:rPr>
+          <w:rFonts w:ascii="Times New Roman" w:hAnsi="Times New Roman" w:cs="Times New Roman"/>
+          <w:sz w:val="28"/>
+          <w:szCs w:val="28"/>
+        </w:rPr>
+      </w:pPr>
+      <w:r>
+        <w:rPr>
+          <w:rFonts w:ascii="Times New Roman" w:hAnsi="Times New Roman" w:cs="Times New Roman"/>
+          <w:i/>
+          <w:iCs/>
+          <w:sz w:val="28"/>
+          <w:szCs w:val="28"/>
+        </w:rPr>
+        <w:t>Формирование команды проекта</w:t>
+      </w:r>
+      <w:r>
+        <w:rPr>
+          <w:rFonts w:ascii="Times New Roman" w:hAnsi="Times New Roman" w:cs="Times New Roman"/>
+          <w:sz w:val="28"/>
+          <w:szCs w:val="28"/>
+        </w:rPr>
+        <w:t xml:space="preserve"> — </w:t>
+      </w:r>
+      <w:r>
+        <w:rPr>
+          <w:rFonts w:ascii="Times New Roman" w:hAnsi="Times New Roman" w:cs="Times New Roman"/>
+          <w:b/>
+          <w:bCs/>
+          <w:sz w:val="28"/>
+          <w:szCs w:val="28"/>
+        </w:rPr>
+        <w:t>2–3–5 ч.</w:t>
+      </w:r>
+      <w:r>
+        <w:rPr>
+          <w:rFonts w:ascii="Times New Roman" w:hAnsi="Times New Roman" w:cs="Times New Roman"/>
+          <w:sz w:val="28"/>
+          <w:szCs w:val="28"/>
+        </w:rPr>
+        <w:t xml:space="preserve"> (ожидаемая — 3,2 ч.). Выполняется однократно на старте проекта и включает подбор специалистов, проведение установочных встреч и распределение зон ответственности. Оптимистичная оценка предполагает, что все необходимые специалисты доступны сразу. Пессимистичная оценка в 5 часов учитывает сценарий частичной занятости сотрудников в других проектах и необходимость согласования их участия с руководителями подразделений.</w:t>
+      </w:r>
+    </w:p>
+    <w:p>
+      <w:pPr>
+        <w:pStyle w:val="a7"/>
+        <w:spacing w:after="0" w:line="360" w:lineRule="auto"/>
+        <w:ind w:left="0" w:firstLine="709"/>
+        <w:jc w:val="both"/>
+        <w:rPr>
+          <w:rFonts w:ascii="Times New Roman" w:hAnsi="Times New Roman" w:cs="Times New Roman"/>
+          <w:sz w:val="28"/>
+          <w:szCs w:val="28"/>
+        </w:rPr>
+      </w:pPr>
+      <w:r>
+        <w:rPr>
+          <w:rFonts w:ascii="Times New Roman" w:hAnsi="Times New Roman" w:cs="Times New Roman"/>
+          <w:i/>
+          <w:iCs/>
+          <w:sz w:val="28"/>
+          <w:szCs w:val="28"/>
+        </w:rPr>
+        <w:t>Управление проектом: планирование, контроль, отчётность</w:t>
+      </w:r>
+      <w:r>
+        <w:rPr>
+          <w:rFonts w:ascii="Times New Roman" w:hAnsi="Times New Roman" w:cs="Times New Roman"/>
+          <w:sz w:val="28"/>
+          <w:szCs w:val="28"/>
+        </w:rPr>
+        <w:t xml:space="preserve"> — </w:t>
+      </w:r>
+      <w:r>
+        <w:rPr>
+          <w:rFonts w:ascii="Times New Roman" w:hAnsi="Times New Roman" w:cs="Times New Roman"/>
+          <w:b/>
+          <w:bCs/>
+          <w:sz w:val="28"/>
+          <w:szCs w:val="28"/>
+        </w:rPr>
+        <w:t>12–20–30 ч.</w:t>
+      </w:r>
+      <w:r>
+        <w:rPr>
+          <w:rFonts w:ascii="Times New Roman" w:hAnsi="Times New Roman" w:cs="Times New Roman"/>
+          <w:sz w:val="28"/>
+          <w:szCs w:val="28"/>
+        </w:rPr>
+        <w:t xml:space="preserve"> (ожидаемая — 20,3 ч.). Это наиболее трудоёмкая управленческая функция, распределённая равномерно на весь срок проекта. Включает актуализацию плана, контроль сроков и бюджета, подготовку статусных </w:t>
+      </w:r>
+      <w:r>
+        <w:rPr>
+          <w:rFonts w:ascii="Times New Roman" w:hAnsi="Times New Roman" w:cs="Times New Roman"/>
+          <w:sz w:val="28"/>
+          <w:szCs w:val="28"/>
+        </w:rPr>
+        <w:lastRenderedPageBreak/>
+        <w:t>отчётов для заказчика и куратора. Оптимистичная оценка предполагает точное следование плану без значительных отклонений. Пессимистичная оценка в 30 часов учитывает сценарий с несколькими изменениями требований, каждое из которых требует переоценки затронутых задач и обновления расписания.</w:t>
+      </w:r>
+    </w:p>
+    <w:p>
+      <w:pPr>
+        <w:pStyle w:val="a7"/>
+        <w:spacing w:after="0" w:line="360" w:lineRule="auto"/>
+        <w:ind w:left="0" w:firstLine="709"/>
+        <w:jc w:val="both"/>
+        <w:rPr>
+          <w:rFonts w:ascii="Times New Roman" w:hAnsi="Times New Roman" w:cs="Times New Roman"/>
+          <w:sz w:val="28"/>
+          <w:szCs w:val="28"/>
+        </w:rPr>
+      </w:pPr>
+      <w:r>
+        <w:rPr>
+          <w:rFonts w:ascii="Times New Roman" w:hAnsi="Times New Roman" w:cs="Times New Roman"/>
+          <w:i/>
+          <w:iCs/>
+          <w:sz w:val="28"/>
+          <w:szCs w:val="28"/>
+        </w:rPr>
+        <w:t>Управление рисками</w:t>
+      </w:r>
+      <w:r>
+        <w:rPr>
+          <w:rFonts w:ascii="Times New Roman" w:hAnsi="Times New Roman" w:cs="Times New Roman"/>
+          <w:sz w:val="28"/>
+          <w:szCs w:val="28"/>
+        </w:rPr>
+        <w:t xml:space="preserve"> — </w:t>
+      </w:r>
+      <w:r>
+        <w:rPr>
+          <w:rFonts w:ascii="Times New Roman" w:hAnsi="Times New Roman" w:cs="Times New Roman"/>
+          <w:b/>
+          <w:bCs/>
+          <w:sz w:val="28"/>
+          <w:szCs w:val="28"/>
+        </w:rPr>
+        <w:t>3–5–8 ч.</w:t>
+      </w:r>
+      <w:r>
+        <w:rPr>
+          <w:rFonts w:ascii="Times New Roman" w:hAnsi="Times New Roman" w:cs="Times New Roman"/>
+          <w:sz w:val="28"/>
+          <w:szCs w:val="28"/>
+        </w:rPr>
+        <w:t xml:space="preserve"> (ожидаемая — 5,2 ч.). Включает ведение реестра рисков, регулярную переоценку вероятности и воздействия каждого риска, а также разработку мер реагирования при их реализации. Оптимистичная оценка предполагает, что ни один из идентифицированных рисков не реализовался. Пессимистичная оценка закладывает активную работу по нескольким реализовавшимся рискам одновременно.</w:t>
+      </w:r>
+    </w:p>
+    <w:p>
+      <w:pPr>
+        <w:pStyle w:val="a7"/>
+        <w:spacing w:after="0" w:line="360" w:lineRule="auto"/>
+        <w:ind w:left="0" w:firstLine="709"/>
+        <w:jc w:val="both"/>
+        <w:rPr>
+          <w:rFonts w:ascii="Times New Roman" w:hAnsi="Times New Roman" w:cs="Times New Roman"/>
+          <w:sz w:val="28"/>
+          <w:szCs w:val="28"/>
+        </w:rPr>
+      </w:pPr>
+      <w:r>
+        <w:rPr>
+          <w:rFonts w:ascii="Times New Roman" w:hAnsi="Times New Roman" w:cs="Times New Roman"/>
+          <w:i/>
+          <w:iCs/>
+          <w:sz w:val="28"/>
+          <w:szCs w:val="28"/>
+        </w:rPr>
+        <w:t>Управление изменениями</w:t>
+      </w:r>
+      <w:r>
+        <w:rPr>
+          <w:rFonts w:ascii="Times New Roman" w:hAnsi="Times New Roman" w:cs="Times New Roman"/>
+          <w:sz w:val="28"/>
+          <w:szCs w:val="28"/>
+        </w:rPr>
+        <w:t xml:space="preserve"> — </w:t>
+      </w:r>
+      <w:r>
+        <w:rPr>
+          <w:rFonts w:ascii="Times New Roman" w:hAnsi="Times New Roman" w:cs="Times New Roman"/>
+          <w:b/>
+          <w:bCs/>
+          <w:sz w:val="28"/>
+          <w:szCs w:val="28"/>
+        </w:rPr>
+        <w:t>3–4–7 ч.</w:t>
+      </w:r>
+      <w:r>
+        <w:rPr>
+          <w:rFonts w:ascii="Times New Roman" w:hAnsi="Times New Roman" w:cs="Times New Roman"/>
+          <w:sz w:val="28"/>
+          <w:szCs w:val="28"/>
+        </w:rPr>
+        <w:t xml:space="preserve"> (ожидаемая — 4,3 ч.). Охватывает обработку запросов на изменение требований: оценку влияния изменения на сроки и бюджет, согласование с заказчиком и обновление проектной документации. Оптимистичная оценка предполагает отсутствие изменений после фиксации требований. Пессимистичная оценка в 7 часов закладывает два-три существенных запроса на изменение в ходе проекта.</w:t>
+      </w:r>
+    </w:p>
+    <w:p>
+      <w:pPr>
+        <w:pStyle w:val="a7"/>
+        <w:spacing w:after="0" w:line="360" w:lineRule="auto"/>
+        <w:ind w:left="0" w:firstLine="709"/>
+        <w:jc w:val="both"/>
+        <w:rPr>
+          <w:rFonts w:ascii="Times New Roman" w:hAnsi="Times New Roman" w:cs="Times New Roman"/>
+          <w:sz w:val="28"/>
+          <w:szCs w:val="28"/>
+        </w:rPr>
+      </w:pPr>
+      <w:r>
+        <w:rPr>
+          <w:rFonts w:ascii="Times New Roman" w:hAnsi="Times New Roman" w:cs="Times New Roman"/>
+          <w:i/>
+          <w:iCs/>
+          <w:sz w:val="28"/>
+          <w:szCs w:val="28"/>
+        </w:rPr>
+        <w:t>Совещания, планёрки, ретроспективы и ревью</w:t>
+      </w:r>
+      <w:r>
+        <w:rPr>
+          <w:rFonts w:ascii="Times New Roman" w:hAnsi="Times New Roman" w:cs="Times New Roman"/>
+          <w:sz w:val="28"/>
+          <w:szCs w:val="28"/>
+        </w:rPr>
+        <w:t xml:space="preserve"> — </w:t>
+      </w:r>
+      <w:r>
+        <w:rPr>
+          <w:rFonts w:ascii="Times New Roman" w:hAnsi="Times New Roman" w:cs="Times New Roman"/>
+          <w:b/>
+          <w:bCs/>
+          <w:sz w:val="28"/>
+          <w:szCs w:val="28"/>
+        </w:rPr>
+        <w:t>6–10–15 ч.</w:t>
+      </w:r>
+      <w:r>
+        <w:rPr>
+          <w:rFonts w:ascii="Times New Roman" w:hAnsi="Times New Roman" w:cs="Times New Roman"/>
+          <w:sz w:val="28"/>
+          <w:szCs w:val="28"/>
+        </w:rPr>
+        <w:t xml:space="preserve"> (ожидаемая — 10,2 ч.). Включают еженедельные внутренние статусные встречи команды, двухнедельные встречи с заказчиком для демонстрации прогресса, а также ретроспективы по завершении каждой вехи. Оптимистичная оценка предполагает короткие и эффективные встречи без затяжных обсуждений. Пессимистичная оценка учитывает расширенные встречи с заказчиком при необходимости согласования изменений или прояснения требований.</w:t>
+      </w:r>
+    </w:p>
+    <w:p>
+      <w:pPr>
+        <w:pStyle w:val="a7"/>
+        <w:spacing w:after="0" w:line="360" w:lineRule="auto"/>
+        <w:ind w:left="0" w:firstLine="709"/>
+        <w:jc w:val="both"/>
+        <w:rPr>
+          <w:rFonts w:ascii="Times New Roman" w:hAnsi="Times New Roman" w:cs="Times New Roman"/>
+          <w:sz w:val="28"/>
+          <w:szCs w:val="28"/>
+        </w:rPr>
+      </w:pPr>
+      <w:r>
+        <w:rPr>
+          <w:rFonts w:ascii="Times New Roman" w:hAnsi="Times New Roman" w:cs="Times New Roman"/>
+          <w:b/>
+          <w:bCs/>
+          <w:sz w:val="28"/>
+          <w:szCs w:val="28"/>
+        </w:rPr>
+        <w:t xml:space="preserve">Раздел 7. </w:t>
       </w:r>
       <w:proofErr w:type="spellStart"/>
       <w:r>
         <w:rPr>
           <w:rFonts w:ascii="Times New Roman" w:hAnsi="Times New Roman" w:cs="Times New Roman"/>
-          <w:sz w:val="28"/>
-          <w:szCs w:val="28"/>
-        </w:rPr>
-        <w:t>PostgreSQL</w:t>
+          <w:b/>
+          <w:bCs/>
+          <w:sz w:val="28"/>
+          <w:szCs w:val="28"/>
+        </w:rPr>
+        <w:t>Пресейл</w:t>
       </w:r>
       <w:proofErr w:type="spellEnd"/>
-      <w:r>
-        <w:rPr>
-          <w:rFonts w:ascii="Times New Roman" w:hAnsi="Times New Roman" w:cs="Times New Roman"/>
-          <w:sz w:val="28"/>
-          <w:szCs w:val="28"/>
-        </w:rPr>
-        <w:t xml:space="preserve"> и первоначальную конфигурацию системы.</w:t>
-      </w:r>
-    </w:p>
-    <w:p>
-      <w:pPr>
-        <w:spacing w:after="0" w:line="360" w:lineRule="auto"/>
-        <w:ind w:firstLine="709"/>
-        <w:jc w:val="both"/>
-        <w:rPr>
-          <w:rFonts w:ascii="Times New Roman" w:hAnsi="Times New Roman" w:cs="Times New Roman"/>
-          <w:sz w:val="28"/>
-          <w:szCs w:val="28"/>
-        </w:rPr>
-      </w:pPr>
-      <w:r>
-        <w:rPr>
-          <w:rFonts w:ascii="Times New Roman" w:hAnsi="Times New Roman" w:cs="Times New Roman"/>
-          <w:b/>
-          <w:bCs/>
-          <w:sz w:val="28"/>
-          <w:szCs w:val="28"/>
-        </w:rPr>
-        <w:t>Настройка и конфигурирование системы</w:t>
-      </w:r>
-      <w:r>
-        <w:rPr>
-          <w:rFonts w:ascii="Times New Roman" w:hAnsi="Times New Roman" w:cs="Times New Roman"/>
-          <w:sz w:val="28"/>
-          <w:szCs w:val="28"/>
-        </w:rPr>
-        <w:t xml:space="preserve"> (4–6–10 ч., ожидаемая </w:t>
-      </w:r>
-      <w:r>
-        <w:rPr>
-          <w:rFonts w:ascii="Times New Roman" w:hAnsi="Times New Roman" w:cs="Times New Roman"/>
-          <w:sz w:val="28"/>
-          <w:szCs w:val="28"/>
-        </w:rPr>
-        <w:t>—</w:t>
-      </w:r>
-      <w:r>
-        <w:rPr>
-          <w:rFonts w:ascii="Times New Roman" w:hAnsi="Times New Roman" w:cs="Times New Roman"/>
-          <w:sz w:val="28"/>
-          <w:szCs w:val="28"/>
-        </w:rPr>
-        <w:t xml:space="preserve"> 6,3 ч.) предполагает создание учётных записей пользователей, настройку ролей и первичное наполнение справочников (список классов, предметов, учителей).</w:t>
-      </w:r>
-    </w:p>
-    <w:p>
-      <w:pPr>
-        <w:spacing w:after="0" w:line="360" w:lineRule="auto"/>
-        <w:ind w:firstLine="709"/>
-        <w:jc w:val="both"/>
-        <w:rPr>
-          <w:rFonts w:ascii="Times New Roman" w:hAnsi="Times New Roman" w:cs="Times New Roman"/>
-          <w:sz w:val="28"/>
-          <w:szCs w:val="28"/>
-        </w:rPr>
-      </w:pPr>
-      <w:r>
-        <w:rPr>
-          <w:rFonts w:ascii="Times New Roman" w:hAnsi="Times New Roman" w:cs="Times New Roman"/>
-          <w:b/>
-          <w:bCs/>
-          <w:sz w:val="28"/>
-          <w:szCs w:val="28"/>
-        </w:rPr>
-        <w:t>Сопровождение опытной эксплуатации</w:t>
-      </w:r>
-      <w:r>
-        <w:rPr>
-          <w:rFonts w:ascii="Times New Roman" w:hAnsi="Times New Roman" w:cs="Times New Roman"/>
-          <w:sz w:val="28"/>
-          <w:szCs w:val="28"/>
-        </w:rPr>
-        <w:t xml:space="preserve"> (6–10–16 ч., ожидаемая </w:t>
-      </w:r>
-      <w:r>
-        <w:rPr>
-          <w:rFonts w:ascii="Times New Roman" w:hAnsi="Times New Roman" w:cs="Times New Roman"/>
-          <w:sz w:val="28"/>
-          <w:szCs w:val="28"/>
-        </w:rPr>
-        <w:t>—</w:t>
-      </w:r>
-      <w:r>
-        <w:rPr>
-          <w:rFonts w:ascii="Times New Roman" w:hAnsi="Times New Roman" w:cs="Times New Roman"/>
-          <w:sz w:val="28"/>
-          <w:szCs w:val="28"/>
-        </w:rPr>
-        <w:t xml:space="preserve"> 10,3 ч.) является наиболее трудоёмким этапом внедрения. В период опытной эксплуатации команда оперативно реагирует на обращения пользователей, исправляет выявленные в реальных условиях ошибки и дорабатывает интерфейс по замечаниям.</w:t>
-      </w:r>
-    </w:p>
-    <w:p>
-      <w:pPr>
-        <w:spacing w:after="0" w:line="360" w:lineRule="auto"/>
-        <w:ind w:firstLine="709"/>
-        <w:jc w:val="both"/>
-        <w:rPr>
-          <w:rFonts w:ascii="Times New Roman" w:hAnsi="Times New Roman" w:cs="Times New Roman"/>
-          <w:sz w:val="28"/>
-          <w:szCs w:val="28"/>
-        </w:rPr>
-      </w:pPr>
-      <w:r>
-        <w:rPr>
-          <w:rFonts w:ascii="Times New Roman" w:hAnsi="Times New Roman" w:cs="Times New Roman"/>
-          <w:b/>
-          <w:bCs/>
-          <w:sz w:val="28"/>
-          <w:szCs w:val="28"/>
-        </w:rPr>
-        <w:t>Передача результатов работ заказчику</w:t>
-      </w:r>
-      <w:r>
-        <w:rPr>
-          <w:rFonts w:ascii="Times New Roman" w:hAnsi="Times New Roman" w:cs="Times New Roman"/>
-          <w:sz w:val="28"/>
-          <w:szCs w:val="28"/>
-        </w:rPr>
-        <w:t xml:space="preserve"> (2–3–5 ч., ожидаемая </w:t>
-      </w:r>
-      <w:r>
-        <w:rPr>
-          <w:rFonts w:ascii="Times New Roman" w:hAnsi="Times New Roman" w:cs="Times New Roman"/>
-          <w:sz w:val="28"/>
-          <w:szCs w:val="28"/>
-        </w:rPr>
-        <w:t>—</w:t>
-      </w:r>
-      <w:r>
-        <w:rPr>
-          <w:rFonts w:ascii="Times New Roman" w:hAnsi="Times New Roman" w:cs="Times New Roman"/>
-          <w:sz w:val="28"/>
-          <w:szCs w:val="28"/>
-        </w:rPr>
-        <w:t xml:space="preserve"> 3,2 ч.) завершает каждую из двух вех и включает подписание акта приёма-передачи.</w:t>
-      </w:r>
-    </w:p>
-    <w:p>
-      <w:pPr>
-        <w:spacing w:after="0" w:line="360" w:lineRule="auto"/>
-        <w:ind w:firstLine="709"/>
-        <w:jc w:val="both"/>
-        <w:rPr>
-          <w:rFonts w:ascii="Times New Roman" w:hAnsi="Times New Roman" w:cs="Times New Roman"/>
-          <w:b/>
-          <w:bCs/>
-          <w:sz w:val="28"/>
-          <w:szCs w:val="28"/>
-        </w:rPr>
-      </w:pPr>
-      <w:r>
-        <w:rPr>
-          <w:rFonts w:ascii="Times New Roman" w:hAnsi="Times New Roman" w:cs="Times New Roman"/>
-          <w:b/>
-          <w:bCs/>
-          <w:sz w:val="28"/>
-          <w:szCs w:val="28"/>
-        </w:rPr>
-        <w:t>Раздел 6. Менеджмент</w:t>
-      </w:r>
-    </w:p>
-    <w:p>
-      <w:pPr>
-        <w:spacing w:after="0" w:line="360" w:lineRule="auto"/>
-        <w:ind w:firstLine="709"/>
-        <w:jc w:val="both"/>
-        <w:rPr>
-          <w:rFonts w:ascii="Times New Roman" w:hAnsi="Times New Roman" w:cs="Times New Roman"/>
-          <w:sz w:val="28"/>
-          <w:szCs w:val="28"/>
-        </w:rPr>
-      </w:pPr>
-      <w:r>
-        <w:rPr>
-          <w:rFonts w:ascii="Times New Roman" w:hAnsi="Times New Roman" w:cs="Times New Roman"/>
-          <w:sz w:val="28"/>
-          <w:szCs w:val="28"/>
-        </w:rPr>
-        <w:t>Управленческие работы распределены на протяжении всего проекта и не привязаны к конкретным функциональным модулям.</w:t>
-      </w:r>
-    </w:p>
-    <w:p>
-      <w:pPr>
-        <w:spacing w:after="0" w:line="360" w:lineRule="auto"/>
-        <w:ind w:firstLine="709"/>
-        <w:jc w:val="both"/>
-        <w:rPr>
-          <w:rFonts w:ascii="Times New Roman" w:hAnsi="Times New Roman" w:cs="Times New Roman"/>
-          <w:sz w:val="28"/>
-          <w:szCs w:val="28"/>
-        </w:rPr>
-      </w:pPr>
-      <w:r>
-        <w:rPr>
-          <w:rFonts w:ascii="Times New Roman" w:hAnsi="Times New Roman" w:cs="Times New Roman"/>
-          <w:b/>
-          <w:bCs/>
-          <w:sz w:val="28"/>
-          <w:szCs w:val="28"/>
-        </w:rPr>
-        <w:t>Формирование команды проекта</w:t>
-      </w:r>
-      <w:r>
-        <w:rPr>
-          <w:rFonts w:ascii="Times New Roman" w:hAnsi="Times New Roman" w:cs="Times New Roman"/>
-          <w:sz w:val="28"/>
-          <w:szCs w:val="28"/>
-        </w:rPr>
-        <w:t xml:space="preserve"> (2–3–5 ч., ожидаемая </w:t>
-      </w:r>
-      <w:r>
-        <w:rPr>
-          <w:rFonts w:ascii="Times New Roman" w:hAnsi="Times New Roman" w:cs="Times New Roman"/>
-          <w:sz w:val="28"/>
-          <w:szCs w:val="28"/>
-        </w:rPr>
-        <w:t>—</w:t>
-      </w:r>
-      <w:r>
-        <w:rPr>
-          <w:rFonts w:ascii="Times New Roman" w:hAnsi="Times New Roman" w:cs="Times New Roman"/>
-          <w:sz w:val="28"/>
-          <w:szCs w:val="28"/>
-        </w:rPr>
-        <w:t xml:space="preserve"> 3,2 ч.) выполняется однократно на старте проекта.</w:t>
-      </w:r>
-    </w:p>
-    <w:p>
-      <w:pPr>
-        <w:spacing w:after="0" w:line="360" w:lineRule="auto"/>
-        <w:ind w:firstLine="709"/>
-        <w:jc w:val="both"/>
-        <w:rPr>
-          <w:rFonts w:ascii="Times New Roman" w:hAnsi="Times New Roman" w:cs="Times New Roman"/>
-          <w:sz w:val="28"/>
-          <w:szCs w:val="28"/>
-        </w:rPr>
-      </w:pPr>
-      <w:r>
-        <w:rPr>
-          <w:rFonts w:ascii="Times New Roman" w:hAnsi="Times New Roman" w:cs="Times New Roman"/>
-          <w:b/>
-          <w:bCs/>
-          <w:sz w:val="28"/>
-          <w:szCs w:val="28"/>
-        </w:rPr>
-        <w:t>Управление проектом</w:t>
-      </w:r>
-      <w:r>
-        <w:rPr>
-          <w:rFonts w:ascii="Times New Roman" w:hAnsi="Times New Roman" w:cs="Times New Roman"/>
-          <w:sz w:val="28"/>
-          <w:szCs w:val="28"/>
-        </w:rPr>
-        <w:t xml:space="preserve"> </w:t>
-      </w:r>
-      <w:r>
-        <w:rPr>
-          <w:rFonts w:ascii="Times New Roman" w:hAnsi="Times New Roman" w:cs="Times New Roman"/>
-          <w:sz w:val="28"/>
-          <w:szCs w:val="28"/>
-        </w:rPr>
-        <w:t>—</w:t>
-      </w:r>
-      <w:r>
-        <w:rPr>
-          <w:rFonts w:ascii="Times New Roman" w:hAnsi="Times New Roman" w:cs="Times New Roman"/>
-          <w:sz w:val="28"/>
-          <w:szCs w:val="28"/>
-        </w:rPr>
-        <w:t xml:space="preserve"> планирование, контроль и отчётность (12–20–30 ч., ожидаемая </w:t>
-      </w:r>
-      <w:r>
-        <w:rPr>
-          <w:rFonts w:ascii="Times New Roman" w:hAnsi="Times New Roman" w:cs="Times New Roman"/>
-          <w:sz w:val="28"/>
-          <w:szCs w:val="28"/>
-        </w:rPr>
-        <w:t>—</w:t>
-      </w:r>
-      <w:r>
-        <w:rPr>
-          <w:rFonts w:ascii="Times New Roman" w:hAnsi="Times New Roman" w:cs="Times New Roman"/>
-          <w:sz w:val="28"/>
-          <w:szCs w:val="28"/>
-        </w:rPr>
-        <w:t xml:space="preserve"> 20,3 ч.) </w:t>
-      </w:r>
-      <w:r>
-        <w:rPr>
-          <w:rFonts w:ascii="Times New Roman" w:hAnsi="Times New Roman" w:cs="Times New Roman"/>
-          <w:sz w:val="28"/>
-          <w:szCs w:val="28"/>
-        </w:rPr>
-        <w:t>—</w:t>
-      </w:r>
-      <w:r>
-        <w:rPr>
-          <w:rFonts w:ascii="Times New Roman" w:hAnsi="Times New Roman" w:cs="Times New Roman"/>
-          <w:sz w:val="28"/>
-          <w:szCs w:val="28"/>
-        </w:rPr>
-        <w:t xml:space="preserve"> является наиболее трудоёмкой управленческой функцией и распределена равномерно по всему сроку проекта.</w:t>
-      </w:r>
-    </w:p>
-    <w:p>
-      <w:pPr>
-        <w:spacing w:after="0" w:line="360" w:lineRule="auto"/>
-        <w:ind w:firstLine="709"/>
-        <w:jc w:val="both"/>
-        <w:rPr>
-          <w:rFonts w:ascii="Times New Roman" w:hAnsi="Times New Roman" w:cs="Times New Roman"/>
-          <w:sz w:val="28"/>
-          <w:szCs w:val="28"/>
-        </w:rPr>
-      </w:pPr>
-      <w:r>
-        <w:rPr>
-          <w:rFonts w:ascii="Times New Roman" w:hAnsi="Times New Roman" w:cs="Times New Roman"/>
-          <w:b/>
-          <w:bCs/>
-          <w:sz w:val="28"/>
-          <w:szCs w:val="28"/>
-        </w:rPr>
-        <w:t>Управление рисками</w:t>
-      </w:r>
-      <w:r>
-        <w:rPr>
-          <w:rFonts w:ascii="Times New Roman" w:hAnsi="Times New Roman" w:cs="Times New Roman"/>
-          <w:sz w:val="28"/>
-          <w:szCs w:val="28"/>
-        </w:rPr>
-        <w:t xml:space="preserve"> (3–5–8 ч., ожидаемая </w:t>
-      </w:r>
-      <w:r>
-        <w:rPr>
-          <w:rFonts w:ascii="Times New Roman" w:hAnsi="Times New Roman" w:cs="Times New Roman"/>
-          <w:sz w:val="28"/>
-          <w:szCs w:val="28"/>
-        </w:rPr>
-        <w:t>—</w:t>
-      </w:r>
-      <w:r>
-        <w:rPr>
-          <w:rFonts w:ascii="Times New Roman" w:hAnsi="Times New Roman" w:cs="Times New Roman"/>
-          <w:sz w:val="28"/>
-          <w:szCs w:val="28"/>
-        </w:rPr>
-        <w:t xml:space="preserve"> 5,2 ч.) включает актуализацию реестра рисков, оценку новых рисков по мере их выявления и реализацию мер реагирования.</w:t>
-      </w:r>
-    </w:p>
-    <w:p>
-      <w:pPr>
-        <w:spacing w:after="0" w:line="360" w:lineRule="auto"/>
-        <w:ind w:firstLine="709"/>
-        <w:jc w:val="both"/>
-        <w:rPr>
-          <w:rFonts w:ascii="Times New Roman" w:hAnsi="Times New Roman" w:cs="Times New Roman"/>
-          <w:sz w:val="28"/>
-          <w:szCs w:val="28"/>
-        </w:rPr>
-      </w:pPr>
-      <w:r>
-        <w:rPr>
-          <w:rFonts w:ascii="Times New Roman" w:hAnsi="Times New Roman" w:cs="Times New Roman"/>
-          <w:b/>
-          <w:bCs/>
-          <w:sz w:val="28"/>
-          <w:szCs w:val="28"/>
-        </w:rPr>
-        <w:t>Управление изменениями</w:t>
-      </w:r>
-      <w:r>
-        <w:rPr>
-          <w:rFonts w:ascii="Times New Roman" w:hAnsi="Times New Roman" w:cs="Times New Roman"/>
-          <w:sz w:val="28"/>
-          <w:szCs w:val="28"/>
-        </w:rPr>
-        <w:t xml:space="preserve"> (3–4–7 ч., ожидаемая </w:t>
-      </w:r>
-      <w:r>
-        <w:rPr>
-          <w:rFonts w:ascii="Times New Roman" w:hAnsi="Times New Roman" w:cs="Times New Roman"/>
-          <w:sz w:val="28"/>
-          <w:szCs w:val="28"/>
-        </w:rPr>
-        <w:t>—</w:t>
-      </w:r>
-      <w:r>
-        <w:rPr>
-          <w:rFonts w:ascii="Times New Roman" w:hAnsi="Times New Roman" w:cs="Times New Roman"/>
-          <w:sz w:val="28"/>
-          <w:szCs w:val="28"/>
-        </w:rPr>
-        <w:t xml:space="preserve"> 4,3 ч.) охватывает обработку запросов на изменение требований и корректировку проектной документации.</w:t>
-      </w:r>
-    </w:p>
-    <w:p>
-      <w:pPr>
-        <w:spacing w:after="0" w:line="360" w:lineRule="auto"/>
-        <w:ind w:firstLine="709"/>
-        <w:jc w:val="both"/>
-        <w:rPr>
-          <w:rFonts w:ascii="Times New Roman" w:hAnsi="Times New Roman" w:cs="Times New Roman"/>
-          <w:sz w:val="28"/>
-          <w:szCs w:val="28"/>
-        </w:rPr>
-      </w:pPr>
-      <w:r>
-        <w:rPr>
-          <w:rFonts w:ascii="Times New Roman" w:hAnsi="Times New Roman" w:cs="Times New Roman"/>
-          <w:b/>
-          <w:bCs/>
-          <w:sz w:val="28"/>
-          <w:szCs w:val="28"/>
-        </w:rPr>
-        <w:t>Совещания, планёрки, ретроспективы и ревью</w:t>
-      </w:r>
-      <w:r>
-        <w:rPr>
-          <w:rFonts w:ascii="Times New Roman" w:hAnsi="Times New Roman" w:cs="Times New Roman"/>
-          <w:sz w:val="28"/>
-          <w:szCs w:val="28"/>
-        </w:rPr>
-        <w:t xml:space="preserve"> (6–10–15 ч., ожидаемая </w:t>
-      </w:r>
-      <w:r>
-        <w:rPr>
-          <w:rFonts w:ascii="Times New Roman" w:hAnsi="Times New Roman" w:cs="Times New Roman"/>
-          <w:sz w:val="28"/>
-          <w:szCs w:val="28"/>
-        </w:rPr>
-        <w:t>—</w:t>
-      </w:r>
-      <w:r>
-        <w:rPr>
-          <w:rFonts w:ascii="Times New Roman" w:hAnsi="Times New Roman" w:cs="Times New Roman"/>
-          <w:sz w:val="28"/>
-          <w:szCs w:val="28"/>
-        </w:rPr>
-        <w:t xml:space="preserve"> 10,2 ч.) обеспечивают регулярную коммуникацию внутри команды и с заказчиком.</w:t>
-      </w:r>
-    </w:p>
-    <w:p>
-      <w:pPr>
-        <w:spacing w:after="0" w:line="360" w:lineRule="auto"/>
-        <w:ind w:firstLine="709"/>
-        <w:jc w:val="both"/>
-        <w:rPr>
-          <w:rFonts w:ascii="Times New Roman" w:hAnsi="Times New Roman" w:cs="Times New Roman"/>
-          <w:b/>
-          <w:bCs/>
-          <w:sz w:val="28"/>
-          <w:szCs w:val="28"/>
-        </w:rPr>
-      </w:pPr>
-      <w:r>
-        <w:rPr>
-          <w:rFonts w:ascii="Times New Roman" w:hAnsi="Times New Roman" w:cs="Times New Roman"/>
-          <w:b/>
-          <w:bCs/>
+    </w:p>
+    <w:p>
+      <w:pPr>
+        <w:pStyle w:val="a7"/>
+        <w:spacing w:after="0" w:line="360" w:lineRule="auto"/>
+        <w:ind w:left="0" w:firstLine="709"/>
+        <w:jc w:val="both"/>
+        <w:rPr>
+          <w:rFonts w:ascii="Times New Roman" w:hAnsi="Times New Roman" w:cs="Times New Roman"/>
+          <w:sz w:val="28"/>
+          <w:szCs w:val="28"/>
+        </w:rPr>
+      </w:pPr>
+      <w:r>
+        <w:rPr>
+          <w:rFonts w:ascii="Times New Roman" w:hAnsi="Times New Roman" w:cs="Times New Roman"/>
+          <w:i/>
+          <w:iCs/>
+          <w:sz w:val="28"/>
+          <w:szCs w:val="28"/>
+        </w:rPr>
+        <w:t>Переговоры с заказчиком</w:t>
+      </w:r>
+      <w:r>
+        <w:rPr>
+          <w:rFonts w:ascii="Times New Roman" w:hAnsi="Times New Roman" w:cs="Times New Roman"/>
+          <w:sz w:val="28"/>
+          <w:szCs w:val="28"/>
+        </w:rPr>
+        <w:t xml:space="preserve"> — </w:t>
+      </w:r>
+      <w:r>
+        <w:rPr>
+          <w:rFonts w:ascii="Times New Roman" w:hAnsi="Times New Roman" w:cs="Times New Roman"/>
+          <w:b/>
+          <w:bCs/>
+          <w:sz w:val="28"/>
+          <w:szCs w:val="28"/>
+        </w:rPr>
+        <w:t>6–12–20 ч.</w:t>
+      </w:r>
+      <w:r>
+        <w:rPr>
+          <w:rFonts w:ascii="Times New Roman" w:hAnsi="Times New Roman" w:cs="Times New Roman"/>
+          <w:sz w:val="28"/>
+          <w:szCs w:val="28"/>
+        </w:rPr>
+        <w:t xml:space="preserve"> (ожидаемая — 12,3 ч.). Включали серию встреч с директором школы для выявления потребностей, демонстрации возможных подходов и согласования границ проекта. Оптимистичная оценка в 6 часов предполагает, что заказчик с первых встреч чётко формулирует потребности и быстро принимает решения. Пессимистичная оценка в 20 часов учитывает типичную для образовательных </w:t>
+      </w:r>
+      <w:r>
+        <w:rPr>
+          <w:rFonts w:ascii="Times New Roman" w:hAnsi="Times New Roman" w:cs="Times New Roman"/>
           <w:sz w:val="28"/>
           <w:szCs w:val="28"/>
         </w:rPr>
         <w:lastRenderedPageBreak/>
-        <w:t xml:space="preserve">Раздел 7. </w:t>
+        <w:t>учреждений ситуацию, когда ключевые лица (директор, завуч) имеют ограниченное время для встреч, и согласование растягивается.</w:t>
+      </w:r>
+    </w:p>
+    <w:p>
+      <w:pPr>
+        <w:pStyle w:val="a7"/>
+        <w:spacing w:after="0" w:line="360" w:lineRule="auto"/>
+        <w:ind w:left="0" w:firstLine="709"/>
+        <w:jc w:val="both"/>
+        <w:rPr>
+          <w:rFonts w:ascii="Times New Roman" w:hAnsi="Times New Roman" w:cs="Times New Roman"/>
+          <w:sz w:val="28"/>
+          <w:szCs w:val="28"/>
+        </w:rPr>
+      </w:pPr>
+      <w:r>
+        <w:rPr>
+          <w:rFonts w:ascii="Times New Roman" w:hAnsi="Times New Roman" w:cs="Times New Roman"/>
+          <w:i/>
+          <w:iCs/>
+          <w:sz w:val="28"/>
+          <w:szCs w:val="28"/>
+        </w:rPr>
+        <w:t>Оценка проекта</w:t>
+      </w:r>
+      <w:r>
+        <w:rPr>
+          <w:rFonts w:ascii="Times New Roman" w:hAnsi="Times New Roman" w:cs="Times New Roman"/>
+          <w:sz w:val="28"/>
+          <w:szCs w:val="28"/>
+        </w:rPr>
+        <w:t xml:space="preserve"> — </w:t>
+      </w:r>
+      <w:r>
+        <w:rPr>
+          <w:rFonts w:ascii="Times New Roman" w:hAnsi="Times New Roman" w:cs="Times New Roman"/>
+          <w:b/>
+          <w:bCs/>
+          <w:sz w:val="28"/>
+          <w:szCs w:val="28"/>
+        </w:rPr>
+        <w:t>8–12–18 ч.</w:t>
+      </w:r>
+      <w:r>
+        <w:rPr>
+          <w:rFonts w:ascii="Times New Roman" w:hAnsi="Times New Roman" w:cs="Times New Roman"/>
+          <w:sz w:val="28"/>
+          <w:szCs w:val="28"/>
+        </w:rPr>
+        <w:t xml:space="preserve"> (ожидаемая — 12,3 ч.). Включает изучение требований, анализ технических ограничений, подбор технологического стека и подготовку настоящего документа оценки трудозатрат. Оптимистичная оценка предполагает, что требования сформулированы ясно и не требуют уточнений. Пессимистичная оценка в 18 часов закладывает несколько итераций уточнения с заказчиком и пересмотр оценки после получения дополнительной информации об инфраструктуре школы.</w:t>
+      </w:r>
+    </w:p>
+    <w:p>
+      <w:pPr>
+        <w:pStyle w:val="a7"/>
+        <w:spacing w:after="0" w:line="360" w:lineRule="auto"/>
+        <w:ind w:left="0" w:firstLine="709"/>
+        <w:jc w:val="both"/>
+        <w:rPr>
+          <w:rFonts w:ascii="Times New Roman" w:hAnsi="Times New Roman" w:cs="Times New Roman"/>
+          <w:sz w:val="28"/>
+          <w:szCs w:val="28"/>
+        </w:rPr>
+      </w:pPr>
+      <w:r>
+        <w:rPr>
+          <w:rFonts w:ascii="Times New Roman" w:hAnsi="Times New Roman" w:cs="Times New Roman"/>
+          <w:i/>
+          <w:iCs/>
+          <w:sz w:val="28"/>
+          <w:szCs w:val="28"/>
+        </w:rPr>
+        <w:t>Составление технического задания</w:t>
+      </w:r>
+      <w:r>
+        <w:rPr>
+          <w:rFonts w:ascii="Times New Roman" w:hAnsi="Times New Roman" w:cs="Times New Roman"/>
+          <w:sz w:val="28"/>
+          <w:szCs w:val="28"/>
+        </w:rPr>
+        <w:t xml:space="preserve"> — </w:t>
+      </w:r>
+      <w:r>
+        <w:rPr>
+          <w:rFonts w:ascii="Times New Roman" w:hAnsi="Times New Roman" w:cs="Times New Roman"/>
+          <w:b/>
+          <w:bCs/>
+          <w:sz w:val="28"/>
+          <w:szCs w:val="28"/>
+        </w:rPr>
+        <w:t>10–16–24 ч.</w:t>
+      </w:r>
+      <w:r>
+        <w:rPr>
+          <w:rFonts w:ascii="Times New Roman" w:hAnsi="Times New Roman" w:cs="Times New Roman"/>
+          <w:sz w:val="28"/>
+          <w:szCs w:val="28"/>
+        </w:rPr>
+        <w:t xml:space="preserve"> (ожидаемая — 16,3 ч.). Является наиболее трудоёмкой </w:t>
       </w:r>
       <w:proofErr w:type="spellStart"/>
       <w:r>
         <w:rPr>
           <w:rFonts w:ascii="Times New Roman" w:hAnsi="Times New Roman" w:cs="Times New Roman"/>
-          <w:b/>
-          <w:bCs/>
-          <w:sz w:val="28"/>
-          <w:szCs w:val="28"/>
-        </w:rPr>
-        <w:t>Пресейл</w:t>
+          <w:sz w:val="28"/>
+          <w:szCs w:val="28"/>
+        </w:rPr>
+        <w:t>пресейловой</w:t>
       </w:r>
       <w:proofErr w:type="spellEnd"/>
-    </w:p>
-    <w:p>
-      <w:pPr>
-        <w:spacing w:after="0" w:line="360" w:lineRule="auto"/>
-        <w:ind w:firstLine="709"/>
-        <w:jc w:val="both"/>
-        <w:rPr>
-          <w:rFonts w:ascii="Times New Roman" w:hAnsi="Times New Roman" w:cs="Times New Roman"/>
-          <w:sz w:val="28"/>
-          <w:szCs w:val="28"/>
-        </w:rPr>
-      </w:pPr>
-      <w:proofErr w:type="spellStart"/>
-      <w:r>
-        <w:rPr>
-          <w:rFonts w:ascii="Times New Roman" w:hAnsi="Times New Roman" w:cs="Times New Roman"/>
-          <w:sz w:val="28"/>
-          <w:szCs w:val="28"/>
-        </w:rPr>
-        <w:t>Пресейловые</w:t>
-      </w:r>
-      <w:proofErr w:type="spellEnd"/>
-      <w:r>
-        <w:rPr>
-          <w:rFonts w:ascii="Times New Roman" w:hAnsi="Times New Roman" w:cs="Times New Roman"/>
-          <w:sz w:val="28"/>
-          <w:szCs w:val="28"/>
-        </w:rPr>
-        <w:t xml:space="preserve"> работы выполнялись до официального старта проекта и обеспечили его корректную постановку.</w:t>
-      </w:r>
-    </w:p>
-    <w:p>
-      <w:pPr>
-        <w:spacing w:after="0" w:line="360" w:lineRule="auto"/>
-        <w:ind w:firstLine="709"/>
-        <w:jc w:val="both"/>
-        <w:rPr>
-          <w:rFonts w:ascii="Times New Roman" w:hAnsi="Times New Roman" w:cs="Times New Roman"/>
-          <w:sz w:val="28"/>
-          <w:szCs w:val="28"/>
-        </w:rPr>
-      </w:pPr>
-      <w:r>
-        <w:rPr>
-          <w:rFonts w:ascii="Times New Roman" w:hAnsi="Times New Roman" w:cs="Times New Roman"/>
-          <w:b/>
-          <w:bCs/>
-          <w:sz w:val="28"/>
-          <w:szCs w:val="28"/>
-        </w:rPr>
-        <w:t>Переговоры с заказчиком</w:t>
-      </w:r>
-      <w:r>
-        <w:rPr>
-          <w:rFonts w:ascii="Times New Roman" w:hAnsi="Times New Roman" w:cs="Times New Roman"/>
-          <w:sz w:val="28"/>
-          <w:szCs w:val="28"/>
-        </w:rPr>
-        <w:t xml:space="preserve"> (6–12–20 ч., ожидаемая </w:t>
-      </w:r>
-      <w:r>
-        <w:rPr>
-          <w:rFonts w:ascii="Times New Roman" w:hAnsi="Times New Roman" w:cs="Times New Roman"/>
-          <w:sz w:val="28"/>
-          <w:szCs w:val="28"/>
-        </w:rPr>
-        <w:t>—</w:t>
-      </w:r>
-      <w:r>
-        <w:rPr>
-          <w:rFonts w:ascii="Times New Roman" w:hAnsi="Times New Roman" w:cs="Times New Roman"/>
-          <w:sz w:val="28"/>
-          <w:szCs w:val="28"/>
-        </w:rPr>
-        <w:t xml:space="preserve"> 12,3 ч.) включали серию встреч с директором школы для выявления потребностей и согласования границ проекта.</w:t>
-      </w:r>
-    </w:p>
-    <w:p>
-      <w:pPr>
-        <w:spacing w:after="0" w:line="360" w:lineRule="auto"/>
-        <w:ind w:firstLine="709"/>
-        <w:jc w:val="both"/>
-        <w:rPr>
-          <w:rFonts w:ascii="Times New Roman" w:hAnsi="Times New Roman" w:cs="Times New Roman"/>
-          <w:sz w:val="28"/>
-          <w:szCs w:val="28"/>
-        </w:rPr>
-      </w:pPr>
-      <w:r>
-        <w:rPr>
-          <w:rFonts w:ascii="Times New Roman" w:hAnsi="Times New Roman" w:cs="Times New Roman"/>
-          <w:b/>
-          <w:bCs/>
-          <w:sz w:val="28"/>
-          <w:szCs w:val="28"/>
-        </w:rPr>
-        <w:t>Оценка проекта</w:t>
-      </w:r>
-      <w:r>
-        <w:rPr>
-          <w:rFonts w:ascii="Times New Roman" w:hAnsi="Times New Roman" w:cs="Times New Roman"/>
-          <w:sz w:val="28"/>
-          <w:szCs w:val="28"/>
-        </w:rPr>
-        <w:t xml:space="preserve"> (8–12–18 ч., ожидаемая </w:t>
-      </w:r>
-      <w:r>
-        <w:rPr>
-          <w:rFonts w:ascii="Times New Roman" w:hAnsi="Times New Roman" w:cs="Times New Roman"/>
-          <w:sz w:val="28"/>
-          <w:szCs w:val="28"/>
-        </w:rPr>
-        <w:t>—</w:t>
-      </w:r>
-      <w:r>
-        <w:rPr>
-          <w:rFonts w:ascii="Times New Roman" w:hAnsi="Times New Roman" w:cs="Times New Roman"/>
-          <w:sz w:val="28"/>
-          <w:szCs w:val="28"/>
-        </w:rPr>
-        <w:t xml:space="preserve"> 12,3 ч.) </w:t>
-      </w:r>
-      <w:r>
-        <w:rPr>
-          <w:rFonts w:ascii="Times New Roman" w:hAnsi="Times New Roman" w:cs="Times New Roman"/>
-          <w:sz w:val="28"/>
-          <w:szCs w:val="28"/>
-        </w:rPr>
-        <w:t>—</w:t>
-      </w:r>
-      <w:r>
-        <w:rPr>
-          <w:rFonts w:ascii="Times New Roman" w:hAnsi="Times New Roman" w:cs="Times New Roman"/>
-          <w:sz w:val="28"/>
-          <w:szCs w:val="28"/>
-        </w:rPr>
-        <w:t xml:space="preserve"> изучение требований, подбор технологического стека и подготовка настоящего документа оценки трудозатрат.</w:t>
-      </w:r>
-    </w:p>
-    <w:p>
-      <w:pPr>
-        <w:spacing w:after="0" w:line="360" w:lineRule="auto"/>
-        <w:ind w:firstLine="709"/>
-        <w:jc w:val="both"/>
-        <w:rPr>
-          <w:rFonts w:ascii="Times New Roman" w:hAnsi="Times New Roman" w:cs="Times New Roman"/>
-          <w:sz w:val="28"/>
-          <w:szCs w:val="28"/>
-        </w:rPr>
-      </w:pPr>
-      <w:r>
-        <w:rPr>
-          <w:rFonts w:ascii="Times New Roman" w:hAnsi="Times New Roman" w:cs="Times New Roman"/>
-          <w:b/>
-          <w:bCs/>
-          <w:sz w:val="28"/>
-          <w:szCs w:val="28"/>
-        </w:rPr>
-        <w:t>Составление технического задания</w:t>
-      </w:r>
-      <w:r>
-        <w:rPr>
-          <w:rFonts w:ascii="Times New Roman" w:hAnsi="Times New Roman" w:cs="Times New Roman"/>
-          <w:sz w:val="28"/>
-          <w:szCs w:val="28"/>
-        </w:rPr>
-        <w:t xml:space="preserve"> (10–16–24 ч., ожидаемая </w:t>
-      </w:r>
-      <w:r>
-        <w:rPr>
-          <w:rFonts w:ascii="Times New Roman" w:hAnsi="Times New Roman" w:cs="Times New Roman"/>
-          <w:sz w:val="28"/>
-          <w:szCs w:val="28"/>
-        </w:rPr>
-        <w:t>—</w:t>
-      </w:r>
-      <w:r>
-        <w:rPr>
-          <w:rFonts w:ascii="Times New Roman" w:hAnsi="Times New Roman" w:cs="Times New Roman"/>
-          <w:sz w:val="28"/>
-          <w:szCs w:val="28"/>
-        </w:rPr>
-        <w:t xml:space="preserve"> 16,3 ч.) является наиболее трудоёмкой </w:t>
-      </w:r>
-      <w:proofErr w:type="spellStart"/>
-      <w:r>
-        <w:rPr>
-          <w:rFonts w:ascii="Times New Roman" w:hAnsi="Times New Roman" w:cs="Times New Roman"/>
-          <w:sz w:val="28"/>
-          <w:szCs w:val="28"/>
-        </w:rPr>
-        <w:t>пресейловой</w:t>
-      </w:r>
-      <w:proofErr w:type="spellEnd"/>
-      <w:r>
-        <w:rPr>
-          <w:rFonts w:ascii="Times New Roman" w:hAnsi="Times New Roman" w:cs="Times New Roman"/>
-          <w:sz w:val="28"/>
-          <w:szCs w:val="28"/>
-        </w:rPr>
-        <w:t xml:space="preserve"> работой и предшествует всем остальным этапам проекта.</w:t>
-      </w:r>
-    </w:p>
-    <w:p>
-      <w:pPr>
-        <w:spacing w:after="0" w:line="360" w:lineRule="auto"/>
-        <w:ind w:firstLine="709"/>
-        <w:jc w:val="both"/>
-        <w:rPr>
-          <w:rFonts w:ascii="Times New Roman" w:hAnsi="Times New Roman" w:cs="Times New Roman"/>
-          <w:sz w:val="28"/>
-          <w:szCs w:val="28"/>
-        </w:rPr>
-      </w:pPr>
-      <w:r>
-        <w:rPr>
-          <w:rFonts w:ascii="Times New Roman" w:hAnsi="Times New Roman" w:cs="Times New Roman"/>
-          <w:b/>
-          <w:bCs/>
-          <w:sz w:val="28"/>
-          <w:szCs w:val="28"/>
-        </w:rPr>
-        <w:t>Подготовка документации</w:t>
-      </w:r>
-      <w:r>
-        <w:rPr>
-          <w:rFonts w:ascii="Times New Roman" w:hAnsi="Times New Roman" w:cs="Times New Roman"/>
-          <w:sz w:val="28"/>
-          <w:szCs w:val="28"/>
-        </w:rPr>
-        <w:t xml:space="preserve"> (6–10–16 ч., ожидаемая </w:t>
-      </w:r>
-      <w:r>
-        <w:rPr>
-          <w:rFonts w:ascii="Times New Roman" w:hAnsi="Times New Roman" w:cs="Times New Roman"/>
-          <w:sz w:val="28"/>
-          <w:szCs w:val="28"/>
-        </w:rPr>
-        <w:t>—</w:t>
-      </w:r>
-      <w:r>
-        <w:rPr>
-          <w:rFonts w:ascii="Times New Roman" w:hAnsi="Times New Roman" w:cs="Times New Roman"/>
-          <w:sz w:val="28"/>
-          <w:szCs w:val="28"/>
-        </w:rPr>
-        <w:t xml:space="preserve"> 10,3 ч.) включает оформление коммерческого предложения и организационно-распорядительных документов.</w:t>
+      <w:r>
+        <w:rPr>
+          <w:rFonts w:ascii="Times New Roman" w:hAnsi="Times New Roman" w:cs="Times New Roman"/>
+          <w:sz w:val="28"/>
+          <w:szCs w:val="28"/>
+        </w:rPr>
+        <w:t xml:space="preserve"> работой. ТЗ должно однозначно описывать все требования к системе, критерии приёмки и ограничения, чтобы в ходе разработки не возникало споров о том, что входит в объём работ. Оптимистичная оценка в 10 часов предполагает, что все требования уже зафиксированы в матрице и ТЗ формируется на её основе без существенных дополнений. Пессимистичная оценка в 24 часа учитывает итерационное согласование документа с заказчиком, включая юридическую проверку с его стороны.</w:t>
+      </w:r>
+    </w:p>
+    <w:p>
+      <w:pPr>
+        <w:pStyle w:val="a7"/>
+        <w:spacing w:after="0" w:line="360" w:lineRule="auto"/>
+        <w:ind w:left="0" w:firstLine="709"/>
+        <w:jc w:val="both"/>
+        <w:rPr>
+          <w:rFonts w:ascii="Times New Roman" w:hAnsi="Times New Roman" w:cs="Times New Roman"/>
+          <w:sz w:val="28"/>
+          <w:szCs w:val="28"/>
+        </w:rPr>
+      </w:pPr>
+      <w:r>
+        <w:rPr>
+          <w:rFonts w:ascii="Times New Roman" w:hAnsi="Times New Roman" w:cs="Times New Roman"/>
+          <w:i/>
+          <w:iCs/>
+          <w:sz w:val="28"/>
+          <w:szCs w:val="28"/>
+        </w:rPr>
+        <w:t>Подготовка организационно-распорядительной документации</w:t>
+      </w:r>
+      <w:r>
+        <w:rPr>
+          <w:rFonts w:ascii="Times New Roman" w:hAnsi="Times New Roman" w:cs="Times New Roman"/>
+          <w:sz w:val="28"/>
+          <w:szCs w:val="28"/>
+        </w:rPr>
+        <w:t xml:space="preserve"> — </w:t>
+      </w:r>
+      <w:r>
+        <w:rPr>
+          <w:rFonts w:ascii="Times New Roman" w:hAnsi="Times New Roman" w:cs="Times New Roman"/>
+          <w:b/>
+          <w:bCs/>
+          <w:sz w:val="28"/>
+          <w:szCs w:val="28"/>
+        </w:rPr>
+        <w:t>6–10–16 ч.</w:t>
+      </w:r>
+      <w:r>
+        <w:rPr>
+          <w:rFonts w:ascii="Times New Roman" w:hAnsi="Times New Roman" w:cs="Times New Roman"/>
+          <w:sz w:val="28"/>
+          <w:szCs w:val="28"/>
+        </w:rPr>
+        <w:t xml:space="preserve"> (ожидаемая — 10,3 ч.). Включает оформление коммерческого предложения, договора на разработку и сопроводительных документов. Оптимистичная оценка предполагает использование типовых шаблонов. Пессимистичная оценка в 16 часов учитывает нестандартные требования заказчика к форме договора или необходимость согласования с юридическим отделом компании-исполнителя.</w:t>
       </w:r>
     </w:p>
     <w:p>
@@ -12510,7 +13123,7 @@
           <w:szCs w:val="28"/>
         </w:rPr>
       </w:pPr>
-      <w:bookmarkStart w:id="19" w:name="_Toc230618515"/>
+      <w:bookmarkStart w:id="19" w:name="_Toc230658681"/>
       <w:r>
         <w:rPr>
           <w:rFonts w:ascii="Times New Roman" w:hAnsi="Times New Roman" w:cs="Times New Roman"/>
@@ -12560,6 +13173,7 @@
           <w:sz w:val="28"/>
           <w:szCs w:val="28"/>
         </w:rPr>
+        <w:lastRenderedPageBreak/>
         <w:t xml:space="preserve">Суммарные трудозатраты составляют от </w:t>
       </w:r>
       <w:r>
@@ -12634,31 +13248,23 @@
           <w:sz w:val="28"/>
           <w:szCs w:val="28"/>
         </w:rPr>
-        <w:t xml:space="preserve">В пересчёте на человеко-месяцы диапазон составляет от 13,3 до 34,1 человеко-месяца, ожидаемое значение </w:t>
-      </w:r>
-      <w:r>
-        <w:rPr>
-          <w:rFonts w:ascii="Times New Roman" w:hAnsi="Times New Roman" w:cs="Times New Roman"/>
-          <w:sz w:val="28"/>
-          <w:szCs w:val="28"/>
-        </w:rPr>
-        <w:t>—</w:t>
-      </w:r>
-      <w:r>
-        <w:rPr>
-          <w:rFonts w:ascii="Times New Roman" w:hAnsi="Times New Roman" w:cs="Times New Roman"/>
-          <w:sz w:val="28"/>
-          <w:szCs w:val="28"/>
-        </w:rPr>
-        <w:t xml:space="preserve"> около </w:t>
-      </w:r>
-      <w:r>
-        <w:rPr>
-          <w:rFonts w:ascii="Times New Roman" w:hAnsi="Times New Roman" w:cs="Times New Roman"/>
-          <w:sz w:val="28"/>
-          <w:szCs w:val="28"/>
-        </w:rPr>
-        <w:t>22 рабочих дня в месяце</w:t>
+        <w:t xml:space="preserve">В пересчёте на человеко-месяцы диапазон составляет от 13,3 до 34,1 человеко-месяца, </w:t>
+      </w:r>
+      <w:r>
+        <w:rPr>
+          <w:rFonts w:ascii="Times New Roman" w:hAnsi="Times New Roman" w:cs="Times New Roman"/>
+          <w:sz w:val="28"/>
+          <w:szCs w:val="28"/>
+        </w:rPr>
+        <w:t>о</w:t>
+      </w:r>
+      <w:r>
+        <w:rPr>
+          <w:rFonts w:ascii="Times New Roman" w:hAnsi="Times New Roman" w:cs="Times New Roman"/>
+          <w:sz w:val="28"/>
+          <w:szCs w:val="28"/>
+        </w:rPr>
+        <w:t>жидаемая оценка составляет около 2,8 человеко-месяца на одного специалиста при полной занятости</w:t>
       </w:r>
       <w:r>
         <w:rPr>
@@ -12742,7 +13348,6 @@
           <w:sz w:val="28"/>
           <w:szCs w:val="28"/>
         </w:rPr>
-        <w:lastRenderedPageBreak/>
         <w:t xml:space="preserve">Распределение ожидаемых трудозатрат по разделам работ выглядит следующим образом: наибольшую долю занимает разработка программного обеспечения </w:t>
       </w:r>
       <w:r>
@@ -14200,6 +14805,92 @@
     </w:lvl>
   </w:abstractNum>
   <w:abstractNum w:abstractNumId="13" w15:restartNumberingAfterBreak="0">
+    <w:nsid w:val="44B76DB4"/>
+    <w:multiLevelType w:val="hybridMultilevel"/>
+    <w:tmpl w:val="C7CEDAF6"/>
+    <w:lvl w:ilvl="0" w:tplc="0419000F">
+      <w:start w:val="1"/>
+      <w:numFmt w:val="decimal"/>
+      <w:lvlText w:val="%1."/>
+      <w:lvlJc w:val="left"/>
+      <w:pPr>
+        <w:ind w:left="1429" w:hanging="360"/>
+      </w:pPr>
+    </w:lvl>
+    <w:lvl w:ilvl="1" w:tplc="04190019" w:tentative="1">
+      <w:start w:val="1"/>
+      <w:numFmt w:val="lowerLetter"/>
+      <w:lvlText w:val="%2."/>
+      <w:lvlJc w:val="left"/>
+      <w:pPr>
+        <w:ind w:left="2149" w:hanging="360"/>
+      </w:pPr>
+    </w:lvl>
+    <w:lvl w:ilvl="2" w:tplc="0419001B" w:tentative="1">
+      <w:start w:val="1"/>
+      <w:numFmt w:val="lowerRoman"/>
+      <w:lvlText w:val="%3."/>
+      <w:lvlJc w:val="right"/>
+      <w:pPr>
+        <w:ind w:left="2869" w:hanging="180"/>
+      </w:pPr>
+    </w:lvl>
+    <w:lvl w:ilvl="3" w:tplc="0419000F" w:tentative="1">
+      <w:start w:val="1"/>
+      <w:numFmt w:val="decimal"/>
+      <w:lvlText w:val="%4."/>
+      <w:lvlJc w:val="left"/>
+      <w:pPr>
+        <w:ind w:left="3589" w:hanging="360"/>
+      </w:pPr>
+    </w:lvl>
+    <w:lvl w:ilvl="4" w:tplc="04190019" w:tentative="1">
+      <w:start w:val="1"/>
+      <w:numFmt w:val="lowerLetter"/>
+      <w:lvlText w:val="%5."/>
+      <w:lvlJc w:val="left"/>
+      <w:pPr>
+        <w:ind w:left="4309" w:hanging="360"/>
+      </w:pPr>
+    </w:lvl>
+    <w:lvl w:ilvl="5" w:tplc="0419001B" w:tentative="1">
+      <w:start w:val="1"/>
+      <w:numFmt w:val="lowerRoman"/>
+      <w:lvlText w:val="%6."/>
+      <w:lvlJc w:val="right"/>
+      <w:pPr>
+        <w:ind w:left="5029" w:hanging="180"/>
+      </w:pPr>
+    </w:lvl>
+    <w:lvl w:ilvl="6" w:tplc="0419000F" w:tentative="1">
+      <w:start w:val="1"/>
+      <w:numFmt w:val="decimal"/>
+      <w:lvlText w:val="%7."/>
+      <w:lvlJc w:val="left"/>
+      <w:pPr>
+        <w:ind w:left="5749" w:hanging="360"/>
+      </w:pPr>
+    </w:lvl>
+    <w:lvl w:ilvl="7" w:tplc="04190019" w:tentative="1">
+      <w:start w:val="1"/>
+      <w:numFmt w:val="lowerLetter"/>
+      <w:lvlText w:val="%8."/>
+      <w:lvlJc w:val="left"/>
+      <w:pPr>
+        <w:ind w:left="6469" w:hanging="360"/>
+      </w:pPr>
+    </w:lvl>
+    <w:lvl w:ilvl="8" w:tplc="0419001B" w:tentative="1">
+      <w:start w:val="1"/>
+      <w:numFmt w:val="lowerRoman"/>
+      <w:lvlText w:val="%9."/>
+      <w:lvlJc w:val="right"/>
+      <w:pPr>
+        <w:ind w:left="7189" w:hanging="180"/>
+      </w:pPr>
+    </w:lvl>
+  </w:abstractNum>
+  <w:abstractNum w:abstractNumId="14" w15:restartNumberingAfterBreak="0">
     <w:nsid w:val="4A450A00"/>
     <w:multiLevelType w:val="hybridMultilevel"/>
     <w:tmpl w:val="C89C8F96"/>
@@ -14285,7 +14976,120 @@
       </w:pPr>
     </w:lvl>
   </w:abstractNum>
-  <w:abstractNum w:abstractNumId="14" w15:restartNumberingAfterBreak="0">
+  <w:abstractNum w:abstractNumId="15" w15:restartNumberingAfterBreak="0">
+    <w:nsid w:val="4EA26C5C"/>
+    <w:multiLevelType w:val="multilevel"/>
+    <w:tmpl w:val="1EDC28F4"/>
+    <w:lvl w:ilvl="0">
+      <w:start w:val="1"/>
+      <w:numFmt w:val="decimal"/>
+      <w:lvlText w:val="%1."/>
+      <w:lvlJc w:val="left"/>
+      <w:pPr>
+        <w:ind w:left="490" w:hanging="490"/>
+      </w:pPr>
+      <w:rPr>
+        <w:rFonts w:hint="default"/>
+      </w:rPr>
+    </w:lvl>
+    <w:lvl w:ilvl="1">
+      <w:start w:val="1"/>
+      <w:numFmt w:val="decimal"/>
+      <w:lvlText w:val="%1.%2."/>
+      <w:lvlJc w:val="left"/>
+      <w:pPr>
+        <w:ind w:left="1429" w:hanging="720"/>
+      </w:pPr>
+      <w:rPr>
+        <w:rFonts w:hint="default"/>
+      </w:rPr>
+    </w:lvl>
+    <w:lvl w:ilvl="2">
+      <w:start w:val="1"/>
+      <w:numFmt w:val="decimal"/>
+      <w:lvlText w:val="%1.%2.%3."/>
+      <w:lvlJc w:val="left"/>
+      <w:pPr>
+        <w:ind w:left="2138" w:hanging="720"/>
+      </w:pPr>
+      <w:rPr>
+        <w:rFonts w:hint="default"/>
+      </w:rPr>
+    </w:lvl>
+    <w:lvl w:ilvl="3">
+      <w:start w:val="1"/>
+      <w:numFmt w:val="decimal"/>
+      <w:lvlText w:val="%1.%2.%3.%4."/>
+      <w:lvlJc w:val="left"/>
+      <w:pPr>
+        <w:ind w:left="3207" w:hanging="1080"/>
+      </w:pPr>
+      <w:rPr>
+        <w:rFonts w:hint="default"/>
+      </w:rPr>
+    </w:lvl>
+    <w:lvl w:ilvl="4">
+      <w:start w:val="1"/>
+      <w:numFmt w:val="decimal"/>
+      <w:lvlText w:val="%1.%2.%3.%4.%5."/>
+      <w:lvlJc w:val="left"/>
+      <w:pPr>
+        <w:ind w:left="3916" w:hanging="1080"/>
+      </w:pPr>
+      <w:rPr>
+        <w:rFonts w:hint="default"/>
+      </w:rPr>
+    </w:lvl>
+    <w:lvl w:ilvl="5">
+      <w:start w:val="1"/>
+      <w:numFmt w:val="decimal"/>
+      <w:lvlText w:val="%1.%2.%3.%4.%5.%6."/>
+      <w:lvlJc w:val="left"/>
+      <w:pPr>
+        <w:ind w:left="4985" w:hanging="1440"/>
+      </w:pPr>
+      <w:rPr>
+        <w:rFonts w:hint="default"/>
+      </w:rPr>
+    </w:lvl>
+    <w:lvl w:ilvl="6">
+      <w:start w:val="1"/>
+      <w:numFmt w:val="decimal"/>
+      <w:lvlText w:val="%1.%2.%3.%4.%5.%6.%7."/>
+      <w:lvlJc w:val="left"/>
+      <w:pPr>
+        <w:ind w:left="6054" w:hanging="1800"/>
+      </w:pPr>
+      <w:rPr>
+        <w:rFonts w:hint="default"/>
+      </w:rPr>
+    </w:lvl>
+    <w:lvl w:ilvl="7">
+      <w:start w:val="1"/>
+      <w:numFmt w:val="decimal"/>
+      <w:lvlText w:val="%1.%2.%3.%4.%5.%6.%7.%8."/>
+      <w:lvlJc w:val="left"/>
+      <w:pPr>
+        <w:ind w:left="6763" w:hanging="1800"/>
+      </w:pPr>
+      <w:rPr>
+        <w:rFonts w:hint="default"/>
+      </w:rPr>
+    </w:lvl>
+    <w:lvl w:ilvl="8">
+      <w:start w:val="1"/>
+      <w:numFmt w:val="decimal"/>
+      <w:lvlText w:val="%1.%2.%3.%4.%5.%6.%7.%8.%9."/>
+      <w:lvlJc w:val="left"/>
+      <w:pPr>
+        <w:ind w:left="7832" w:hanging="2160"/>
+      </w:pPr>
+      <w:rPr>
+        <w:rFonts w:hint="default"/>
+      </w:rPr>
+    </w:lvl>
+  </w:abstractNum>
+  <w:abstractNum w:abstractNumId="16" w15:restartNumberingAfterBreak="0">
     <w:nsid w:val="4FDA1E1A"/>
     <w:multiLevelType w:val="hybridMultilevel"/>
     <w:tmpl w:val="E7506B40"/>
@@ -14371,7 +15175,7 @@
       </w:pPr>
     </w:lvl>
   </w:abstractNum>
-  <w:abstractNum w:abstractNumId="15" w15:restartNumberingAfterBreak="0">
+  <w:abstractNum w:abstractNumId="17" w15:restartNumberingAfterBreak="0">
     <w:nsid w:val="50F86DA1"/>
     <w:multiLevelType w:val="hybridMultilevel"/>
     <w:tmpl w:val="7458BED6"/>
@@ -14460,7 +15264,7 @@
       </w:pPr>
     </w:lvl>
   </w:abstractNum>
-  <w:abstractNum w:abstractNumId="16" w15:restartNumberingAfterBreak="0">
+  <w:abstractNum w:abstractNumId="18" w15:restartNumberingAfterBreak="0">
     <w:nsid w:val="51736D36"/>
     <w:multiLevelType w:val="hybridMultilevel"/>
     <w:tmpl w:val="437682E6"/>
@@ -14549,7 +15353,7 @@
       </w:pPr>
     </w:lvl>
   </w:abstractNum>
-  <w:abstractNum w:abstractNumId="17" w15:restartNumberingAfterBreak="0">
+  <w:abstractNum w:abstractNumId="19" w15:restartNumberingAfterBreak="0">
     <w:nsid w:val="59CA7342"/>
     <w:multiLevelType w:val="hybridMultilevel"/>
     <w:tmpl w:val="301892A6"/>
@@ -14638,7 +15442,7 @@
       </w:pPr>
     </w:lvl>
   </w:abstractNum>
-  <w:abstractNum w:abstractNumId="18" w15:restartNumberingAfterBreak="0">
+  <w:abstractNum w:abstractNumId="20" w15:restartNumberingAfterBreak="0">
     <w:nsid w:val="5B115325"/>
     <w:multiLevelType w:val="hybridMultilevel"/>
     <w:tmpl w:val="D0841314"/>
@@ -14727,7 +15531,7 @@
       </w:pPr>
     </w:lvl>
   </w:abstractNum>
-  <w:abstractNum w:abstractNumId="19" w15:restartNumberingAfterBreak="0">
+  <w:abstractNum w:abstractNumId="21" w15:restartNumberingAfterBreak="0">
     <w:nsid w:val="5DE84FC2"/>
     <w:multiLevelType w:val="multilevel"/>
     <w:tmpl w:val="FF0C240E"/>
@@ -14840,7 +15644,7 @@
       </w:rPr>
     </w:lvl>
   </w:abstractNum>
-  <w:abstractNum w:abstractNumId="20" w15:restartNumberingAfterBreak="0">
+  <w:abstractNum w:abstractNumId="22" w15:restartNumberingAfterBreak="0">
     <w:nsid w:val="60DF1AC3"/>
     <w:multiLevelType w:val="hybridMultilevel"/>
     <w:tmpl w:val="088AD4F2"/>
@@ -14929,7 +15733,7 @@
       </w:pPr>
     </w:lvl>
   </w:abstractNum>
-  <w:abstractNum w:abstractNumId="21" w15:restartNumberingAfterBreak="0">
+  <w:abstractNum w:abstractNumId="23" w15:restartNumberingAfterBreak="0">
     <w:nsid w:val="65C2232A"/>
     <w:multiLevelType w:val="hybridMultilevel"/>
     <w:tmpl w:val="34F05444"/>
@@ -15018,7 +15822,7 @@
       </w:pPr>
     </w:lvl>
   </w:abstractNum>
-  <w:abstractNum w:abstractNumId="22" w15:restartNumberingAfterBreak="0">
+  <w:abstractNum w:abstractNumId="24" w15:restartNumberingAfterBreak="0">
     <w:nsid w:val="6761318D"/>
     <w:multiLevelType w:val="hybridMultilevel"/>
     <w:tmpl w:val="62BE7E40"/>
@@ -15107,7 +15911,7 @@
       </w:pPr>
     </w:lvl>
   </w:abstractNum>
-  <w:abstractNum w:abstractNumId="23" w15:restartNumberingAfterBreak="0">
+  <w:abstractNum w:abstractNumId="25" w15:restartNumberingAfterBreak="0">
     <w:nsid w:val="684455D3"/>
     <w:multiLevelType w:val="multilevel"/>
     <w:tmpl w:val="E6561BD4"/>
@@ -15220,7 +16024,7 @@
       </w:rPr>
     </w:lvl>
   </w:abstractNum>
-  <w:abstractNum w:abstractNumId="24" w15:restartNumberingAfterBreak="0">
+  <w:abstractNum w:abstractNumId="26" w15:restartNumberingAfterBreak="0">
     <w:nsid w:val="69B477E5"/>
     <w:multiLevelType w:val="hybridMultilevel"/>
     <w:tmpl w:val="CBC4D736"/>
@@ -15306,7 +16110,7 @@
       </w:pPr>
     </w:lvl>
   </w:abstractNum>
-  <w:abstractNum w:abstractNumId="25" w15:restartNumberingAfterBreak="0">
+  <w:abstractNum w:abstractNumId="27" w15:restartNumberingAfterBreak="0">
     <w:nsid w:val="73606C36"/>
     <w:multiLevelType w:val="multilevel"/>
     <w:tmpl w:val="F94A26AC"/>
@@ -15419,7 +16223,7 @@
       </w:rPr>
     </w:lvl>
   </w:abstractNum>
-  <w:abstractNum w:abstractNumId="26" w15:restartNumberingAfterBreak="0">
+  <w:abstractNum w:abstractNumId="28" w15:restartNumberingAfterBreak="0">
     <w:nsid w:val="762657F2"/>
     <w:multiLevelType w:val="multilevel"/>
     <w:tmpl w:val="F94A26AC"/>
@@ -15532,7 +16336,7 @@
       </w:rPr>
     </w:lvl>
   </w:abstractNum>
-  <w:abstractNum w:abstractNumId="27" w15:restartNumberingAfterBreak="0">
+  <w:abstractNum w:abstractNumId="29" w15:restartNumberingAfterBreak="0">
     <w:nsid w:val="7BA53105"/>
     <w:multiLevelType w:val="hybridMultilevel"/>
     <w:tmpl w:val="DD5A4F14"/>
@@ -15625,16 +16429,16 @@
     <w:abstractNumId w:val="2"/>
   </w:num>
   <w:num w:numId="2" w16cid:durableId="1018578380">
-    <w:abstractNumId w:val="24"/>
+    <w:abstractNumId w:val="26"/>
   </w:num>
   <w:num w:numId="3" w16cid:durableId="1990817140">
-    <w:abstractNumId w:val="26"/>
+    <w:abstractNumId w:val="28"/>
   </w:num>
   <w:num w:numId="4" w16cid:durableId="1246645576">
     <w:abstractNumId w:val="5"/>
   </w:num>
   <w:num w:numId="5" w16cid:durableId="4064310">
-    <w:abstractNumId w:val="13"/>
+    <w:abstractNumId w:val="14"/>
   </w:num>
   <w:num w:numId="6" w16cid:durableId="1734237287">
     <w:abstractNumId w:val="6"/>
@@ -15643,13 +16447,13 @@
     <w:abstractNumId w:val="1"/>
   </w:num>
   <w:num w:numId="8" w16cid:durableId="475074545">
-    <w:abstractNumId w:val="14"/>
+    <w:abstractNumId w:val="16"/>
   </w:num>
   <w:num w:numId="9" w16cid:durableId="1509249288">
     <w:abstractNumId w:val="7"/>
   </w:num>
   <w:num w:numId="10" w16cid:durableId="1517961219">
-    <w:abstractNumId w:val="23"/>
+    <w:abstractNumId w:val="25"/>
   </w:num>
   <w:num w:numId="11" w16cid:durableId="2141417590">
     <w:abstractNumId w:val="8"/>
@@ -15664,31 +16468,31 @@
     <w:abstractNumId w:val="4"/>
   </w:num>
   <w:num w:numId="15" w16cid:durableId="1559706609">
-    <w:abstractNumId w:val="16"/>
+    <w:abstractNumId w:val="18"/>
   </w:num>
   <w:num w:numId="16" w16cid:durableId="24797713">
-    <w:abstractNumId w:val="27"/>
+    <w:abstractNumId w:val="29"/>
   </w:num>
   <w:num w:numId="17" w16cid:durableId="1046761782">
     <w:abstractNumId w:val="12"/>
   </w:num>
   <w:num w:numId="18" w16cid:durableId="561062075">
-    <w:abstractNumId w:val="15"/>
+    <w:abstractNumId w:val="17"/>
   </w:num>
   <w:num w:numId="19" w16cid:durableId="2054882165">
-    <w:abstractNumId w:val="18"/>
+    <w:abstractNumId w:val="20"/>
   </w:num>
   <w:num w:numId="20" w16cid:durableId="1506550715">
-    <w:abstractNumId w:val="21"/>
+    <w:abstractNumId w:val="23"/>
   </w:num>
   <w:num w:numId="21" w16cid:durableId="476921968">
-    <w:abstractNumId w:val="17"/>
+    <w:abstractNumId w:val="19"/>
   </w:num>
   <w:num w:numId="22" w16cid:durableId="1578518131">
-    <w:abstractNumId w:val="20"/>
+    <w:abstractNumId w:val="22"/>
   </w:num>
   <w:num w:numId="23" w16cid:durableId="259605827">
-    <w:abstractNumId w:val="22"/>
+    <w:abstractNumId w:val="24"/>
   </w:num>
   <w:num w:numId="24" w16cid:durableId="1810632839">
     <w:abstractNumId w:val="10"/>
@@ -15697,13 +16501,19 @@
     <w:abstractNumId w:val="0"/>
   </w:num>
   <w:num w:numId="26" w16cid:durableId="1558784057">
-    <w:abstractNumId w:val="19"/>
+    <w:abstractNumId w:val="21"/>
   </w:num>
   <w:num w:numId="27" w16cid:durableId="1865633350">
     <w:abstractNumId w:val="3"/>
   </w:num>
   <w:num w:numId="28" w16cid:durableId="586773481">
-    <w:abstractNumId w:val="25"/>
+    <w:abstractNumId w:val="27"/>
+  </w:num>
+  <w:num w:numId="29" w16cid:durableId="1394157478">
+    <w:abstractNumId w:val="13"/>
+  </w:num>
+  <w:num w:numId="30" w16cid:durableId="1469978581">
+    <w:abstractNumId w:val="15"/>
   </w:num>
 </w:numbering>
 </file>

--- a/students/Agametov A. M/ОТЧЕТ.docx
+++ b/students/Agametov A. M/ОТЧЕТ.docx
@@ -192,15 +192,6 @@
     </w:p>
     <w:p>
       <w:pPr>
-        <w:rPr>
-          <w:rFonts w:ascii="Times New Roman" w:hAnsi="Times New Roman" w:cs="Times New Roman"/>
-          <w:sz w:val="28"/>
-          <w:szCs w:val="28"/>
-        </w:rPr>
-      </w:pPr>
-    </w:p>
-    <w:p>
-      <w:pPr>
         <w:spacing w:line="360" w:lineRule="auto"/>
         <w:jc w:val="right"/>
         <w:rPr>
@@ -239,23 +230,53 @@
     </w:p>
     <w:p>
       <w:pPr>
-        <w:spacing w:line="360" w:lineRule="auto"/>
+        <w:pStyle w:val="af2"/>
+        <w:spacing w:after="120" w:line="360" w:lineRule="auto"/>
         <w:jc w:val="right"/>
         <w:rPr>
-          <w:rFonts w:ascii="Times New Roman" w:hAnsi="Times New Roman" w:cs="Times New Roman"/>
-          <w:sz w:val="28"/>
-          <w:szCs w:val="28"/>
-        </w:rPr>
-      </w:pPr>
-    </w:p>
-    <w:p>
-      <w:pPr>
-        <w:rPr>
-          <w:rFonts w:ascii="Times New Roman" w:hAnsi="Times New Roman" w:cs="Times New Roman"/>
-          <w:sz w:val="28"/>
-          <w:szCs w:val="28"/>
-        </w:rPr>
-      </w:pPr>
+          <w:lang w:eastAsia="ko-KR"/>
+        </w:rPr>
+      </w:pPr>
+      <w:r>
+        <w:t>Проверил:</w:t>
+      </w:r>
+    </w:p>
+    <w:p>
+      <w:pPr>
+        <w:pStyle w:val="af2"/>
+        <w:spacing w:after="100" w:line="360" w:lineRule="auto"/>
+        <w:jc w:val="right"/>
+      </w:pPr>
+      <w:r>
+        <w:rPr>
+          <w:lang w:eastAsia="ko-KR"/>
+        </w:rPr>
+        <w:t xml:space="preserve"> </w:t>
+      </w:r>
+      <w:r>
+        <w:rPr>
+          <w:lang w:eastAsia="ko-KR"/>
+        </w:rPr>
+        <w:t xml:space="preserve">Сидельников </w:t>
+      </w:r>
+      <w:r>
+        <w:t>Максим Эдуардович</w:t>
+      </w:r>
+    </w:p>
+    <w:p>
+      <w:pPr>
+        <w:pStyle w:val="af2"/>
+        <w:spacing w:after="100" w:line="360" w:lineRule="auto"/>
+        <w:jc w:val="right"/>
+      </w:pPr>
+      <w:proofErr w:type="spellStart"/>
+      <w:r>
+        <w:t>Бодрякова</w:t>
+      </w:r>
+      <w:proofErr w:type="spellEnd"/>
+      <w:r>
+        <w:t xml:space="preserve"> Людмила Николаевна</w:t>
+      </w:r>
     </w:p>
     <w:p>
       <w:pPr>
@@ -404,7 +425,7 @@
             </w:rPr>
             <w:fldChar w:fldCharType="separate"/>
           </w:r>
-          <w:hyperlink w:anchor="_Toc230658662" w:history="1">
+          <w:hyperlink w:anchor="_Toc230708718" w:history="1">
             <w:r>
               <w:rPr>
                 <w:rStyle w:val="ad"/>
@@ -445,7 +466,7 @@
                 <w:sz w:val="28"/>
                 <w:szCs w:val="28"/>
               </w:rPr>
-              <w:instrText xml:space="preserve"> PAGEREF _Toc230658662 \h </w:instrText>
+              <w:instrText xml:space="preserve"> PAGEREF _Toc230708718 \h </w:instrText>
             </w:r>
             <w:r>
               <w:rPr>
@@ -502,7 +523,7 @@
               <w:szCs w:val="28"/>
             </w:rPr>
           </w:pPr>
-          <w:hyperlink w:anchor="_Toc230658663" w:history="1">
+          <w:hyperlink w:anchor="_Toc230708719" w:history="1">
             <w:r>
               <w:rPr>
                 <w:rStyle w:val="ad"/>
@@ -564,7 +585,7 @@
                 <w:sz w:val="28"/>
                 <w:szCs w:val="28"/>
               </w:rPr>
-              <w:instrText xml:space="preserve"> PAGEREF _Toc230658663 \h </w:instrText>
+              <w:instrText xml:space="preserve"> PAGEREF _Toc230708719 \h </w:instrText>
             </w:r>
             <w:r>
               <w:rPr>
@@ -621,7 +642,7 @@
               <w:szCs w:val="28"/>
             </w:rPr>
           </w:pPr>
-          <w:hyperlink w:anchor="_Toc230658664" w:history="1">
+          <w:hyperlink w:anchor="_Toc230708720" w:history="1">
             <w:r>
               <w:rPr>
                 <w:rStyle w:val="ad"/>
@@ -683,7 +704,7 @@
                 <w:sz w:val="28"/>
                 <w:szCs w:val="28"/>
               </w:rPr>
-              <w:instrText xml:space="preserve"> PAGEREF _Toc230658664 \h </w:instrText>
+              <w:instrText xml:space="preserve"> PAGEREF _Toc230708720 \h </w:instrText>
             </w:r>
             <w:r>
               <w:rPr>
@@ -740,7 +761,7 @@
               <w:szCs w:val="28"/>
             </w:rPr>
           </w:pPr>
-          <w:hyperlink w:anchor="_Toc230658665" w:history="1">
+          <w:hyperlink w:anchor="_Toc230708721" w:history="1">
             <w:r>
               <w:rPr>
                 <w:rStyle w:val="ad"/>
@@ -802,7 +823,7 @@
                 <w:sz w:val="28"/>
                 <w:szCs w:val="28"/>
               </w:rPr>
-              <w:instrText xml:space="preserve"> PAGEREF _Toc230658665 \h </w:instrText>
+              <w:instrText xml:space="preserve"> PAGEREF _Toc230708721 \h </w:instrText>
             </w:r>
             <w:r>
               <w:rPr>
@@ -859,7 +880,7 @@
               <w:szCs w:val="28"/>
             </w:rPr>
           </w:pPr>
-          <w:hyperlink w:anchor="_Toc230658666" w:history="1">
+          <w:hyperlink w:anchor="_Toc230708722" w:history="1">
             <w:r>
               <w:rPr>
                 <w:rStyle w:val="ad"/>
@@ -921,7 +942,7 @@
                 <w:sz w:val="28"/>
                 <w:szCs w:val="28"/>
               </w:rPr>
-              <w:instrText xml:space="preserve"> PAGEREF _Toc230658666 \h </w:instrText>
+              <w:instrText xml:space="preserve"> PAGEREF _Toc230708722 \h </w:instrText>
             </w:r>
             <w:r>
               <w:rPr>
@@ -978,7 +999,7 @@
               <w:szCs w:val="28"/>
             </w:rPr>
           </w:pPr>
-          <w:hyperlink w:anchor="_Toc230658667" w:history="1">
+          <w:hyperlink w:anchor="_Toc230708723" w:history="1">
             <w:r>
               <w:rPr>
                 <w:rStyle w:val="ad"/>
@@ -1040,7 +1061,7 @@
                 <w:sz w:val="28"/>
                 <w:szCs w:val="28"/>
               </w:rPr>
-              <w:instrText xml:space="preserve"> PAGEREF _Toc230658667 \h </w:instrText>
+              <w:instrText xml:space="preserve"> PAGEREF _Toc230708723 \h </w:instrText>
             </w:r>
             <w:r>
               <w:rPr>
@@ -1097,7 +1118,7 @@
               <w:szCs w:val="28"/>
             </w:rPr>
           </w:pPr>
-          <w:hyperlink w:anchor="_Toc230658668" w:history="1">
+          <w:hyperlink w:anchor="_Toc230708724" w:history="1">
             <w:r>
               <w:rPr>
                 <w:rStyle w:val="ad"/>
@@ -1159,7 +1180,7 @@
                 <w:sz w:val="28"/>
                 <w:szCs w:val="28"/>
               </w:rPr>
-              <w:instrText xml:space="preserve"> PAGEREF _Toc230658668 \h </w:instrText>
+              <w:instrText xml:space="preserve"> PAGEREF _Toc230708724 \h </w:instrText>
             </w:r>
             <w:r>
               <w:rPr>
@@ -1216,7 +1237,7 @@
               <w:szCs w:val="28"/>
             </w:rPr>
           </w:pPr>
-          <w:hyperlink w:anchor="_Toc230658669" w:history="1">
+          <w:hyperlink w:anchor="_Toc230708725" w:history="1">
             <w:r>
               <w:rPr>
                 <w:rStyle w:val="ad"/>
@@ -1278,7 +1299,7 @@
                 <w:sz w:val="28"/>
                 <w:szCs w:val="28"/>
               </w:rPr>
-              <w:instrText xml:space="preserve"> PAGEREF _Toc230658669 \h </w:instrText>
+              <w:instrText xml:space="preserve"> PAGEREF _Toc230708725 \h </w:instrText>
             </w:r>
             <w:r>
               <w:rPr>
@@ -1335,7 +1356,7 @@
               <w:szCs w:val="28"/>
             </w:rPr>
           </w:pPr>
-          <w:hyperlink w:anchor="_Toc230658670" w:history="1">
+          <w:hyperlink w:anchor="_Toc230708726" w:history="1">
             <w:r>
               <w:rPr>
                 <w:rStyle w:val="ad"/>
@@ -1397,7 +1418,7 @@
                 <w:sz w:val="28"/>
                 <w:szCs w:val="28"/>
               </w:rPr>
-              <w:instrText xml:space="preserve"> PAGEREF _Toc230658670 \h </w:instrText>
+              <w:instrText xml:space="preserve"> PAGEREF _Toc230708726 \h </w:instrText>
             </w:r>
             <w:r>
               <w:rPr>
@@ -1454,7 +1475,7 @@
               <w:szCs w:val="28"/>
             </w:rPr>
           </w:pPr>
-          <w:hyperlink w:anchor="_Toc230658671" w:history="1">
+          <w:hyperlink w:anchor="_Toc230708727" w:history="1">
             <w:r>
               <w:rPr>
                 <w:rStyle w:val="ad"/>
@@ -1516,7 +1537,7 @@
                 <w:sz w:val="28"/>
                 <w:szCs w:val="28"/>
               </w:rPr>
-              <w:instrText xml:space="preserve"> PAGEREF _Toc230658671 \h </w:instrText>
+              <w:instrText xml:space="preserve"> PAGEREF _Toc230708727 \h </w:instrText>
             </w:r>
             <w:r>
               <w:rPr>
@@ -1573,7 +1594,7 @@
               <w:szCs w:val="28"/>
             </w:rPr>
           </w:pPr>
-          <w:hyperlink w:anchor="_Toc230658672" w:history="1">
+          <w:hyperlink w:anchor="_Toc230708728" w:history="1">
             <w:r>
               <w:rPr>
                 <w:rStyle w:val="ad"/>
@@ -1635,7 +1656,7 @@
                 <w:sz w:val="28"/>
                 <w:szCs w:val="28"/>
               </w:rPr>
-              <w:instrText xml:space="preserve"> PAGEREF _Toc230658672 \h </w:instrText>
+              <w:instrText xml:space="preserve"> PAGEREF _Toc230708728 \h </w:instrText>
             </w:r>
             <w:r>
               <w:rPr>
@@ -1692,7 +1713,7 @@
               <w:szCs w:val="28"/>
             </w:rPr>
           </w:pPr>
-          <w:hyperlink w:anchor="_Toc230658673" w:history="1">
+          <w:hyperlink w:anchor="_Toc230708729" w:history="1">
             <w:r>
               <w:rPr>
                 <w:rStyle w:val="ad"/>
@@ -1754,7 +1775,7 @@
                 <w:sz w:val="28"/>
                 <w:szCs w:val="28"/>
               </w:rPr>
-              <w:instrText xml:space="preserve"> PAGEREF _Toc230658673 \h </w:instrText>
+              <w:instrText xml:space="preserve"> PAGEREF _Toc230708729 \h </w:instrText>
             </w:r>
             <w:r>
               <w:rPr>
@@ -1811,7 +1832,7 @@
               <w:szCs w:val="28"/>
             </w:rPr>
           </w:pPr>
-          <w:hyperlink w:anchor="_Toc230658674" w:history="1">
+          <w:hyperlink w:anchor="_Toc230708730" w:history="1">
             <w:r>
               <w:rPr>
                 <w:rStyle w:val="ad"/>
@@ -1873,7 +1894,7 @@
                 <w:sz w:val="28"/>
                 <w:szCs w:val="28"/>
               </w:rPr>
-              <w:instrText xml:space="preserve"> PAGEREF _Toc230658674 \h </w:instrText>
+              <w:instrText xml:space="preserve"> PAGEREF _Toc230708730 \h </w:instrText>
             </w:r>
             <w:r>
               <w:rPr>
@@ -1930,7 +1951,7 @@
               <w:szCs w:val="28"/>
             </w:rPr>
           </w:pPr>
-          <w:hyperlink w:anchor="_Toc230658675" w:history="1">
+          <w:hyperlink w:anchor="_Toc230708731" w:history="1">
             <w:r>
               <w:rPr>
                 <w:rStyle w:val="ad"/>
@@ -1992,7 +2013,7 @@
                 <w:sz w:val="28"/>
                 <w:szCs w:val="28"/>
               </w:rPr>
-              <w:instrText xml:space="preserve"> PAGEREF _Toc230658675 \h </w:instrText>
+              <w:instrText xml:space="preserve"> PAGEREF _Toc230708731 \h </w:instrText>
             </w:r>
             <w:r>
               <w:rPr>
@@ -2049,7 +2070,7 @@
               <w:szCs w:val="28"/>
             </w:rPr>
           </w:pPr>
-          <w:hyperlink w:anchor="_Toc230658676" w:history="1">
+          <w:hyperlink w:anchor="_Toc230708732" w:history="1">
             <w:r>
               <w:rPr>
                 <w:rStyle w:val="ad"/>
@@ -2111,7 +2132,7 @@
                 <w:sz w:val="28"/>
                 <w:szCs w:val="28"/>
               </w:rPr>
-              <w:instrText xml:space="preserve"> PAGEREF _Toc230658676 \h </w:instrText>
+              <w:instrText xml:space="preserve"> PAGEREF _Toc230708732 \h </w:instrText>
             </w:r>
             <w:r>
               <w:rPr>
@@ -2168,7 +2189,7 @@
               <w:szCs w:val="28"/>
             </w:rPr>
           </w:pPr>
-          <w:hyperlink w:anchor="_Toc230658677" w:history="1">
+          <w:hyperlink w:anchor="_Toc230708733" w:history="1">
             <w:r>
               <w:rPr>
                 <w:rStyle w:val="ad"/>
@@ -2230,7 +2251,7 @@
                 <w:sz w:val="28"/>
                 <w:szCs w:val="28"/>
               </w:rPr>
-              <w:instrText xml:space="preserve"> PAGEREF _Toc230658677 \h </w:instrText>
+              <w:instrText xml:space="preserve"> PAGEREF _Toc230708733 \h </w:instrText>
             </w:r>
             <w:r>
               <w:rPr>
@@ -2287,7 +2308,7 @@
               <w:szCs w:val="28"/>
             </w:rPr>
           </w:pPr>
-          <w:hyperlink w:anchor="_Toc230658678" w:history="1">
+          <w:hyperlink w:anchor="_Toc230708734" w:history="1">
             <w:r>
               <w:rPr>
                 <w:rStyle w:val="ad"/>
@@ -2349,7 +2370,7 @@
                 <w:sz w:val="28"/>
                 <w:szCs w:val="28"/>
               </w:rPr>
-              <w:instrText xml:space="preserve"> PAGEREF _Toc230658678 \h </w:instrText>
+              <w:instrText xml:space="preserve"> PAGEREF _Toc230708734 \h </w:instrText>
             </w:r>
             <w:r>
               <w:rPr>
@@ -2406,7 +2427,7 @@
               <w:szCs w:val="28"/>
             </w:rPr>
           </w:pPr>
-          <w:hyperlink w:anchor="_Toc230658679" w:history="1">
+          <w:hyperlink w:anchor="_Toc230708735" w:history="1">
             <w:r>
               <w:rPr>
                 <w:rStyle w:val="ad"/>
@@ -2468,7 +2489,7 @@
                 <w:sz w:val="28"/>
                 <w:szCs w:val="28"/>
               </w:rPr>
-              <w:instrText xml:space="preserve"> PAGEREF _Toc230658679 \h </w:instrText>
+              <w:instrText xml:space="preserve"> PAGEREF _Toc230708735 \h </w:instrText>
             </w:r>
             <w:r>
               <w:rPr>
@@ -2525,7 +2546,7 @@
               <w:szCs w:val="28"/>
             </w:rPr>
           </w:pPr>
-          <w:hyperlink w:anchor="_Toc230658680" w:history="1">
+          <w:hyperlink w:anchor="_Toc230708736" w:history="1">
             <w:r>
               <w:rPr>
                 <w:rStyle w:val="ad"/>
@@ -2587,7 +2608,7 @@
                 <w:sz w:val="28"/>
                 <w:szCs w:val="28"/>
               </w:rPr>
-              <w:instrText xml:space="preserve"> PAGEREF _Toc230658680 \h </w:instrText>
+              <w:instrText xml:space="preserve"> PAGEREF _Toc230708736 \h </w:instrText>
             </w:r>
             <w:r>
               <w:rPr>
@@ -2644,7 +2665,7 @@
               <w:szCs w:val="28"/>
             </w:rPr>
           </w:pPr>
-          <w:hyperlink w:anchor="_Toc230658681" w:history="1">
+          <w:hyperlink w:anchor="_Toc230708737" w:history="1">
             <w:r>
               <w:rPr>
                 <w:rStyle w:val="ad"/>
@@ -2706,7 +2727,7 @@
                 <w:sz w:val="28"/>
                 <w:szCs w:val="28"/>
               </w:rPr>
-              <w:instrText xml:space="preserve"> PAGEREF _Toc230658681 \h </w:instrText>
+              <w:instrText xml:space="preserve"> PAGEREF _Toc230708737 \h </w:instrText>
             </w:r>
             <w:r>
               <w:rPr>
@@ -2735,7 +2756,7 @@
                 <w:sz w:val="28"/>
                 <w:szCs w:val="28"/>
               </w:rPr>
-              <w:t>38</w:t>
+              <w:t>39</w:t>
             </w:r>
             <w:r>
               <w:rPr>
@@ -2881,7 +2902,7 @@
           <w:szCs w:val="28"/>
         </w:rPr>
       </w:pPr>
-      <w:bookmarkStart w:id="0" w:name="_Toc230658662"/>
+      <w:bookmarkStart w:id="0" w:name="_Toc230708718"/>
       <w:r>
         <w:rPr>
           <w:rFonts w:ascii="Times New Roman" w:hAnsi="Times New Roman" w:cs="Times New Roman"/>
@@ -3719,7 +3740,7 @@
           <w:szCs w:val="28"/>
         </w:rPr>
       </w:pPr>
-      <w:bookmarkStart w:id="1" w:name="_Toc230658663"/>
+      <w:bookmarkStart w:id="1" w:name="_Toc230708719"/>
       <w:r>
         <w:rPr>
           <w:rFonts w:ascii="Times New Roman" w:hAnsi="Times New Roman" w:cs="Times New Roman"/>
@@ -3753,7 +3774,7 @@
           <w:szCs w:val="28"/>
         </w:rPr>
       </w:pPr>
-      <w:bookmarkStart w:id="2" w:name="_Toc230658664"/>
+      <w:bookmarkStart w:id="2" w:name="_Toc230708720"/>
       <w:r>
         <w:rPr>
           <w:rFonts w:ascii="Times New Roman" w:hAnsi="Times New Roman" w:cs="Times New Roman"/>
@@ -3943,7 +3964,7 @@
           <w:szCs w:val="28"/>
         </w:rPr>
       </w:pPr>
-      <w:bookmarkStart w:id="3" w:name="_Toc230658665"/>
+      <w:bookmarkStart w:id="3" w:name="_Toc230708721"/>
       <w:r>
         <w:rPr>
           <w:rFonts w:ascii="Times New Roman" w:hAnsi="Times New Roman" w:cs="Times New Roman"/>
@@ -4407,7 +4428,7 @@
           <w:szCs w:val="28"/>
         </w:rPr>
       </w:pPr>
-      <w:bookmarkStart w:id="4" w:name="_Toc230658666"/>
+      <w:bookmarkStart w:id="4" w:name="_Toc230708722"/>
       <w:r>
         <w:rPr>
           <w:rFonts w:ascii="Times New Roman" w:hAnsi="Times New Roman" w:cs="Times New Roman"/>
@@ -4670,7 +4691,7 @@
           <w:szCs w:val="28"/>
         </w:rPr>
       </w:pPr>
-      <w:bookmarkStart w:id="5" w:name="_Toc230658667"/>
+      <w:bookmarkStart w:id="5" w:name="_Toc230708723"/>
       <w:r>
         <w:rPr>
           <w:rFonts w:ascii="Times New Roman" w:hAnsi="Times New Roman" w:cs="Times New Roman"/>
@@ -5238,7 +5259,7 @@
           <w:szCs w:val="28"/>
         </w:rPr>
       </w:pPr>
-      <w:bookmarkStart w:id="6" w:name="_Toc230658668"/>
+      <w:bookmarkStart w:id="6" w:name="_Toc230708724"/>
       <w:r>
         <w:rPr>
           <w:rFonts w:ascii="Times New Roman" w:hAnsi="Times New Roman" w:cs="Times New Roman"/>
@@ -5566,7 +5587,7 @@
           <w:szCs w:val="28"/>
         </w:rPr>
       </w:pPr>
-      <w:bookmarkStart w:id="7" w:name="_Toc230658669"/>
+      <w:bookmarkStart w:id="7" w:name="_Toc230708725"/>
       <w:r>
         <w:rPr>
           <w:rFonts w:ascii="Times New Roman" w:hAnsi="Times New Roman" w:cs="Times New Roman"/>
@@ -5600,7 +5621,7 @@
           <w:szCs w:val="28"/>
         </w:rPr>
       </w:pPr>
-      <w:bookmarkStart w:id="8" w:name="_Toc230658670"/>
+      <w:bookmarkStart w:id="8" w:name="_Toc230708726"/>
       <w:r>
         <w:rPr>
           <w:rFonts w:ascii="Times New Roman" w:hAnsi="Times New Roman" w:cs="Times New Roman"/>
@@ -5845,7 +5866,7 @@
           <w:szCs w:val="28"/>
         </w:rPr>
       </w:pPr>
-      <w:bookmarkStart w:id="9" w:name="_Toc230658671"/>
+      <w:bookmarkStart w:id="9" w:name="_Toc230708727"/>
       <w:r>
         <w:rPr>
           <w:rFonts w:ascii="Times New Roman" w:hAnsi="Times New Roman" w:cs="Times New Roman"/>
@@ -6860,7 +6881,7 @@
           <w:szCs w:val="28"/>
         </w:rPr>
       </w:pPr>
-      <w:bookmarkStart w:id="10" w:name="_Toc230658672"/>
+      <w:bookmarkStart w:id="10" w:name="_Toc230708728"/>
       <w:r>
         <w:rPr>
           <w:rFonts w:ascii="Times New Roman" w:hAnsi="Times New Roman" w:cs="Times New Roman"/>
@@ -7556,7 +7577,7 @@
           <w:szCs w:val="28"/>
         </w:rPr>
       </w:pPr>
-      <w:bookmarkStart w:id="11" w:name="_Toc230658673"/>
+      <w:bookmarkStart w:id="11" w:name="_Toc230708729"/>
       <w:r>
         <w:rPr>
           <w:rFonts w:ascii="Times New Roman" w:hAnsi="Times New Roman" w:cs="Times New Roman"/>
@@ -7590,7 +7611,7 @@
           <w:szCs w:val="28"/>
         </w:rPr>
       </w:pPr>
-      <w:bookmarkStart w:id="12" w:name="_Toc230658674"/>
+      <w:bookmarkStart w:id="12" w:name="_Toc230708730"/>
       <w:r>
         <w:rPr>
           <w:rFonts w:ascii="Times New Roman" w:hAnsi="Times New Roman" w:cs="Times New Roman"/>
@@ -7786,7 +7807,7 @@
           <w:szCs w:val="28"/>
         </w:rPr>
       </w:pPr>
-      <w:bookmarkStart w:id="13" w:name="_Toc230658675"/>
+      <w:bookmarkStart w:id="13" w:name="_Toc230708731"/>
       <w:r>
         <w:rPr>
           <w:rFonts w:ascii="Times New Roman" w:hAnsi="Times New Roman" w:cs="Times New Roman"/>
@@ -7859,7 +7880,7 @@
           <w:szCs w:val="28"/>
         </w:rPr>
       </w:pPr>
-      <w:bookmarkStart w:id="14" w:name="_Toc230658676"/>
+      <w:bookmarkStart w:id="14" w:name="_Toc230708732"/>
       <w:r>
         <w:rPr>
           <w:rFonts w:ascii="Times New Roman" w:hAnsi="Times New Roman" w:cs="Times New Roman"/>
@@ -8967,7 +8988,7 @@
           <w:szCs w:val="28"/>
         </w:rPr>
       </w:pPr>
-      <w:bookmarkStart w:id="15" w:name="_Toc230658677"/>
+      <w:bookmarkStart w:id="15" w:name="_Toc230708733"/>
       <w:r>
         <w:rPr>
           <w:rFonts w:ascii="Times New Roman" w:hAnsi="Times New Roman" w:cs="Times New Roman"/>
@@ -9403,7 +9424,7 @@
           <w:szCs w:val="28"/>
         </w:rPr>
       </w:pPr>
-      <w:bookmarkStart w:id="16" w:name="_Toc230658678"/>
+      <w:bookmarkStart w:id="16" w:name="_Toc230708734"/>
       <w:r>
         <w:rPr>
           <w:rFonts w:ascii="Times New Roman" w:hAnsi="Times New Roman" w:cs="Times New Roman"/>
@@ -9437,7 +9458,7 @@
           <w:szCs w:val="28"/>
         </w:rPr>
       </w:pPr>
-      <w:bookmarkStart w:id="17" w:name="_Toc230658679"/>
+      <w:bookmarkStart w:id="17" w:name="_Toc230708735"/>
       <w:r>
         <w:rPr>
           <w:rFonts w:ascii="Times New Roman" w:hAnsi="Times New Roman" w:cs="Times New Roman"/>
@@ -9788,6 +9809,3519 @@
         </w:rPr>
         <w:lastRenderedPageBreak/>
         <w:t>отражает то, что при многократном повторении подобных задач большинство результатов будет тяготеть именно к этому значению.</w:t>
+      </w:r>
+    </w:p>
+    <w:p>
+      <w:pPr>
+        <w:pStyle w:val="a7"/>
+        <w:numPr>
+          <w:ilvl w:val="1"/>
+          <w:numId w:val="26"/>
+        </w:numPr>
+        <w:spacing w:after="0" w:line="360" w:lineRule="auto"/>
+        <w:ind w:left="0" w:firstLine="709"/>
+        <w:jc w:val="both"/>
+        <w:outlineLvl w:val="1"/>
+        <w:rPr>
+          <w:rFonts w:ascii="Times New Roman" w:hAnsi="Times New Roman" w:cs="Times New Roman"/>
+          <w:b/>
+          <w:bCs/>
+          <w:sz w:val="28"/>
+          <w:szCs w:val="28"/>
+        </w:rPr>
+      </w:pPr>
+      <w:bookmarkStart w:id="18" w:name="_Toc230708736"/>
+      <w:r>
+        <w:rPr>
+          <w:rFonts w:ascii="Times New Roman" w:hAnsi="Times New Roman" w:cs="Times New Roman"/>
+          <w:b/>
+          <w:bCs/>
+          <w:sz w:val="28"/>
+          <w:szCs w:val="28"/>
+        </w:rPr>
+        <w:t>Декомпозиция проектных работ</w:t>
+      </w:r>
+      <w:bookmarkEnd w:id="18"/>
+    </w:p>
+    <w:p>
+      <w:pPr>
+        <w:pStyle w:val="a7"/>
+        <w:spacing w:after="0" w:line="360" w:lineRule="auto"/>
+        <w:ind w:left="0" w:firstLine="709"/>
+        <w:jc w:val="both"/>
+        <w:rPr>
+          <w:rFonts w:ascii="Times New Roman" w:hAnsi="Times New Roman" w:cs="Times New Roman"/>
+          <w:sz w:val="28"/>
+          <w:szCs w:val="28"/>
+        </w:rPr>
+      </w:pPr>
+      <w:r>
+        <w:rPr>
+          <w:rFonts w:ascii="Times New Roman" w:hAnsi="Times New Roman" w:cs="Times New Roman"/>
+          <w:sz w:val="28"/>
+          <w:szCs w:val="28"/>
+        </w:rPr>
+        <w:t>Все работы проекта структурированы по семи функциональным разделам, соответствующим основным видам деятельности в IT-проекте. Ниже представлены результаты оценки по каждому разделу.</w:t>
+      </w:r>
+    </w:p>
+    <w:p>
+      <w:pPr>
+        <w:pStyle w:val="a7"/>
+        <w:spacing w:after="0" w:line="360" w:lineRule="auto"/>
+        <w:ind w:left="0" w:firstLine="709"/>
+        <w:jc w:val="both"/>
+        <w:rPr>
+          <w:rFonts w:ascii="Times New Roman" w:hAnsi="Times New Roman" w:cs="Times New Roman"/>
+          <w:b/>
+          <w:bCs/>
+          <w:sz w:val="28"/>
+          <w:szCs w:val="28"/>
+        </w:rPr>
+      </w:pPr>
+      <w:r>
+        <w:rPr>
+          <w:rFonts w:ascii="Times New Roman" w:hAnsi="Times New Roman" w:cs="Times New Roman"/>
+          <w:b/>
+          <w:bCs/>
+          <w:sz w:val="28"/>
+          <w:szCs w:val="28"/>
+        </w:rPr>
+        <w:t>Раздел 1. Разработка программного обеспечения</w:t>
+      </w:r>
+    </w:p>
+    <w:p>
+      <w:pPr>
+        <w:spacing w:after="0" w:line="360" w:lineRule="auto"/>
+        <w:jc w:val="both"/>
+        <w:rPr>
+          <w:rFonts w:ascii="Times New Roman" w:hAnsi="Times New Roman" w:cs="Times New Roman"/>
+          <w:b/>
+          <w:bCs/>
+          <w:sz w:val="28"/>
+          <w:szCs w:val="28"/>
+        </w:rPr>
+      </w:pPr>
+      <w:r>
+        <w:rPr>
+          <w:noProof/>
+        </w:rPr>
+        <w:drawing>
+          <wp:inline distT="0" distB="0" distL="0" distR="0" wp14:anchorId="4EBADE41" wp14:editId="01BC4684">
+            <wp:extent cx="5940425" cy="5801419"/>
+            <wp:effectExtent l="0" t="0" r="3175" b="8890"/>
+            <wp:docPr id="10" name="Рисунок 10"/>
+            <wp:cNvGraphicFramePr>
+              <a:graphicFrameLocks xmlns:a="http://schemas.openxmlformats.org/drawingml/2006/main" noChangeAspect="1"/>
+            </wp:cNvGraphicFramePr>
+            <a:graphic xmlns:a="http://schemas.openxmlformats.org/drawingml/2006/main">
+              <a:graphicData uri="http://schemas.openxmlformats.org/drawingml/2006/picture">
+                <pic:pic xmlns:pic="http://schemas.openxmlformats.org/drawingml/2006/picture">
+                  <pic:nvPicPr>
+                    <pic:cNvPr id="1" name=""/>
+                    <pic:cNvPicPr/>
+                  </pic:nvPicPr>
+                  <pic:blipFill>
+                    <a:blip r:embed="rId8"/>
+                    <a:stretch>
+                      <a:fillRect/>
+                    </a:stretch>
+                  </pic:blipFill>
+                  <pic:spPr>
+                    <a:xfrm>
+                      <a:off x="0" y="0"/>
+                      <a:ext cx="5940425" cy="5801419"/>
+                    </a:xfrm>
+                    <a:prstGeom prst="rect">
+                      <a:avLst/>
+                    </a:prstGeom>
+                  </pic:spPr>
+                </pic:pic>
+              </a:graphicData>
+            </a:graphic>
+          </wp:inline>
+        </w:drawing>
+      </w:r>
+    </w:p>
+    <w:p>
+      <w:pPr>
+        <w:pStyle w:val="af2"/>
+        <w:spacing w:after="240" w:line="360" w:lineRule="auto"/>
+        <w:jc w:val="center"/>
+      </w:pPr>
+      <w:r>
+        <w:t xml:space="preserve">Рисунок </w:t>
+      </w:r>
+      <w:r>
+        <w:t>1</w:t>
+      </w:r>
+      <w:r>
+        <w:t xml:space="preserve"> – Разработка</w:t>
+      </w:r>
+      <w:r>
+        <w:t xml:space="preserve"> ПО 1</w:t>
+      </w:r>
+    </w:p>
+    <w:p>
+      <w:pPr>
+        <w:spacing w:after="0" w:line="360" w:lineRule="auto"/>
+        <w:jc w:val="both"/>
+        <w:rPr>
+          <w:rFonts w:ascii="Times New Roman" w:hAnsi="Times New Roman" w:cs="Times New Roman"/>
+          <w:b/>
+          <w:bCs/>
+          <w:sz w:val="28"/>
+          <w:szCs w:val="28"/>
+        </w:rPr>
+      </w:pPr>
+      <w:r>
+        <w:rPr>
+          <w:b/>
+          <w:bCs/>
+          <w:noProof/>
+        </w:rPr>
+        <w:lastRenderedPageBreak/>
+        <w:drawing>
+          <wp:inline distT="0" distB="0" distL="0" distR="0" wp14:anchorId="3170B4CF" wp14:editId="4F6957E4">
+            <wp:extent cx="5940425" cy="2926099"/>
+            <wp:effectExtent l="0" t="0" r="3175" b="7620"/>
+            <wp:docPr id="12" name="Рисунок 12"/>
+            <wp:cNvGraphicFramePr>
+              <a:graphicFrameLocks xmlns:a="http://schemas.openxmlformats.org/drawingml/2006/main" noChangeAspect="1"/>
+            </wp:cNvGraphicFramePr>
+            <a:graphic xmlns:a="http://schemas.openxmlformats.org/drawingml/2006/main">
+              <a:graphicData uri="http://schemas.openxmlformats.org/drawingml/2006/picture">
+                <pic:pic xmlns:pic="http://schemas.openxmlformats.org/drawingml/2006/picture">
+                  <pic:nvPicPr>
+                    <pic:cNvPr id="1" name=""/>
+                    <pic:cNvPicPr/>
+                  </pic:nvPicPr>
+                  <pic:blipFill rotWithShape="1">
+                    <a:blip r:embed="rId9"/>
+                    <a:srcRect b="30988"/>
+                    <a:stretch/>
+                  </pic:blipFill>
+                  <pic:spPr bwMode="auto">
+                    <a:xfrm>
+                      <a:off x="0" y="0"/>
+                      <a:ext cx="5940425" cy="2926099"/>
+                    </a:xfrm>
+                    <a:prstGeom prst="rect">
+                      <a:avLst/>
+                    </a:prstGeom>
+                    <a:ln>
+                      <a:noFill/>
+                    </a:ln>
+                    <a:extLst>
+                      <a:ext uri="{53640926-AAD7-44D8-BBD7-CCE9431645EC}">
+                        <a14:shadowObscured xmlns:a14="http://schemas.microsoft.com/office/drawing/2010/main"/>
+                      </a:ext>
+                    </a:extLst>
+                  </pic:spPr>
+                </pic:pic>
+              </a:graphicData>
+            </a:graphic>
+          </wp:inline>
+        </w:drawing>
+      </w:r>
+    </w:p>
+    <w:p>
+      <w:pPr>
+        <w:pStyle w:val="af2"/>
+        <w:spacing w:after="240" w:line="360" w:lineRule="auto"/>
+        <w:jc w:val="center"/>
+      </w:pPr>
+      <w:r>
+        <w:t xml:space="preserve">Рисунок </w:t>
+      </w:r>
+      <w:r>
+        <w:t>2</w:t>
+      </w:r>
+      <w:r>
+        <w:t xml:space="preserve"> </w:t>
+      </w:r>
+      <w:r>
+        <w:t>–</w:t>
+      </w:r>
+      <w:r>
+        <w:t xml:space="preserve"> </w:t>
+      </w:r>
+      <w:r>
+        <w:t xml:space="preserve">Разработка ПО </w:t>
+      </w:r>
+      <w:r>
+        <w:t>2</w:t>
+      </w:r>
+    </w:p>
+    <w:p>
+      <w:pPr>
+        <w:pStyle w:val="a7"/>
+        <w:numPr>
+          <w:ilvl w:val="1"/>
+          <w:numId w:val="32"/>
+        </w:numPr>
+        <w:spacing w:after="0" w:line="360" w:lineRule="auto"/>
+        <w:ind w:left="0" w:firstLine="709"/>
+        <w:jc w:val="both"/>
+        <w:rPr>
+          <w:rFonts w:ascii="Times New Roman" w:hAnsi="Times New Roman" w:cs="Times New Roman"/>
+          <w:b/>
+          <w:bCs/>
+          <w:sz w:val="28"/>
+          <w:szCs w:val="28"/>
+        </w:rPr>
+      </w:pPr>
+      <w:r>
+        <w:rPr>
+          <w:rFonts w:ascii="Times New Roman" w:hAnsi="Times New Roman" w:cs="Times New Roman"/>
+          <w:b/>
+          <w:bCs/>
+          <w:sz w:val="28"/>
+          <w:szCs w:val="28"/>
+        </w:rPr>
+        <w:t>Авторизация и разграничение ролей пользователей</w:t>
+      </w:r>
+    </w:p>
+    <w:p>
+      <w:pPr>
+        <w:pStyle w:val="a7"/>
+        <w:spacing w:after="0" w:line="360" w:lineRule="auto"/>
+        <w:ind w:left="0" w:firstLine="709"/>
+        <w:jc w:val="both"/>
+        <w:rPr>
+          <w:rFonts w:ascii="Times New Roman" w:hAnsi="Times New Roman" w:cs="Times New Roman"/>
+          <w:sz w:val="28"/>
+          <w:szCs w:val="28"/>
+        </w:rPr>
+      </w:pPr>
+      <w:r>
+        <w:rPr>
+          <w:rFonts w:ascii="Times New Roman" w:hAnsi="Times New Roman" w:cs="Times New Roman"/>
+          <w:sz w:val="28"/>
+          <w:szCs w:val="28"/>
+        </w:rPr>
+        <w:t>Данный блок является первым в очереди реализации, поскольку без работающей системы авторизации невозможно корректно тестировать ни один другой модуль.</w:t>
+      </w:r>
+    </w:p>
+    <w:p>
+      <w:pPr>
+        <w:pStyle w:val="a7"/>
+        <w:spacing w:after="0" w:line="360" w:lineRule="auto"/>
+        <w:ind w:left="0" w:firstLine="709"/>
+        <w:jc w:val="both"/>
+        <w:rPr>
+          <w:rFonts w:ascii="Times New Roman" w:hAnsi="Times New Roman" w:cs="Times New Roman"/>
+          <w:sz w:val="28"/>
+          <w:szCs w:val="28"/>
+        </w:rPr>
+      </w:pPr>
+      <w:r>
+        <w:rPr>
+          <w:rFonts w:ascii="Times New Roman" w:hAnsi="Times New Roman" w:cs="Times New Roman"/>
+          <w:i/>
+          <w:iCs/>
+          <w:sz w:val="28"/>
+          <w:szCs w:val="28"/>
+        </w:rPr>
+        <w:t>Проектирование схемы базы данных пользователей и ролей</w:t>
+      </w:r>
+      <w:r>
+        <w:rPr>
+          <w:rFonts w:ascii="Times New Roman" w:hAnsi="Times New Roman" w:cs="Times New Roman"/>
+          <w:sz w:val="28"/>
+          <w:szCs w:val="28"/>
+        </w:rPr>
+        <w:t xml:space="preserve"> оценено в 4–7–18 ч. (ожидаемая — 7,7 ч.). Оптимистичная оценка в 4 часа возможна, если структура ролей не потребует уточнений у заказчика и разработчик сразу определится с моделью данных. Наиболее вероятная оценка в 7 часов закладывает время на согласование схемы внутри команды. Пессимистичная оценка в 18 часов учитывает риск того, что заказчик в ходе проектирования захочет уточнить или расширить модель ролей.</w:t>
+      </w:r>
+    </w:p>
+    <w:p>
+      <w:pPr>
+        <w:pStyle w:val="a7"/>
+        <w:spacing w:after="0" w:line="360" w:lineRule="auto"/>
+        <w:ind w:left="0" w:firstLine="709"/>
+        <w:jc w:val="both"/>
+        <w:rPr>
+          <w:rFonts w:ascii="Times New Roman" w:hAnsi="Times New Roman" w:cs="Times New Roman"/>
+          <w:sz w:val="28"/>
+          <w:szCs w:val="28"/>
+        </w:rPr>
+      </w:pPr>
+      <w:r>
+        <w:rPr>
+          <w:rFonts w:ascii="Times New Roman" w:hAnsi="Times New Roman" w:cs="Times New Roman"/>
+          <w:i/>
+          <w:iCs/>
+          <w:sz w:val="28"/>
+          <w:szCs w:val="28"/>
+        </w:rPr>
+        <w:t>Реализация авторизации по логину и паролю</w:t>
+      </w:r>
+      <w:r>
+        <w:rPr>
+          <w:rFonts w:ascii="Times New Roman" w:hAnsi="Times New Roman" w:cs="Times New Roman"/>
+          <w:sz w:val="28"/>
+          <w:szCs w:val="28"/>
+        </w:rPr>
+        <w:t xml:space="preserve"> — 6–10–27 ч. (ожидаемая — 11,5 ч.). Задача хорошо знакома разработчикам, поэтому оптимистичная оценка невысока. Пессимистичная оценка в 27 часов обусловлена возможными трудностями с настройкой JWT-токенов, CORS-политиками при взаимодействии </w:t>
+      </w:r>
+      <w:proofErr w:type="spellStart"/>
+      <w:r>
+        <w:rPr>
+          <w:rFonts w:ascii="Times New Roman" w:hAnsi="Times New Roman" w:cs="Times New Roman"/>
+          <w:sz w:val="28"/>
+          <w:szCs w:val="28"/>
+        </w:rPr>
+        <w:t>React</w:t>
+      </w:r>
+      <w:proofErr w:type="spellEnd"/>
+      <w:r>
+        <w:rPr>
+          <w:rFonts w:ascii="Times New Roman" w:hAnsi="Times New Roman" w:cs="Times New Roman"/>
+          <w:sz w:val="28"/>
+          <w:szCs w:val="28"/>
+        </w:rPr>
+        <w:t xml:space="preserve"> и </w:t>
+      </w:r>
+      <w:proofErr w:type="spellStart"/>
+      <w:r>
+        <w:rPr>
+          <w:rFonts w:ascii="Times New Roman" w:hAnsi="Times New Roman" w:cs="Times New Roman"/>
+          <w:sz w:val="28"/>
+          <w:szCs w:val="28"/>
+        </w:rPr>
+        <w:t>FastAPI</w:t>
+      </w:r>
+      <w:proofErr w:type="spellEnd"/>
+      <w:r>
+        <w:rPr>
+          <w:rFonts w:ascii="Times New Roman" w:hAnsi="Times New Roman" w:cs="Times New Roman"/>
+          <w:sz w:val="28"/>
+          <w:szCs w:val="28"/>
+        </w:rPr>
+        <w:t>, а также необходимостью покрытия тестами.</w:t>
+      </w:r>
+    </w:p>
+    <w:p>
+      <w:pPr>
+        <w:pStyle w:val="a7"/>
+        <w:spacing w:after="0" w:line="360" w:lineRule="auto"/>
+        <w:ind w:left="0" w:firstLine="709"/>
+        <w:jc w:val="both"/>
+        <w:rPr>
+          <w:rFonts w:ascii="Times New Roman" w:hAnsi="Times New Roman" w:cs="Times New Roman"/>
+          <w:sz w:val="28"/>
+          <w:szCs w:val="28"/>
+        </w:rPr>
+      </w:pPr>
+      <w:r>
+        <w:rPr>
+          <w:rFonts w:ascii="Times New Roman" w:hAnsi="Times New Roman" w:cs="Times New Roman"/>
+          <w:i/>
+          <w:iCs/>
+          <w:sz w:val="28"/>
+          <w:szCs w:val="28"/>
+        </w:rPr>
+        <w:t>Реализация четырёхуровневой пользовательской модели</w:t>
+      </w:r>
+      <w:r>
+        <w:rPr>
+          <w:rFonts w:ascii="Times New Roman" w:hAnsi="Times New Roman" w:cs="Times New Roman"/>
+          <w:sz w:val="28"/>
+          <w:szCs w:val="28"/>
+        </w:rPr>
+        <w:t xml:space="preserve"> — 8–14–36 ч. (ожидаемая — 15,7 ч.). Это наиболее трудоёмкая задача блока: четыре роли с </w:t>
+      </w:r>
+      <w:r>
+        <w:rPr>
+          <w:rFonts w:ascii="Times New Roman" w:hAnsi="Times New Roman" w:cs="Times New Roman"/>
+          <w:sz w:val="28"/>
+          <w:szCs w:val="28"/>
+        </w:rPr>
+        <w:lastRenderedPageBreak/>
+        <w:t xml:space="preserve">разными наборами разрешений требуют продуманной системы </w:t>
+      </w:r>
+      <w:proofErr w:type="spellStart"/>
+      <w:r>
+        <w:rPr>
+          <w:rFonts w:ascii="Times New Roman" w:hAnsi="Times New Roman" w:cs="Times New Roman"/>
+          <w:sz w:val="28"/>
+          <w:szCs w:val="28"/>
+        </w:rPr>
+        <w:t>middleware</w:t>
+      </w:r>
+      <w:proofErr w:type="spellEnd"/>
+      <w:r>
+        <w:rPr>
+          <w:rFonts w:ascii="Times New Roman" w:hAnsi="Times New Roman" w:cs="Times New Roman"/>
+          <w:sz w:val="28"/>
+          <w:szCs w:val="28"/>
+        </w:rPr>
+        <w:t xml:space="preserve"> на сервере и условного рендеринга на клиенте. Пессимистичная оценка в 36 часов закладывает сценарий, при котором заказчик уточнит границы доступа уже в процессе реализации.</w:t>
+      </w:r>
+    </w:p>
+    <w:p>
+      <w:pPr>
+        <w:pStyle w:val="a7"/>
+        <w:spacing w:after="0" w:line="360" w:lineRule="auto"/>
+        <w:ind w:left="0" w:firstLine="709"/>
+        <w:jc w:val="both"/>
+        <w:rPr>
+          <w:rFonts w:ascii="Times New Roman" w:hAnsi="Times New Roman" w:cs="Times New Roman"/>
+          <w:sz w:val="28"/>
+          <w:szCs w:val="28"/>
+        </w:rPr>
+      </w:pPr>
+      <w:r>
+        <w:rPr>
+          <w:rFonts w:ascii="Times New Roman" w:hAnsi="Times New Roman" w:cs="Times New Roman"/>
+          <w:i/>
+          <w:iCs/>
+          <w:sz w:val="28"/>
+          <w:szCs w:val="28"/>
+        </w:rPr>
+        <w:t>Блокировка аккаунта после трёх неудачных попыток</w:t>
+      </w:r>
+      <w:r>
+        <w:rPr>
+          <w:rFonts w:ascii="Times New Roman" w:hAnsi="Times New Roman" w:cs="Times New Roman"/>
+          <w:sz w:val="28"/>
+          <w:szCs w:val="28"/>
+        </w:rPr>
+        <w:t xml:space="preserve"> — 2–3–9 ч. (ожидаемая — 3,8 ч.). Задача технически несложная, поэтому разброс относительно невелик. Пессимистичная оценка в 9 часов учитывает необходимость реализации механизма разблокировки администратором и покрытия крайних случаев тестами.</w:t>
+      </w:r>
+    </w:p>
+    <w:p>
+      <w:pPr>
+        <w:pStyle w:val="a7"/>
+        <w:spacing w:after="0" w:line="360" w:lineRule="auto"/>
+        <w:ind w:left="0" w:firstLine="709"/>
+        <w:jc w:val="both"/>
+        <w:rPr>
+          <w:rFonts w:ascii="Times New Roman" w:hAnsi="Times New Roman" w:cs="Times New Roman"/>
+          <w:sz w:val="28"/>
+          <w:szCs w:val="28"/>
+        </w:rPr>
+      </w:pPr>
+      <w:r>
+        <w:rPr>
+          <w:rFonts w:ascii="Times New Roman" w:hAnsi="Times New Roman" w:cs="Times New Roman"/>
+          <w:i/>
+          <w:iCs/>
+          <w:sz w:val="28"/>
+          <w:szCs w:val="28"/>
+        </w:rPr>
+        <w:t>Реализация смены пароля после первого входа</w:t>
+      </w:r>
+      <w:r>
+        <w:rPr>
+          <w:rFonts w:ascii="Times New Roman" w:hAnsi="Times New Roman" w:cs="Times New Roman"/>
+          <w:sz w:val="28"/>
+          <w:szCs w:val="28"/>
+        </w:rPr>
+        <w:t xml:space="preserve"> — 3–5–14 ч. (ожидаемая — 5,8 ч.). Оптимистичная оценка предполагает, что форма смены пароля </w:t>
+      </w:r>
+      <w:proofErr w:type="spellStart"/>
+      <w:r>
+        <w:rPr>
+          <w:rFonts w:ascii="Times New Roman" w:hAnsi="Times New Roman" w:cs="Times New Roman"/>
+          <w:sz w:val="28"/>
+          <w:szCs w:val="28"/>
+        </w:rPr>
+        <w:t>переиспользует</w:t>
+      </w:r>
+      <w:proofErr w:type="spellEnd"/>
+      <w:r>
+        <w:rPr>
+          <w:rFonts w:ascii="Times New Roman" w:hAnsi="Times New Roman" w:cs="Times New Roman"/>
+          <w:sz w:val="28"/>
+          <w:szCs w:val="28"/>
+        </w:rPr>
+        <w:t xml:space="preserve"> уже готовые UI-компоненты. Пессимистичная оценка учитывает доработку валидации и требования к сложности пароля, которые могут быть уточнены заказчиком.</w:t>
+      </w:r>
+    </w:p>
+    <w:p>
+      <w:pPr>
+        <w:pStyle w:val="a7"/>
+        <w:numPr>
+          <w:ilvl w:val="1"/>
+          <w:numId w:val="32"/>
+        </w:numPr>
+        <w:spacing w:after="0" w:line="360" w:lineRule="auto"/>
+        <w:ind w:left="0" w:firstLine="709"/>
+        <w:jc w:val="both"/>
+        <w:rPr>
+          <w:rFonts w:ascii="Times New Roman" w:hAnsi="Times New Roman" w:cs="Times New Roman"/>
+          <w:b/>
+          <w:bCs/>
+          <w:sz w:val="28"/>
+          <w:szCs w:val="28"/>
+        </w:rPr>
+      </w:pPr>
+      <w:r>
+        <w:rPr>
+          <w:rFonts w:ascii="Times New Roman" w:hAnsi="Times New Roman" w:cs="Times New Roman"/>
+          <w:b/>
+          <w:bCs/>
+          <w:sz w:val="28"/>
+          <w:szCs w:val="28"/>
+        </w:rPr>
+        <w:t>Ввод и редактирование оценок, посещаемости и домашних заданий</w:t>
+      </w:r>
+    </w:p>
+    <w:p>
+      <w:pPr>
+        <w:pStyle w:val="a7"/>
+        <w:spacing w:after="0" w:line="360" w:lineRule="auto"/>
+        <w:ind w:left="0" w:firstLine="709"/>
+        <w:jc w:val="both"/>
+        <w:rPr>
+          <w:rFonts w:ascii="Times New Roman" w:hAnsi="Times New Roman" w:cs="Times New Roman"/>
+          <w:sz w:val="28"/>
+          <w:szCs w:val="28"/>
+        </w:rPr>
+      </w:pPr>
+      <w:r>
+        <w:rPr>
+          <w:rFonts w:ascii="Times New Roman" w:hAnsi="Times New Roman" w:cs="Times New Roman"/>
+          <w:i/>
+          <w:iCs/>
+          <w:sz w:val="28"/>
+          <w:szCs w:val="28"/>
+        </w:rPr>
+        <w:t>Разработка UI-формы ввода и редактирования оценок</w:t>
+      </w:r>
+      <w:r>
+        <w:rPr>
+          <w:rFonts w:ascii="Times New Roman" w:hAnsi="Times New Roman" w:cs="Times New Roman"/>
+          <w:sz w:val="28"/>
+          <w:szCs w:val="28"/>
+        </w:rPr>
+        <w:t xml:space="preserve"> </w:t>
+      </w:r>
+      <w:r>
+        <w:rPr>
+          <w:rFonts w:ascii="Times New Roman" w:hAnsi="Times New Roman" w:cs="Times New Roman"/>
+          <w:sz w:val="28"/>
+          <w:szCs w:val="28"/>
+        </w:rPr>
+        <w:t>—</w:t>
+      </w:r>
+      <w:r>
+        <w:rPr>
+          <w:rFonts w:ascii="Times New Roman" w:hAnsi="Times New Roman" w:cs="Times New Roman"/>
+          <w:sz w:val="28"/>
+          <w:szCs w:val="28"/>
+        </w:rPr>
+        <w:t xml:space="preserve"> </w:t>
+      </w:r>
+      <w:r>
+        <w:rPr>
+          <w:rFonts w:ascii="Times New Roman" w:hAnsi="Times New Roman" w:cs="Times New Roman"/>
+          <w:sz w:val="28"/>
+          <w:szCs w:val="28"/>
+        </w:rPr>
+        <w:t xml:space="preserve">8–14–36 ч. (ожидаемая </w:t>
+      </w:r>
+      <w:r>
+        <w:rPr>
+          <w:rFonts w:ascii="Times New Roman" w:hAnsi="Times New Roman" w:cs="Times New Roman"/>
+          <w:sz w:val="28"/>
+          <w:szCs w:val="28"/>
+        </w:rPr>
+        <w:t>—</w:t>
+      </w:r>
+      <w:r>
+        <w:rPr>
+          <w:rFonts w:ascii="Times New Roman" w:hAnsi="Times New Roman" w:cs="Times New Roman"/>
+          <w:sz w:val="28"/>
+          <w:szCs w:val="28"/>
+        </w:rPr>
+        <w:t xml:space="preserve"> </w:t>
+      </w:r>
+      <w:r>
+        <w:rPr>
+          <w:rFonts w:ascii="Times New Roman" w:hAnsi="Times New Roman" w:cs="Times New Roman"/>
+          <w:sz w:val="28"/>
+          <w:szCs w:val="28"/>
+        </w:rPr>
+        <w:t xml:space="preserve">15,7 ч.). Это визуально сложный компонент: табличный интерфейс с </w:t>
+      </w:r>
+      <w:proofErr w:type="spellStart"/>
+      <w:r>
+        <w:rPr>
+          <w:rFonts w:ascii="Times New Roman" w:hAnsi="Times New Roman" w:cs="Times New Roman"/>
+          <w:sz w:val="28"/>
+          <w:szCs w:val="28"/>
+        </w:rPr>
+        <w:t>инлайн</w:t>
+      </w:r>
+      <w:proofErr w:type="spellEnd"/>
+      <w:r>
+        <w:rPr>
+          <w:rFonts w:ascii="Times New Roman" w:hAnsi="Times New Roman" w:cs="Times New Roman"/>
+          <w:sz w:val="28"/>
+          <w:szCs w:val="28"/>
+        </w:rPr>
+        <w:t>-редактированием требует тщательной проработки UX. Оптимистичная оценка допускает использование готовой библиотеки таблиц. Пессимистичная оценка в 36 часов закладывает итерации с заказчиком по внешнему виду интерфейса — опыт показывает, что именно экраны ввода данных вызывают наибольшее число правок.</w:t>
+      </w:r>
+    </w:p>
+    <w:p>
+      <w:pPr>
+        <w:pStyle w:val="a7"/>
+        <w:spacing w:after="0" w:line="360" w:lineRule="auto"/>
+        <w:ind w:left="0" w:firstLine="709"/>
+        <w:jc w:val="both"/>
+        <w:rPr>
+          <w:rFonts w:ascii="Times New Roman" w:hAnsi="Times New Roman" w:cs="Times New Roman"/>
+          <w:sz w:val="28"/>
+          <w:szCs w:val="28"/>
+        </w:rPr>
+      </w:pPr>
+      <w:r>
+        <w:rPr>
+          <w:rFonts w:ascii="Times New Roman" w:hAnsi="Times New Roman" w:cs="Times New Roman"/>
+          <w:i/>
+          <w:iCs/>
+          <w:sz w:val="28"/>
+          <w:szCs w:val="28"/>
+        </w:rPr>
+        <w:t>Автоматический расчёт средней и итоговой оценки</w:t>
+      </w:r>
+      <w:r>
+        <w:rPr>
+          <w:rFonts w:ascii="Times New Roman" w:hAnsi="Times New Roman" w:cs="Times New Roman"/>
+          <w:sz w:val="28"/>
+          <w:szCs w:val="28"/>
+        </w:rPr>
+        <w:t xml:space="preserve"> — 3–5–14 ч. (ожидаемая — 5,8 ч.). Алгоритмически задача несложная. Пессимистичная оценка учитывает уточнение у заказчика правил округления и логики расчёта итоговой оценки при наличии пропусков.</w:t>
+      </w:r>
+    </w:p>
+    <w:p>
+      <w:pPr>
+        <w:pStyle w:val="a7"/>
+        <w:spacing w:after="0" w:line="360" w:lineRule="auto"/>
+        <w:ind w:left="0" w:firstLine="709"/>
+        <w:jc w:val="both"/>
+        <w:rPr>
+          <w:rFonts w:ascii="Times New Roman" w:hAnsi="Times New Roman" w:cs="Times New Roman"/>
+          <w:sz w:val="28"/>
+          <w:szCs w:val="28"/>
+        </w:rPr>
+      </w:pPr>
+      <w:r>
+        <w:rPr>
+          <w:rFonts w:ascii="Times New Roman" w:hAnsi="Times New Roman" w:cs="Times New Roman"/>
+          <w:i/>
+          <w:iCs/>
+          <w:sz w:val="28"/>
+          <w:szCs w:val="28"/>
+        </w:rPr>
+        <w:t>Ввод и редактирование посещаемости</w:t>
+      </w:r>
+      <w:r>
+        <w:rPr>
+          <w:rFonts w:ascii="Times New Roman" w:hAnsi="Times New Roman" w:cs="Times New Roman"/>
+          <w:sz w:val="28"/>
+          <w:szCs w:val="28"/>
+        </w:rPr>
+        <w:t xml:space="preserve"> — 6–10–27 ч. (ожидаемая — 11,5 ч.). Интерфейс отметки посещаемости по структуре схож с журналом оценок, однако требует отдельной логики статусов (присутствовал / отсутствовал / </w:t>
+      </w:r>
+      <w:r>
+        <w:rPr>
+          <w:rFonts w:ascii="Times New Roman" w:hAnsi="Times New Roman" w:cs="Times New Roman"/>
+          <w:sz w:val="28"/>
+          <w:szCs w:val="28"/>
+        </w:rPr>
+        <w:lastRenderedPageBreak/>
+        <w:t>опоздал). Пессимистичная оценка учитывает возможное уточнение перечня статусов и их отображения в отчётах.</w:t>
+      </w:r>
+    </w:p>
+    <w:p>
+      <w:pPr>
+        <w:pStyle w:val="a7"/>
+        <w:spacing w:after="0" w:line="360" w:lineRule="auto"/>
+        <w:ind w:left="0" w:firstLine="709"/>
+        <w:jc w:val="both"/>
+        <w:rPr>
+          <w:rFonts w:ascii="Times New Roman" w:hAnsi="Times New Roman" w:cs="Times New Roman"/>
+          <w:sz w:val="28"/>
+          <w:szCs w:val="28"/>
+        </w:rPr>
+      </w:pPr>
+      <w:r>
+        <w:rPr>
+          <w:rFonts w:ascii="Times New Roman" w:hAnsi="Times New Roman" w:cs="Times New Roman"/>
+          <w:i/>
+          <w:iCs/>
+          <w:sz w:val="28"/>
+          <w:szCs w:val="28"/>
+        </w:rPr>
+        <w:t>Добавление и редактирование домашних заданий</w:t>
+      </w:r>
+      <w:r>
+        <w:rPr>
+          <w:rFonts w:ascii="Times New Roman" w:hAnsi="Times New Roman" w:cs="Times New Roman"/>
+          <w:sz w:val="28"/>
+          <w:szCs w:val="28"/>
+        </w:rPr>
+        <w:t xml:space="preserve"> — 6–10–27 ч. (ожидаемая — 11,5 ч.). Функциональность включает форму создания задания с полем описания, выбором предмета и даты сдачи. Пессимистичная оценка обусловлена возможным требованием поддержки форматированного текста или прикрепления файлов, которое может возникнуть по итогам демонстрации заказчику.</w:t>
+      </w:r>
+    </w:p>
+    <w:p>
+      <w:pPr>
+        <w:pStyle w:val="a7"/>
+        <w:numPr>
+          <w:ilvl w:val="1"/>
+          <w:numId w:val="32"/>
+        </w:numPr>
+        <w:spacing w:after="0" w:line="360" w:lineRule="auto"/>
+        <w:ind w:left="0" w:firstLine="709"/>
+        <w:jc w:val="both"/>
+        <w:rPr>
+          <w:rFonts w:ascii="Times New Roman" w:hAnsi="Times New Roman" w:cs="Times New Roman"/>
+          <w:b/>
+          <w:bCs/>
+          <w:sz w:val="28"/>
+          <w:szCs w:val="28"/>
+        </w:rPr>
+      </w:pPr>
+      <w:r>
+        <w:rPr>
+          <w:rFonts w:ascii="Times New Roman" w:hAnsi="Times New Roman" w:cs="Times New Roman"/>
+          <w:b/>
+          <w:bCs/>
+          <w:sz w:val="28"/>
+          <w:szCs w:val="28"/>
+        </w:rPr>
+        <w:t>Просмотр успеваемости и домашних заданий</w:t>
+      </w:r>
+    </w:p>
+    <w:p>
+      <w:pPr>
+        <w:pStyle w:val="a7"/>
+        <w:spacing w:after="0" w:line="360" w:lineRule="auto"/>
+        <w:ind w:left="0" w:firstLine="709"/>
+        <w:jc w:val="both"/>
+        <w:rPr>
+          <w:rFonts w:ascii="Times New Roman" w:hAnsi="Times New Roman" w:cs="Times New Roman"/>
+          <w:sz w:val="28"/>
+          <w:szCs w:val="28"/>
+        </w:rPr>
+      </w:pPr>
+      <w:r>
+        <w:rPr>
+          <w:rFonts w:ascii="Times New Roman" w:hAnsi="Times New Roman" w:cs="Times New Roman"/>
+          <w:i/>
+          <w:iCs/>
+          <w:sz w:val="28"/>
+          <w:szCs w:val="28"/>
+        </w:rPr>
+        <w:t>Отображение оценок с фильтром по дате и предмету</w:t>
+      </w:r>
+      <w:r>
+        <w:rPr>
+          <w:rFonts w:ascii="Times New Roman" w:hAnsi="Times New Roman" w:cs="Times New Roman"/>
+          <w:sz w:val="28"/>
+          <w:szCs w:val="28"/>
+        </w:rPr>
+        <w:t xml:space="preserve"> — 6–10–27 ч. (ожидаемая — 11,5 ч.). Задача включает реализацию фильтрации на клиенте и/или сервере. Пессимистичная оценка в 27 часов учитывает риск изменения требований к отображению — например, пожелание добавить графическое отображение динамики оценок.</w:t>
+      </w:r>
+    </w:p>
+    <w:p>
+      <w:pPr>
+        <w:pStyle w:val="a7"/>
+        <w:spacing w:after="0" w:line="360" w:lineRule="auto"/>
+        <w:ind w:left="0" w:firstLine="709"/>
+        <w:jc w:val="both"/>
+        <w:rPr>
+          <w:rFonts w:ascii="Times New Roman" w:hAnsi="Times New Roman" w:cs="Times New Roman"/>
+          <w:sz w:val="28"/>
+          <w:szCs w:val="28"/>
+        </w:rPr>
+      </w:pPr>
+      <w:r>
+        <w:rPr>
+          <w:rFonts w:ascii="Times New Roman" w:hAnsi="Times New Roman" w:cs="Times New Roman"/>
+          <w:i/>
+          <w:iCs/>
+          <w:sz w:val="28"/>
+          <w:szCs w:val="28"/>
+        </w:rPr>
+        <w:t>Просмотр домашних заданий с сортировкой по сроку сдачи</w:t>
+      </w:r>
+      <w:r>
+        <w:rPr>
+          <w:rFonts w:ascii="Times New Roman" w:hAnsi="Times New Roman" w:cs="Times New Roman"/>
+          <w:sz w:val="28"/>
+          <w:szCs w:val="28"/>
+        </w:rPr>
+        <w:t xml:space="preserve"> — 3–5–14 ч. (ожидаемая — 5,8 ч.). Основная работа — корректная сортировка и пагинация при большом количестве заданий. Пессимистичная оценка закладывает добавление группировки по предметам.</w:t>
+      </w:r>
+    </w:p>
+    <w:p>
+      <w:pPr>
+        <w:pStyle w:val="a7"/>
+        <w:spacing w:after="0" w:line="360" w:lineRule="auto"/>
+        <w:ind w:left="0" w:firstLine="709"/>
+        <w:jc w:val="both"/>
+        <w:rPr>
+          <w:rFonts w:ascii="Times New Roman" w:hAnsi="Times New Roman" w:cs="Times New Roman"/>
+          <w:sz w:val="28"/>
+          <w:szCs w:val="28"/>
+        </w:rPr>
+      </w:pPr>
+      <w:r>
+        <w:rPr>
+          <w:rFonts w:ascii="Times New Roman" w:hAnsi="Times New Roman" w:cs="Times New Roman"/>
+          <w:i/>
+          <w:iCs/>
+          <w:sz w:val="28"/>
+          <w:szCs w:val="28"/>
+        </w:rPr>
+        <w:t>Подсветка просроченных заданий красным цветом</w:t>
+      </w:r>
+      <w:r>
+        <w:rPr>
+          <w:rFonts w:ascii="Times New Roman" w:hAnsi="Times New Roman" w:cs="Times New Roman"/>
+          <w:sz w:val="28"/>
+          <w:szCs w:val="28"/>
+        </w:rPr>
+        <w:t xml:space="preserve"> — 2–3–9 ч. (ожидаемая — 3,8 ч.). Небольшая по объёму задача. Пессимистичная оценка учитывает граничные случаи: как система должна вести себя с заданием, срок которого наступает сегодня.</w:t>
+      </w:r>
+    </w:p>
+    <w:p>
+      <w:pPr>
+        <w:pStyle w:val="a7"/>
+        <w:numPr>
+          <w:ilvl w:val="1"/>
+          <w:numId w:val="32"/>
+        </w:numPr>
+        <w:spacing w:after="0" w:line="360" w:lineRule="auto"/>
+        <w:ind w:left="0" w:firstLine="709"/>
+        <w:jc w:val="both"/>
+        <w:rPr>
+          <w:rFonts w:ascii="Times New Roman" w:hAnsi="Times New Roman" w:cs="Times New Roman"/>
+          <w:b/>
+          <w:bCs/>
+          <w:sz w:val="28"/>
+          <w:szCs w:val="28"/>
+        </w:rPr>
+      </w:pPr>
+      <w:r>
+        <w:rPr>
+          <w:rFonts w:ascii="Times New Roman" w:hAnsi="Times New Roman" w:cs="Times New Roman"/>
+          <w:b/>
+          <w:bCs/>
+          <w:sz w:val="28"/>
+          <w:szCs w:val="28"/>
+        </w:rPr>
+        <w:t>Генерация и печать отчётов</w:t>
+      </w:r>
+    </w:p>
+    <w:p>
+      <w:pPr>
+        <w:pStyle w:val="a7"/>
+        <w:spacing w:after="0" w:line="360" w:lineRule="auto"/>
+        <w:ind w:left="0" w:firstLine="709"/>
+        <w:jc w:val="both"/>
+        <w:rPr>
+          <w:rFonts w:ascii="Times New Roman" w:hAnsi="Times New Roman" w:cs="Times New Roman"/>
+          <w:sz w:val="28"/>
+          <w:szCs w:val="28"/>
+        </w:rPr>
+      </w:pPr>
+      <w:r>
+        <w:rPr>
+          <w:rFonts w:ascii="Times New Roman" w:hAnsi="Times New Roman" w:cs="Times New Roman"/>
+          <w:i/>
+          <w:iCs/>
+          <w:sz w:val="28"/>
+          <w:szCs w:val="28"/>
+        </w:rPr>
+        <w:t>Разработка шаблонов отчётов</w:t>
+      </w:r>
+      <w:r>
+        <w:rPr>
+          <w:rFonts w:ascii="Times New Roman" w:hAnsi="Times New Roman" w:cs="Times New Roman"/>
+          <w:sz w:val="28"/>
+          <w:szCs w:val="28"/>
+        </w:rPr>
+        <w:t xml:space="preserve"> — 6–10–27 ч. (ожидаемая — 11,5 ч.). Шаблоны согласуются с заказчиком итеративно, что делает разброс оценки значительным. Оптимистичная оценка предполагает принятие первого варианта, пессимистичная — до трёх итераций правок.</w:t>
+      </w:r>
+    </w:p>
+    <w:p>
+      <w:pPr>
+        <w:pStyle w:val="a7"/>
+        <w:spacing w:after="0" w:line="360" w:lineRule="auto"/>
+        <w:ind w:left="0" w:firstLine="709"/>
+        <w:jc w:val="both"/>
+        <w:rPr>
+          <w:rFonts w:ascii="Times New Roman" w:hAnsi="Times New Roman" w:cs="Times New Roman"/>
+          <w:sz w:val="28"/>
+          <w:szCs w:val="28"/>
+        </w:rPr>
+      </w:pPr>
+      <w:r>
+        <w:rPr>
+          <w:rFonts w:ascii="Times New Roman" w:hAnsi="Times New Roman" w:cs="Times New Roman"/>
+          <w:i/>
+          <w:iCs/>
+          <w:sz w:val="28"/>
+          <w:szCs w:val="28"/>
+        </w:rPr>
+        <w:t>Отчёт по классу за четверть или полугодие</w:t>
+      </w:r>
+      <w:r>
+        <w:rPr>
+          <w:rFonts w:ascii="Times New Roman" w:hAnsi="Times New Roman" w:cs="Times New Roman"/>
+          <w:sz w:val="28"/>
+          <w:szCs w:val="28"/>
+        </w:rPr>
+        <w:t xml:space="preserve"> — 8–14–36 ч. (ожидаемая — 15,7 ч.). Сводный отчёт требует агрегирующих запросов к базе данных с </w:t>
+      </w:r>
+      <w:r>
+        <w:rPr>
+          <w:rFonts w:ascii="Times New Roman" w:hAnsi="Times New Roman" w:cs="Times New Roman"/>
+          <w:sz w:val="28"/>
+          <w:szCs w:val="28"/>
+        </w:rPr>
+        <w:lastRenderedPageBreak/>
+        <w:t>группировкой по предметам и периодам. Пессимистичная оценка закладывает оптимизацию запросов при большом объёме данных.</w:t>
+      </w:r>
+    </w:p>
+    <w:p>
+      <w:pPr>
+        <w:pStyle w:val="a7"/>
+        <w:spacing w:after="0" w:line="360" w:lineRule="auto"/>
+        <w:ind w:left="0" w:firstLine="709"/>
+        <w:jc w:val="both"/>
+        <w:rPr>
+          <w:rFonts w:ascii="Times New Roman" w:hAnsi="Times New Roman" w:cs="Times New Roman"/>
+          <w:sz w:val="28"/>
+          <w:szCs w:val="28"/>
+        </w:rPr>
+      </w:pPr>
+      <w:r>
+        <w:rPr>
+          <w:rFonts w:ascii="Times New Roman" w:hAnsi="Times New Roman" w:cs="Times New Roman"/>
+          <w:i/>
+          <w:iCs/>
+          <w:sz w:val="28"/>
+          <w:szCs w:val="28"/>
+        </w:rPr>
+        <w:t>Индивидуальный отчёт по ученику</w:t>
+      </w:r>
+      <w:r>
+        <w:rPr>
+          <w:rFonts w:ascii="Times New Roman" w:hAnsi="Times New Roman" w:cs="Times New Roman"/>
+          <w:sz w:val="28"/>
+          <w:szCs w:val="28"/>
+        </w:rPr>
+        <w:t xml:space="preserve"> — 6–10–27 ч. (ожидаемая — 11,5 ч.). По структуре проще сводного отчёта, однако требует отдельной вёрстки и логики формирования. Пессимистичная оценка учитывает возможное добавление графика динамики успеваемости.</w:t>
+      </w:r>
+    </w:p>
+    <w:p>
+      <w:pPr>
+        <w:pStyle w:val="a7"/>
+        <w:numPr>
+          <w:ilvl w:val="1"/>
+          <w:numId w:val="32"/>
+        </w:numPr>
+        <w:spacing w:after="0" w:line="360" w:lineRule="auto"/>
+        <w:ind w:left="0" w:firstLine="709"/>
+        <w:jc w:val="both"/>
+        <w:rPr>
+          <w:rFonts w:ascii="Times New Roman" w:hAnsi="Times New Roman" w:cs="Times New Roman"/>
+          <w:b/>
+          <w:bCs/>
+          <w:sz w:val="28"/>
+          <w:szCs w:val="28"/>
+        </w:rPr>
+      </w:pPr>
+      <w:r>
+        <w:rPr>
+          <w:rFonts w:ascii="Times New Roman" w:hAnsi="Times New Roman" w:cs="Times New Roman"/>
+          <w:b/>
+          <w:bCs/>
+          <w:sz w:val="28"/>
+          <w:szCs w:val="28"/>
+        </w:rPr>
+        <w:t>Синхронизация данных с сервером школы</w:t>
+      </w:r>
+    </w:p>
+    <w:p>
+      <w:pPr>
+        <w:pStyle w:val="a7"/>
+        <w:spacing w:after="0" w:line="360" w:lineRule="auto"/>
+        <w:ind w:left="0" w:firstLine="709"/>
+        <w:jc w:val="both"/>
+        <w:rPr>
+          <w:rFonts w:ascii="Times New Roman" w:hAnsi="Times New Roman" w:cs="Times New Roman"/>
+          <w:sz w:val="28"/>
+          <w:szCs w:val="28"/>
+        </w:rPr>
+      </w:pPr>
+      <w:r>
+        <w:rPr>
+          <w:rFonts w:ascii="Times New Roman" w:hAnsi="Times New Roman" w:cs="Times New Roman"/>
+          <w:i/>
+          <w:iCs/>
+          <w:sz w:val="28"/>
+          <w:szCs w:val="28"/>
+        </w:rPr>
+        <w:t>Разработка механизма синхронизации</w:t>
+      </w:r>
+      <w:r>
+        <w:rPr>
+          <w:rFonts w:ascii="Times New Roman" w:hAnsi="Times New Roman" w:cs="Times New Roman"/>
+          <w:sz w:val="28"/>
+          <w:szCs w:val="28"/>
+        </w:rPr>
+        <w:t xml:space="preserve"> — 12–20–54 ч. (ожидаемая — 22,3 ч.). Это наиболее рискованная задача раздела. Оптимистичная оценка предполагает отсутствие конфликтов при одновременном редактировании. Наиболее вероятная оценка закладывает реализацию базовой стратегии разрешения конфликтов («последняя запись побеждает»). Пессимистичная оценка в 54 часа учитывает нестабильность школьной сети и необходимость реализации режима офлайн-работы с последующей синхронизацией.</w:t>
+      </w:r>
+    </w:p>
+    <w:p>
+      <w:pPr>
+        <w:pStyle w:val="a7"/>
+        <w:numPr>
+          <w:ilvl w:val="1"/>
+          <w:numId w:val="32"/>
+        </w:numPr>
+        <w:spacing w:after="0" w:line="360" w:lineRule="auto"/>
+        <w:ind w:left="0" w:firstLine="709"/>
+        <w:jc w:val="both"/>
+        <w:rPr>
+          <w:rFonts w:ascii="Times New Roman" w:hAnsi="Times New Roman" w:cs="Times New Roman"/>
+          <w:b/>
+          <w:bCs/>
+          <w:sz w:val="28"/>
+          <w:szCs w:val="28"/>
+        </w:rPr>
+      </w:pPr>
+      <w:r>
+        <w:rPr>
+          <w:rFonts w:ascii="Times New Roman" w:hAnsi="Times New Roman" w:cs="Times New Roman"/>
+          <w:b/>
+          <w:bCs/>
+          <w:sz w:val="28"/>
+          <w:szCs w:val="28"/>
+        </w:rPr>
+        <w:t>Экспорт данных в Excel и PDF</w:t>
+      </w:r>
+    </w:p>
+    <w:p>
+      <w:pPr>
+        <w:pStyle w:val="a7"/>
+        <w:spacing w:after="0" w:line="360" w:lineRule="auto"/>
+        <w:ind w:left="0" w:firstLine="709"/>
+        <w:jc w:val="both"/>
+        <w:rPr>
+          <w:rFonts w:ascii="Times New Roman" w:hAnsi="Times New Roman" w:cs="Times New Roman"/>
+          <w:sz w:val="28"/>
+          <w:szCs w:val="28"/>
+        </w:rPr>
+      </w:pPr>
+      <w:r>
+        <w:rPr>
+          <w:rFonts w:ascii="Times New Roman" w:hAnsi="Times New Roman" w:cs="Times New Roman"/>
+          <w:i/>
+          <w:iCs/>
+          <w:sz w:val="28"/>
+          <w:szCs w:val="28"/>
+        </w:rPr>
+        <w:t>Экспорт в Excel</w:t>
+      </w:r>
+      <w:r>
+        <w:rPr>
+          <w:rFonts w:ascii="Times New Roman" w:hAnsi="Times New Roman" w:cs="Times New Roman"/>
+          <w:sz w:val="28"/>
+          <w:szCs w:val="28"/>
+        </w:rPr>
+        <w:t xml:space="preserve"> — 4–7–18 ч. (ожидаемая — 7,7 ч.). Реализуется через библиотеку </w:t>
+      </w:r>
+      <w:proofErr w:type="spellStart"/>
+      <w:r>
+        <w:rPr>
+          <w:rFonts w:ascii="Times New Roman" w:hAnsi="Times New Roman" w:cs="Times New Roman"/>
+          <w:sz w:val="28"/>
+          <w:szCs w:val="28"/>
+        </w:rPr>
+        <w:t>openpyxl</w:t>
+      </w:r>
+      <w:proofErr w:type="spellEnd"/>
+      <w:r>
+        <w:rPr>
+          <w:rFonts w:ascii="Times New Roman" w:hAnsi="Times New Roman" w:cs="Times New Roman"/>
+          <w:sz w:val="28"/>
+          <w:szCs w:val="28"/>
+        </w:rPr>
+        <w:t xml:space="preserve"> на серверной стороне. Пессимистичная оценка учитывает требования к форматированию ячеек и итоговым строкам, которые могут возникнуть после демонстрации заказчику.</w:t>
+      </w:r>
+    </w:p>
+    <w:p>
+      <w:pPr>
+        <w:pStyle w:val="a7"/>
+        <w:spacing w:after="0" w:line="360" w:lineRule="auto"/>
+        <w:ind w:left="0" w:firstLine="709"/>
+        <w:jc w:val="both"/>
+        <w:rPr>
+          <w:rFonts w:ascii="Times New Roman" w:hAnsi="Times New Roman" w:cs="Times New Roman"/>
+          <w:sz w:val="28"/>
+          <w:szCs w:val="28"/>
+        </w:rPr>
+      </w:pPr>
+      <w:r>
+        <w:rPr>
+          <w:rFonts w:ascii="Times New Roman" w:hAnsi="Times New Roman" w:cs="Times New Roman"/>
+          <w:i/>
+          <w:iCs/>
+          <w:sz w:val="28"/>
+          <w:szCs w:val="28"/>
+        </w:rPr>
+        <w:t>Экспорт в PDF</w:t>
+      </w:r>
+      <w:r>
+        <w:rPr>
+          <w:rFonts w:ascii="Times New Roman" w:hAnsi="Times New Roman" w:cs="Times New Roman"/>
+          <w:sz w:val="28"/>
+          <w:szCs w:val="28"/>
+        </w:rPr>
+        <w:t xml:space="preserve"> — 5–9–23 ч. (ожидаемая — 9,7 ч.). PDF-генерация через браузер или серверную библиотеку (например, </w:t>
+      </w:r>
+      <w:proofErr w:type="spellStart"/>
+      <w:r>
+        <w:rPr>
+          <w:rFonts w:ascii="Times New Roman" w:hAnsi="Times New Roman" w:cs="Times New Roman"/>
+          <w:sz w:val="28"/>
+          <w:szCs w:val="28"/>
+        </w:rPr>
+        <w:t>WeasyPrint</w:t>
+      </w:r>
+      <w:proofErr w:type="spellEnd"/>
+      <w:r>
+        <w:rPr>
+          <w:rFonts w:ascii="Times New Roman" w:hAnsi="Times New Roman" w:cs="Times New Roman"/>
+          <w:sz w:val="28"/>
+          <w:szCs w:val="28"/>
+        </w:rPr>
+        <w:t>) требует отдельной настройки стилей печати. Пессимистичная оценка закладывает проблемы с кириллицей и кастомизацией колонтитулов.</w:t>
+      </w:r>
+    </w:p>
+    <w:p>
+      <w:pPr>
+        <w:pStyle w:val="a7"/>
+        <w:numPr>
+          <w:ilvl w:val="1"/>
+          <w:numId w:val="32"/>
+        </w:numPr>
+        <w:spacing w:after="0" w:line="360" w:lineRule="auto"/>
+        <w:ind w:left="0" w:firstLine="709"/>
+        <w:jc w:val="both"/>
+        <w:rPr>
+          <w:rFonts w:ascii="Times New Roman" w:hAnsi="Times New Roman" w:cs="Times New Roman"/>
+          <w:b/>
+          <w:bCs/>
+          <w:sz w:val="28"/>
+          <w:szCs w:val="28"/>
+        </w:rPr>
+      </w:pPr>
+      <w:r>
+        <w:rPr>
+          <w:rFonts w:ascii="Times New Roman" w:hAnsi="Times New Roman" w:cs="Times New Roman"/>
+          <w:b/>
+          <w:bCs/>
+          <w:sz w:val="28"/>
+          <w:szCs w:val="28"/>
+        </w:rPr>
+        <w:t>Сохранение и резервное копирование данных</w:t>
+      </w:r>
+    </w:p>
+    <w:p>
+      <w:pPr>
+        <w:pStyle w:val="a7"/>
+        <w:spacing w:after="0" w:line="360" w:lineRule="auto"/>
+        <w:ind w:left="0" w:firstLine="709"/>
+        <w:jc w:val="both"/>
+        <w:rPr>
+          <w:rFonts w:ascii="Times New Roman" w:hAnsi="Times New Roman" w:cs="Times New Roman"/>
+          <w:sz w:val="28"/>
+          <w:szCs w:val="28"/>
+        </w:rPr>
+      </w:pPr>
+      <w:r>
+        <w:rPr>
+          <w:rFonts w:ascii="Times New Roman" w:hAnsi="Times New Roman" w:cs="Times New Roman"/>
+          <w:i/>
+          <w:iCs/>
+          <w:sz w:val="28"/>
+          <w:szCs w:val="28"/>
+        </w:rPr>
+        <w:t xml:space="preserve">Реализация </w:t>
+      </w:r>
+      <w:proofErr w:type="spellStart"/>
+      <w:r>
+        <w:rPr>
+          <w:rFonts w:ascii="Times New Roman" w:hAnsi="Times New Roman" w:cs="Times New Roman"/>
+          <w:i/>
+          <w:iCs/>
+          <w:sz w:val="28"/>
+          <w:szCs w:val="28"/>
+        </w:rPr>
+        <w:t>автосохранения</w:t>
+      </w:r>
+      <w:proofErr w:type="spellEnd"/>
+      <w:r>
+        <w:rPr>
+          <w:rFonts w:ascii="Times New Roman" w:hAnsi="Times New Roman" w:cs="Times New Roman"/>
+          <w:i/>
+          <w:iCs/>
+          <w:sz w:val="28"/>
+          <w:szCs w:val="28"/>
+        </w:rPr>
+        <w:t xml:space="preserve"> каждые 5 минут</w:t>
+      </w:r>
+      <w:r>
+        <w:rPr>
+          <w:rFonts w:ascii="Times New Roman" w:hAnsi="Times New Roman" w:cs="Times New Roman"/>
+          <w:sz w:val="28"/>
+          <w:szCs w:val="28"/>
+        </w:rPr>
+        <w:t xml:space="preserve"> — 4–7–18 ч. (ожидаемая — 7,7 ч.). Основная сложность — реализация </w:t>
+      </w:r>
+      <w:proofErr w:type="spellStart"/>
+      <w:r>
+        <w:rPr>
+          <w:rFonts w:ascii="Times New Roman" w:hAnsi="Times New Roman" w:cs="Times New Roman"/>
+          <w:sz w:val="28"/>
+          <w:szCs w:val="28"/>
+        </w:rPr>
+        <w:t>дебаунса</w:t>
+      </w:r>
+      <w:proofErr w:type="spellEnd"/>
+      <w:r>
+        <w:rPr>
+          <w:rFonts w:ascii="Times New Roman" w:hAnsi="Times New Roman" w:cs="Times New Roman"/>
+          <w:sz w:val="28"/>
+          <w:szCs w:val="28"/>
+        </w:rPr>
+        <w:t xml:space="preserve">, чтобы </w:t>
+      </w:r>
+      <w:proofErr w:type="spellStart"/>
+      <w:r>
+        <w:rPr>
+          <w:rFonts w:ascii="Times New Roman" w:hAnsi="Times New Roman" w:cs="Times New Roman"/>
+          <w:sz w:val="28"/>
+          <w:szCs w:val="28"/>
+        </w:rPr>
+        <w:t>автосохранение</w:t>
+      </w:r>
+      <w:proofErr w:type="spellEnd"/>
+      <w:r>
+        <w:rPr>
+          <w:rFonts w:ascii="Times New Roman" w:hAnsi="Times New Roman" w:cs="Times New Roman"/>
+          <w:sz w:val="28"/>
+          <w:szCs w:val="28"/>
+        </w:rPr>
+        <w:t xml:space="preserve"> не создавало избыточной нагрузки на сервер при активном вводе данных. Пессимистичная оценка учитывает отладку поведения при потере соединения в момент </w:t>
+      </w:r>
+      <w:proofErr w:type="spellStart"/>
+      <w:r>
+        <w:rPr>
+          <w:rFonts w:ascii="Times New Roman" w:hAnsi="Times New Roman" w:cs="Times New Roman"/>
+          <w:sz w:val="28"/>
+          <w:szCs w:val="28"/>
+        </w:rPr>
+        <w:t>автосохранения</w:t>
+      </w:r>
+      <w:proofErr w:type="spellEnd"/>
+      <w:r>
+        <w:rPr>
+          <w:rFonts w:ascii="Times New Roman" w:hAnsi="Times New Roman" w:cs="Times New Roman"/>
+          <w:sz w:val="28"/>
+          <w:szCs w:val="28"/>
+        </w:rPr>
+        <w:t>.</w:t>
+      </w:r>
+    </w:p>
+    <w:p>
+      <w:pPr>
+        <w:pStyle w:val="a7"/>
+        <w:spacing w:after="0" w:line="360" w:lineRule="auto"/>
+        <w:ind w:left="0" w:firstLine="709"/>
+        <w:jc w:val="both"/>
+        <w:rPr>
+          <w:rFonts w:ascii="Times New Roman" w:hAnsi="Times New Roman" w:cs="Times New Roman"/>
+          <w:sz w:val="28"/>
+          <w:szCs w:val="28"/>
+        </w:rPr>
+      </w:pPr>
+      <w:r>
+        <w:rPr>
+          <w:rFonts w:ascii="Times New Roman" w:hAnsi="Times New Roman" w:cs="Times New Roman"/>
+          <w:i/>
+          <w:iCs/>
+          <w:sz w:val="28"/>
+          <w:szCs w:val="28"/>
+        </w:rPr>
+        <w:lastRenderedPageBreak/>
+        <w:t>Создание механизма резервного копирования базы данных</w:t>
+      </w:r>
+      <w:r>
+        <w:rPr>
+          <w:rFonts w:ascii="Times New Roman" w:hAnsi="Times New Roman" w:cs="Times New Roman"/>
+          <w:sz w:val="28"/>
+          <w:szCs w:val="28"/>
+        </w:rPr>
+        <w:t xml:space="preserve"> — 4–7–18 ч. (ожидаемая — 7,7 ч.). Реализуется как </w:t>
+      </w:r>
+      <w:proofErr w:type="spellStart"/>
+      <w:r>
+        <w:rPr>
+          <w:rFonts w:ascii="Times New Roman" w:hAnsi="Times New Roman" w:cs="Times New Roman"/>
+          <w:sz w:val="28"/>
+          <w:szCs w:val="28"/>
+        </w:rPr>
+        <w:t>cron</w:t>
+      </w:r>
+      <w:proofErr w:type="spellEnd"/>
+      <w:r>
+        <w:rPr>
+          <w:rFonts w:ascii="Times New Roman" w:hAnsi="Times New Roman" w:cs="Times New Roman"/>
+          <w:sz w:val="28"/>
+          <w:szCs w:val="28"/>
+        </w:rPr>
+        <w:t>-задача на сервере школы с ротацией резервных копий. Пессимистичная оценка закладывает настройку уведомлений об успешном или неуспешном резервировании.</w:t>
+      </w:r>
+    </w:p>
+    <w:p>
+      <w:pPr>
+        <w:pStyle w:val="a7"/>
+        <w:numPr>
+          <w:ilvl w:val="1"/>
+          <w:numId w:val="32"/>
+        </w:numPr>
+        <w:spacing w:after="0" w:line="360" w:lineRule="auto"/>
+        <w:ind w:left="0" w:firstLine="709"/>
+        <w:jc w:val="both"/>
+        <w:rPr>
+          <w:rFonts w:ascii="Times New Roman" w:hAnsi="Times New Roman" w:cs="Times New Roman"/>
+          <w:b/>
+          <w:bCs/>
+          <w:sz w:val="28"/>
+          <w:szCs w:val="28"/>
+        </w:rPr>
+      </w:pPr>
+      <w:r>
+        <w:rPr>
+          <w:rFonts w:ascii="Times New Roman" w:hAnsi="Times New Roman" w:cs="Times New Roman"/>
+          <w:b/>
+          <w:bCs/>
+          <w:sz w:val="28"/>
+          <w:szCs w:val="28"/>
+        </w:rPr>
+        <w:t>Поиск ученика</w:t>
+      </w:r>
+    </w:p>
+    <w:p>
+      <w:pPr>
+        <w:pStyle w:val="a7"/>
+        <w:spacing w:after="0" w:line="360" w:lineRule="auto"/>
+        <w:ind w:left="0" w:firstLine="709"/>
+        <w:jc w:val="both"/>
+        <w:rPr>
+          <w:rFonts w:ascii="Times New Roman" w:hAnsi="Times New Roman" w:cs="Times New Roman"/>
+          <w:sz w:val="28"/>
+          <w:szCs w:val="28"/>
+        </w:rPr>
+      </w:pPr>
+      <w:r>
+        <w:rPr>
+          <w:rFonts w:ascii="Times New Roman" w:hAnsi="Times New Roman" w:cs="Times New Roman"/>
+          <w:i/>
+          <w:iCs/>
+          <w:sz w:val="28"/>
+          <w:szCs w:val="28"/>
+        </w:rPr>
+        <w:t>Полнотекстовый поиск по ФИО или номеру журнала</w:t>
+      </w:r>
+      <w:r>
+        <w:rPr>
+          <w:rFonts w:ascii="Times New Roman" w:hAnsi="Times New Roman" w:cs="Times New Roman"/>
+          <w:sz w:val="28"/>
+          <w:szCs w:val="28"/>
+        </w:rPr>
+        <w:t xml:space="preserve"> — 4–7–18 ч. (ожидаемая — 7,7 ч.). </w:t>
+      </w:r>
+      <w:proofErr w:type="spellStart"/>
+      <w:r>
+        <w:rPr>
+          <w:rFonts w:ascii="Times New Roman" w:hAnsi="Times New Roman" w:cs="Times New Roman"/>
+          <w:sz w:val="28"/>
+          <w:szCs w:val="28"/>
+        </w:rPr>
+        <w:t>PostgreSQL</w:t>
+      </w:r>
+      <w:proofErr w:type="spellEnd"/>
+      <w:r>
+        <w:rPr>
+          <w:rFonts w:ascii="Times New Roman" w:hAnsi="Times New Roman" w:cs="Times New Roman"/>
+          <w:sz w:val="28"/>
+          <w:szCs w:val="28"/>
+        </w:rPr>
+        <w:t xml:space="preserve"> поддерживает полнотекстовый поиск </w:t>
+      </w:r>
+      <w:proofErr w:type="spellStart"/>
+      <w:r>
+        <w:rPr>
+          <w:rFonts w:ascii="Times New Roman" w:hAnsi="Times New Roman" w:cs="Times New Roman"/>
+          <w:sz w:val="28"/>
+          <w:szCs w:val="28"/>
+        </w:rPr>
+        <w:t>нативно</w:t>
+      </w:r>
+      <w:proofErr w:type="spellEnd"/>
+      <w:r>
+        <w:rPr>
+          <w:rFonts w:ascii="Times New Roman" w:hAnsi="Times New Roman" w:cs="Times New Roman"/>
+          <w:sz w:val="28"/>
+          <w:szCs w:val="28"/>
+        </w:rPr>
+        <w:t>, что упрощает реализацию. Пессимистичная оценка учитывает необходимость поиска с учётом опечаток или неполного совпадения.</w:t>
+      </w:r>
+    </w:p>
+    <w:p>
+      <w:pPr>
+        <w:pStyle w:val="a7"/>
+        <w:spacing w:after="0" w:line="360" w:lineRule="auto"/>
+        <w:ind w:left="0" w:firstLine="709"/>
+        <w:jc w:val="both"/>
+        <w:rPr>
+          <w:rFonts w:ascii="Times New Roman" w:hAnsi="Times New Roman" w:cs="Times New Roman"/>
+          <w:sz w:val="28"/>
+          <w:szCs w:val="28"/>
+        </w:rPr>
+      </w:pPr>
+      <w:r>
+        <w:rPr>
+          <w:rFonts w:ascii="Times New Roman" w:hAnsi="Times New Roman" w:cs="Times New Roman"/>
+          <w:i/>
+          <w:iCs/>
+          <w:sz w:val="28"/>
+          <w:szCs w:val="28"/>
+        </w:rPr>
+        <w:t>Фильтрация результатов по классу</w:t>
+      </w:r>
+      <w:r>
+        <w:rPr>
+          <w:rFonts w:ascii="Times New Roman" w:hAnsi="Times New Roman" w:cs="Times New Roman"/>
+          <w:sz w:val="28"/>
+          <w:szCs w:val="28"/>
+        </w:rPr>
+        <w:t xml:space="preserve"> — 2–3–9 ч. (ожидаемая — 3,8 ч.). Задача небольшая, реализуется как дополнительный параметр запроса к API.</w:t>
+      </w:r>
+    </w:p>
+    <w:p>
+      <w:pPr>
+        <w:pStyle w:val="a7"/>
+        <w:numPr>
+          <w:ilvl w:val="1"/>
+          <w:numId w:val="32"/>
+        </w:numPr>
+        <w:spacing w:after="0" w:line="360" w:lineRule="auto"/>
+        <w:ind w:left="0" w:firstLine="709"/>
+        <w:jc w:val="both"/>
+        <w:rPr>
+          <w:rFonts w:ascii="Times New Roman" w:hAnsi="Times New Roman" w:cs="Times New Roman"/>
+          <w:b/>
+          <w:bCs/>
+          <w:sz w:val="28"/>
+          <w:szCs w:val="28"/>
+        </w:rPr>
+      </w:pPr>
+      <w:r>
+        <w:rPr>
+          <w:rFonts w:ascii="Times New Roman" w:hAnsi="Times New Roman" w:cs="Times New Roman"/>
+          <w:b/>
+          <w:bCs/>
+          <w:sz w:val="28"/>
+          <w:szCs w:val="28"/>
+        </w:rPr>
+        <w:t>История изменений оценок</w:t>
+      </w:r>
+    </w:p>
+    <w:p>
+      <w:pPr>
+        <w:pStyle w:val="a7"/>
+        <w:spacing w:after="0" w:line="360" w:lineRule="auto"/>
+        <w:ind w:left="0" w:firstLine="709"/>
+        <w:jc w:val="both"/>
+        <w:rPr>
+          <w:rFonts w:ascii="Times New Roman" w:hAnsi="Times New Roman" w:cs="Times New Roman"/>
+          <w:sz w:val="28"/>
+          <w:szCs w:val="28"/>
+        </w:rPr>
+      </w:pPr>
+      <w:r>
+        <w:rPr>
+          <w:rFonts w:ascii="Times New Roman" w:hAnsi="Times New Roman" w:cs="Times New Roman"/>
+          <w:i/>
+          <w:iCs/>
+          <w:sz w:val="28"/>
+          <w:szCs w:val="28"/>
+        </w:rPr>
+        <w:t>Логирование изменений в базе данных</w:t>
+      </w:r>
+      <w:r>
+        <w:rPr>
+          <w:rFonts w:ascii="Times New Roman" w:hAnsi="Times New Roman" w:cs="Times New Roman"/>
+          <w:sz w:val="28"/>
+          <w:szCs w:val="28"/>
+        </w:rPr>
+        <w:t xml:space="preserve"> — 5–9–23 ч. (ожидаемая — 9,7 ч.). Требует создания отдельной таблицы аудита с фиксацией: кто, когда и что изменил. Пессимистичная оценка учитывает риск значительного роста объёма данных и необходимость настройки архивирования старых записей.</w:t>
+      </w:r>
+    </w:p>
+    <w:p>
+      <w:pPr>
+        <w:pStyle w:val="a7"/>
+        <w:spacing w:after="0" w:line="360" w:lineRule="auto"/>
+        <w:ind w:left="0" w:firstLine="709"/>
+        <w:jc w:val="both"/>
+        <w:rPr>
+          <w:rFonts w:ascii="Times New Roman" w:hAnsi="Times New Roman" w:cs="Times New Roman"/>
+          <w:sz w:val="28"/>
+          <w:szCs w:val="28"/>
+        </w:rPr>
+      </w:pPr>
+      <w:r>
+        <w:rPr>
+          <w:rFonts w:ascii="Times New Roman" w:hAnsi="Times New Roman" w:cs="Times New Roman"/>
+          <w:i/>
+          <w:iCs/>
+          <w:sz w:val="28"/>
+          <w:szCs w:val="28"/>
+        </w:rPr>
+        <w:t>Отображение истории для учителя и директора</w:t>
+      </w:r>
+      <w:r>
+        <w:rPr>
+          <w:rFonts w:ascii="Times New Roman" w:hAnsi="Times New Roman" w:cs="Times New Roman"/>
+          <w:sz w:val="28"/>
+          <w:szCs w:val="28"/>
+        </w:rPr>
+        <w:t xml:space="preserve"> — 4–7–18 ч. (ожидаемая — 7,7 ч.). Интерфейс истории изменений согласуется с заказчиком отдельно. Пессимистичная оценка закладывает добавление фильтрации по периоду и пользователю.</w:t>
+      </w:r>
+    </w:p>
+    <w:p>
+      <w:pPr>
+        <w:pStyle w:val="a7"/>
+        <w:numPr>
+          <w:ilvl w:val="1"/>
+          <w:numId w:val="32"/>
+        </w:numPr>
+        <w:spacing w:after="0" w:line="360" w:lineRule="auto"/>
+        <w:ind w:left="0" w:firstLine="709"/>
+        <w:jc w:val="both"/>
+        <w:rPr>
+          <w:rFonts w:ascii="Times New Roman" w:hAnsi="Times New Roman" w:cs="Times New Roman"/>
+          <w:b/>
+          <w:bCs/>
+          <w:sz w:val="28"/>
+          <w:szCs w:val="28"/>
+        </w:rPr>
+      </w:pPr>
+      <w:proofErr w:type="spellStart"/>
+      <w:r>
+        <w:rPr>
+          <w:rFonts w:ascii="Times New Roman" w:hAnsi="Times New Roman" w:cs="Times New Roman"/>
+          <w:b/>
+          <w:bCs/>
+          <w:sz w:val="28"/>
+          <w:szCs w:val="28"/>
+        </w:rPr>
+        <w:t>Email</w:t>
+      </w:r>
+      <w:proofErr w:type="spellEnd"/>
+      <w:r>
+        <w:rPr>
+          <w:rFonts w:ascii="Times New Roman" w:hAnsi="Times New Roman" w:cs="Times New Roman"/>
+          <w:b/>
+          <w:bCs/>
+          <w:sz w:val="28"/>
+          <w:szCs w:val="28"/>
+        </w:rPr>
+        <w:t>-уведомления</w:t>
+      </w:r>
+    </w:p>
+    <w:p>
+      <w:pPr>
+        <w:pStyle w:val="a7"/>
+        <w:spacing w:after="0" w:line="360" w:lineRule="auto"/>
+        <w:ind w:left="0" w:firstLine="709"/>
+        <w:jc w:val="both"/>
+        <w:rPr>
+          <w:rFonts w:ascii="Times New Roman" w:hAnsi="Times New Roman" w:cs="Times New Roman"/>
+          <w:sz w:val="28"/>
+          <w:szCs w:val="28"/>
+        </w:rPr>
+      </w:pPr>
+      <w:r>
+        <w:rPr>
+          <w:rFonts w:ascii="Times New Roman" w:hAnsi="Times New Roman" w:cs="Times New Roman"/>
+          <w:i/>
+          <w:iCs/>
+          <w:sz w:val="28"/>
+          <w:szCs w:val="28"/>
+        </w:rPr>
+        <w:t>Настройка SMTP и шаблонов писем</w:t>
+      </w:r>
+      <w:r>
+        <w:rPr>
+          <w:rFonts w:ascii="Times New Roman" w:hAnsi="Times New Roman" w:cs="Times New Roman"/>
+          <w:sz w:val="28"/>
+          <w:szCs w:val="28"/>
+        </w:rPr>
+        <w:t xml:space="preserve"> — 6–10–27 ч. (ожидаемая — 11,5 ч.). Оптимистичная оценка предполагает использование готового SMTP-сервера школы без ограничений. Пессимистичная оценка учитывает проблемы с </w:t>
+      </w:r>
+      <w:proofErr w:type="spellStart"/>
+      <w:r>
+        <w:rPr>
+          <w:rFonts w:ascii="Times New Roman" w:hAnsi="Times New Roman" w:cs="Times New Roman"/>
+          <w:sz w:val="28"/>
+          <w:szCs w:val="28"/>
+        </w:rPr>
+        <w:t>доставляемостью</w:t>
+      </w:r>
+      <w:proofErr w:type="spellEnd"/>
+      <w:r>
+        <w:rPr>
+          <w:rFonts w:ascii="Times New Roman" w:hAnsi="Times New Roman" w:cs="Times New Roman"/>
+          <w:sz w:val="28"/>
+          <w:szCs w:val="28"/>
+        </w:rPr>
+        <w:t xml:space="preserve"> писем, необходимость обхода спам-фильтров и согласование HTML-шаблонов с заказчиком.</w:t>
+      </w:r>
+    </w:p>
+    <w:p>
+      <w:pPr>
+        <w:pStyle w:val="a7"/>
+        <w:spacing w:after="0" w:line="360" w:lineRule="auto"/>
+        <w:ind w:left="0" w:firstLine="709"/>
+        <w:jc w:val="both"/>
+        <w:rPr>
+          <w:rFonts w:ascii="Times New Roman" w:hAnsi="Times New Roman" w:cs="Times New Roman"/>
+          <w:sz w:val="28"/>
+          <w:szCs w:val="28"/>
+        </w:rPr>
+      </w:pPr>
+      <w:r>
+        <w:rPr>
+          <w:rFonts w:ascii="Times New Roman" w:hAnsi="Times New Roman" w:cs="Times New Roman"/>
+          <w:i/>
+          <w:iCs/>
+          <w:sz w:val="28"/>
+          <w:szCs w:val="28"/>
+        </w:rPr>
+        <w:t>Отправка уведомлений родителям при выставлении оценки</w:t>
+      </w:r>
+      <w:r>
+        <w:rPr>
+          <w:rFonts w:ascii="Times New Roman" w:hAnsi="Times New Roman" w:cs="Times New Roman"/>
+          <w:sz w:val="28"/>
+          <w:szCs w:val="28"/>
+        </w:rPr>
+        <w:t xml:space="preserve"> — 5–9–23 ч. (ожидаемая — 9,7 ч.). Задача требует реализации асинхронной очереди отправки, чтобы отправка письма не блокировала интерфейс учителя. </w:t>
+      </w:r>
+      <w:r>
+        <w:rPr>
+          <w:rFonts w:ascii="Times New Roman" w:hAnsi="Times New Roman" w:cs="Times New Roman"/>
+          <w:sz w:val="28"/>
+          <w:szCs w:val="28"/>
+        </w:rPr>
+        <w:lastRenderedPageBreak/>
+        <w:t>Пессимистичная оценка учитывает сценарии повторной отправки при временной недоступности почтового сервера.</w:t>
+      </w:r>
+    </w:p>
+    <w:p>
+      <w:pPr>
+        <w:pStyle w:val="a7"/>
+        <w:numPr>
+          <w:ilvl w:val="1"/>
+          <w:numId w:val="32"/>
+        </w:numPr>
+        <w:spacing w:after="0" w:line="360" w:lineRule="auto"/>
+        <w:ind w:left="0" w:firstLine="709"/>
+        <w:jc w:val="both"/>
+        <w:rPr>
+          <w:rFonts w:ascii="Times New Roman" w:hAnsi="Times New Roman" w:cs="Times New Roman"/>
+          <w:b/>
+          <w:bCs/>
+          <w:sz w:val="28"/>
+          <w:szCs w:val="28"/>
+        </w:rPr>
+      </w:pPr>
+      <w:r>
+        <w:rPr>
+          <w:rFonts w:ascii="Times New Roman" w:hAnsi="Times New Roman" w:cs="Times New Roman"/>
+          <w:b/>
+          <w:bCs/>
+          <w:sz w:val="28"/>
+          <w:szCs w:val="28"/>
+        </w:rPr>
+        <w:t>Модуль внутренних сообщений</w:t>
+      </w:r>
+    </w:p>
+    <w:p>
+      <w:pPr>
+        <w:pStyle w:val="a7"/>
+        <w:spacing w:after="0" w:line="360" w:lineRule="auto"/>
+        <w:ind w:left="0" w:firstLine="709"/>
+        <w:jc w:val="both"/>
+        <w:rPr>
+          <w:rFonts w:ascii="Times New Roman" w:hAnsi="Times New Roman" w:cs="Times New Roman"/>
+          <w:sz w:val="28"/>
+          <w:szCs w:val="28"/>
+        </w:rPr>
+      </w:pPr>
+      <w:r>
+        <w:rPr>
+          <w:rFonts w:ascii="Times New Roman" w:hAnsi="Times New Roman" w:cs="Times New Roman"/>
+          <w:i/>
+          <w:iCs/>
+          <w:sz w:val="28"/>
+          <w:szCs w:val="28"/>
+        </w:rPr>
+        <w:t>Разработка системы внутренних сообщений</w:t>
+      </w:r>
+      <w:r>
+        <w:rPr>
+          <w:rFonts w:ascii="Times New Roman" w:hAnsi="Times New Roman" w:cs="Times New Roman"/>
+          <w:sz w:val="28"/>
+          <w:szCs w:val="28"/>
+        </w:rPr>
+        <w:t xml:space="preserve"> — 16–27–72 ч. (ожидаемая — 29,7 ч.). Это наиболее трудоёмкий блок всего проекта. Реализация включает: модель данных для переписки, серверную логику хранения и получения сообщений, REST API для обмена, а также UI чата. Пессимистичная оценка в 72 часа учитывает требование доставки сообщений в режиме реального времени через </w:t>
+      </w:r>
+      <w:proofErr w:type="spellStart"/>
+      <w:r>
+        <w:rPr>
+          <w:rFonts w:ascii="Times New Roman" w:hAnsi="Times New Roman" w:cs="Times New Roman"/>
+          <w:sz w:val="28"/>
+          <w:szCs w:val="28"/>
+        </w:rPr>
+        <w:t>WebSocket</w:t>
+      </w:r>
+      <w:proofErr w:type="spellEnd"/>
+      <w:r>
+        <w:rPr>
+          <w:rFonts w:ascii="Times New Roman" w:hAnsi="Times New Roman" w:cs="Times New Roman"/>
+          <w:sz w:val="28"/>
+          <w:szCs w:val="28"/>
+        </w:rPr>
+        <w:t xml:space="preserve"> — технологию, требующую отдельной инфраструктурной настройки на сервере.</w:t>
+      </w:r>
+    </w:p>
+    <w:p>
+      <w:pPr>
+        <w:pStyle w:val="a7"/>
+        <w:spacing w:after="0" w:line="360" w:lineRule="auto"/>
+        <w:ind w:left="0" w:firstLine="709"/>
+        <w:jc w:val="both"/>
+        <w:rPr>
+          <w:rFonts w:ascii="Times New Roman" w:hAnsi="Times New Roman" w:cs="Times New Roman"/>
+          <w:sz w:val="28"/>
+          <w:szCs w:val="28"/>
+        </w:rPr>
+      </w:pPr>
+      <w:r>
+        <w:rPr>
+          <w:rFonts w:ascii="Times New Roman" w:hAnsi="Times New Roman" w:cs="Times New Roman"/>
+          <w:i/>
+          <w:iCs/>
+          <w:sz w:val="28"/>
+          <w:szCs w:val="28"/>
+        </w:rPr>
+        <w:t>Уведомления о новых входящих сообщениях</w:t>
+      </w:r>
+      <w:r>
+        <w:rPr>
+          <w:rFonts w:ascii="Times New Roman" w:hAnsi="Times New Roman" w:cs="Times New Roman"/>
+          <w:sz w:val="28"/>
+          <w:szCs w:val="28"/>
+        </w:rPr>
+        <w:t xml:space="preserve"> — 16–27–72 ч. (ожидаемая — 29,7 ч.). Реализация уведомлений в браузере без перезагрузки страницы требует постоянного соединения с сервером. Пессимистичная оценка обусловлена возможными сложностями при работе через прокси-сервер школы, который может разрывать долгоживущие соединения.</w:t>
+      </w:r>
+    </w:p>
+    <w:p>
+      <w:pPr>
+        <w:pStyle w:val="a7"/>
+        <w:numPr>
+          <w:ilvl w:val="1"/>
+          <w:numId w:val="32"/>
+        </w:numPr>
+        <w:spacing w:after="0" w:line="360" w:lineRule="auto"/>
+        <w:ind w:left="0" w:firstLine="709"/>
+        <w:jc w:val="both"/>
+        <w:rPr>
+          <w:rFonts w:ascii="Times New Roman" w:hAnsi="Times New Roman" w:cs="Times New Roman"/>
+          <w:b/>
+          <w:bCs/>
+          <w:sz w:val="28"/>
+          <w:szCs w:val="28"/>
+        </w:rPr>
+      </w:pPr>
+      <w:r>
+        <w:rPr>
+          <w:rFonts w:ascii="Times New Roman" w:hAnsi="Times New Roman" w:cs="Times New Roman"/>
+          <w:b/>
+          <w:bCs/>
+          <w:sz w:val="28"/>
+          <w:szCs w:val="28"/>
+        </w:rPr>
+        <w:t>Логирование и мониторинг ошибок</w:t>
+      </w:r>
+    </w:p>
+    <w:p>
+      <w:pPr>
+        <w:pStyle w:val="a7"/>
+        <w:spacing w:after="0" w:line="360" w:lineRule="auto"/>
+        <w:ind w:left="0" w:firstLine="709"/>
+        <w:jc w:val="both"/>
+        <w:rPr>
+          <w:rFonts w:ascii="Times New Roman" w:hAnsi="Times New Roman" w:cs="Times New Roman"/>
+          <w:sz w:val="28"/>
+          <w:szCs w:val="28"/>
+        </w:rPr>
+      </w:pPr>
+      <w:r>
+        <w:rPr>
+          <w:rFonts w:ascii="Times New Roman" w:hAnsi="Times New Roman" w:cs="Times New Roman"/>
+          <w:i/>
+          <w:iCs/>
+          <w:sz w:val="28"/>
+          <w:szCs w:val="28"/>
+        </w:rPr>
+        <w:t>Интеграция системы логирования</w:t>
+      </w:r>
+      <w:r>
+        <w:rPr>
+          <w:rFonts w:ascii="Times New Roman" w:hAnsi="Times New Roman" w:cs="Times New Roman"/>
+          <w:sz w:val="28"/>
+          <w:szCs w:val="28"/>
+        </w:rPr>
+        <w:t xml:space="preserve"> — 4–7–18 ч. (ожидаемая — 7,7 ч.). Реализуется на базе стандартного </w:t>
+      </w:r>
+      <w:proofErr w:type="spellStart"/>
+      <w:r>
+        <w:rPr>
+          <w:rFonts w:ascii="Times New Roman" w:hAnsi="Times New Roman" w:cs="Times New Roman"/>
+          <w:sz w:val="28"/>
+          <w:szCs w:val="28"/>
+        </w:rPr>
+        <w:t>logging</w:t>
+      </w:r>
+      <w:proofErr w:type="spellEnd"/>
+      <w:r>
+        <w:rPr>
+          <w:rFonts w:ascii="Times New Roman" w:hAnsi="Times New Roman" w:cs="Times New Roman"/>
+          <w:sz w:val="28"/>
+          <w:szCs w:val="28"/>
+        </w:rPr>
+        <w:t xml:space="preserve"> в Python. Оптимистичная оценка предполагает запись в файл. Пессимистичная закладывает структурированное логирование в формате JSON для последующего анализа.</w:t>
+      </w:r>
+    </w:p>
+    <w:p>
+      <w:pPr>
+        <w:pStyle w:val="a7"/>
+        <w:spacing w:after="0" w:line="360" w:lineRule="auto"/>
+        <w:ind w:left="0" w:firstLine="709"/>
+        <w:jc w:val="both"/>
+        <w:rPr>
+          <w:rFonts w:ascii="Times New Roman" w:hAnsi="Times New Roman" w:cs="Times New Roman"/>
+          <w:sz w:val="28"/>
+          <w:szCs w:val="28"/>
+        </w:rPr>
+      </w:pPr>
+      <w:r>
+        <w:rPr>
+          <w:rFonts w:ascii="Times New Roman" w:hAnsi="Times New Roman" w:cs="Times New Roman"/>
+          <w:i/>
+          <w:iCs/>
+          <w:sz w:val="28"/>
+          <w:szCs w:val="28"/>
+        </w:rPr>
+        <w:t xml:space="preserve">Настройка мониторинга и </w:t>
+      </w:r>
+      <w:proofErr w:type="spellStart"/>
+      <w:r>
+        <w:rPr>
+          <w:rFonts w:ascii="Times New Roman" w:hAnsi="Times New Roman" w:cs="Times New Roman"/>
+          <w:i/>
+          <w:iCs/>
+          <w:sz w:val="28"/>
+          <w:szCs w:val="28"/>
+        </w:rPr>
+        <w:t>алертинга</w:t>
+      </w:r>
+      <w:proofErr w:type="spellEnd"/>
+      <w:r>
+        <w:rPr>
+          <w:rFonts w:ascii="Times New Roman" w:hAnsi="Times New Roman" w:cs="Times New Roman"/>
+          <w:sz w:val="28"/>
+          <w:szCs w:val="28"/>
+        </w:rPr>
+        <w:t xml:space="preserve"> — 6–10–27 ч. (ожидаемая — 11,5 ч.). Пессимистичная оценка в 27 часов учитывает настройку уведомлений при критических ошибках и интеграцию с электронной почтой администратора.</w:t>
+      </w:r>
+    </w:p>
+    <w:p>
+      <w:pPr>
+        <w:pStyle w:val="a7"/>
+        <w:spacing w:after="0" w:line="360" w:lineRule="auto"/>
+        <w:ind w:left="0" w:firstLine="709"/>
+        <w:jc w:val="both"/>
+        <w:rPr>
+          <w:rFonts w:ascii="Times New Roman" w:hAnsi="Times New Roman" w:cs="Times New Roman"/>
+          <w:b/>
+          <w:bCs/>
+          <w:sz w:val="28"/>
+          <w:szCs w:val="28"/>
+        </w:rPr>
+      </w:pPr>
+      <w:r>
+        <w:rPr>
+          <w:rFonts w:ascii="Times New Roman" w:hAnsi="Times New Roman" w:cs="Times New Roman"/>
+          <w:b/>
+          <w:bCs/>
+          <w:sz w:val="28"/>
+          <w:szCs w:val="28"/>
+        </w:rPr>
+        <w:t>Раздел 2. Тестирование</w:t>
+      </w:r>
+    </w:p>
+    <w:p>
+      <w:pPr>
+        <w:spacing w:after="0" w:line="360" w:lineRule="auto"/>
+        <w:jc w:val="both"/>
+        <w:rPr>
+          <w:rFonts w:ascii="Times New Roman" w:hAnsi="Times New Roman" w:cs="Times New Roman"/>
+          <w:b/>
+          <w:bCs/>
+          <w:sz w:val="28"/>
+          <w:szCs w:val="28"/>
+        </w:rPr>
+      </w:pPr>
+      <w:r>
+        <w:rPr>
+          <w:noProof/>
+        </w:rPr>
+        <w:drawing>
+          <wp:inline distT="0" distB="0" distL="0" distR="0" wp14:anchorId="28D72517" wp14:editId="4E0EDD8B">
+            <wp:extent cx="5940425" cy="1130452"/>
+            <wp:effectExtent l="0" t="0" r="3175" b="0"/>
+            <wp:docPr id="13" name="Рисунок 13"/>
+            <wp:cNvGraphicFramePr>
+              <a:graphicFrameLocks xmlns:a="http://schemas.openxmlformats.org/drawingml/2006/main" noChangeAspect="1"/>
+            </wp:cNvGraphicFramePr>
+            <a:graphic xmlns:a="http://schemas.openxmlformats.org/drawingml/2006/main">
+              <a:graphicData uri="http://schemas.openxmlformats.org/drawingml/2006/picture">
+                <pic:pic xmlns:pic="http://schemas.openxmlformats.org/drawingml/2006/picture">
+                  <pic:nvPicPr>
+                    <pic:cNvPr id="1" name=""/>
+                    <pic:cNvPicPr/>
+                  </pic:nvPicPr>
+                  <pic:blipFill>
+                    <a:blip r:embed="rId10"/>
+                    <a:stretch>
+                      <a:fillRect/>
+                    </a:stretch>
+                  </pic:blipFill>
+                  <pic:spPr>
+                    <a:xfrm>
+                      <a:off x="0" y="0"/>
+                      <a:ext cx="5940425" cy="1130452"/>
+                    </a:xfrm>
+                    <a:prstGeom prst="rect">
+                      <a:avLst/>
+                    </a:prstGeom>
+                  </pic:spPr>
+                </pic:pic>
+              </a:graphicData>
+            </a:graphic>
+          </wp:inline>
+        </w:drawing>
+      </w:r>
+    </w:p>
+    <w:p>
+      <w:pPr>
+        <w:pStyle w:val="af2"/>
+        <w:spacing w:after="240" w:line="360" w:lineRule="auto"/>
+        <w:jc w:val="center"/>
+      </w:pPr>
+      <w:r>
+        <w:t xml:space="preserve">Рисунок </w:t>
+      </w:r>
+      <w:r>
+        <w:t>3</w:t>
+      </w:r>
+      <w:r>
+        <w:t xml:space="preserve"> </w:t>
+      </w:r>
+      <w:r>
+        <w:t>–</w:t>
+      </w:r>
+      <w:r>
+        <w:t xml:space="preserve"> Тестирование</w:t>
+      </w:r>
+    </w:p>
+    <w:p>
+      <w:pPr>
+        <w:pStyle w:val="a7"/>
+        <w:spacing w:after="0" w:line="360" w:lineRule="auto"/>
+        <w:ind w:left="0" w:firstLine="709"/>
+        <w:jc w:val="both"/>
+        <w:rPr>
+          <w:rFonts w:ascii="Times New Roman" w:hAnsi="Times New Roman" w:cs="Times New Roman"/>
+          <w:sz w:val="28"/>
+          <w:szCs w:val="28"/>
+        </w:rPr>
+      </w:pPr>
+      <w:r>
+        <w:rPr>
+          <w:rFonts w:ascii="Times New Roman" w:hAnsi="Times New Roman" w:cs="Times New Roman"/>
+          <w:sz w:val="28"/>
+          <w:szCs w:val="28"/>
+        </w:rPr>
+        <w:lastRenderedPageBreak/>
+        <w:t>Тестирование выделено в отдельный раздел и ведётся параллельно с разработкой, а не после её завершения. Такой подход позволяет выявлять дефекты на ранних стадиях, когда стоимость их исправления минимальна.</w:t>
+      </w:r>
+    </w:p>
+    <w:p>
+      <w:pPr>
+        <w:pStyle w:val="a7"/>
+        <w:spacing w:after="0" w:line="360" w:lineRule="auto"/>
+        <w:ind w:left="0" w:firstLine="709"/>
+        <w:jc w:val="both"/>
+        <w:rPr>
+          <w:rFonts w:ascii="Times New Roman" w:hAnsi="Times New Roman" w:cs="Times New Roman"/>
+          <w:sz w:val="28"/>
+          <w:szCs w:val="28"/>
+        </w:rPr>
+      </w:pPr>
+      <w:r>
+        <w:rPr>
+          <w:rFonts w:ascii="Times New Roman" w:hAnsi="Times New Roman" w:cs="Times New Roman"/>
+          <w:i/>
+          <w:iCs/>
+          <w:sz w:val="28"/>
+          <w:szCs w:val="28"/>
+        </w:rPr>
+        <w:t>Модульное тестирование</w:t>
+      </w:r>
+      <w:r>
+        <w:rPr>
+          <w:rFonts w:ascii="Times New Roman" w:hAnsi="Times New Roman" w:cs="Times New Roman"/>
+          <w:sz w:val="28"/>
+          <w:szCs w:val="28"/>
+        </w:rPr>
+        <w:t xml:space="preserve"> — 6–10–27 ч. (ожидаемая — 11,5 ч.). Проверяет корректность работы отдельных функций и компонентов в изоляции: расчёт средней оценки, логика блокировки аккаунта, валидация форм. Оптимистичная оценка предполагает высокое покрытие тестами уже в процессе написания кода. Пессимистичная оценка учитывает необходимость рефакторинга отдельных компонентов для обеспечения их тестируемости.</w:t>
+      </w:r>
+    </w:p>
+    <w:p>
+      <w:pPr>
+        <w:pStyle w:val="a7"/>
+        <w:spacing w:after="0" w:line="360" w:lineRule="auto"/>
+        <w:ind w:left="0" w:firstLine="709"/>
+        <w:jc w:val="both"/>
+        <w:rPr>
+          <w:rFonts w:ascii="Times New Roman" w:hAnsi="Times New Roman" w:cs="Times New Roman"/>
+          <w:sz w:val="28"/>
+          <w:szCs w:val="28"/>
+        </w:rPr>
+      </w:pPr>
+      <w:r>
+        <w:rPr>
+          <w:rFonts w:ascii="Times New Roman" w:hAnsi="Times New Roman" w:cs="Times New Roman"/>
+          <w:i/>
+          <w:iCs/>
+          <w:sz w:val="28"/>
+          <w:szCs w:val="28"/>
+        </w:rPr>
+        <w:t>Интеграционное тестирование</w:t>
+      </w:r>
+      <w:r>
+        <w:rPr>
+          <w:rFonts w:ascii="Times New Roman" w:hAnsi="Times New Roman" w:cs="Times New Roman"/>
+          <w:sz w:val="28"/>
+          <w:szCs w:val="28"/>
+        </w:rPr>
+        <w:t xml:space="preserve"> — 5–9–23 ч. (ожидаемая — 9,7 ч.). Проверяет взаимодействие компонентов системы между собой: корректность работы REST API, передачу данных между клиентской и серверной частями, поведение при граничных значениях запросов. Пессимистичная оценка учитывает сценарий, при котором в ходе интеграции обнаруживаются несоответствия в форматах данных между </w:t>
+      </w:r>
+      <w:proofErr w:type="spellStart"/>
+      <w:r>
+        <w:rPr>
+          <w:rFonts w:ascii="Times New Roman" w:hAnsi="Times New Roman" w:cs="Times New Roman"/>
+          <w:sz w:val="28"/>
+          <w:szCs w:val="28"/>
+        </w:rPr>
+        <w:t>фронтендом</w:t>
+      </w:r>
+      <w:proofErr w:type="spellEnd"/>
+      <w:r>
+        <w:rPr>
+          <w:rFonts w:ascii="Times New Roman" w:hAnsi="Times New Roman" w:cs="Times New Roman"/>
+          <w:sz w:val="28"/>
+          <w:szCs w:val="28"/>
+        </w:rPr>
+        <w:t xml:space="preserve"> и бэкендом.</w:t>
+      </w:r>
+    </w:p>
+    <w:p>
+      <w:pPr>
+        <w:pStyle w:val="a7"/>
+        <w:spacing w:after="0" w:line="360" w:lineRule="auto"/>
+        <w:ind w:left="0" w:firstLine="709"/>
+        <w:jc w:val="both"/>
+        <w:rPr>
+          <w:rFonts w:ascii="Times New Roman" w:hAnsi="Times New Roman" w:cs="Times New Roman"/>
+          <w:sz w:val="28"/>
+          <w:szCs w:val="28"/>
+        </w:rPr>
+      </w:pPr>
+      <w:r>
+        <w:rPr>
+          <w:rFonts w:ascii="Times New Roman" w:hAnsi="Times New Roman" w:cs="Times New Roman"/>
+          <w:i/>
+          <w:iCs/>
+          <w:sz w:val="28"/>
+          <w:szCs w:val="28"/>
+        </w:rPr>
+        <w:t>Нагрузочное тестирование</w:t>
+      </w:r>
+      <w:r>
+        <w:rPr>
+          <w:rFonts w:ascii="Times New Roman" w:hAnsi="Times New Roman" w:cs="Times New Roman"/>
+          <w:sz w:val="28"/>
+          <w:szCs w:val="28"/>
+        </w:rPr>
+        <w:t xml:space="preserve"> — 3–5–14 ч. (ожидаемая — 5,8 ч.). Моделирует одновременную работу множества пользователей с целью выявления узких мест производительности. Для школьной системы пиковая нагрузка приходится на начало и конец учебного дня. Пессимистичная оценка закладывает необходимость оптимизации запросов к базе данных по результатам тестирования.</w:t>
+      </w:r>
+    </w:p>
+    <w:p>
+      <w:pPr>
+        <w:pStyle w:val="a7"/>
+        <w:spacing w:after="0" w:line="360" w:lineRule="auto"/>
+        <w:ind w:left="0" w:firstLine="709"/>
+        <w:jc w:val="both"/>
+        <w:rPr>
+          <w:rFonts w:ascii="Times New Roman" w:hAnsi="Times New Roman" w:cs="Times New Roman"/>
+          <w:sz w:val="28"/>
+          <w:szCs w:val="28"/>
+        </w:rPr>
+      </w:pPr>
+      <w:r>
+        <w:rPr>
+          <w:rFonts w:ascii="Times New Roman" w:hAnsi="Times New Roman" w:cs="Times New Roman"/>
+          <w:i/>
+          <w:iCs/>
+          <w:sz w:val="28"/>
+          <w:szCs w:val="28"/>
+        </w:rPr>
+        <w:t>Регрессионное тестирование</w:t>
+      </w:r>
+      <w:r>
+        <w:rPr>
+          <w:rFonts w:ascii="Times New Roman" w:hAnsi="Times New Roman" w:cs="Times New Roman"/>
+          <w:sz w:val="28"/>
+          <w:szCs w:val="28"/>
+        </w:rPr>
+        <w:t xml:space="preserve"> — 4–7–18 ч. (ожидаемая — 7,7 ч.). Проверяет, что исправление дефектов и добавление нового функционала не нарушили уже работающие части системы. Особенно критично при выпуске версии 2.0. Пессимистичная оценка учитывает большой объём повторных проверок при высоком числе исправлений по итогам приёмочного тестирования.</w:t>
+      </w:r>
+    </w:p>
+    <w:p>
+      <w:pPr>
+        <w:pStyle w:val="a7"/>
+        <w:spacing w:after="0" w:line="360" w:lineRule="auto"/>
+        <w:ind w:left="0" w:firstLine="709"/>
+        <w:jc w:val="both"/>
+        <w:rPr>
+          <w:rFonts w:ascii="Times New Roman" w:hAnsi="Times New Roman" w:cs="Times New Roman"/>
+          <w:sz w:val="28"/>
+          <w:szCs w:val="28"/>
+        </w:rPr>
+      </w:pPr>
+      <w:r>
+        <w:rPr>
+          <w:rFonts w:ascii="Times New Roman" w:hAnsi="Times New Roman" w:cs="Times New Roman"/>
+          <w:i/>
+          <w:iCs/>
+          <w:sz w:val="28"/>
+          <w:szCs w:val="28"/>
+        </w:rPr>
+        <w:t>Приёмочное тестирование</w:t>
+      </w:r>
+      <w:r>
+        <w:rPr>
+          <w:rFonts w:ascii="Times New Roman" w:hAnsi="Times New Roman" w:cs="Times New Roman"/>
+          <w:sz w:val="28"/>
+          <w:szCs w:val="28"/>
+        </w:rPr>
+        <w:t xml:space="preserve"> — 3–5–14 ч. (ожидаемая — 5,8 ч.). Проводится совместно с заказчиком и завершается подписанием акта приёма-</w:t>
+      </w:r>
+      <w:r>
+        <w:rPr>
+          <w:rFonts w:ascii="Times New Roman" w:hAnsi="Times New Roman" w:cs="Times New Roman"/>
+          <w:sz w:val="28"/>
+          <w:szCs w:val="28"/>
+        </w:rPr>
+        <w:lastRenderedPageBreak/>
+        <w:t>передачи. Пессимистичная оценка закладывает одну итерацию доработок по результатам приёмки и повторное тестирование.</w:t>
+      </w:r>
+    </w:p>
+    <w:p>
+      <w:pPr>
+        <w:pStyle w:val="a7"/>
+        <w:spacing w:after="0" w:line="360" w:lineRule="auto"/>
+        <w:ind w:left="0" w:firstLine="709"/>
+        <w:jc w:val="both"/>
+        <w:rPr>
+          <w:rFonts w:ascii="Times New Roman" w:hAnsi="Times New Roman" w:cs="Times New Roman"/>
+          <w:b/>
+          <w:bCs/>
+          <w:sz w:val="28"/>
+          <w:szCs w:val="28"/>
+        </w:rPr>
+      </w:pPr>
+      <w:r>
+        <w:rPr>
+          <w:rFonts w:ascii="Times New Roman" w:hAnsi="Times New Roman" w:cs="Times New Roman"/>
+          <w:b/>
+          <w:bCs/>
+          <w:sz w:val="28"/>
+          <w:szCs w:val="28"/>
+        </w:rPr>
+        <w:t>Раздел 3. Разработка документации</w:t>
+      </w:r>
+    </w:p>
+    <w:p>
+      <w:pPr>
+        <w:spacing w:after="0" w:line="360" w:lineRule="auto"/>
+        <w:jc w:val="both"/>
+        <w:rPr>
+          <w:rFonts w:ascii="Times New Roman" w:hAnsi="Times New Roman" w:cs="Times New Roman"/>
+          <w:b/>
+          <w:bCs/>
+          <w:sz w:val="28"/>
+          <w:szCs w:val="28"/>
+        </w:rPr>
+      </w:pPr>
+      <w:r>
+        <w:rPr>
+          <w:noProof/>
+        </w:rPr>
+        <w:drawing>
+          <wp:inline distT="0" distB="0" distL="0" distR="0" wp14:anchorId="5D0ADD02" wp14:editId="5868FC49">
+            <wp:extent cx="5940425" cy="932416"/>
+            <wp:effectExtent l="0" t="0" r="3175" b="1270"/>
+            <wp:docPr id="16" name="Рисунок 16"/>
+            <wp:cNvGraphicFramePr>
+              <a:graphicFrameLocks xmlns:a="http://schemas.openxmlformats.org/drawingml/2006/main" noChangeAspect="1"/>
+            </wp:cNvGraphicFramePr>
+            <a:graphic xmlns:a="http://schemas.openxmlformats.org/drawingml/2006/main">
+              <a:graphicData uri="http://schemas.openxmlformats.org/drawingml/2006/picture">
+                <pic:pic xmlns:pic="http://schemas.openxmlformats.org/drawingml/2006/picture">
+                  <pic:nvPicPr>
+                    <pic:cNvPr id="1" name=""/>
+                    <pic:cNvPicPr/>
+                  </pic:nvPicPr>
+                  <pic:blipFill>
+                    <a:blip r:embed="rId11"/>
+                    <a:stretch>
+                      <a:fillRect/>
+                    </a:stretch>
+                  </pic:blipFill>
+                  <pic:spPr>
+                    <a:xfrm>
+                      <a:off x="0" y="0"/>
+                      <a:ext cx="5940425" cy="932416"/>
+                    </a:xfrm>
+                    <a:prstGeom prst="rect">
+                      <a:avLst/>
+                    </a:prstGeom>
+                  </pic:spPr>
+                </pic:pic>
+              </a:graphicData>
+            </a:graphic>
+          </wp:inline>
+        </w:drawing>
+      </w:r>
+    </w:p>
+    <w:p>
+      <w:pPr>
+        <w:pStyle w:val="af2"/>
+        <w:spacing w:after="240" w:line="360" w:lineRule="auto"/>
+        <w:jc w:val="center"/>
+      </w:pPr>
+      <w:r>
+        <w:t xml:space="preserve">Рисунок </w:t>
+      </w:r>
+      <w:r>
+        <w:t>4</w:t>
+      </w:r>
+      <w:r>
+        <w:t xml:space="preserve"> </w:t>
+      </w:r>
+      <w:r>
+        <w:t>–</w:t>
+      </w:r>
+      <w:r>
+        <w:t xml:space="preserve"> Разработка документации</w:t>
+      </w:r>
+    </w:p>
+    <w:p>
+      <w:pPr>
+        <w:pStyle w:val="a7"/>
+        <w:spacing w:after="0" w:line="360" w:lineRule="auto"/>
+        <w:ind w:left="0" w:firstLine="709"/>
+        <w:jc w:val="both"/>
+        <w:rPr>
+          <w:rFonts w:ascii="Times New Roman" w:hAnsi="Times New Roman" w:cs="Times New Roman"/>
+          <w:sz w:val="28"/>
+          <w:szCs w:val="28"/>
+        </w:rPr>
+      </w:pPr>
+      <w:r>
+        <w:rPr>
+          <w:rFonts w:ascii="Times New Roman" w:hAnsi="Times New Roman" w:cs="Times New Roman"/>
+          <w:sz w:val="28"/>
+          <w:szCs w:val="28"/>
+        </w:rPr>
+        <w:t xml:space="preserve">Руководство </w:t>
+      </w:r>
+      <w:r>
+        <w:rPr>
+          <w:rFonts w:ascii="Times New Roman" w:hAnsi="Times New Roman" w:cs="Times New Roman"/>
+          <w:i/>
+          <w:iCs/>
+          <w:sz w:val="28"/>
+          <w:szCs w:val="28"/>
+        </w:rPr>
+        <w:t>пользователя v1.0</w:t>
+      </w:r>
+      <w:r>
+        <w:rPr>
+          <w:rFonts w:ascii="Times New Roman" w:hAnsi="Times New Roman" w:cs="Times New Roman"/>
+          <w:sz w:val="28"/>
+          <w:szCs w:val="28"/>
+        </w:rPr>
+        <w:t xml:space="preserve"> — 5–9–23 ч. (ожидаемая — 9,7 ч.). Документ описывает все функции системы в объёме версии 1.0 с примерами экранов и пошаговыми инструкциями для каждой роли пользователя. Пессимистичная оценка учитывает необходимость переснять скриншоты и обновить описания при изменении интерфейса по итогам приёмочного тестирования.</w:t>
+      </w:r>
+    </w:p>
+    <w:p>
+      <w:pPr>
+        <w:pStyle w:val="a7"/>
+        <w:spacing w:after="0" w:line="360" w:lineRule="auto"/>
+        <w:ind w:left="0" w:firstLine="709"/>
+        <w:jc w:val="both"/>
+        <w:rPr>
+          <w:rFonts w:ascii="Times New Roman" w:hAnsi="Times New Roman" w:cs="Times New Roman"/>
+          <w:sz w:val="28"/>
+          <w:szCs w:val="28"/>
+        </w:rPr>
+      </w:pPr>
+      <w:r>
+        <w:rPr>
+          <w:rFonts w:ascii="Times New Roman" w:hAnsi="Times New Roman" w:cs="Times New Roman"/>
+          <w:i/>
+          <w:iCs/>
+          <w:sz w:val="28"/>
+          <w:szCs w:val="28"/>
+        </w:rPr>
+        <w:t>Руководство пользователя v2.0</w:t>
+      </w:r>
+      <w:r>
+        <w:rPr>
+          <w:rFonts w:ascii="Times New Roman" w:hAnsi="Times New Roman" w:cs="Times New Roman"/>
+          <w:sz w:val="28"/>
+          <w:szCs w:val="28"/>
+        </w:rPr>
+        <w:t xml:space="preserve"> — 3–5–14 ч. (ожидаемая — 5,8 ч.). Дополняет первую версию руководства разделами по </w:t>
+      </w:r>
+      <w:proofErr w:type="spellStart"/>
+      <w:r>
+        <w:rPr>
+          <w:rFonts w:ascii="Times New Roman" w:hAnsi="Times New Roman" w:cs="Times New Roman"/>
+          <w:sz w:val="28"/>
+          <w:szCs w:val="28"/>
+        </w:rPr>
+        <w:t>email</w:t>
+      </w:r>
+      <w:proofErr w:type="spellEnd"/>
+      <w:r>
+        <w:rPr>
+          <w:rFonts w:ascii="Times New Roman" w:hAnsi="Times New Roman" w:cs="Times New Roman"/>
+          <w:sz w:val="28"/>
+          <w:szCs w:val="28"/>
+        </w:rPr>
+        <w:t>-уведомлениям и модулю внутренних сообщений. Оценка ниже, чем для v1.0, так как базовая структура документа уже готова и требует только дополнения новыми разделами.</w:t>
+      </w:r>
+    </w:p>
+    <w:p>
+      <w:pPr>
+        <w:pStyle w:val="a7"/>
+        <w:spacing w:after="0" w:line="360" w:lineRule="auto"/>
+        <w:ind w:left="0" w:firstLine="709"/>
+        <w:jc w:val="both"/>
+        <w:rPr>
+          <w:rFonts w:ascii="Times New Roman" w:hAnsi="Times New Roman" w:cs="Times New Roman"/>
+          <w:sz w:val="28"/>
+          <w:szCs w:val="28"/>
+        </w:rPr>
+      </w:pPr>
+      <w:r>
+        <w:rPr>
+          <w:rFonts w:ascii="Times New Roman" w:hAnsi="Times New Roman" w:cs="Times New Roman"/>
+          <w:i/>
+          <w:iCs/>
+          <w:sz w:val="28"/>
+          <w:szCs w:val="28"/>
+        </w:rPr>
+        <w:t>Техническая документация</w:t>
+      </w:r>
+      <w:r>
+        <w:rPr>
+          <w:rFonts w:ascii="Times New Roman" w:hAnsi="Times New Roman" w:cs="Times New Roman"/>
+          <w:sz w:val="28"/>
+          <w:szCs w:val="28"/>
+        </w:rPr>
+        <w:t xml:space="preserve"> — 6–10–27 ч. (ожидаемая — 11,5 ч.). Описывает архитектуру системы, структуру базы данных, описание API-</w:t>
+      </w:r>
+      <w:proofErr w:type="spellStart"/>
+      <w:r>
+        <w:rPr>
+          <w:rFonts w:ascii="Times New Roman" w:hAnsi="Times New Roman" w:cs="Times New Roman"/>
+          <w:sz w:val="28"/>
+          <w:szCs w:val="28"/>
+        </w:rPr>
+        <w:t>эндпоинтов</w:t>
+      </w:r>
+      <w:proofErr w:type="spellEnd"/>
+      <w:r>
+        <w:rPr>
+          <w:rFonts w:ascii="Times New Roman" w:hAnsi="Times New Roman" w:cs="Times New Roman"/>
+          <w:sz w:val="28"/>
+          <w:szCs w:val="28"/>
+        </w:rPr>
+        <w:t xml:space="preserve"> и инструкцию по развёртыванию. Пессимистичная оценка в 27 часов закладывает восстановление документации «задним числом» в случае, если в ходе разработки она не велась.</w:t>
+      </w:r>
+    </w:p>
+    <w:p>
+      <w:pPr>
+        <w:pStyle w:val="a7"/>
+        <w:spacing w:after="0" w:line="360" w:lineRule="auto"/>
+        <w:ind w:left="0" w:firstLine="709"/>
+        <w:jc w:val="both"/>
+        <w:rPr>
+          <w:rFonts w:ascii="Times New Roman" w:hAnsi="Times New Roman" w:cs="Times New Roman"/>
+          <w:sz w:val="28"/>
+          <w:szCs w:val="28"/>
+        </w:rPr>
+      </w:pPr>
+      <w:r>
+        <w:rPr>
+          <w:rFonts w:ascii="Times New Roman" w:hAnsi="Times New Roman" w:cs="Times New Roman"/>
+          <w:i/>
+          <w:iCs/>
+          <w:sz w:val="28"/>
+          <w:szCs w:val="28"/>
+        </w:rPr>
+        <w:t>Внутренняя документация проекта</w:t>
+      </w:r>
+      <w:r>
+        <w:rPr>
+          <w:rFonts w:ascii="Times New Roman" w:hAnsi="Times New Roman" w:cs="Times New Roman"/>
+          <w:sz w:val="28"/>
+          <w:szCs w:val="28"/>
+        </w:rPr>
+        <w:t xml:space="preserve"> — 4–7–18 ч. (ожидаемая — 7,7 ч.). Включает протоколы совещаний с заказчиком, отчёты о статусе проекта, журнал рисков и реестр изменений. Пессимистичная оценка учитывает высокую частоту совещаний при появлении проблем или изменений требований.</w:t>
+      </w:r>
+    </w:p>
+    <w:p>
+      <w:pPr>
+        <w:pStyle w:val="a7"/>
+        <w:spacing w:after="0" w:line="360" w:lineRule="auto"/>
+        <w:ind w:left="0" w:firstLine="709"/>
+        <w:jc w:val="both"/>
+        <w:rPr>
+          <w:rFonts w:ascii="Times New Roman" w:hAnsi="Times New Roman" w:cs="Times New Roman"/>
+          <w:b/>
+          <w:bCs/>
+          <w:sz w:val="28"/>
+          <w:szCs w:val="28"/>
+        </w:rPr>
+      </w:pPr>
+      <w:r>
+        <w:rPr>
+          <w:rFonts w:ascii="Times New Roman" w:hAnsi="Times New Roman" w:cs="Times New Roman"/>
+          <w:b/>
+          <w:bCs/>
+          <w:sz w:val="28"/>
+          <w:szCs w:val="28"/>
+        </w:rPr>
+        <w:t>Раздел 4. Обучение пользователей</w:t>
+      </w:r>
+    </w:p>
+    <w:p>
+      <w:pPr>
+        <w:spacing w:after="0" w:line="360" w:lineRule="auto"/>
+        <w:jc w:val="both"/>
+        <w:rPr>
+          <w:rFonts w:ascii="Times New Roman" w:hAnsi="Times New Roman" w:cs="Times New Roman"/>
+          <w:b/>
+          <w:bCs/>
+          <w:sz w:val="28"/>
+          <w:szCs w:val="28"/>
+        </w:rPr>
+      </w:pPr>
+      <w:r>
+        <w:rPr>
+          <w:noProof/>
+        </w:rPr>
+        <w:lastRenderedPageBreak/>
+        <w:drawing>
+          <wp:inline distT="0" distB="0" distL="0" distR="0" wp14:anchorId="17E49DA3" wp14:editId="7DAA8BB5">
+            <wp:extent cx="5940425" cy="714704"/>
+            <wp:effectExtent l="0" t="0" r="3175" b="9525"/>
+            <wp:docPr id="17" name="Рисунок 17"/>
+            <wp:cNvGraphicFramePr>
+              <a:graphicFrameLocks xmlns:a="http://schemas.openxmlformats.org/drawingml/2006/main" noChangeAspect="1"/>
+            </wp:cNvGraphicFramePr>
+            <a:graphic xmlns:a="http://schemas.openxmlformats.org/drawingml/2006/main">
+              <a:graphicData uri="http://schemas.openxmlformats.org/drawingml/2006/picture">
+                <pic:pic xmlns:pic="http://schemas.openxmlformats.org/drawingml/2006/picture">
+                  <pic:nvPicPr>
+                    <pic:cNvPr id="1" name=""/>
+                    <pic:cNvPicPr/>
+                  </pic:nvPicPr>
+                  <pic:blipFill>
+                    <a:blip r:embed="rId12"/>
+                    <a:stretch>
+                      <a:fillRect/>
+                    </a:stretch>
+                  </pic:blipFill>
+                  <pic:spPr>
+                    <a:xfrm>
+                      <a:off x="0" y="0"/>
+                      <a:ext cx="5940425" cy="714704"/>
+                    </a:xfrm>
+                    <a:prstGeom prst="rect">
+                      <a:avLst/>
+                    </a:prstGeom>
+                  </pic:spPr>
+                </pic:pic>
+              </a:graphicData>
+            </a:graphic>
+          </wp:inline>
+        </w:drawing>
+      </w:r>
+    </w:p>
+    <w:p>
+      <w:pPr>
+        <w:pStyle w:val="af2"/>
+        <w:spacing w:after="240" w:line="360" w:lineRule="auto"/>
+        <w:jc w:val="center"/>
+        <w:rPr>
+          <w:b/>
+          <w:bCs/>
+        </w:rPr>
+      </w:pPr>
+      <w:r>
+        <w:t xml:space="preserve">Рисунок </w:t>
+      </w:r>
+      <w:r>
+        <w:t>5</w:t>
+      </w:r>
+      <w:r>
+        <w:t xml:space="preserve"> </w:t>
+      </w:r>
+      <w:r>
+        <w:t>–</w:t>
+      </w:r>
+      <w:r>
+        <w:t xml:space="preserve"> Обучение пользователей</w:t>
+      </w:r>
+    </w:p>
+    <w:p>
+      <w:pPr>
+        <w:pStyle w:val="a7"/>
+        <w:spacing w:after="0" w:line="360" w:lineRule="auto"/>
+        <w:ind w:left="0" w:firstLine="709"/>
+        <w:jc w:val="both"/>
+        <w:rPr>
+          <w:rFonts w:ascii="Times New Roman" w:hAnsi="Times New Roman" w:cs="Times New Roman"/>
+          <w:sz w:val="28"/>
+          <w:szCs w:val="28"/>
+        </w:rPr>
+      </w:pPr>
+      <w:r>
+        <w:rPr>
+          <w:rFonts w:ascii="Times New Roman" w:hAnsi="Times New Roman" w:cs="Times New Roman"/>
+          <w:i/>
+          <w:iCs/>
+          <w:sz w:val="28"/>
+          <w:szCs w:val="28"/>
+        </w:rPr>
+        <w:t>Подготовка учебных материалов и инструкций</w:t>
+      </w:r>
+      <w:r>
+        <w:rPr>
+          <w:rFonts w:ascii="Times New Roman" w:hAnsi="Times New Roman" w:cs="Times New Roman"/>
+          <w:sz w:val="28"/>
+          <w:szCs w:val="28"/>
+        </w:rPr>
+        <w:t xml:space="preserve"> — 4–7–18 ч. (ожидаемая — 7,7 ч.). Включает разработку кратких памяток для каждой из четырёх ролей пользователя. Пессимистичная оценка закладывает согласование памяток с директором школы и их доработку.</w:t>
+      </w:r>
+    </w:p>
+    <w:p>
+      <w:pPr>
+        <w:pStyle w:val="a7"/>
+        <w:spacing w:after="0" w:line="360" w:lineRule="auto"/>
+        <w:ind w:left="0" w:firstLine="709"/>
+        <w:jc w:val="both"/>
+        <w:rPr>
+          <w:rFonts w:ascii="Times New Roman" w:hAnsi="Times New Roman" w:cs="Times New Roman"/>
+          <w:sz w:val="28"/>
+          <w:szCs w:val="28"/>
+        </w:rPr>
+      </w:pPr>
+      <w:r>
+        <w:rPr>
+          <w:rFonts w:ascii="Times New Roman" w:hAnsi="Times New Roman" w:cs="Times New Roman"/>
+          <w:i/>
+          <w:iCs/>
+          <w:sz w:val="28"/>
+          <w:szCs w:val="28"/>
+        </w:rPr>
+        <w:t>Обучение учителей работе с системой</w:t>
+      </w:r>
+      <w:r>
+        <w:rPr>
+          <w:rFonts w:ascii="Times New Roman" w:hAnsi="Times New Roman" w:cs="Times New Roman"/>
+          <w:sz w:val="28"/>
+          <w:szCs w:val="28"/>
+        </w:rPr>
+        <w:t xml:space="preserve"> — 3–5–14 ч. (ожидаемая — 5,8 ч.). Является наиболее ответственным блоком обучения. Пессимистичная оценка учитывает необходимость индивидуальной работы с сотрудниками, испытывающими затруднения при освоении нового инструмента.</w:t>
+      </w:r>
+    </w:p>
+    <w:p>
+      <w:pPr>
+        <w:pStyle w:val="a7"/>
+        <w:spacing w:after="0" w:line="360" w:lineRule="auto"/>
+        <w:ind w:left="0" w:firstLine="709"/>
+        <w:jc w:val="both"/>
+        <w:rPr>
+          <w:rFonts w:ascii="Times New Roman" w:hAnsi="Times New Roman" w:cs="Times New Roman"/>
+          <w:sz w:val="28"/>
+          <w:szCs w:val="28"/>
+        </w:rPr>
+      </w:pPr>
+      <w:r>
+        <w:rPr>
+          <w:rFonts w:ascii="Times New Roman" w:hAnsi="Times New Roman" w:cs="Times New Roman"/>
+          <w:i/>
+          <w:iCs/>
+          <w:sz w:val="28"/>
+          <w:szCs w:val="28"/>
+        </w:rPr>
+        <w:t>Обучение администрации</w:t>
+      </w:r>
+      <w:r>
+        <w:rPr>
+          <w:rFonts w:ascii="Times New Roman" w:hAnsi="Times New Roman" w:cs="Times New Roman"/>
+          <w:sz w:val="28"/>
+          <w:szCs w:val="28"/>
+        </w:rPr>
+        <w:t xml:space="preserve"> — 2–3–9 ч. (ожидаемая — 3,8 ч.). Ориентировано на директора и охватывает функции просмотра сводных отчётов и управления учётными записями. Оценка ниже, чем для учителей, поскольку директор взаимодействует преимущественно с функциями просмотра.</w:t>
+      </w:r>
+    </w:p>
+    <w:p>
+      <w:pPr>
+        <w:pStyle w:val="a7"/>
+        <w:spacing w:after="0" w:line="360" w:lineRule="auto"/>
+        <w:ind w:left="0" w:firstLine="709"/>
+        <w:jc w:val="both"/>
+        <w:rPr>
+          <w:rFonts w:ascii="Times New Roman" w:hAnsi="Times New Roman" w:cs="Times New Roman"/>
+          <w:b/>
+          <w:bCs/>
+          <w:sz w:val="28"/>
+          <w:szCs w:val="28"/>
+        </w:rPr>
+      </w:pPr>
+      <w:r>
+        <w:rPr>
+          <w:rFonts w:ascii="Times New Roman" w:hAnsi="Times New Roman" w:cs="Times New Roman"/>
+          <w:b/>
+          <w:bCs/>
+          <w:sz w:val="28"/>
+          <w:szCs w:val="28"/>
+        </w:rPr>
+        <w:t>Раздел 5. Внедрение</w:t>
+      </w:r>
+    </w:p>
+    <w:p>
+      <w:pPr>
+        <w:spacing w:after="0" w:line="360" w:lineRule="auto"/>
+        <w:jc w:val="both"/>
+        <w:rPr>
+          <w:rFonts w:ascii="Times New Roman" w:hAnsi="Times New Roman" w:cs="Times New Roman"/>
+          <w:b/>
+          <w:bCs/>
+          <w:sz w:val="28"/>
+          <w:szCs w:val="28"/>
+        </w:rPr>
+      </w:pPr>
+      <w:r>
+        <w:rPr>
+          <w:noProof/>
+        </w:rPr>
+        <w:drawing>
+          <wp:inline distT="0" distB="0" distL="0" distR="0" wp14:anchorId="12077FC8" wp14:editId="0043F84B">
+            <wp:extent cx="5940425" cy="935590"/>
+            <wp:effectExtent l="0" t="0" r="3175" b="0"/>
+            <wp:docPr id="18" name="Рисунок 18"/>
+            <wp:cNvGraphicFramePr>
+              <a:graphicFrameLocks xmlns:a="http://schemas.openxmlformats.org/drawingml/2006/main" noChangeAspect="1"/>
+            </wp:cNvGraphicFramePr>
+            <a:graphic xmlns:a="http://schemas.openxmlformats.org/drawingml/2006/main">
+              <a:graphicData uri="http://schemas.openxmlformats.org/drawingml/2006/picture">
+                <pic:pic xmlns:pic="http://schemas.openxmlformats.org/drawingml/2006/picture">
+                  <pic:nvPicPr>
+                    <pic:cNvPr id="1" name=""/>
+                    <pic:cNvPicPr/>
+                  </pic:nvPicPr>
+                  <pic:blipFill>
+                    <a:blip r:embed="rId13"/>
+                    <a:stretch>
+                      <a:fillRect/>
+                    </a:stretch>
+                  </pic:blipFill>
+                  <pic:spPr>
+                    <a:xfrm>
+                      <a:off x="0" y="0"/>
+                      <a:ext cx="5940425" cy="935590"/>
+                    </a:xfrm>
+                    <a:prstGeom prst="rect">
+                      <a:avLst/>
+                    </a:prstGeom>
+                  </pic:spPr>
+                </pic:pic>
+              </a:graphicData>
+            </a:graphic>
+          </wp:inline>
+        </w:drawing>
+      </w:r>
+    </w:p>
+    <w:p>
+      <w:pPr>
+        <w:pStyle w:val="af2"/>
+        <w:spacing w:after="240" w:line="360" w:lineRule="auto"/>
+        <w:jc w:val="center"/>
+      </w:pPr>
+      <w:r>
+        <w:t xml:space="preserve">Рисунок </w:t>
+      </w:r>
+      <w:r>
+        <w:t>6</w:t>
+      </w:r>
+      <w:r>
+        <w:t xml:space="preserve"> </w:t>
+      </w:r>
+      <w:r>
+        <w:t>–</w:t>
+      </w:r>
+      <w:r>
+        <w:t xml:space="preserve"> Внедрение</w:t>
+      </w:r>
+    </w:p>
+    <w:p>
+      <w:pPr>
+        <w:pStyle w:val="a7"/>
+        <w:spacing w:after="0" w:line="360" w:lineRule="auto"/>
+        <w:ind w:left="0" w:firstLine="709"/>
+        <w:jc w:val="both"/>
+        <w:rPr>
+          <w:rFonts w:ascii="Times New Roman" w:hAnsi="Times New Roman" w:cs="Times New Roman"/>
+          <w:sz w:val="28"/>
+          <w:szCs w:val="28"/>
+        </w:rPr>
+      </w:pPr>
+      <w:r>
+        <w:rPr>
+          <w:rFonts w:ascii="Times New Roman" w:hAnsi="Times New Roman" w:cs="Times New Roman"/>
+          <w:i/>
+          <w:iCs/>
+          <w:sz w:val="28"/>
+          <w:szCs w:val="28"/>
+        </w:rPr>
+        <w:t>Развёртывание приложения на сервере школы</w:t>
+      </w:r>
+      <w:r>
+        <w:rPr>
+          <w:rFonts w:ascii="Times New Roman" w:hAnsi="Times New Roman" w:cs="Times New Roman"/>
+          <w:sz w:val="28"/>
+          <w:szCs w:val="28"/>
+        </w:rPr>
+        <w:t xml:space="preserve"> — 3–5–14 ч. (ожидаемая — 5,8 ч.). Включает установку серверной части, настройку базы данных </w:t>
+      </w:r>
+      <w:proofErr w:type="spellStart"/>
+      <w:r>
+        <w:rPr>
+          <w:rFonts w:ascii="Times New Roman" w:hAnsi="Times New Roman" w:cs="Times New Roman"/>
+          <w:sz w:val="28"/>
+          <w:szCs w:val="28"/>
+        </w:rPr>
+        <w:t>PostgreSQL</w:t>
+      </w:r>
+      <w:proofErr w:type="spellEnd"/>
+      <w:r>
+        <w:rPr>
+          <w:rFonts w:ascii="Times New Roman" w:hAnsi="Times New Roman" w:cs="Times New Roman"/>
+          <w:sz w:val="28"/>
+          <w:szCs w:val="28"/>
+        </w:rPr>
+        <w:t xml:space="preserve"> и первоначальную проверку работоспособности. Пессимистичная оценка учитывает типичные проблемы при первом развёртывании: несовместимость версий библиотек, ограничения файрвола, отсутствие необходимых прав доступа.</w:t>
+      </w:r>
+    </w:p>
+    <w:p>
+      <w:pPr>
+        <w:pStyle w:val="a7"/>
+        <w:spacing w:after="0" w:line="360" w:lineRule="auto"/>
+        <w:ind w:left="0" w:firstLine="709"/>
+        <w:jc w:val="both"/>
+        <w:rPr>
+          <w:rFonts w:ascii="Times New Roman" w:hAnsi="Times New Roman" w:cs="Times New Roman"/>
+          <w:sz w:val="28"/>
+          <w:szCs w:val="28"/>
+        </w:rPr>
+      </w:pPr>
+      <w:r>
+        <w:rPr>
+          <w:rFonts w:ascii="Times New Roman" w:hAnsi="Times New Roman" w:cs="Times New Roman"/>
+          <w:i/>
+          <w:iCs/>
+          <w:sz w:val="28"/>
+          <w:szCs w:val="28"/>
+        </w:rPr>
+        <w:lastRenderedPageBreak/>
+        <w:t>Настройка и конфигурирование системы</w:t>
+      </w:r>
+      <w:r>
+        <w:rPr>
+          <w:rFonts w:ascii="Times New Roman" w:hAnsi="Times New Roman" w:cs="Times New Roman"/>
+          <w:sz w:val="28"/>
+          <w:szCs w:val="28"/>
+        </w:rPr>
+        <w:t xml:space="preserve"> — 4–7–18 ч. (ожидаемая — 7,7 ч.). Предполагает создание учётных записей для всех пользователей и первичное наполнение справочников. Пессимистичная оценка закладывает сценарий, при котором данные предоставлены заказчиком в неструктурированном виде и требуют ручной обработки.</w:t>
+      </w:r>
+    </w:p>
+    <w:p>
+      <w:pPr>
+        <w:pStyle w:val="a7"/>
+        <w:spacing w:after="0" w:line="360" w:lineRule="auto"/>
+        <w:ind w:left="0" w:firstLine="709"/>
+        <w:jc w:val="both"/>
+        <w:rPr>
+          <w:rFonts w:ascii="Times New Roman" w:hAnsi="Times New Roman" w:cs="Times New Roman"/>
+          <w:sz w:val="28"/>
+          <w:szCs w:val="28"/>
+        </w:rPr>
+      </w:pPr>
+      <w:r>
+        <w:rPr>
+          <w:rFonts w:ascii="Times New Roman" w:hAnsi="Times New Roman" w:cs="Times New Roman"/>
+          <w:i/>
+          <w:iCs/>
+          <w:sz w:val="28"/>
+          <w:szCs w:val="28"/>
+        </w:rPr>
+        <w:t>Сопровождение опытной эксплуатации</w:t>
+      </w:r>
+      <w:r>
+        <w:rPr>
+          <w:rFonts w:ascii="Times New Roman" w:hAnsi="Times New Roman" w:cs="Times New Roman"/>
+          <w:sz w:val="28"/>
+          <w:szCs w:val="28"/>
+        </w:rPr>
+        <w:t xml:space="preserve"> — 6–10–27 ч. (ожидаемая — 11,5 ч.). В период опытной эксплуатации реальные пользователи выявляют дефекты и неудобства, не обнаруженные в ходе тестирования. Пессимистичная оценка закладывает высокую активность пользователей в первые недели и значительное число обращений в поддержку.</w:t>
+      </w:r>
+    </w:p>
+    <w:p>
+      <w:pPr>
+        <w:pStyle w:val="a7"/>
+        <w:spacing w:after="0" w:line="360" w:lineRule="auto"/>
+        <w:ind w:left="0" w:firstLine="709"/>
+        <w:jc w:val="both"/>
+        <w:rPr>
+          <w:rFonts w:ascii="Times New Roman" w:hAnsi="Times New Roman" w:cs="Times New Roman"/>
+          <w:sz w:val="28"/>
+          <w:szCs w:val="28"/>
+        </w:rPr>
+      </w:pPr>
+      <w:r>
+        <w:rPr>
+          <w:rFonts w:ascii="Times New Roman" w:hAnsi="Times New Roman" w:cs="Times New Roman"/>
+          <w:i/>
+          <w:iCs/>
+          <w:sz w:val="28"/>
+          <w:szCs w:val="28"/>
+        </w:rPr>
+        <w:t>Передача результатов работ заказчику</w:t>
+      </w:r>
+      <w:r>
+        <w:rPr>
+          <w:rFonts w:ascii="Times New Roman" w:hAnsi="Times New Roman" w:cs="Times New Roman"/>
+          <w:sz w:val="28"/>
+          <w:szCs w:val="28"/>
+        </w:rPr>
+        <w:t xml:space="preserve"> — 2–3–9 ч. (ожидаемая — 3,8 ч.). Включает подготовку и подписание акта приёма-передачи, передачу исходных кодов и сопроводительной документации. Пессимистичная оценка учитывает необходимость согласования формулировок акта с юридической службой заказчика.</w:t>
+      </w:r>
+    </w:p>
+    <w:p>
+      <w:pPr>
+        <w:pStyle w:val="a7"/>
+        <w:spacing w:after="0" w:line="360" w:lineRule="auto"/>
+        <w:ind w:left="0" w:firstLine="709"/>
+        <w:jc w:val="both"/>
+        <w:rPr>
+          <w:rFonts w:ascii="Times New Roman" w:hAnsi="Times New Roman" w:cs="Times New Roman"/>
+          <w:b/>
+          <w:bCs/>
+          <w:sz w:val="28"/>
+          <w:szCs w:val="28"/>
+        </w:rPr>
+      </w:pPr>
+      <w:r>
+        <w:rPr>
+          <w:rFonts w:ascii="Times New Roman" w:hAnsi="Times New Roman" w:cs="Times New Roman"/>
+          <w:b/>
+          <w:bCs/>
+          <w:sz w:val="28"/>
+          <w:szCs w:val="28"/>
+        </w:rPr>
+        <w:t>Раздел 6. Менеджмент</w:t>
+      </w:r>
+    </w:p>
+    <w:p>
+      <w:pPr>
+        <w:spacing w:after="0" w:line="360" w:lineRule="auto"/>
+        <w:jc w:val="both"/>
+        <w:rPr>
+          <w:rFonts w:ascii="Times New Roman" w:hAnsi="Times New Roman" w:cs="Times New Roman"/>
+          <w:b/>
+          <w:bCs/>
+          <w:sz w:val="28"/>
+          <w:szCs w:val="28"/>
+        </w:rPr>
+      </w:pPr>
+      <w:r>
+        <w:rPr>
+          <w:noProof/>
+          <w:lang w:val="en-US"/>
+        </w:rPr>
+        <w:drawing>
+          <wp:inline distT="0" distB="0" distL="0" distR="0" wp14:anchorId="2F9BBB82" wp14:editId="4F6255E2">
+            <wp:extent cx="5940425" cy="1128547"/>
+            <wp:effectExtent l="0" t="0" r="3175" b="0"/>
+            <wp:docPr id="19" name="Рисунок 19"/>
+            <wp:cNvGraphicFramePr>
+              <a:graphicFrameLocks xmlns:a="http://schemas.openxmlformats.org/drawingml/2006/main" noChangeAspect="1"/>
+            </wp:cNvGraphicFramePr>
+            <a:graphic xmlns:a="http://schemas.openxmlformats.org/drawingml/2006/main">
+              <a:graphicData uri="http://schemas.openxmlformats.org/drawingml/2006/picture">
+                <pic:pic xmlns:pic="http://schemas.openxmlformats.org/drawingml/2006/picture">
+                  <pic:nvPicPr>
+                    <pic:cNvPr id="1" name=""/>
+                    <pic:cNvPicPr/>
+                  </pic:nvPicPr>
+                  <pic:blipFill>
+                    <a:blip r:embed="rId14"/>
+                    <a:stretch>
+                      <a:fillRect/>
+                    </a:stretch>
+                  </pic:blipFill>
+                  <pic:spPr>
+                    <a:xfrm>
+                      <a:off x="0" y="0"/>
+                      <a:ext cx="5940425" cy="1128547"/>
+                    </a:xfrm>
+                    <a:prstGeom prst="rect">
+                      <a:avLst/>
+                    </a:prstGeom>
+                  </pic:spPr>
+                </pic:pic>
+              </a:graphicData>
+            </a:graphic>
+          </wp:inline>
+        </w:drawing>
+      </w:r>
+    </w:p>
+    <w:p>
+      <w:pPr>
+        <w:pStyle w:val="af2"/>
+        <w:spacing w:after="240" w:line="360" w:lineRule="auto"/>
+        <w:jc w:val="center"/>
+      </w:pPr>
+      <w:r>
+        <w:t xml:space="preserve">Рисунок </w:t>
+      </w:r>
+      <w:r>
+        <w:t>7</w:t>
+      </w:r>
+      <w:r>
+        <w:t xml:space="preserve"> </w:t>
+      </w:r>
+      <w:r>
+        <w:t>–</w:t>
+      </w:r>
+      <w:r>
+        <w:t xml:space="preserve"> Менеджмент</w:t>
+      </w:r>
+    </w:p>
+    <w:p>
+      <w:pPr>
+        <w:pStyle w:val="a7"/>
+        <w:spacing w:after="0" w:line="360" w:lineRule="auto"/>
+        <w:ind w:left="0" w:firstLine="709"/>
+        <w:jc w:val="both"/>
+        <w:rPr>
+          <w:rFonts w:ascii="Times New Roman" w:hAnsi="Times New Roman" w:cs="Times New Roman"/>
+          <w:sz w:val="28"/>
+          <w:szCs w:val="28"/>
+        </w:rPr>
+      </w:pPr>
+      <w:r>
+        <w:rPr>
+          <w:rFonts w:ascii="Times New Roman" w:hAnsi="Times New Roman" w:cs="Times New Roman"/>
+          <w:i/>
+          <w:iCs/>
+          <w:sz w:val="28"/>
+          <w:szCs w:val="28"/>
+        </w:rPr>
+        <w:t>Формирование команды проекта</w:t>
+      </w:r>
+      <w:r>
+        <w:rPr>
+          <w:rFonts w:ascii="Times New Roman" w:hAnsi="Times New Roman" w:cs="Times New Roman"/>
+          <w:sz w:val="28"/>
+          <w:szCs w:val="28"/>
+        </w:rPr>
+        <w:t xml:space="preserve"> — 2–3–9 ч. (ожидаемая — 3,8 ч.). Выполняется однократно на старте проекта. Пессимистичная оценка учитывает частичную занятость сотрудников в других проектах и необходимость согласования их участия с руководителями подразделений.</w:t>
+      </w:r>
+    </w:p>
+    <w:p>
+      <w:pPr>
+        <w:pStyle w:val="a7"/>
+        <w:spacing w:after="0" w:line="360" w:lineRule="auto"/>
+        <w:ind w:left="0" w:firstLine="709"/>
+        <w:jc w:val="both"/>
+        <w:rPr>
+          <w:rFonts w:ascii="Times New Roman" w:hAnsi="Times New Roman" w:cs="Times New Roman"/>
+          <w:sz w:val="28"/>
+          <w:szCs w:val="28"/>
+        </w:rPr>
+      </w:pPr>
+      <w:r>
+        <w:rPr>
+          <w:rFonts w:ascii="Times New Roman" w:hAnsi="Times New Roman" w:cs="Times New Roman"/>
+          <w:i/>
+          <w:iCs/>
+          <w:sz w:val="28"/>
+          <w:szCs w:val="28"/>
+        </w:rPr>
+        <w:t>Управление проектом: планирование, контроль, отчётность</w:t>
+      </w:r>
+      <w:r>
+        <w:rPr>
+          <w:rFonts w:ascii="Times New Roman" w:hAnsi="Times New Roman" w:cs="Times New Roman"/>
+          <w:sz w:val="28"/>
+          <w:szCs w:val="28"/>
+        </w:rPr>
+        <w:t xml:space="preserve"> — 12–20–54 ч. (ожидаемая — 22,3 ч.). Наиболее трудоёмкая управленческая функция, распределённая равномерно на весь срок проекта. Пессимистичная оценка </w:t>
+      </w:r>
+      <w:r>
+        <w:rPr>
+          <w:rFonts w:ascii="Times New Roman" w:hAnsi="Times New Roman" w:cs="Times New Roman"/>
+          <w:sz w:val="28"/>
+          <w:szCs w:val="28"/>
+        </w:rPr>
+        <w:lastRenderedPageBreak/>
+        <w:t>учитывает несколько изменений требований, каждое из которых требует переоценки затронутых задач и обновления расписания.</w:t>
+      </w:r>
+    </w:p>
+    <w:p>
+      <w:pPr>
+        <w:pStyle w:val="a7"/>
+        <w:spacing w:after="0" w:line="360" w:lineRule="auto"/>
+        <w:ind w:left="0" w:firstLine="709"/>
+        <w:jc w:val="both"/>
+        <w:rPr>
+          <w:rFonts w:ascii="Times New Roman" w:hAnsi="Times New Roman" w:cs="Times New Roman"/>
+          <w:sz w:val="28"/>
+          <w:szCs w:val="28"/>
+        </w:rPr>
+      </w:pPr>
+      <w:r>
+        <w:rPr>
+          <w:rFonts w:ascii="Times New Roman" w:hAnsi="Times New Roman" w:cs="Times New Roman"/>
+          <w:i/>
+          <w:iCs/>
+          <w:sz w:val="28"/>
+          <w:szCs w:val="28"/>
+        </w:rPr>
+        <w:t>Управление рисками</w:t>
+      </w:r>
+      <w:r>
+        <w:rPr>
+          <w:rFonts w:ascii="Times New Roman" w:hAnsi="Times New Roman" w:cs="Times New Roman"/>
+          <w:sz w:val="28"/>
+          <w:szCs w:val="28"/>
+        </w:rPr>
+        <w:t xml:space="preserve"> — 3–5–14 ч. (ожидаемая — 5,8 ч.). Включает ведение реестра рисков и разработку мер реагирования. Пессимистичная оценка закладывает активную работу по нескольким реализовавшимся рискам одновременно.</w:t>
+      </w:r>
+    </w:p>
+    <w:p>
+      <w:pPr>
+        <w:pStyle w:val="a7"/>
+        <w:spacing w:after="0" w:line="360" w:lineRule="auto"/>
+        <w:ind w:left="0" w:firstLine="709"/>
+        <w:jc w:val="both"/>
+        <w:rPr>
+          <w:rFonts w:ascii="Times New Roman" w:hAnsi="Times New Roman" w:cs="Times New Roman"/>
+          <w:sz w:val="28"/>
+          <w:szCs w:val="28"/>
+        </w:rPr>
+      </w:pPr>
+      <w:r>
+        <w:rPr>
+          <w:rFonts w:ascii="Times New Roman" w:hAnsi="Times New Roman" w:cs="Times New Roman"/>
+          <w:i/>
+          <w:iCs/>
+          <w:sz w:val="28"/>
+          <w:szCs w:val="28"/>
+        </w:rPr>
+        <w:t>Управление изменениями</w:t>
+      </w:r>
+      <w:r>
+        <w:rPr>
+          <w:rFonts w:ascii="Times New Roman" w:hAnsi="Times New Roman" w:cs="Times New Roman"/>
+          <w:sz w:val="28"/>
+          <w:szCs w:val="28"/>
+        </w:rPr>
+        <w:t xml:space="preserve"> — 3–5–14 ч. (ожидаемая — 5,8 ч.). Охватывает обработку запросов на изменение требований и согласование с заказчиком. Пессимистичная оценка закладывает два-три существенных запроса на изменение в ходе проекта.</w:t>
+      </w:r>
+    </w:p>
+    <w:p>
+      <w:pPr>
+        <w:pStyle w:val="a7"/>
+        <w:spacing w:after="0" w:line="360" w:lineRule="auto"/>
+        <w:ind w:left="0" w:firstLine="709"/>
+        <w:jc w:val="both"/>
+        <w:rPr>
+          <w:rFonts w:ascii="Times New Roman" w:hAnsi="Times New Roman" w:cs="Times New Roman"/>
+          <w:sz w:val="28"/>
+          <w:szCs w:val="28"/>
+        </w:rPr>
+      </w:pPr>
+      <w:r>
+        <w:rPr>
+          <w:rFonts w:ascii="Times New Roman" w:hAnsi="Times New Roman" w:cs="Times New Roman"/>
+          <w:i/>
+          <w:iCs/>
+          <w:sz w:val="28"/>
+          <w:szCs w:val="28"/>
+        </w:rPr>
+        <w:t>Совещания, планёрки, ретроспективы и ревью</w:t>
+      </w:r>
+      <w:r>
+        <w:rPr>
+          <w:rFonts w:ascii="Times New Roman" w:hAnsi="Times New Roman" w:cs="Times New Roman"/>
+          <w:sz w:val="28"/>
+          <w:szCs w:val="28"/>
+        </w:rPr>
+        <w:t xml:space="preserve"> — 6–10–27 ч. (ожидаемая — 11,5 ч.). Включают еженедельные внутренние статусные встречи команды и двухнедельные встречи с заказчиком. Пессимистичная оценка учитывает расширенные встречи при необходимости согласования изменений или прояснения требований.</w:t>
+      </w:r>
+    </w:p>
+    <w:p>
+      <w:pPr>
+        <w:pStyle w:val="a7"/>
+        <w:spacing w:after="0" w:line="360" w:lineRule="auto"/>
+        <w:ind w:left="0" w:firstLine="709"/>
+        <w:jc w:val="both"/>
+        <w:rPr>
+          <w:rFonts w:ascii="Times New Roman" w:hAnsi="Times New Roman" w:cs="Times New Roman"/>
+          <w:b/>
+          <w:bCs/>
+          <w:sz w:val="28"/>
+          <w:szCs w:val="28"/>
+        </w:rPr>
+      </w:pPr>
+      <w:r>
+        <w:rPr>
+          <w:rFonts w:ascii="Times New Roman" w:hAnsi="Times New Roman" w:cs="Times New Roman"/>
+          <w:b/>
+          <w:bCs/>
+          <w:sz w:val="28"/>
+          <w:szCs w:val="28"/>
+        </w:rPr>
+        <w:t xml:space="preserve">Раздел 7. </w:t>
+      </w:r>
+      <w:proofErr w:type="spellStart"/>
+      <w:r>
+        <w:rPr>
+          <w:rFonts w:ascii="Times New Roman" w:hAnsi="Times New Roman" w:cs="Times New Roman"/>
+          <w:b/>
+          <w:bCs/>
+          <w:sz w:val="28"/>
+          <w:szCs w:val="28"/>
+        </w:rPr>
+        <w:t>Пресейл</w:t>
+      </w:r>
+      <w:proofErr w:type="spellEnd"/>
+    </w:p>
+    <w:p>
+      <w:pPr>
+        <w:spacing w:after="0" w:line="360" w:lineRule="auto"/>
+        <w:jc w:val="both"/>
+        <w:rPr>
+          <w:rFonts w:ascii="Times New Roman" w:hAnsi="Times New Roman" w:cs="Times New Roman"/>
+          <w:b/>
+          <w:bCs/>
+          <w:sz w:val="28"/>
+          <w:szCs w:val="28"/>
+        </w:rPr>
+      </w:pPr>
+      <w:r>
+        <w:rPr>
+          <w:noProof/>
+          <w:lang w:val="en-US"/>
+        </w:rPr>
+        <w:drawing>
+          <wp:inline distT="0" distB="0" distL="0" distR="0" wp14:anchorId="2F49CD23" wp14:editId="46A205EB">
+            <wp:extent cx="5940054" cy="1013989"/>
+            <wp:effectExtent l="0" t="0" r="3810" b="0"/>
+            <wp:docPr id="20" name="Рисунок 20"/>
+            <wp:cNvGraphicFramePr>
+              <a:graphicFrameLocks xmlns:a="http://schemas.openxmlformats.org/drawingml/2006/main" noChangeAspect="1"/>
+            </wp:cNvGraphicFramePr>
+            <a:graphic xmlns:a="http://schemas.openxmlformats.org/drawingml/2006/main">
+              <a:graphicData uri="http://schemas.openxmlformats.org/drawingml/2006/picture">
+                <pic:pic xmlns:pic="http://schemas.openxmlformats.org/drawingml/2006/picture">
+                  <pic:nvPicPr>
+                    <pic:cNvPr id="1" name=""/>
+                    <pic:cNvPicPr/>
+                  </pic:nvPicPr>
+                  <pic:blipFill rotWithShape="1">
+                    <a:blip r:embed="rId15"/>
+                    <a:srcRect b="21800"/>
+                    <a:stretch/>
+                  </pic:blipFill>
+                  <pic:spPr bwMode="auto">
+                    <a:xfrm>
+                      <a:off x="0" y="0"/>
+                      <a:ext cx="5940425" cy="1014052"/>
+                    </a:xfrm>
+                    <a:prstGeom prst="rect">
+                      <a:avLst/>
+                    </a:prstGeom>
+                    <a:ln>
+                      <a:noFill/>
+                    </a:ln>
+                    <a:extLst>
+                      <a:ext uri="{53640926-AAD7-44D8-BBD7-CCE9431645EC}">
+                        <a14:shadowObscured xmlns:a14="http://schemas.microsoft.com/office/drawing/2010/main"/>
+                      </a:ext>
+                    </a:extLst>
+                  </pic:spPr>
+                </pic:pic>
+              </a:graphicData>
+            </a:graphic>
+          </wp:inline>
+        </w:drawing>
+      </w:r>
+    </w:p>
+    <w:p>
+      <w:pPr>
+        <w:pStyle w:val="af2"/>
+        <w:spacing w:after="240" w:line="360" w:lineRule="auto"/>
+        <w:jc w:val="center"/>
+      </w:pPr>
+      <w:r>
+        <w:t xml:space="preserve">Рисунок </w:t>
+      </w:r>
+      <w:r>
+        <w:t>8</w:t>
+      </w:r>
+      <w:r>
+        <w:t xml:space="preserve"> </w:t>
+      </w:r>
+      <w:r>
+        <w:t>–</w:t>
+      </w:r>
+      <w:r>
+        <w:t xml:space="preserve"> </w:t>
+      </w:r>
+      <w:proofErr w:type="spellStart"/>
+      <w:r>
+        <w:t>Пресейл</w:t>
+      </w:r>
+      <w:proofErr w:type="spellEnd"/>
+    </w:p>
+    <w:p>
+      <w:pPr>
+        <w:pStyle w:val="a7"/>
+        <w:spacing w:after="0" w:line="360" w:lineRule="auto"/>
+        <w:ind w:left="0" w:firstLine="709"/>
+        <w:jc w:val="both"/>
+        <w:rPr>
+          <w:rFonts w:ascii="Times New Roman" w:hAnsi="Times New Roman" w:cs="Times New Roman"/>
+          <w:sz w:val="28"/>
+          <w:szCs w:val="28"/>
+        </w:rPr>
+      </w:pPr>
+      <w:r>
+        <w:rPr>
+          <w:rFonts w:ascii="Times New Roman" w:hAnsi="Times New Roman" w:cs="Times New Roman"/>
+          <w:i/>
+          <w:iCs/>
+          <w:sz w:val="28"/>
+          <w:szCs w:val="28"/>
+        </w:rPr>
+        <w:t>Переговоры с заказчиком</w:t>
+      </w:r>
+      <w:r>
+        <w:rPr>
+          <w:rFonts w:ascii="Times New Roman" w:hAnsi="Times New Roman" w:cs="Times New Roman"/>
+          <w:sz w:val="28"/>
+          <w:szCs w:val="28"/>
+        </w:rPr>
+        <w:t xml:space="preserve"> — 6–10–27 ч. (ожидаемая — 11,5 ч.). Включали серию встреч с директором школы для выявления потребностей и согласования границ проекта. Пессимистичная оценка учитывает типичную для образовательных учреждений ситуацию, когда ключевые лица имеют ограниченное время для встреч и согласование растягивается.</w:t>
+      </w:r>
+    </w:p>
+    <w:p>
+      <w:pPr>
+        <w:pStyle w:val="a7"/>
+        <w:spacing w:after="0" w:line="360" w:lineRule="auto"/>
+        <w:ind w:left="0" w:firstLine="709"/>
+        <w:jc w:val="both"/>
+        <w:rPr>
+          <w:rFonts w:ascii="Times New Roman" w:hAnsi="Times New Roman" w:cs="Times New Roman"/>
+          <w:sz w:val="28"/>
+          <w:szCs w:val="28"/>
+        </w:rPr>
+      </w:pPr>
+      <w:r>
+        <w:rPr>
+          <w:rFonts w:ascii="Times New Roman" w:hAnsi="Times New Roman" w:cs="Times New Roman"/>
+          <w:i/>
+          <w:iCs/>
+          <w:sz w:val="28"/>
+          <w:szCs w:val="28"/>
+        </w:rPr>
+        <w:t>Оценка проекта</w:t>
+      </w:r>
+      <w:r>
+        <w:rPr>
+          <w:rFonts w:ascii="Times New Roman" w:hAnsi="Times New Roman" w:cs="Times New Roman"/>
+          <w:sz w:val="28"/>
+          <w:szCs w:val="28"/>
+        </w:rPr>
+        <w:t xml:space="preserve"> — 8–14–36 ч. (ожидаемая — 15,7 ч.). Включает изучение требований, анализ технических ограничений, подбор технологического стека и подготовку настоящего документа оценки трудозатрат. Пессимистичная оценка закладывает несколько итераций </w:t>
+      </w:r>
+      <w:r>
+        <w:rPr>
+          <w:rFonts w:ascii="Times New Roman" w:hAnsi="Times New Roman" w:cs="Times New Roman"/>
+          <w:sz w:val="28"/>
+          <w:szCs w:val="28"/>
+        </w:rPr>
+        <w:lastRenderedPageBreak/>
+        <w:t>уточнения с заказчиком и пересмотр оценки после получения дополнительной информации об инфраструктуре школы.</w:t>
+      </w:r>
+    </w:p>
+    <w:p>
+      <w:pPr>
+        <w:pStyle w:val="a7"/>
+        <w:spacing w:after="0" w:line="360" w:lineRule="auto"/>
+        <w:ind w:left="0" w:firstLine="709"/>
+        <w:jc w:val="both"/>
+        <w:rPr>
+          <w:rFonts w:ascii="Times New Roman" w:hAnsi="Times New Roman" w:cs="Times New Roman"/>
+          <w:sz w:val="28"/>
+          <w:szCs w:val="28"/>
+        </w:rPr>
+      </w:pPr>
+      <w:r>
+        <w:rPr>
+          <w:rFonts w:ascii="Times New Roman" w:hAnsi="Times New Roman" w:cs="Times New Roman"/>
+          <w:i/>
+          <w:iCs/>
+          <w:sz w:val="28"/>
+          <w:szCs w:val="28"/>
+        </w:rPr>
+        <w:t>Составление технического задания</w:t>
+      </w:r>
+      <w:r>
+        <w:rPr>
+          <w:rFonts w:ascii="Times New Roman" w:hAnsi="Times New Roman" w:cs="Times New Roman"/>
+          <w:sz w:val="28"/>
+          <w:szCs w:val="28"/>
+        </w:rPr>
+        <w:t xml:space="preserve"> — 10–17–45 ч. (ожидаемая — 18,2 ч.). Является наиболее трудоёмкой </w:t>
+      </w:r>
+      <w:proofErr w:type="spellStart"/>
+      <w:r>
+        <w:rPr>
+          <w:rFonts w:ascii="Times New Roman" w:hAnsi="Times New Roman" w:cs="Times New Roman"/>
+          <w:sz w:val="28"/>
+          <w:szCs w:val="28"/>
+        </w:rPr>
+        <w:t>пресейловой</w:t>
+      </w:r>
+      <w:proofErr w:type="spellEnd"/>
+      <w:r>
+        <w:rPr>
+          <w:rFonts w:ascii="Times New Roman" w:hAnsi="Times New Roman" w:cs="Times New Roman"/>
+          <w:sz w:val="28"/>
+          <w:szCs w:val="28"/>
+        </w:rPr>
+        <w:t xml:space="preserve"> работой. ТЗ должно однозначно описывать все требования к системе и критерии приёмки. Пессимистичная оценка учитывает итерационное согласование документа с заказчиком, включая юридическую проверку с его стороны.</w:t>
+      </w:r>
+    </w:p>
+    <w:p>
+      <w:pPr>
+        <w:pStyle w:val="a7"/>
+        <w:spacing w:after="0" w:line="360" w:lineRule="auto"/>
+        <w:ind w:left="0" w:firstLine="709"/>
+        <w:jc w:val="both"/>
+        <w:rPr>
+          <w:rFonts w:ascii="Times New Roman" w:hAnsi="Times New Roman" w:cs="Times New Roman"/>
+          <w:sz w:val="28"/>
+          <w:szCs w:val="28"/>
+        </w:rPr>
+      </w:pPr>
+      <w:r>
+        <w:rPr>
+          <w:rFonts w:ascii="Times New Roman" w:hAnsi="Times New Roman" w:cs="Times New Roman"/>
+          <w:i/>
+          <w:iCs/>
+          <w:sz w:val="28"/>
+          <w:szCs w:val="28"/>
+        </w:rPr>
+        <w:t>Подготовка организационно-распорядительной документации</w:t>
+      </w:r>
+      <w:r>
+        <w:rPr>
+          <w:rFonts w:ascii="Times New Roman" w:hAnsi="Times New Roman" w:cs="Times New Roman"/>
+          <w:sz w:val="28"/>
+          <w:szCs w:val="28"/>
+        </w:rPr>
+        <w:t xml:space="preserve"> — 6–10–27 ч. (ожидаемая — 11,5 ч.). Включает оформление коммерческого предложения, договора на разработку и сопроводительных документов. Пессимистичная оценка учитывает нестандартные требования заказчика к форме договора или необходимость согласования с юридическим отделом компании-исполнителя.</w:t>
       </w:r>
     </w:p>
     <w:p>
@@ -9809,181 +13343,117 @@
           <w:szCs w:val="28"/>
         </w:rPr>
       </w:pPr>
-      <w:bookmarkStart w:id="18" w:name="_Toc230658680"/>
-      <w:r>
-        <w:rPr>
-          <w:rFonts w:ascii="Times New Roman" w:hAnsi="Times New Roman" w:cs="Times New Roman"/>
-          <w:b/>
-          <w:bCs/>
-          <w:sz w:val="28"/>
-          <w:szCs w:val="28"/>
-        </w:rPr>
-        <w:t>Декомпозиция проектных работ</w:t>
-      </w:r>
-      <w:bookmarkEnd w:id="18"/>
-    </w:p>
-    <w:p>
-      <w:pPr>
-        <w:spacing w:after="0" w:line="360" w:lineRule="auto"/>
-        <w:ind w:firstLine="709"/>
-        <w:jc w:val="both"/>
-        <w:rPr>
-          <w:rFonts w:ascii="Times New Roman" w:hAnsi="Times New Roman" w:cs="Times New Roman"/>
-          <w:sz w:val="28"/>
-          <w:szCs w:val="28"/>
-        </w:rPr>
-      </w:pPr>
-      <w:r>
-        <w:rPr>
-          <w:rFonts w:ascii="Times New Roman" w:hAnsi="Times New Roman" w:cs="Times New Roman"/>
-          <w:sz w:val="28"/>
-          <w:szCs w:val="28"/>
-        </w:rPr>
-        <w:t xml:space="preserve">Все работы проекта структурированы по семи функциональным разделам, соответствующим основным видам деятельности в IT-проекте. Ниже представлены </w:t>
-      </w:r>
-      <w:r>
-        <w:rPr>
-          <w:rFonts w:ascii="Times New Roman" w:hAnsi="Times New Roman" w:cs="Times New Roman"/>
-          <w:sz w:val="28"/>
-          <w:szCs w:val="28"/>
-        </w:rPr>
-        <w:t>результаты оценки по каждому разделу.</w:t>
-      </w:r>
-    </w:p>
-    <w:p>
-      <w:pPr>
-        <w:spacing w:after="0" w:line="360" w:lineRule="auto"/>
-        <w:ind w:firstLine="709"/>
-        <w:jc w:val="both"/>
-        <w:rPr>
-          <w:rFonts w:ascii="Times New Roman" w:hAnsi="Times New Roman" w:cs="Times New Roman"/>
-          <w:b/>
-          <w:bCs/>
-          <w:sz w:val="28"/>
-          <w:szCs w:val="28"/>
-        </w:rPr>
-      </w:pPr>
-      <w:r>
-        <w:rPr>
-          <w:rFonts w:ascii="Times New Roman" w:hAnsi="Times New Roman" w:cs="Times New Roman"/>
-          <w:b/>
-          <w:bCs/>
-          <w:sz w:val="28"/>
-          <w:szCs w:val="28"/>
-        </w:rPr>
-        <w:t>Раздел 1. Разработка программного обеспечения</w:t>
-      </w:r>
-    </w:p>
-    <w:p>
-      <w:pPr>
-        <w:pStyle w:val="a7"/>
-        <w:numPr>
-          <w:ilvl w:val="1"/>
-          <w:numId w:val="30"/>
-        </w:numPr>
-        <w:spacing w:after="0" w:line="360" w:lineRule="auto"/>
-        <w:ind w:left="0" w:firstLine="709"/>
-        <w:jc w:val="both"/>
-        <w:rPr>
-          <w:rFonts w:ascii="Times New Roman" w:hAnsi="Times New Roman" w:cs="Times New Roman"/>
-          <w:b/>
-          <w:bCs/>
-          <w:sz w:val="28"/>
-          <w:szCs w:val="28"/>
-        </w:rPr>
-      </w:pPr>
-      <w:r>
-        <w:rPr>
-          <w:rFonts w:ascii="Times New Roman" w:hAnsi="Times New Roman" w:cs="Times New Roman"/>
-          <w:b/>
-          <w:bCs/>
-          <w:sz w:val="28"/>
-          <w:szCs w:val="28"/>
-        </w:rPr>
-        <w:t>Авторизация и разграничение ролей пользователей</w:t>
-      </w:r>
-    </w:p>
-    <w:p>
-      <w:pPr>
-        <w:pStyle w:val="a7"/>
-        <w:spacing w:after="0" w:line="360" w:lineRule="auto"/>
-        <w:ind w:left="0" w:firstLine="709"/>
-        <w:jc w:val="both"/>
-        <w:rPr>
-          <w:rFonts w:ascii="Times New Roman" w:hAnsi="Times New Roman" w:cs="Times New Roman"/>
-          <w:sz w:val="28"/>
-          <w:szCs w:val="28"/>
-        </w:rPr>
-      </w:pPr>
-      <w:r>
-        <w:rPr>
-          <w:rFonts w:ascii="Times New Roman" w:hAnsi="Times New Roman" w:cs="Times New Roman"/>
-          <w:sz w:val="28"/>
-          <w:szCs w:val="28"/>
-        </w:rPr>
-        <w:t>Данный блок является первым в очереди реализации, поскольку без работающей системы авторизации невозможно корректно тестировать ни один другой модуль.</w:t>
-      </w:r>
-    </w:p>
-    <w:p>
-      <w:pPr>
-        <w:pStyle w:val="a7"/>
-        <w:spacing w:after="0" w:line="360" w:lineRule="auto"/>
-        <w:ind w:left="0" w:firstLine="709"/>
-        <w:jc w:val="both"/>
-        <w:rPr>
-          <w:rFonts w:ascii="Times New Roman" w:hAnsi="Times New Roman" w:cs="Times New Roman"/>
-          <w:sz w:val="28"/>
-          <w:szCs w:val="28"/>
-        </w:rPr>
-      </w:pPr>
-      <w:r>
-        <w:rPr>
-          <w:rFonts w:ascii="Times New Roman" w:hAnsi="Times New Roman" w:cs="Times New Roman"/>
-          <w:i/>
-          <w:iCs/>
-          <w:sz w:val="28"/>
-          <w:szCs w:val="28"/>
-        </w:rPr>
-        <w:t>Проектирование схемы базы данных пользователей и ролей</w:t>
-      </w:r>
-      <w:r>
-        <w:rPr>
-          <w:rFonts w:ascii="Times New Roman" w:hAnsi="Times New Roman" w:cs="Times New Roman"/>
-          <w:sz w:val="28"/>
-          <w:szCs w:val="28"/>
-        </w:rPr>
-        <w:t xml:space="preserve"> оценено в 4–6–10 ч. (ожидаемая — 6,3 ч.). Оптимистичная оценка в 4 часа возможна, если структура ролей не потребует уточнений у заказчика и разработчик сразу определится с моделью данных. Наиболее вероятная оценка в 6 часов закладывает время на согласование схемы внутри команды. Пессимистичная оценка в 10 часов учитывает риск того, что заказчик в ходе проектирования захочет уточнить или расширить модель ролей.</w:t>
-      </w:r>
-    </w:p>
-    <w:p>
-      <w:pPr>
-        <w:pStyle w:val="a7"/>
-        <w:spacing w:after="0" w:line="360" w:lineRule="auto"/>
-        <w:ind w:left="0" w:firstLine="709"/>
-        <w:jc w:val="both"/>
-        <w:rPr>
-          <w:rFonts w:ascii="Times New Roman" w:hAnsi="Times New Roman" w:cs="Times New Roman"/>
-          <w:sz w:val="28"/>
-          <w:szCs w:val="28"/>
-        </w:rPr>
-      </w:pPr>
-      <w:r>
-        <w:rPr>
-          <w:rFonts w:ascii="Times New Roman" w:hAnsi="Times New Roman" w:cs="Times New Roman"/>
-          <w:i/>
-          <w:iCs/>
-          <w:sz w:val="28"/>
-          <w:szCs w:val="28"/>
-        </w:rPr>
-        <w:t>Реализация авторизации по логину и паролю</w:t>
-      </w:r>
-      <w:r>
-        <w:rPr>
-          <w:rFonts w:ascii="Times New Roman" w:hAnsi="Times New Roman" w:cs="Times New Roman"/>
-          <w:sz w:val="28"/>
-          <w:szCs w:val="28"/>
-        </w:rPr>
-        <w:t xml:space="preserve"> — 6–10–16 ч. (ожидаемая — 10,3 ч.). Задача хорошо знакома разработчикам, поэтому оптимистичная оценка невысока. Пессимистичная оценка в 16 часов обусловлена возможными трудностями с настройкой JWT-токенов, CORS-политиками при взаимодействии </w:t>
+      <w:bookmarkStart w:id="19" w:name="_Toc230708737"/>
+      <w:r>
+        <w:rPr>
+          <w:rFonts w:ascii="Times New Roman" w:hAnsi="Times New Roman" w:cs="Times New Roman"/>
+          <w:b/>
+          <w:bCs/>
+          <w:sz w:val="28"/>
+          <w:szCs w:val="28"/>
+        </w:rPr>
+        <w:t>Сводные результаты оценки</w:t>
+      </w:r>
+      <w:bookmarkEnd w:id="19"/>
+    </w:p>
+    <w:p>
+      <w:pPr>
+        <w:spacing w:after="0" w:line="360" w:lineRule="auto"/>
+        <w:ind w:firstLine="709"/>
+        <w:jc w:val="both"/>
+        <w:rPr>
+          <w:rFonts w:ascii="Times New Roman" w:hAnsi="Times New Roman" w:cs="Times New Roman"/>
+          <w:sz w:val="28"/>
+          <w:szCs w:val="28"/>
+        </w:rPr>
+      </w:pPr>
+      <w:r>
+        <w:rPr>
+          <w:rFonts w:ascii="Times New Roman" w:hAnsi="Times New Roman" w:cs="Times New Roman"/>
+          <w:sz w:val="28"/>
+          <w:szCs w:val="28"/>
+        </w:rPr>
+        <w:t>По итогам трёхточечной оценки всех 52 задач проекта получены следующие суммарные показатели.</w:t>
+      </w:r>
+    </w:p>
+    <w:p>
+      <w:pPr>
+        <w:spacing w:after="0" w:line="360" w:lineRule="auto"/>
+        <w:ind w:firstLine="709"/>
+        <w:jc w:val="both"/>
+        <w:rPr>
+          <w:rFonts w:ascii="Times New Roman" w:hAnsi="Times New Roman" w:cs="Times New Roman"/>
+          <w:sz w:val="28"/>
+          <w:szCs w:val="28"/>
+        </w:rPr>
+      </w:pPr>
+      <w:r>
+        <w:rPr>
+          <w:rFonts w:ascii="Times New Roman" w:hAnsi="Times New Roman" w:cs="Times New Roman"/>
+          <w:sz w:val="28"/>
+          <w:szCs w:val="28"/>
+        </w:rPr>
+        <w:t>Суммарные трудозатраты составляют от 293 человеко-часов в оптимистическом сценарии до 1321 человеко-часа в пессимистическом. Ожидаемая оценка, рассчитанная по формуле бета-распределения, составляет 733 человеко-часа.</w:t>
+      </w:r>
+    </w:p>
+    <w:p>
+      <w:pPr>
+        <w:spacing w:after="0" w:line="360" w:lineRule="auto"/>
+        <w:ind w:firstLine="709"/>
+        <w:jc w:val="both"/>
+        <w:rPr>
+          <w:rFonts w:ascii="Times New Roman" w:hAnsi="Times New Roman" w:cs="Times New Roman"/>
+          <w:sz w:val="28"/>
+          <w:szCs w:val="28"/>
+        </w:rPr>
+      </w:pPr>
+      <w:r>
+        <w:rPr>
+          <w:rFonts w:ascii="Times New Roman" w:hAnsi="Times New Roman" w:cs="Times New Roman"/>
+          <w:sz w:val="28"/>
+          <w:szCs w:val="28"/>
+        </w:rPr>
+        <w:t>В пересчёте на человеко-дни (при 8-часовом рабочем дне) диапазон составляет от 36,6 до 165,1 человеко-дней. В пересчёте на человеко-месяцы (при 22 рабочих днях в месяце) — от 1,66 до 7,51 человеко-месяца.</w:t>
+      </w:r>
+    </w:p>
+    <w:p>
+      <w:pPr>
+        <w:spacing w:after="0" w:line="360" w:lineRule="auto"/>
+        <w:ind w:firstLine="709"/>
+        <w:jc w:val="both"/>
+        <w:rPr>
+          <w:rFonts w:ascii="Times New Roman" w:hAnsi="Times New Roman" w:cs="Times New Roman"/>
+          <w:sz w:val="28"/>
+          <w:szCs w:val="28"/>
+        </w:rPr>
+      </w:pPr>
+      <w:r>
+        <w:rPr>
+          <w:rFonts w:ascii="Times New Roman" w:hAnsi="Times New Roman" w:cs="Times New Roman"/>
+          <w:sz w:val="28"/>
+          <w:szCs w:val="28"/>
+        </w:rPr>
+        <w:t>Оптимальная длительность проекта при команде из двух разработчиков составляет от 0,83 месяца в оптимистическом сценарии до 3,75 месяца в пессимистическом, что соответствует реалистичному масштабу проекта данной сложности.</w:t>
+      </w:r>
+    </w:p>
+    <w:p>
+      <w:pPr>
+        <w:spacing w:after="0" w:line="360" w:lineRule="auto"/>
+        <w:ind w:firstLine="709"/>
+        <w:jc w:val="both"/>
+        <w:rPr>
+          <w:rFonts w:ascii="Times New Roman" w:hAnsi="Times New Roman" w:cs="Times New Roman"/>
+          <w:sz w:val="28"/>
+          <w:szCs w:val="28"/>
+        </w:rPr>
+      </w:pPr>
+      <w:r>
+        <w:rPr>
+          <w:rFonts w:ascii="Times New Roman" w:hAnsi="Times New Roman" w:cs="Times New Roman"/>
+          <w:sz w:val="28"/>
+          <w:szCs w:val="28"/>
+        </w:rPr>
+        <w:t xml:space="preserve">При стоимости </w:t>
       </w:r>
       <w:proofErr w:type="spellStart"/>
       <w:r>
@@ -9992,7 +13462,7 @@
           <w:sz w:val="28"/>
           <w:szCs w:val="28"/>
         </w:rPr>
-        <w:t>React</w:t>
+        <w:t>нормочаса</w:t>
       </w:r>
       <w:proofErr w:type="spellEnd"/>
       <w:r>
@@ -10001,7 +13471,36 @@
           <w:sz w:val="28"/>
           <w:szCs w:val="28"/>
         </w:rPr>
-        <w:t xml:space="preserve"> и </w:t>
+        <w:t xml:space="preserve"> в диапазоне 300–350 рублей расчётная стоимость трудозатрат составляет 179 100–208 950 рублей. Данная цифра </w:t>
+      </w:r>
+      <w:r>
+        <w:rPr>
+          <w:rFonts w:ascii="Times New Roman" w:hAnsi="Times New Roman" w:cs="Times New Roman"/>
+          <w:sz w:val="28"/>
+          <w:szCs w:val="28"/>
+        </w:rPr>
+        <w:lastRenderedPageBreak/>
+        <w:t>отражает прямые трудозатраты команды и не включает накладные расходы, стоимость лицензий на программное обеспечение и управленческий резерв, формирующие остаток до общего бюджета проекта в 850 000 рублей.</w:t>
+      </w:r>
+    </w:p>
+    <w:p>
+      <w:pPr>
+        <w:spacing w:after="0" w:line="360" w:lineRule="auto"/>
+        <w:ind w:firstLine="709"/>
+        <w:jc w:val="both"/>
+        <w:rPr>
+          <w:rFonts w:ascii="Times New Roman" w:hAnsi="Times New Roman" w:cs="Times New Roman"/>
+          <w:sz w:val="28"/>
+          <w:szCs w:val="28"/>
+        </w:rPr>
+      </w:pPr>
+      <w:r>
+        <w:rPr>
+          <w:rFonts w:ascii="Times New Roman" w:hAnsi="Times New Roman" w:cs="Times New Roman"/>
+          <w:sz w:val="28"/>
+          <w:szCs w:val="28"/>
+        </w:rPr>
+        <w:t xml:space="preserve">Распределение ожидаемых трудозатрат по разделам работ выглядит следующим образом: наибольшую долю занимает разработка программного обеспечения — около 70% от общего объёма, что соответствует типичному распределению для проектов по заказной разработке. На долю тестирования приходится около 7%, документирования — около 6%, управленческих работ — около 9%, </w:t>
       </w:r>
       <w:proofErr w:type="spellStart"/>
       <w:r>
@@ -10010,7 +13509,7 @@
           <w:sz w:val="28"/>
           <w:szCs w:val="28"/>
         </w:rPr>
-        <w:t>FastAPI</w:t>
+        <w:t>пресейла</w:t>
       </w:r>
       <w:proofErr w:type="spellEnd"/>
       <w:r>
@@ -10019,3422 +13518,11 @@
           <w:sz w:val="28"/>
           <w:szCs w:val="28"/>
         </w:rPr>
-        <w:t>, а также необходимостью покрытия тестами.</w:t>
-      </w:r>
-    </w:p>
-    <w:p>
-      <w:pPr>
-        <w:pStyle w:val="a7"/>
-        <w:spacing w:after="0" w:line="360" w:lineRule="auto"/>
-        <w:ind w:left="0" w:firstLine="709"/>
-        <w:jc w:val="both"/>
-        <w:rPr>
-          <w:rFonts w:ascii="Times New Roman" w:hAnsi="Times New Roman" w:cs="Times New Roman"/>
-          <w:sz w:val="28"/>
-          <w:szCs w:val="28"/>
-        </w:rPr>
-      </w:pPr>
-      <w:r>
-        <w:rPr>
-          <w:rFonts w:ascii="Times New Roman" w:hAnsi="Times New Roman" w:cs="Times New Roman"/>
-          <w:i/>
-          <w:iCs/>
-          <w:sz w:val="28"/>
-          <w:szCs w:val="28"/>
-        </w:rPr>
-        <w:t>Реализация четырёхуровневой пользовательской модели</w:t>
-      </w:r>
-      <w:r>
-        <w:rPr>
-          <w:rFonts w:ascii="Times New Roman" w:hAnsi="Times New Roman" w:cs="Times New Roman"/>
-          <w:sz w:val="28"/>
-          <w:szCs w:val="28"/>
-        </w:rPr>
-        <w:t xml:space="preserve"> — 8–12–20 ч. (ожидаемая — 12,7 ч.). Это наиболее трудоёмкая задача блока: четыре роли с разными наборами разрешений требуют продуманной системы </w:t>
-      </w:r>
-      <w:proofErr w:type="spellStart"/>
-      <w:r>
-        <w:rPr>
-          <w:rFonts w:ascii="Times New Roman" w:hAnsi="Times New Roman" w:cs="Times New Roman"/>
-          <w:sz w:val="28"/>
-          <w:szCs w:val="28"/>
-        </w:rPr>
-        <w:t>middleware</w:t>
-      </w:r>
-      <w:proofErr w:type="spellEnd"/>
-      <w:r>
-        <w:rPr>
-          <w:rFonts w:ascii="Times New Roman" w:hAnsi="Times New Roman" w:cs="Times New Roman"/>
-          <w:sz w:val="28"/>
-          <w:szCs w:val="28"/>
-        </w:rPr>
-        <w:t xml:space="preserve"> на сервере и условного рендеринга на клиенте. Пессимистичная оценка в 20 часов закладывает сценарий, при котором заказчик уточнит границы доступа уже в процессе реализации.</w:t>
-      </w:r>
-    </w:p>
-    <w:p>
-      <w:pPr>
-        <w:pStyle w:val="a7"/>
-        <w:spacing w:after="0" w:line="360" w:lineRule="auto"/>
-        <w:ind w:left="0" w:firstLine="709"/>
-        <w:jc w:val="both"/>
-        <w:rPr>
-          <w:rFonts w:ascii="Times New Roman" w:hAnsi="Times New Roman" w:cs="Times New Roman"/>
-          <w:sz w:val="28"/>
-          <w:szCs w:val="28"/>
-        </w:rPr>
-      </w:pPr>
-      <w:r>
-        <w:rPr>
-          <w:rFonts w:ascii="Times New Roman" w:hAnsi="Times New Roman" w:cs="Times New Roman"/>
-          <w:i/>
-          <w:iCs/>
-          <w:sz w:val="28"/>
-          <w:szCs w:val="28"/>
-        </w:rPr>
-        <w:lastRenderedPageBreak/>
-        <w:t>Блокировка аккаунта после трёх неудачных попыток</w:t>
-      </w:r>
-      <w:r>
-        <w:rPr>
-          <w:rFonts w:ascii="Times New Roman" w:hAnsi="Times New Roman" w:cs="Times New Roman"/>
-          <w:sz w:val="28"/>
-          <w:szCs w:val="28"/>
-        </w:rPr>
-        <w:t xml:space="preserve"> — 2–4–6 ч. (ожидаемая — 4,0 ч.). Задача технически несложная, поэтому разброс невелик. Пессимистичная оценка в 6 часов учитывает необходимость реализации механизма разблокировки администратором и покрытия крайних случаев тестами.</w:t>
-      </w:r>
-    </w:p>
-    <w:p>
-      <w:pPr>
-        <w:pStyle w:val="a7"/>
-        <w:spacing w:after="0" w:line="360" w:lineRule="auto"/>
-        <w:ind w:left="0" w:firstLine="709"/>
-        <w:jc w:val="both"/>
-        <w:rPr>
-          <w:rFonts w:ascii="Times New Roman" w:hAnsi="Times New Roman" w:cs="Times New Roman"/>
-          <w:sz w:val="28"/>
-          <w:szCs w:val="28"/>
-        </w:rPr>
-      </w:pPr>
-      <w:r>
-        <w:rPr>
-          <w:rFonts w:ascii="Times New Roman" w:hAnsi="Times New Roman" w:cs="Times New Roman"/>
-          <w:i/>
-          <w:iCs/>
-          <w:sz w:val="28"/>
-          <w:szCs w:val="28"/>
-        </w:rPr>
-        <w:t>Реализация смены пароля после первого входа</w:t>
-      </w:r>
-      <w:r>
-        <w:rPr>
-          <w:rFonts w:ascii="Times New Roman" w:hAnsi="Times New Roman" w:cs="Times New Roman"/>
-          <w:sz w:val="28"/>
-          <w:szCs w:val="28"/>
-        </w:rPr>
-        <w:t xml:space="preserve"> — 3–5–8 ч. (ожидаемая — 5,2 ч.). Оптимистичная оценка предполагает, что форма смены пароля </w:t>
-      </w:r>
-      <w:proofErr w:type="spellStart"/>
-      <w:r>
-        <w:rPr>
-          <w:rFonts w:ascii="Times New Roman" w:hAnsi="Times New Roman" w:cs="Times New Roman"/>
-          <w:sz w:val="28"/>
-          <w:szCs w:val="28"/>
-        </w:rPr>
-        <w:t>переиспользует</w:t>
-      </w:r>
-      <w:proofErr w:type="spellEnd"/>
-      <w:r>
-        <w:rPr>
-          <w:rFonts w:ascii="Times New Roman" w:hAnsi="Times New Roman" w:cs="Times New Roman"/>
-          <w:sz w:val="28"/>
-          <w:szCs w:val="28"/>
-        </w:rPr>
-        <w:t xml:space="preserve"> уже готовые UI-компоненты. Пессимистичная оценка учитывает доработку валидации и требования к сложности пароля, которые могут быть уточнены заказчиком.</w:t>
-      </w:r>
-    </w:p>
-    <w:p>
-      <w:pPr>
-        <w:pStyle w:val="a7"/>
-        <w:numPr>
-          <w:ilvl w:val="1"/>
-          <w:numId w:val="30"/>
-        </w:numPr>
-        <w:spacing w:after="0" w:line="360" w:lineRule="auto"/>
-        <w:ind w:left="0" w:firstLine="709"/>
-        <w:jc w:val="both"/>
-        <w:rPr>
-          <w:rFonts w:ascii="Times New Roman" w:hAnsi="Times New Roman" w:cs="Times New Roman"/>
-          <w:b/>
-          <w:bCs/>
-          <w:sz w:val="28"/>
-          <w:szCs w:val="28"/>
-        </w:rPr>
-      </w:pPr>
-      <w:r>
-        <w:rPr>
-          <w:rFonts w:ascii="Times New Roman" w:hAnsi="Times New Roman" w:cs="Times New Roman"/>
-          <w:b/>
-          <w:bCs/>
-          <w:sz w:val="28"/>
-          <w:szCs w:val="28"/>
-        </w:rPr>
-        <w:t>Ввод и редактирование оценок, посещаемости и домашних заданий</w:t>
-      </w:r>
-    </w:p>
-    <w:p>
-      <w:pPr>
-        <w:pStyle w:val="a7"/>
-        <w:spacing w:after="0" w:line="360" w:lineRule="auto"/>
-        <w:ind w:left="0" w:firstLine="709"/>
-        <w:jc w:val="both"/>
-        <w:rPr>
-          <w:rFonts w:ascii="Times New Roman" w:hAnsi="Times New Roman" w:cs="Times New Roman"/>
-          <w:sz w:val="28"/>
-          <w:szCs w:val="28"/>
-        </w:rPr>
-      </w:pPr>
-      <w:r>
-        <w:rPr>
-          <w:rFonts w:ascii="Times New Roman" w:hAnsi="Times New Roman" w:cs="Times New Roman"/>
-          <w:i/>
-          <w:iCs/>
-          <w:sz w:val="28"/>
-          <w:szCs w:val="28"/>
-        </w:rPr>
-        <w:t>Разработка UI-формы ввода и редактирования оценок</w:t>
-      </w:r>
-      <w:r>
-        <w:rPr>
-          <w:rFonts w:ascii="Times New Roman" w:hAnsi="Times New Roman" w:cs="Times New Roman"/>
-          <w:sz w:val="28"/>
-          <w:szCs w:val="28"/>
-        </w:rPr>
-        <w:t xml:space="preserve"> — 8–12–18 ч. (ожидаемая — 12,3 ч.). Это визуально сложный компонент: табличный интерфейс с </w:t>
-      </w:r>
-      <w:proofErr w:type="spellStart"/>
-      <w:r>
-        <w:rPr>
-          <w:rFonts w:ascii="Times New Roman" w:hAnsi="Times New Roman" w:cs="Times New Roman"/>
-          <w:sz w:val="28"/>
-          <w:szCs w:val="28"/>
-        </w:rPr>
-        <w:t>инлайн</w:t>
-      </w:r>
-      <w:proofErr w:type="spellEnd"/>
-      <w:r>
-        <w:rPr>
-          <w:rFonts w:ascii="Times New Roman" w:hAnsi="Times New Roman" w:cs="Times New Roman"/>
-          <w:sz w:val="28"/>
-          <w:szCs w:val="28"/>
-        </w:rPr>
-        <w:t>-редактированием требует тщательной проработки UX. Оптимистичная оценка допускает использование готовой библиотеки таблиц. Пессимистичная оценка в 18 часов закладывает итерации с заказчиком по внешнему виду интерфейса — опыт показывает, что именно экраны ввода данных вызывают наибольшее число правок.</w:t>
-      </w:r>
-    </w:p>
-    <w:p>
-      <w:pPr>
-        <w:pStyle w:val="a7"/>
-        <w:spacing w:after="0" w:line="360" w:lineRule="auto"/>
-        <w:ind w:left="0" w:firstLine="709"/>
-        <w:jc w:val="both"/>
-        <w:rPr>
-          <w:rFonts w:ascii="Times New Roman" w:hAnsi="Times New Roman" w:cs="Times New Roman"/>
-          <w:sz w:val="28"/>
-          <w:szCs w:val="28"/>
-        </w:rPr>
-      </w:pPr>
-      <w:r>
-        <w:rPr>
-          <w:rFonts w:ascii="Times New Roman" w:hAnsi="Times New Roman" w:cs="Times New Roman"/>
-          <w:i/>
-          <w:iCs/>
-          <w:sz w:val="28"/>
-          <w:szCs w:val="28"/>
-        </w:rPr>
-        <w:t>Автоматический расчёт средней и итоговой оценки</w:t>
-      </w:r>
-      <w:r>
-        <w:rPr>
-          <w:rFonts w:ascii="Times New Roman" w:hAnsi="Times New Roman" w:cs="Times New Roman"/>
-          <w:sz w:val="28"/>
-          <w:szCs w:val="28"/>
-        </w:rPr>
-        <w:t xml:space="preserve"> — 3–5–8 ч. (ожидаемая — 5,2 ч.). Алгоритмически задача несложная. Пессимистичная оценка учитывает уточнение у заказчика правил округления и логики расчёта итоговой оценки при наличии пропусков.</w:t>
-      </w:r>
-    </w:p>
-    <w:p>
-      <w:pPr>
-        <w:pStyle w:val="a7"/>
-        <w:spacing w:after="0" w:line="360" w:lineRule="auto"/>
-        <w:ind w:left="0" w:firstLine="709"/>
-        <w:jc w:val="both"/>
-        <w:rPr>
-          <w:rFonts w:ascii="Times New Roman" w:hAnsi="Times New Roman" w:cs="Times New Roman"/>
-          <w:sz w:val="28"/>
-          <w:szCs w:val="28"/>
-        </w:rPr>
-      </w:pPr>
-      <w:r>
-        <w:rPr>
-          <w:rFonts w:ascii="Times New Roman" w:hAnsi="Times New Roman" w:cs="Times New Roman"/>
-          <w:i/>
-          <w:iCs/>
-          <w:sz w:val="28"/>
-          <w:szCs w:val="28"/>
-        </w:rPr>
-        <w:t>Ввод и редактирование посещаемости</w:t>
-      </w:r>
-      <w:r>
-        <w:rPr>
-          <w:rFonts w:ascii="Times New Roman" w:hAnsi="Times New Roman" w:cs="Times New Roman"/>
-          <w:sz w:val="28"/>
-          <w:szCs w:val="28"/>
-        </w:rPr>
-        <w:t xml:space="preserve"> — 6–10–15 ч. (ожидаемая — 10,2 ч.). Интерфейс отметки посещаемости по структуре схож с журналом оценок, однако требует отдельной логики статусов (присутствовал / отсутствовал / опоздал). Пессимистичная оценка учитывает возможное уточнение перечня статусов и их отображения в отчётах.</w:t>
-      </w:r>
-    </w:p>
-    <w:p>
-      <w:pPr>
-        <w:pStyle w:val="a7"/>
-        <w:spacing w:after="0" w:line="360" w:lineRule="auto"/>
-        <w:ind w:left="0" w:firstLine="709"/>
-        <w:jc w:val="both"/>
-        <w:rPr>
-          <w:rFonts w:ascii="Times New Roman" w:hAnsi="Times New Roman" w:cs="Times New Roman"/>
-          <w:sz w:val="28"/>
-          <w:szCs w:val="28"/>
-        </w:rPr>
-      </w:pPr>
-      <w:r>
-        <w:rPr>
-          <w:rFonts w:ascii="Times New Roman" w:hAnsi="Times New Roman" w:cs="Times New Roman"/>
-          <w:i/>
-          <w:iCs/>
-          <w:sz w:val="28"/>
-          <w:szCs w:val="28"/>
-        </w:rPr>
-        <w:t>Добавление и редактирование домашних заданий</w:t>
-      </w:r>
-      <w:r>
-        <w:rPr>
-          <w:rFonts w:ascii="Times New Roman" w:hAnsi="Times New Roman" w:cs="Times New Roman"/>
-          <w:sz w:val="28"/>
-          <w:szCs w:val="28"/>
-        </w:rPr>
-        <w:t xml:space="preserve"> — 6–10–15 ч. (ожидаемая — 10,2 ч.). Функциональность включает форму создания задания </w:t>
-      </w:r>
-      <w:r>
-        <w:rPr>
-          <w:rFonts w:ascii="Times New Roman" w:hAnsi="Times New Roman" w:cs="Times New Roman"/>
-          <w:sz w:val="28"/>
-          <w:szCs w:val="28"/>
-        </w:rPr>
-        <w:lastRenderedPageBreak/>
-        <w:t>с полем описания, выбором предмета и даты сдачи. Пессимистичная оценка обусловлена возможным требованием поддержки форматированного текста или прикрепления файлов, которое может возникнуть по итогам демонстрации заказчику.</w:t>
-      </w:r>
-    </w:p>
-    <w:p>
-      <w:pPr>
-        <w:pStyle w:val="a7"/>
-        <w:numPr>
-          <w:ilvl w:val="1"/>
-          <w:numId w:val="30"/>
-        </w:numPr>
-        <w:spacing w:after="0" w:line="360" w:lineRule="auto"/>
-        <w:ind w:left="0" w:firstLine="709"/>
-        <w:jc w:val="both"/>
-        <w:rPr>
-          <w:rFonts w:ascii="Times New Roman" w:hAnsi="Times New Roman" w:cs="Times New Roman"/>
-          <w:b/>
-          <w:bCs/>
-          <w:sz w:val="28"/>
-          <w:szCs w:val="28"/>
-        </w:rPr>
-      </w:pPr>
-      <w:r>
-        <w:rPr>
-          <w:rFonts w:ascii="Times New Roman" w:hAnsi="Times New Roman" w:cs="Times New Roman"/>
-          <w:b/>
-          <w:bCs/>
-          <w:sz w:val="28"/>
-          <w:szCs w:val="28"/>
-        </w:rPr>
-        <w:t>Просмотр успеваемости и домашних заданий</w:t>
-      </w:r>
-    </w:p>
-    <w:p>
-      <w:pPr>
-        <w:pStyle w:val="a7"/>
-        <w:spacing w:after="0" w:line="360" w:lineRule="auto"/>
-        <w:ind w:left="0" w:firstLine="709"/>
-        <w:jc w:val="both"/>
-        <w:rPr>
-          <w:rFonts w:ascii="Times New Roman" w:hAnsi="Times New Roman" w:cs="Times New Roman"/>
-          <w:sz w:val="28"/>
-          <w:szCs w:val="28"/>
-        </w:rPr>
-      </w:pPr>
-      <w:r>
-        <w:rPr>
-          <w:rFonts w:ascii="Times New Roman" w:hAnsi="Times New Roman" w:cs="Times New Roman"/>
-          <w:i/>
-          <w:iCs/>
-          <w:sz w:val="28"/>
-          <w:szCs w:val="28"/>
-        </w:rPr>
-        <w:t>Отображение оценок с фильтром по дате и предмету</w:t>
-      </w:r>
-      <w:r>
-        <w:rPr>
-          <w:rFonts w:ascii="Times New Roman" w:hAnsi="Times New Roman" w:cs="Times New Roman"/>
-          <w:sz w:val="28"/>
-          <w:szCs w:val="28"/>
-        </w:rPr>
-        <w:t xml:space="preserve"> — 6–10–16 ч. (ожидаемая — 10,3 ч.). Задача включает реализацию фильтрации на клиенте и/или сервере. Пессимистичная оценка в 16 часов учитывает риск изменения требований к отображению — например, пожелание добавить графическое отображение динамики оценок.</w:t>
-      </w:r>
-    </w:p>
-    <w:p>
-      <w:pPr>
-        <w:pStyle w:val="a7"/>
-        <w:spacing w:after="0" w:line="360" w:lineRule="auto"/>
-        <w:ind w:left="0" w:firstLine="709"/>
-        <w:jc w:val="both"/>
-        <w:rPr>
-          <w:rFonts w:ascii="Times New Roman" w:hAnsi="Times New Roman" w:cs="Times New Roman"/>
-          <w:sz w:val="28"/>
-          <w:szCs w:val="28"/>
-        </w:rPr>
-      </w:pPr>
-      <w:r>
-        <w:rPr>
-          <w:rFonts w:ascii="Times New Roman" w:hAnsi="Times New Roman" w:cs="Times New Roman"/>
-          <w:i/>
-          <w:iCs/>
-          <w:sz w:val="28"/>
-          <w:szCs w:val="28"/>
-        </w:rPr>
-        <w:t>Просмотр домашних заданий с сортировкой по сроку сдачи</w:t>
-      </w:r>
-      <w:r>
-        <w:rPr>
-          <w:rFonts w:ascii="Times New Roman" w:hAnsi="Times New Roman" w:cs="Times New Roman"/>
-          <w:sz w:val="28"/>
-          <w:szCs w:val="28"/>
-        </w:rPr>
-        <w:t xml:space="preserve"> — 3–5–8 ч. (ожидаемая — 5,2 ч.). Несложная задача, основная работа — корректная сортировка и пагинация при большом количестве заданий. Пессимистичная оценка закладывает добавление группировки по предметам.</w:t>
-      </w:r>
-    </w:p>
-    <w:p>
-      <w:pPr>
-        <w:pStyle w:val="a7"/>
-        <w:spacing w:after="0" w:line="360" w:lineRule="auto"/>
-        <w:ind w:left="0" w:firstLine="709"/>
-        <w:jc w:val="both"/>
-        <w:rPr>
-          <w:rFonts w:ascii="Times New Roman" w:hAnsi="Times New Roman" w:cs="Times New Roman"/>
-          <w:sz w:val="28"/>
-          <w:szCs w:val="28"/>
-        </w:rPr>
-      </w:pPr>
-      <w:r>
-        <w:rPr>
-          <w:rFonts w:ascii="Times New Roman" w:hAnsi="Times New Roman" w:cs="Times New Roman"/>
-          <w:i/>
-          <w:iCs/>
-          <w:sz w:val="28"/>
-          <w:szCs w:val="28"/>
-        </w:rPr>
-        <w:t>Подсветка просроченных заданий красным цветом</w:t>
-      </w:r>
-      <w:r>
-        <w:rPr>
-          <w:rFonts w:ascii="Times New Roman" w:hAnsi="Times New Roman" w:cs="Times New Roman"/>
-          <w:sz w:val="28"/>
-          <w:szCs w:val="28"/>
-        </w:rPr>
-        <w:t xml:space="preserve"> — 2–4–6 ч. (ожидаемая — 4,0 ч.). Небольшая по объёму задача. Пессимистичная оценка учитывает граничные случаи: как система должна вести себя с заданием, срок которого наступает сегодня.</w:t>
-      </w:r>
-    </w:p>
-    <w:p>
-      <w:pPr>
-        <w:pStyle w:val="a7"/>
-        <w:numPr>
-          <w:ilvl w:val="1"/>
-          <w:numId w:val="30"/>
-        </w:numPr>
-        <w:spacing w:after="0" w:line="360" w:lineRule="auto"/>
-        <w:ind w:left="0" w:firstLine="709"/>
-        <w:jc w:val="both"/>
-        <w:rPr>
-          <w:rFonts w:ascii="Times New Roman" w:hAnsi="Times New Roman" w:cs="Times New Roman"/>
-          <w:b/>
-          <w:bCs/>
-          <w:sz w:val="28"/>
-          <w:szCs w:val="28"/>
-        </w:rPr>
-      </w:pPr>
-      <w:r>
-        <w:rPr>
-          <w:rFonts w:ascii="Times New Roman" w:hAnsi="Times New Roman" w:cs="Times New Roman"/>
-          <w:b/>
-          <w:bCs/>
-          <w:sz w:val="28"/>
-          <w:szCs w:val="28"/>
-        </w:rPr>
-        <w:t>Генерация и печать отчётов</w:t>
-      </w:r>
-    </w:p>
-    <w:p>
-      <w:pPr>
-        <w:pStyle w:val="a7"/>
-        <w:spacing w:after="0" w:line="360" w:lineRule="auto"/>
-        <w:ind w:left="0" w:firstLine="709"/>
-        <w:jc w:val="both"/>
-        <w:rPr>
-          <w:rFonts w:ascii="Times New Roman" w:hAnsi="Times New Roman" w:cs="Times New Roman"/>
-          <w:sz w:val="28"/>
-          <w:szCs w:val="28"/>
-        </w:rPr>
-      </w:pPr>
-      <w:r>
-        <w:rPr>
-          <w:rFonts w:ascii="Times New Roman" w:hAnsi="Times New Roman" w:cs="Times New Roman"/>
-          <w:i/>
-          <w:iCs/>
-          <w:sz w:val="28"/>
-          <w:szCs w:val="28"/>
-        </w:rPr>
-        <w:t>Разработка шаблонов отчётов</w:t>
-      </w:r>
-      <w:r>
-        <w:rPr>
-          <w:rFonts w:ascii="Times New Roman" w:hAnsi="Times New Roman" w:cs="Times New Roman"/>
-          <w:sz w:val="28"/>
-          <w:szCs w:val="28"/>
-        </w:rPr>
-        <w:t xml:space="preserve"> — 6–10–15 ч. (ожидаемая — 10,2 ч.). Шаблоны согласуются с заказчиком итеративно, что делает разброс оценки значительным. Оптимистичная оценка предполагает принятие первого варианта, пессимистичная — до трёх итераций правок.</w:t>
-      </w:r>
-    </w:p>
-    <w:p>
-      <w:pPr>
-        <w:pStyle w:val="a7"/>
-        <w:spacing w:after="0" w:line="360" w:lineRule="auto"/>
-        <w:ind w:left="0" w:firstLine="709"/>
-        <w:jc w:val="both"/>
-        <w:rPr>
-          <w:rFonts w:ascii="Times New Roman" w:hAnsi="Times New Roman" w:cs="Times New Roman"/>
-          <w:sz w:val="28"/>
-          <w:szCs w:val="28"/>
-        </w:rPr>
-      </w:pPr>
-      <w:r>
-        <w:rPr>
-          <w:rFonts w:ascii="Times New Roman" w:hAnsi="Times New Roman" w:cs="Times New Roman"/>
-          <w:i/>
-          <w:iCs/>
-          <w:sz w:val="28"/>
-          <w:szCs w:val="28"/>
-        </w:rPr>
-        <w:t>Отчёт по классу за четверть или полугодие</w:t>
-      </w:r>
-      <w:r>
-        <w:rPr>
-          <w:rFonts w:ascii="Times New Roman" w:hAnsi="Times New Roman" w:cs="Times New Roman"/>
-          <w:sz w:val="28"/>
-          <w:szCs w:val="28"/>
-        </w:rPr>
-        <w:t xml:space="preserve"> — 8–12–18 ч. (ожидаемая — 12,3 ч.). Сводный отчёт требует агрегирующих запросов к базе данных с группировкой по предметам и периодам. Пессимистичная оценка закладывает оптимизацию запросов при большом объёме данных.</w:t>
-      </w:r>
-    </w:p>
-    <w:p>
-      <w:pPr>
-        <w:pStyle w:val="a7"/>
-        <w:spacing w:after="0" w:line="360" w:lineRule="auto"/>
-        <w:ind w:left="0" w:firstLine="709"/>
-        <w:jc w:val="both"/>
-        <w:rPr>
-          <w:rFonts w:ascii="Times New Roman" w:hAnsi="Times New Roman" w:cs="Times New Roman"/>
-          <w:sz w:val="28"/>
-          <w:szCs w:val="28"/>
-        </w:rPr>
-      </w:pPr>
-      <w:r>
-        <w:rPr>
-          <w:rFonts w:ascii="Times New Roman" w:hAnsi="Times New Roman" w:cs="Times New Roman"/>
-          <w:i/>
-          <w:iCs/>
-          <w:sz w:val="28"/>
-          <w:szCs w:val="28"/>
-        </w:rPr>
-        <w:t>Индивидуальный отчёт по ученику</w:t>
-      </w:r>
-      <w:r>
-        <w:rPr>
-          <w:rFonts w:ascii="Times New Roman" w:hAnsi="Times New Roman" w:cs="Times New Roman"/>
-          <w:sz w:val="28"/>
-          <w:szCs w:val="28"/>
-        </w:rPr>
-        <w:t xml:space="preserve"> — 6–10–15 ч. (ожидаемая — 10,2 ч.). По структуре проще сводного отчёта, однако требует отдельной вёрстки и </w:t>
-      </w:r>
-      <w:r>
-        <w:rPr>
-          <w:rFonts w:ascii="Times New Roman" w:hAnsi="Times New Roman" w:cs="Times New Roman"/>
-          <w:sz w:val="28"/>
-          <w:szCs w:val="28"/>
-        </w:rPr>
-        <w:lastRenderedPageBreak/>
-        <w:t>логики формирования. Пессимистичная оценка учитывает возможное добавление графика динамики успеваемости.</w:t>
-      </w:r>
-    </w:p>
-    <w:p>
-      <w:pPr>
-        <w:pStyle w:val="a7"/>
-        <w:numPr>
-          <w:ilvl w:val="1"/>
-          <w:numId w:val="30"/>
-        </w:numPr>
-        <w:spacing w:after="0" w:line="360" w:lineRule="auto"/>
-        <w:ind w:left="0" w:firstLine="709"/>
-        <w:jc w:val="both"/>
-        <w:rPr>
-          <w:rFonts w:ascii="Times New Roman" w:hAnsi="Times New Roman" w:cs="Times New Roman"/>
-          <w:b/>
-          <w:bCs/>
-          <w:sz w:val="28"/>
-          <w:szCs w:val="28"/>
-        </w:rPr>
-      </w:pPr>
-      <w:r>
-        <w:rPr>
-          <w:rFonts w:ascii="Times New Roman" w:hAnsi="Times New Roman" w:cs="Times New Roman"/>
-          <w:b/>
-          <w:bCs/>
-          <w:sz w:val="28"/>
-          <w:szCs w:val="28"/>
-        </w:rPr>
-        <w:t>Синхронизация данных с сервером школы</w:t>
-      </w:r>
-    </w:p>
-    <w:p>
-      <w:pPr>
-        <w:pStyle w:val="a7"/>
-        <w:spacing w:after="0" w:line="360" w:lineRule="auto"/>
-        <w:ind w:left="0" w:firstLine="709"/>
-        <w:jc w:val="both"/>
-        <w:rPr>
-          <w:rFonts w:ascii="Times New Roman" w:hAnsi="Times New Roman" w:cs="Times New Roman"/>
-          <w:sz w:val="28"/>
-          <w:szCs w:val="28"/>
-        </w:rPr>
-      </w:pPr>
-      <w:r>
-        <w:rPr>
-          <w:rFonts w:ascii="Times New Roman" w:hAnsi="Times New Roman" w:cs="Times New Roman"/>
-          <w:i/>
-          <w:iCs/>
-          <w:sz w:val="28"/>
-          <w:szCs w:val="28"/>
-        </w:rPr>
-        <w:t>Разработка механизма синхронизации</w:t>
-      </w:r>
-      <w:r>
-        <w:rPr>
-          <w:rFonts w:ascii="Times New Roman" w:hAnsi="Times New Roman" w:cs="Times New Roman"/>
-          <w:sz w:val="28"/>
-          <w:szCs w:val="28"/>
-        </w:rPr>
-        <w:t xml:space="preserve"> — 12–20–30 ч. (ожидаемая — 20,3 ч.). Это наиболее рискованная задача раздела. Оптимистичная оценка предполагает отсутствие конфликтов при одновременном редактировании. Наиболее вероятная оценка закладывает реализацию базовой стратегии разрешения конфликтов («последняя запись побеждает»). Пессимистичная оценка в 30 часов учитывает нестабильность школьной сети и необходимость реализации режима офлайн-работы с последующей синхронизацией.</w:t>
-      </w:r>
-    </w:p>
-    <w:p>
-      <w:pPr>
-        <w:pStyle w:val="a7"/>
-        <w:numPr>
-          <w:ilvl w:val="1"/>
-          <w:numId w:val="30"/>
-        </w:numPr>
-        <w:spacing w:after="0" w:line="360" w:lineRule="auto"/>
-        <w:ind w:left="0" w:firstLine="709"/>
-        <w:jc w:val="both"/>
-        <w:rPr>
-          <w:rFonts w:ascii="Times New Roman" w:hAnsi="Times New Roman" w:cs="Times New Roman"/>
-          <w:b/>
-          <w:bCs/>
-          <w:sz w:val="28"/>
-          <w:szCs w:val="28"/>
-        </w:rPr>
-      </w:pPr>
-      <w:r>
-        <w:rPr>
-          <w:rFonts w:ascii="Times New Roman" w:hAnsi="Times New Roman" w:cs="Times New Roman"/>
-          <w:b/>
-          <w:bCs/>
-          <w:sz w:val="28"/>
-          <w:szCs w:val="28"/>
-        </w:rPr>
-        <w:t>Экспорт данных в Excel и PDF</w:t>
-      </w:r>
-    </w:p>
-    <w:p>
-      <w:pPr>
-        <w:pStyle w:val="a7"/>
-        <w:spacing w:after="0" w:line="360" w:lineRule="auto"/>
-        <w:ind w:left="0" w:firstLine="709"/>
-        <w:jc w:val="both"/>
-        <w:rPr>
-          <w:rFonts w:ascii="Times New Roman" w:hAnsi="Times New Roman" w:cs="Times New Roman"/>
-          <w:sz w:val="28"/>
-          <w:szCs w:val="28"/>
-        </w:rPr>
-      </w:pPr>
-      <w:r>
-        <w:rPr>
-          <w:rFonts w:ascii="Times New Roman" w:hAnsi="Times New Roman" w:cs="Times New Roman"/>
-          <w:i/>
-          <w:iCs/>
-          <w:sz w:val="28"/>
-          <w:szCs w:val="28"/>
-        </w:rPr>
-        <w:t>Экспорт в Excel</w:t>
-      </w:r>
-      <w:r>
-        <w:rPr>
-          <w:rFonts w:ascii="Times New Roman" w:hAnsi="Times New Roman" w:cs="Times New Roman"/>
-          <w:sz w:val="28"/>
-          <w:szCs w:val="28"/>
-        </w:rPr>
-        <w:t xml:space="preserve"> — 4–6–10 ч. (ожидаемая — 6,3 ч.). Реализуется через библиотеку </w:t>
-      </w:r>
-      <w:proofErr w:type="spellStart"/>
-      <w:r>
-        <w:rPr>
-          <w:rFonts w:ascii="Times New Roman" w:hAnsi="Times New Roman" w:cs="Times New Roman"/>
-          <w:sz w:val="28"/>
-          <w:szCs w:val="28"/>
-        </w:rPr>
-        <w:t>openpyxl</w:t>
-      </w:r>
-      <w:proofErr w:type="spellEnd"/>
-      <w:r>
-        <w:rPr>
-          <w:rFonts w:ascii="Times New Roman" w:hAnsi="Times New Roman" w:cs="Times New Roman"/>
-          <w:sz w:val="28"/>
-          <w:szCs w:val="28"/>
-        </w:rPr>
-        <w:t xml:space="preserve"> на серверной стороне. Пессимистичная оценка учитывает требования к форматированию ячеек и итоговым строкам, которые могут возникнуть после демонстрации заказчику.</w:t>
-      </w:r>
-    </w:p>
-    <w:p>
-      <w:pPr>
-        <w:pStyle w:val="a7"/>
-        <w:spacing w:after="0" w:line="360" w:lineRule="auto"/>
-        <w:ind w:left="0" w:firstLine="709"/>
-        <w:jc w:val="both"/>
-        <w:rPr>
-          <w:rFonts w:ascii="Times New Roman" w:hAnsi="Times New Roman" w:cs="Times New Roman"/>
-          <w:sz w:val="28"/>
-          <w:szCs w:val="28"/>
-        </w:rPr>
-      </w:pPr>
-      <w:r>
-        <w:rPr>
-          <w:rFonts w:ascii="Times New Roman" w:hAnsi="Times New Roman" w:cs="Times New Roman"/>
-          <w:i/>
-          <w:iCs/>
-          <w:sz w:val="28"/>
-          <w:szCs w:val="28"/>
-        </w:rPr>
-        <w:t>Экспорт в PDF</w:t>
-      </w:r>
-      <w:r>
-        <w:rPr>
-          <w:rFonts w:ascii="Times New Roman" w:hAnsi="Times New Roman" w:cs="Times New Roman"/>
-          <w:sz w:val="28"/>
-          <w:szCs w:val="28"/>
-        </w:rPr>
-        <w:t xml:space="preserve"> — 5–8–12 ч. (ожидаемая — 8,2 ч.). PDF-генерация через браузер или серверную библиотеку (например, </w:t>
-      </w:r>
-      <w:proofErr w:type="spellStart"/>
-      <w:r>
-        <w:rPr>
-          <w:rFonts w:ascii="Times New Roman" w:hAnsi="Times New Roman" w:cs="Times New Roman"/>
-          <w:sz w:val="28"/>
-          <w:szCs w:val="28"/>
-        </w:rPr>
-        <w:t>WeasyPrint</w:t>
-      </w:r>
-      <w:proofErr w:type="spellEnd"/>
-      <w:r>
-        <w:rPr>
-          <w:rFonts w:ascii="Times New Roman" w:hAnsi="Times New Roman" w:cs="Times New Roman"/>
-          <w:sz w:val="28"/>
-          <w:szCs w:val="28"/>
-        </w:rPr>
-        <w:t>) требует отдельной настройки стилей печати. Пессимистичная оценка закладывает проблемы с кириллицей и кастомизацией колонтитулов.</w:t>
-      </w:r>
-    </w:p>
-    <w:p>
-      <w:pPr>
-        <w:pStyle w:val="a7"/>
-        <w:numPr>
-          <w:ilvl w:val="1"/>
-          <w:numId w:val="30"/>
-        </w:numPr>
-        <w:spacing w:after="0" w:line="360" w:lineRule="auto"/>
-        <w:ind w:left="0" w:firstLine="709"/>
-        <w:jc w:val="both"/>
-        <w:rPr>
-          <w:rFonts w:ascii="Times New Roman" w:hAnsi="Times New Roman" w:cs="Times New Roman"/>
-          <w:b/>
-          <w:bCs/>
-          <w:sz w:val="28"/>
-          <w:szCs w:val="28"/>
-        </w:rPr>
-      </w:pPr>
-      <w:r>
-        <w:rPr>
-          <w:rFonts w:ascii="Times New Roman" w:hAnsi="Times New Roman" w:cs="Times New Roman"/>
-          <w:b/>
-          <w:bCs/>
-          <w:sz w:val="28"/>
-          <w:szCs w:val="28"/>
-        </w:rPr>
-        <w:t>Сохранение и резервное копирование данных</w:t>
-      </w:r>
-    </w:p>
-    <w:p>
-      <w:pPr>
-        <w:pStyle w:val="a7"/>
-        <w:spacing w:after="0" w:line="360" w:lineRule="auto"/>
-        <w:ind w:left="0" w:firstLine="709"/>
-        <w:jc w:val="both"/>
-        <w:rPr>
-          <w:rFonts w:ascii="Times New Roman" w:hAnsi="Times New Roman" w:cs="Times New Roman"/>
-          <w:sz w:val="28"/>
-          <w:szCs w:val="28"/>
-        </w:rPr>
-      </w:pPr>
-      <w:r>
-        <w:rPr>
-          <w:rFonts w:ascii="Times New Roman" w:hAnsi="Times New Roman" w:cs="Times New Roman"/>
-          <w:i/>
-          <w:iCs/>
-          <w:sz w:val="28"/>
-          <w:szCs w:val="28"/>
-        </w:rPr>
-        <w:t xml:space="preserve">Реализация </w:t>
-      </w:r>
-      <w:proofErr w:type="spellStart"/>
-      <w:r>
-        <w:rPr>
-          <w:rFonts w:ascii="Times New Roman" w:hAnsi="Times New Roman" w:cs="Times New Roman"/>
-          <w:i/>
-          <w:iCs/>
-          <w:sz w:val="28"/>
-          <w:szCs w:val="28"/>
-        </w:rPr>
-        <w:t>автосохранения</w:t>
-      </w:r>
-      <w:proofErr w:type="spellEnd"/>
-      <w:r>
-        <w:rPr>
-          <w:rFonts w:ascii="Times New Roman" w:hAnsi="Times New Roman" w:cs="Times New Roman"/>
-          <w:i/>
-          <w:iCs/>
-          <w:sz w:val="28"/>
-          <w:szCs w:val="28"/>
-        </w:rPr>
-        <w:t xml:space="preserve"> каждые 5 минут</w:t>
-      </w:r>
-      <w:r>
-        <w:rPr>
-          <w:rFonts w:ascii="Times New Roman" w:hAnsi="Times New Roman" w:cs="Times New Roman"/>
-          <w:sz w:val="28"/>
-          <w:szCs w:val="28"/>
-        </w:rPr>
-        <w:t xml:space="preserve"> — 4–7–12 ч. (ожидаемая — 7,3 ч.). Основная сложность — реализация </w:t>
-      </w:r>
-      <w:proofErr w:type="spellStart"/>
-      <w:r>
-        <w:rPr>
-          <w:rFonts w:ascii="Times New Roman" w:hAnsi="Times New Roman" w:cs="Times New Roman"/>
-          <w:sz w:val="28"/>
-          <w:szCs w:val="28"/>
-        </w:rPr>
-        <w:t>дебаунса</w:t>
-      </w:r>
-      <w:proofErr w:type="spellEnd"/>
-      <w:r>
-        <w:rPr>
-          <w:rFonts w:ascii="Times New Roman" w:hAnsi="Times New Roman" w:cs="Times New Roman"/>
-          <w:sz w:val="28"/>
-          <w:szCs w:val="28"/>
-        </w:rPr>
-        <w:t xml:space="preserve">, чтобы </w:t>
-      </w:r>
-      <w:proofErr w:type="spellStart"/>
-      <w:r>
-        <w:rPr>
-          <w:rFonts w:ascii="Times New Roman" w:hAnsi="Times New Roman" w:cs="Times New Roman"/>
-          <w:sz w:val="28"/>
-          <w:szCs w:val="28"/>
-        </w:rPr>
-        <w:t>автосохранение</w:t>
-      </w:r>
-      <w:proofErr w:type="spellEnd"/>
-      <w:r>
-        <w:rPr>
-          <w:rFonts w:ascii="Times New Roman" w:hAnsi="Times New Roman" w:cs="Times New Roman"/>
-          <w:sz w:val="28"/>
-          <w:szCs w:val="28"/>
-        </w:rPr>
-        <w:t xml:space="preserve"> не создавало избыточной нагрузки на сервер при активном вводе данных. Пессимистичная оценка учитывает отладку поведения при потере соединения в момент </w:t>
-      </w:r>
-      <w:proofErr w:type="spellStart"/>
-      <w:r>
-        <w:rPr>
-          <w:rFonts w:ascii="Times New Roman" w:hAnsi="Times New Roman" w:cs="Times New Roman"/>
-          <w:sz w:val="28"/>
-          <w:szCs w:val="28"/>
-        </w:rPr>
-        <w:t>автосохранения</w:t>
-      </w:r>
-      <w:proofErr w:type="spellEnd"/>
-      <w:r>
-        <w:rPr>
-          <w:rFonts w:ascii="Times New Roman" w:hAnsi="Times New Roman" w:cs="Times New Roman"/>
-          <w:sz w:val="28"/>
-          <w:szCs w:val="28"/>
-        </w:rPr>
-        <w:t>.</w:t>
-      </w:r>
-    </w:p>
-    <w:p>
-      <w:pPr>
-        <w:pStyle w:val="a7"/>
-        <w:spacing w:after="0" w:line="360" w:lineRule="auto"/>
-        <w:ind w:left="0" w:firstLine="709"/>
-        <w:jc w:val="both"/>
-        <w:rPr>
-          <w:rFonts w:ascii="Times New Roman" w:hAnsi="Times New Roman" w:cs="Times New Roman"/>
-          <w:sz w:val="28"/>
-          <w:szCs w:val="28"/>
-        </w:rPr>
-      </w:pPr>
-      <w:r>
-        <w:rPr>
-          <w:rFonts w:ascii="Times New Roman" w:hAnsi="Times New Roman" w:cs="Times New Roman"/>
-          <w:i/>
-          <w:iCs/>
-          <w:sz w:val="28"/>
-          <w:szCs w:val="28"/>
-        </w:rPr>
-        <w:t>Создание механизма резервного копирования БД</w:t>
-      </w:r>
-      <w:r>
-        <w:rPr>
-          <w:rFonts w:ascii="Times New Roman" w:hAnsi="Times New Roman" w:cs="Times New Roman"/>
-          <w:sz w:val="28"/>
-          <w:szCs w:val="28"/>
-        </w:rPr>
-        <w:t xml:space="preserve"> — 4–6–10 ч. (ожидаемая — 6,3 ч.). Реализуется как </w:t>
-      </w:r>
-      <w:proofErr w:type="spellStart"/>
-      <w:r>
-        <w:rPr>
-          <w:rFonts w:ascii="Times New Roman" w:hAnsi="Times New Roman" w:cs="Times New Roman"/>
-          <w:sz w:val="28"/>
-          <w:szCs w:val="28"/>
-        </w:rPr>
-        <w:t>cron</w:t>
-      </w:r>
-      <w:proofErr w:type="spellEnd"/>
-      <w:r>
-        <w:rPr>
-          <w:rFonts w:ascii="Times New Roman" w:hAnsi="Times New Roman" w:cs="Times New Roman"/>
-          <w:sz w:val="28"/>
-          <w:szCs w:val="28"/>
-        </w:rPr>
-        <w:t>-задача на сервере школы с ротацией резервных копий. Пессимистичная оценка закладывает настройку уведомлений об успешном или неуспешном резервировании.</w:t>
-      </w:r>
-    </w:p>
-    <w:p>
-      <w:pPr>
-        <w:pStyle w:val="a7"/>
-        <w:numPr>
-          <w:ilvl w:val="1"/>
-          <w:numId w:val="30"/>
-        </w:numPr>
-        <w:spacing w:after="0" w:line="360" w:lineRule="auto"/>
-        <w:ind w:left="0" w:firstLine="709"/>
-        <w:jc w:val="both"/>
-        <w:rPr>
-          <w:rFonts w:ascii="Times New Roman" w:hAnsi="Times New Roman" w:cs="Times New Roman"/>
-          <w:b/>
-          <w:bCs/>
-          <w:sz w:val="28"/>
-          <w:szCs w:val="28"/>
-        </w:rPr>
-      </w:pPr>
-      <w:r>
-        <w:rPr>
-          <w:rFonts w:ascii="Times New Roman" w:hAnsi="Times New Roman" w:cs="Times New Roman"/>
-          <w:b/>
-          <w:bCs/>
-          <w:sz w:val="28"/>
-          <w:szCs w:val="28"/>
-        </w:rPr>
-        <w:t>Поиск ученика</w:t>
-      </w:r>
-    </w:p>
-    <w:p>
-      <w:pPr>
-        <w:pStyle w:val="a7"/>
-        <w:spacing w:after="0" w:line="360" w:lineRule="auto"/>
-        <w:ind w:left="0" w:firstLine="709"/>
-        <w:jc w:val="both"/>
-        <w:rPr>
-          <w:rFonts w:ascii="Times New Roman" w:hAnsi="Times New Roman" w:cs="Times New Roman"/>
-          <w:sz w:val="28"/>
-          <w:szCs w:val="28"/>
-        </w:rPr>
-      </w:pPr>
-      <w:r>
-        <w:rPr>
-          <w:rFonts w:ascii="Times New Roman" w:hAnsi="Times New Roman" w:cs="Times New Roman"/>
-          <w:i/>
-          <w:iCs/>
-          <w:sz w:val="28"/>
-          <w:szCs w:val="28"/>
-        </w:rPr>
-        <w:lastRenderedPageBreak/>
-        <w:t>Полнотекстовый поиск по ФИО или номеру журнала</w:t>
-      </w:r>
-      <w:r>
-        <w:rPr>
-          <w:rFonts w:ascii="Times New Roman" w:hAnsi="Times New Roman" w:cs="Times New Roman"/>
-          <w:sz w:val="28"/>
-          <w:szCs w:val="28"/>
-        </w:rPr>
-        <w:t xml:space="preserve"> — 4–6–9 ч. (ожидаемая — 6,2 ч.). </w:t>
-      </w:r>
-      <w:proofErr w:type="spellStart"/>
-      <w:r>
-        <w:rPr>
-          <w:rFonts w:ascii="Times New Roman" w:hAnsi="Times New Roman" w:cs="Times New Roman"/>
-          <w:sz w:val="28"/>
-          <w:szCs w:val="28"/>
-        </w:rPr>
-        <w:t>PostgreSQL</w:t>
-      </w:r>
-      <w:proofErr w:type="spellEnd"/>
-      <w:r>
-        <w:rPr>
-          <w:rFonts w:ascii="Times New Roman" w:hAnsi="Times New Roman" w:cs="Times New Roman"/>
-          <w:sz w:val="28"/>
-          <w:szCs w:val="28"/>
-        </w:rPr>
-        <w:t xml:space="preserve"> поддерживает полнотекстовый поиск </w:t>
-      </w:r>
-      <w:proofErr w:type="spellStart"/>
-      <w:r>
-        <w:rPr>
-          <w:rFonts w:ascii="Times New Roman" w:hAnsi="Times New Roman" w:cs="Times New Roman"/>
-          <w:sz w:val="28"/>
-          <w:szCs w:val="28"/>
-        </w:rPr>
-        <w:t>нативно</w:t>
-      </w:r>
-      <w:proofErr w:type="spellEnd"/>
-      <w:r>
-        <w:rPr>
-          <w:rFonts w:ascii="Times New Roman" w:hAnsi="Times New Roman" w:cs="Times New Roman"/>
-          <w:sz w:val="28"/>
-          <w:szCs w:val="28"/>
-        </w:rPr>
-        <w:t>, что упрощает реализацию. Пессимистичная оценка учитывает необходимость поиска с учётом опечаток или неполного совпадения.</w:t>
-      </w:r>
-    </w:p>
-    <w:p>
-      <w:pPr>
-        <w:pStyle w:val="a7"/>
-        <w:spacing w:after="0" w:line="360" w:lineRule="auto"/>
-        <w:ind w:left="0" w:firstLine="709"/>
-        <w:jc w:val="both"/>
-        <w:rPr>
-          <w:rFonts w:ascii="Times New Roman" w:hAnsi="Times New Roman" w:cs="Times New Roman"/>
-          <w:sz w:val="28"/>
-          <w:szCs w:val="28"/>
-        </w:rPr>
-      </w:pPr>
-      <w:r>
-        <w:rPr>
-          <w:rFonts w:ascii="Times New Roman" w:hAnsi="Times New Roman" w:cs="Times New Roman"/>
-          <w:i/>
-          <w:iCs/>
-          <w:sz w:val="28"/>
-          <w:szCs w:val="28"/>
-        </w:rPr>
-        <w:t>Фильтрация результатов по классу</w:t>
-      </w:r>
-      <w:r>
-        <w:rPr>
-          <w:rFonts w:ascii="Times New Roman" w:hAnsi="Times New Roman" w:cs="Times New Roman"/>
-          <w:sz w:val="28"/>
-          <w:szCs w:val="28"/>
-        </w:rPr>
-        <w:t xml:space="preserve"> — 2–3–5 ч. (ожидаемая — 3,2 ч.). Задача небольшая, реализуется как дополнительный параметр запроса к API.</w:t>
-      </w:r>
-    </w:p>
-    <w:p>
-      <w:pPr>
-        <w:pStyle w:val="a7"/>
-        <w:numPr>
-          <w:ilvl w:val="1"/>
-          <w:numId w:val="30"/>
-        </w:numPr>
-        <w:spacing w:after="0" w:line="360" w:lineRule="auto"/>
-        <w:ind w:left="0" w:firstLine="709"/>
-        <w:jc w:val="both"/>
-        <w:rPr>
-          <w:rFonts w:ascii="Times New Roman" w:hAnsi="Times New Roman" w:cs="Times New Roman"/>
-          <w:b/>
-          <w:bCs/>
-          <w:sz w:val="28"/>
-          <w:szCs w:val="28"/>
-        </w:rPr>
-      </w:pPr>
-      <w:r>
-        <w:rPr>
-          <w:rFonts w:ascii="Times New Roman" w:hAnsi="Times New Roman" w:cs="Times New Roman"/>
-          <w:b/>
-          <w:bCs/>
-          <w:sz w:val="28"/>
-          <w:szCs w:val="28"/>
-        </w:rPr>
-        <w:t>История изменений оценок</w:t>
-      </w:r>
-    </w:p>
-    <w:p>
-      <w:pPr>
-        <w:pStyle w:val="a7"/>
-        <w:spacing w:after="0" w:line="360" w:lineRule="auto"/>
-        <w:ind w:left="0" w:firstLine="709"/>
-        <w:jc w:val="both"/>
-        <w:rPr>
-          <w:rFonts w:ascii="Times New Roman" w:hAnsi="Times New Roman" w:cs="Times New Roman"/>
-          <w:sz w:val="28"/>
-          <w:szCs w:val="28"/>
-        </w:rPr>
-      </w:pPr>
-      <w:r>
-        <w:rPr>
-          <w:rFonts w:ascii="Times New Roman" w:hAnsi="Times New Roman" w:cs="Times New Roman"/>
-          <w:i/>
-          <w:iCs/>
-          <w:sz w:val="28"/>
-          <w:szCs w:val="28"/>
-        </w:rPr>
-        <w:t>Логирование изменений в базе данных</w:t>
-      </w:r>
-      <w:r>
-        <w:rPr>
-          <w:rFonts w:ascii="Times New Roman" w:hAnsi="Times New Roman" w:cs="Times New Roman"/>
-          <w:sz w:val="28"/>
-          <w:szCs w:val="28"/>
-        </w:rPr>
-        <w:t xml:space="preserve"> — 5–8–14 ч. (ожидаемая — 8,5 ч.). Требует создания отдельной таблицы аудита с фиксацией: кто, когда и что изменил. Пессимистичная оценка учитывает риск значительного роста объёма данных и необходимость настройки архивирования старых записей.</w:t>
-      </w:r>
-    </w:p>
-    <w:p>
-      <w:pPr>
-        <w:pStyle w:val="a7"/>
-        <w:spacing w:after="0" w:line="360" w:lineRule="auto"/>
-        <w:ind w:left="0" w:firstLine="709"/>
-        <w:jc w:val="both"/>
-        <w:rPr>
-          <w:rFonts w:ascii="Times New Roman" w:hAnsi="Times New Roman" w:cs="Times New Roman"/>
-          <w:sz w:val="28"/>
-          <w:szCs w:val="28"/>
-        </w:rPr>
-      </w:pPr>
-      <w:r>
-        <w:rPr>
-          <w:rFonts w:ascii="Times New Roman" w:hAnsi="Times New Roman" w:cs="Times New Roman"/>
-          <w:i/>
-          <w:iCs/>
-          <w:sz w:val="28"/>
-          <w:szCs w:val="28"/>
-        </w:rPr>
-        <w:t>Отображение истории для учителя и директора</w:t>
-      </w:r>
-      <w:r>
-        <w:rPr>
-          <w:rFonts w:ascii="Times New Roman" w:hAnsi="Times New Roman" w:cs="Times New Roman"/>
-          <w:sz w:val="28"/>
-          <w:szCs w:val="28"/>
-        </w:rPr>
-        <w:t xml:space="preserve"> — 4–7–12 ч. (ожидаемая — 7,3 ч.). Интерфейс истории изменений согласуется с заказчиком отдельно. Пессимистичная оценка закладывает добавление фильтрации по периоду и пользователю.</w:t>
-      </w:r>
-    </w:p>
-    <w:p>
-      <w:pPr>
-        <w:pStyle w:val="a7"/>
-        <w:numPr>
-          <w:ilvl w:val="1"/>
-          <w:numId w:val="30"/>
-        </w:numPr>
-        <w:spacing w:after="0" w:line="360" w:lineRule="auto"/>
-        <w:ind w:left="0" w:firstLine="709"/>
-        <w:jc w:val="both"/>
-        <w:rPr>
-          <w:rFonts w:ascii="Times New Roman" w:hAnsi="Times New Roman" w:cs="Times New Roman"/>
-          <w:b/>
-          <w:bCs/>
-          <w:sz w:val="28"/>
-          <w:szCs w:val="28"/>
-        </w:rPr>
-      </w:pPr>
-      <w:proofErr w:type="spellStart"/>
-      <w:r>
-        <w:rPr>
-          <w:rFonts w:ascii="Times New Roman" w:hAnsi="Times New Roman" w:cs="Times New Roman"/>
-          <w:b/>
-          <w:bCs/>
-          <w:sz w:val="28"/>
-          <w:szCs w:val="28"/>
-        </w:rPr>
-        <w:t>Email</w:t>
-      </w:r>
-      <w:proofErr w:type="spellEnd"/>
-      <w:r>
-        <w:rPr>
-          <w:rFonts w:ascii="Times New Roman" w:hAnsi="Times New Roman" w:cs="Times New Roman"/>
-          <w:b/>
-          <w:bCs/>
-          <w:sz w:val="28"/>
-          <w:szCs w:val="28"/>
-        </w:rPr>
-        <w:t>-уведомления (версия 2.0)</w:t>
-      </w:r>
-    </w:p>
-    <w:p>
-      <w:pPr>
-        <w:pStyle w:val="a7"/>
-        <w:spacing w:after="0" w:line="360" w:lineRule="auto"/>
-        <w:ind w:left="0" w:firstLine="709"/>
-        <w:jc w:val="both"/>
-        <w:rPr>
-          <w:rFonts w:ascii="Times New Roman" w:hAnsi="Times New Roman" w:cs="Times New Roman"/>
-          <w:sz w:val="28"/>
-          <w:szCs w:val="28"/>
-        </w:rPr>
-      </w:pPr>
-      <w:r>
-        <w:rPr>
-          <w:rFonts w:ascii="Times New Roman" w:hAnsi="Times New Roman" w:cs="Times New Roman"/>
-          <w:i/>
-          <w:iCs/>
-          <w:sz w:val="28"/>
-          <w:szCs w:val="28"/>
-        </w:rPr>
-        <w:t>Настройка SMTP и шаблонов писем</w:t>
-      </w:r>
-      <w:r>
-        <w:rPr>
-          <w:rFonts w:ascii="Times New Roman" w:hAnsi="Times New Roman" w:cs="Times New Roman"/>
-          <w:sz w:val="28"/>
-          <w:szCs w:val="28"/>
-        </w:rPr>
-        <w:t xml:space="preserve"> — 6–10–16 ч. (ожидаемая — 10,3 ч.). Оптимистичная оценка предполагает использование готового SMTP-сервера школы без ограничений. Пессимистичная оценка учитывает проблемы с </w:t>
-      </w:r>
-      <w:proofErr w:type="spellStart"/>
-      <w:r>
-        <w:rPr>
-          <w:rFonts w:ascii="Times New Roman" w:hAnsi="Times New Roman" w:cs="Times New Roman"/>
-          <w:sz w:val="28"/>
-          <w:szCs w:val="28"/>
-        </w:rPr>
-        <w:t>доставляемостью</w:t>
-      </w:r>
-      <w:proofErr w:type="spellEnd"/>
-      <w:r>
-        <w:rPr>
-          <w:rFonts w:ascii="Times New Roman" w:hAnsi="Times New Roman" w:cs="Times New Roman"/>
-          <w:sz w:val="28"/>
-          <w:szCs w:val="28"/>
-        </w:rPr>
-        <w:t xml:space="preserve"> писем, необходимость обхода спам-фильтров и согласование HTML-шаблонов с заказчиком.</w:t>
-      </w:r>
-    </w:p>
-    <w:p>
-      <w:pPr>
-        <w:pStyle w:val="a7"/>
-        <w:spacing w:after="0" w:line="360" w:lineRule="auto"/>
-        <w:ind w:left="0" w:firstLine="709"/>
-        <w:jc w:val="both"/>
-        <w:rPr>
-          <w:rFonts w:ascii="Times New Roman" w:hAnsi="Times New Roman" w:cs="Times New Roman"/>
-          <w:sz w:val="28"/>
-          <w:szCs w:val="28"/>
-        </w:rPr>
-      </w:pPr>
-      <w:r>
-        <w:rPr>
-          <w:rFonts w:ascii="Times New Roman" w:hAnsi="Times New Roman" w:cs="Times New Roman"/>
-          <w:i/>
-          <w:iCs/>
-          <w:sz w:val="28"/>
-          <w:szCs w:val="28"/>
-        </w:rPr>
-        <w:t>Отправка уведомлений родителям при выставлении оценки</w:t>
-      </w:r>
-      <w:r>
-        <w:rPr>
-          <w:rFonts w:ascii="Times New Roman" w:hAnsi="Times New Roman" w:cs="Times New Roman"/>
-          <w:sz w:val="28"/>
-          <w:szCs w:val="28"/>
-        </w:rPr>
-        <w:t xml:space="preserve"> — 5–9–14 ч. (ожидаемая — 9,2 ч.). Задача требует реализации асинхронной очереди отправки, чтобы отправка письма не блокировала интерфейс учителя. Пессимистичная оценка учитывает сценарии повторной отправки при временной недоступности почтового сервера.</w:t>
-      </w:r>
-    </w:p>
-    <w:p>
-      <w:pPr>
-        <w:pStyle w:val="a7"/>
-        <w:numPr>
-          <w:ilvl w:val="1"/>
-          <w:numId w:val="30"/>
-        </w:numPr>
-        <w:spacing w:after="0" w:line="360" w:lineRule="auto"/>
-        <w:ind w:left="0" w:firstLine="709"/>
-        <w:jc w:val="both"/>
-        <w:rPr>
-          <w:rFonts w:ascii="Times New Roman" w:hAnsi="Times New Roman" w:cs="Times New Roman"/>
-          <w:b/>
-          <w:bCs/>
-          <w:sz w:val="28"/>
-          <w:szCs w:val="28"/>
-        </w:rPr>
-      </w:pPr>
-      <w:r>
-        <w:rPr>
-          <w:rFonts w:ascii="Times New Roman" w:hAnsi="Times New Roman" w:cs="Times New Roman"/>
-          <w:b/>
-          <w:bCs/>
-          <w:sz w:val="28"/>
-          <w:szCs w:val="28"/>
-        </w:rPr>
-        <w:t>Модуль внутренних сообщений (версия 2.0)</w:t>
-      </w:r>
-    </w:p>
-    <w:p>
-      <w:pPr>
-        <w:pStyle w:val="a7"/>
-        <w:spacing w:after="0" w:line="360" w:lineRule="auto"/>
-        <w:ind w:left="0" w:firstLine="709"/>
-        <w:jc w:val="both"/>
-        <w:rPr>
-          <w:rFonts w:ascii="Times New Roman" w:hAnsi="Times New Roman" w:cs="Times New Roman"/>
-          <w:sz w:val="28"/>
-          <w:szCs w:val="28"/>
-        </w:rPr>
-      </w:pPr>
-      <w:r>
-        <w:rPr>
-          <w:rFonts w:ascii="Times New Roman" w:hAnsi="Times New Roman" w:cs="Times New Roman"/>
-          <w:i/>
-          <w:iCs/>
-          <w:sz w:val="28"/>
-          <w:szCs w:val="28"/>
-        </w:rPr>
-        <w:t>Разработка системы внутренних сообщений</w:t>
-      </w:r>
-      <w:r>
-        <w:rPr>
-          <w:rFonts w:ascii="Times New Roman" w:hAnsi="Times New Roman" w:cs="Times New Roman"/>
-          <w:sz w:val="28"/>
-          <w:szCs w:val="28"/>
-        </w:rPr>
-        <w:t xml:space="preserve"> — 16–25–40 ч. (ожидаемая — 26,0 ч.). Это наиболее трудоёмкий блок всего проекта. Реализация включает: модель данных для переписки, серверную логику хранения и получения </w:t>
-      </w:r>
-      <w:r>
-        <w:rPr>
-          <w:rFonts w:ascii="Times New Roman" w:hAnsi="Times New Roman" w:cs="Times New Roman"/>
-          <w:sz w:val="28"/>
-          <w:szCs w:val="28"/>
-        </w:rPr>
-        <w:lastRenderedPageBreak/>
-        <w:t xml:space="preserve">сообщений, REST API для обмена, а также UI чата. Пессимистичная оценка в 40 часов учитывает требование доставки сообщений в режиме реального времени через </w:t>
-      </w:r>
-      <w:proofErr w:type="spellStart"/>
-      <w:r>
-        <w:rPr>
-          <w:rFonts w:ascii="Times New Roman" w:hAnsi="Times New Roman" w:cs="Times New Roman"/>
-          <w:sz w:val="28"/>
-          <w:szCs w:val="28"/>
-        </w:rPr>
-        <w:t>WebSocket</w:t>
-      </w:r>
-      <w:proofErr w:type="spellEnd"/>
-      <w:r>
-        <w:rPr>
-          <w:rFonts w:ascii="Times New Roman" w:hAnsi="Times New Roman" w:cs="Times New Roman"/>
-          <w:sz w:val="28"/>
-          <w:szCs w:val="28"/>
-        </w:rPr>
-        <w:t xml:space="preserve"> — технологию, требующую отдельной инфраструктурной настройки на сервере.</w:t>
-      </w:r>
-    </w:p>
-    <w:p>
-      <w:pPr>
-        <w:pStyle w:val="a7"/>
-        <w:spacing w:after="0" w:line="360" w:lineRule="auto"/>
-        <w:ind w:left="0" w:firstLine="709"/>
-        <w:jc w:val="both"/>
-        <w:rPr>
-          <w:rFonts w:ascii="Times New Roman" w:hAnsi="Times New Roman" w:cs="Times New Roman"/>
-          <w:sz w:val="28"/>
-          <w:szCs w:val="28"/>
-        </w:rPr>
-      </w:pPr>
-      <w:r>
-        <w:rPr>
-          <w:rFonts w:ascii="Times New Roman" w:hAnsi="Times New Roman" w:cs="Times New Roman"/>
-          <w:i/>
-          <w:iCs/>
-          <w:sz w:val="28"/>
-          <w:szCs w:val="28"/>
-        </w:rPr>
-        <w:t>Уведомления о новых входящих сообщениях</w:t>
-      </w:r>
-      <w:r>
-        <w:rPr>
-          <w:rFonts w:ascii="Times New Roman" w:hAnsi="Times New Roman" w:cs="Times New Roman"/>
-          <w:sz w:val="28"/>
-          <w:szCs w:val="28"/>
-        </w:rPr>
-        <w:t xml:space="preserve"> — 16–25–40 ч. (ожидаемая — 26,0 ч.). Реализация уведомлений в браузере без перезагрузки страницы требует постоянного соединения с сервером. Пессимистичная оценка обусловлена возможными сложностями при работе через прокси-сервер школы, который может разрывать долгоживущие соединения.</w:t>
-      </w:r>
-    </w:p>
-    <w:p>
-      <w:pPr>
-        <w:pStyle w:val="a7"/>
-        <w:numPr>
-          <w:ilvl w:val="1"/>
-          <w:numId w:val="30"/>
-        </w:numPr>
-        <w:spacing w:after="0" w:line="360" w:lineRule="auto"/>
-        <w:ind w:left="0" w:firstLine="709"/>
-        <w:jc w:val="both"/>
-        <w:rPr>
-          <w:rFonts w:ascii="Times New Roman" w:hAnsi="Times New Roman" w:cs="Times New Roman"/>
-          <w:b/>
-          <w:bCs/>
-          <w:sz w:val="28"/>
-          <w:szCs w:val="28"/>
-        </w:rPr>
-      </w:pPr>
-      <w:r>
-        <w:rPr>
-          <w:rFonts w:ascii="Times New Roman" w:hAnsi="Times New Roman" w:cs="Times New Roman"/>
-          <w:b/>
-          <w:bCs/>
-          <w:sz w:val="28"/>
-          <w:szCs w:val="28"/>
-        </w:rPr>
-        <w:t>Логирование и мониторинг ошибок</w:t>
-      </w:r>
-    </w:p>
-    <w:p>
-      <w:pPr>
-        <w:pStyle w:val="a7"/>
-        <w:spacing w:after="0" w:line="360" w:lineRule="auto"/>
-        <w:ind w:left="0" w:firstLine="709"/>
-        <w:jc w:val="both"/>
-        <w:rPr>
-          <w:rFonts w:ascii="Times New Roman" w:hAnsi="Times New Roman" w:cs="Times New Roman"/>
-          <w:sz w:val="28"/>
-          <w:szCs w:val="28"/>
-        </w:rPr>
-      </w:pPr>
-      <w:r>
-        <w:rPr>
-          <w:rFonts w:ascii="Times New Roman" w:hAnsi="Times New Roman" w:cs="Times New Roman"/>
-          <w:i/>
-          <w:iCs/>
-          <w:sz w:val="28"/>
-          <w:szCs w:val="28"/>
-        </w:rPr>
-        <w:t>Интеграция системы логирования</w:t>
-      </w:r>
-      <w:r>
-        <w:rPr>
-          <w:rFonts w:ascii="Times New Roman" w:hAnsi="Times New Roman" w:cs="Times New Roman"/>
-          <w:sz w:val="28"/>
-          <w:szCs w:val="28"/>
-        </w:rPr>
-        <w:t xml:space="preserve"> — 4–6–10 ч. (ожидаемая — 6,3 ч.). Реализуется на базе стандартного </w:t>
-      </w:r>
-      <w:proofErr w:type="spellStart"/>
-      <w:r>
-        <w:rPr>
-          <w:rFonts w:ascii="Times New Roman" w:hAnsi="Times New Roman" w:cs="Times New Roman"/>
-          <w:sz w:val="28"/>
-          <w:szCs w:val="28"/>
-        </w:rPr>
-        <w:t>logging</w:t>
-      </w:r>
-      <w:proofErr w:type="spellEnd"/>
-      <w:r>
-        <w:rPr>
-          <w:rFonts w:ascii="Times New Roman" w:hAnsi="Times New Roman" w:cs="Times New Roman"/>
-          <w:sz w:val="28"/>
-          <w:szCs w:val="28"/>
-        </w:rPr>
-        <w:t xml:space="preserve"> в Python. Оптимистичная оценка предполагает запись в файл. Пессимистичная закладывает структурированное логирование в формате JSON для последующего анализа.</w:t>
-      </w:r>
-    </w:p>
-    <w:p>
-      <w:pPr>
-        <w:pStyle w:val="a7"/>
-        <w:spacing w:after="0" w:line="360" w:lineRule="auto"/>
-        <w:ind w:left="0" w:firstLine="709"/>
-        <w:jc w:val="both"/>
-        <w:rPr>
-          <w:rFonts w:ascii="Times New Roman" w:hAnsi="Times New Roman" w:cs="Times New Roman"/>
-          <w:sz w:val="28"/>
-          <w:szCs w:val="28"/>
-        </w:rPr>
-      </w:pPr>
-      <w:r>
-        <w:rPr>
-          <w:rFonts w:ascii="Times New Roman" w:hAnsi="Times New Roman" w:cs="Times New Roman"/>
-          <w:i/>
-          <w:iCs/>
-          <w:sz w:val="28"/>
-          <w:szCs w:val="28"/>
-        </w:rPr>
-        <w:t xml:space="preserve">Настройка мониторинга и </w:t>
-      </w:r>
-      <w:proofErr w:type="spellStart"/>
-      <w:r>
-        <w:rPr>
-          <w:rFonts w:ascii="Times New Roman" w:hAnsi="Times New Roman" w:cs="Times New Roman"/>
-          <w:i/>
-          <w:iCs/>
-          <w:sz w:val="28"/>
-          <w:szCs w:val="28"/>
-        </w:rPr>
-        <w:t>алертинга</w:t>
-      </w:r>
-      <w:proofErr w:type="spellEnd"/>
-      <w:r>
-        <w:rPr>
-          <w:rFonts w:ascii="Times New Roman" w:hAnsi="Times New Roman" w:cs="Times New Roman"/>
-          <w:sz w:val="28"/>
-          <w:szCs w:val="28"/>
-        </w:rPr>
-        <w:t xml:space="preserve"> — 6–10–16 ч. (ожидаемая — 10,3 ч.). Пессимистичная оценка в 16 часов учитывает настройку уведомлений при критических ошибках и интеграцию с электронной почтой администратора</w:t>
-      </w:r>
-      <w:r>
-        <w:rPr>
-          <w:rFonts w:ascii="Times New Roman" w:hAnsi="Times New Roman" w:cs="Times New Roman"/>
-          <w:sz w:val="28"/>
-          <w:szCs w:val="28"/>
-        </w:rPr>
-        <w:t>.</w:t>
-      </w:r>
-    </w:p>
-    <w:p>
-      <w:pPr>
-        <w:pStyle w:val="a7"/>
-        <w:spacing w:after="0" w:line="360" w:lineRule="auto"/>
-        <w:ind w:left="0" w:firstLine="709"/>
-        <w:jc w:val="both"/>
-        <w:rPr>
-          <w:rFonts w:ascii="Times New Roman" w:hAnsi="Times New Roman" w:cs="Times New Roman"/>
-          <w:sz w:val="28"/>
-          <w:szCs w:val="28"/>
-        </w:rPr>
-      </w:pPr>
-      <w:r>
-        <w:rPr>
-          <w:rFonts w:ascii="Times New Roman" w:hAnsi="Times New Roman" w:cs="Times New Roman"/>
-          <w:b/>
-          <w:bCs/>
-          <w:sz w:val="28"/>
-          <w:szCs w:val="28"/>
-        </w:rPr>
-        <w:t>Раздел 2. Тестирование</w:t>
-      </w:r>
-    </w:p>
-    <w:p>
-      <w:pPr>
-        <w:pStyle w:val="a7"/>
-        <w:spacing w:after="0" w:line="360" w:lineRule="auto"/>
-        <w:ind w:left="0" w:firstLine="709"/>
-        <w:jc w:val="both"/>
-        <w:rPr>
-          <w:rFonts w:ascii="Times New Roman" w:hAnsi="Times New Roman" w:cs="Times New Roman"/>
-          <w:sz w:val="28"/>
-          <w:szCs w:val="28"/>
-        </w:rPr>
-      </w:pPr>
-      <w:r>
-        <w:rPr>
-          <w:rFonts w:ascii="Times New Roman" w:hAnsi="Times New Roman" w:cs="Times New Roman"/>
-          <w:sz w:val="28"/>
-          <w:szCs w:val="28"/>
-        </w:rPr>
-        <w:t>Тестирование выделено в отдельный раздел и ведётся параллельно с разработкой, а не после её завершения. Такой подход позволяет выявлять дефекты на ранних стадиях, когда стоимость их исправления минимальна.</w:t>
-      </w:r>
-    </w:p>
-    <w:p>
-      <w:pPr>
-        <w:pStyle w:val="a7"/>
-        <w:spacing w:after="0" w:line="360" w:lineRule="auto"/>
-        <w:ind w:left="0" w:firstLine="709"/>
-        <w:jc w:val="both"/>
-        <w:rPr>
-          <w:rFonts w:ascii="Times New Roman" w:hAnsi="Times New Roman" w:cs="Times New Roman"/>
-          <w:sz w:val="28"/>
-          <w:szCs w:val="28"/>
-        </w:rPr>
-      </w:pPr>
-      <w:r>
-        <w:rPr>
-          <w:rFonts w:ascii="Times New Roman" w:hAnsi="Times New Roman" w:cs="Times New Roman"/>
-          <w:i/>
-          <w:iCs/>
-          <w:sz w:val="28"/>
-          <w:szCs w:val="28"/>
-        </w:rPr>
-        <w:t>Модульное тестирование</w:t>
-      </w:r>
-      <w:r>
-        <w:rPr>
-          <w:rFonts w:ascii="Times New Roman" w:hAnsi="Times New Roman" w:cs="Times New Roman"/>
-          <w:sz w:val="28"/>
-          <w:szCs w:val="28"/>
-        </w:rPr>
-        <w:t xml:space="preserve"> — </w:t>
-      </w:r>
-      <w:r>
-        <w:rPr>
-          <w:rFonts w:ascii="Times New Roman" w:hAnsi="Times New Roman" w:cs="Times New Roman"/>
-          <w:b/>
-          <w:bCs/>
-          <w:sz w:val="28"/>
-          <w:szCs w:val="28"/>
-        </w:rPr>
-        <w:t>6–10–16 ч.</w:t>
-      </w:r>
-      <w:r>
-        <w:rPr>
-          <w:rFonts w:ascii="Times New Roman" w:hAnsi="Times New Roman" w:cs="Times New Roman"/>
-          <w:sz w:val="28"/>
-          <w:szCs w:val="28"/>
-        </w:rPr>
-        <w:t xml:space="preserve"> (ожидаемая — 10,3 ч.). Проверяет корректность работы отдельных функций и компонентов в изоляции: расчёт средней оценки, логика блокировки аккаунта, валидация форм. Оптимистичная оценка в 6 часов предполагает высокое покрытие тестами уже в процессе написания кода. Пессимистичная оценка в 16 часов учитывает необходимость рефакторинга отдельных компонентов для обеспечения их тестируемости: если код изначально написан без учёта тестирования, его нужно переработать перед написанием тестов.</w:t>
-      </w:r>
-    </w:p>
-    <w:p>
-      <w:pPr>
-        <w:pStyle w:val="a7"/>
-        <w:spacing w:after="0" w:line="360" w:lineRule="auto"/>
-        <w:ind w:left="0" w:firstLine="709"/>
-        <w:jc w:val="both"/>
-        <w:rPr>
-          <w:rFonts w:ascii="Times New Roman" w:hAnsi="Times New Roman" w:cs="Times New Roman"/>
-          <w:sz w:val="28"/>
-          <w:szCs w:val="28"/>
-        </w:rPr>
-      </w:pPr>
-      <w:r>
-        <w:rPr>
-          <w:rFonts w:ascii="Times New Roman" w:hAnsi="Times New Roman" w:cs="Times New Roman"/>
-          <w:i/>
-          <w:iCs/>
-          <w:sz w:val="28"/>
-          <w:szCs w:val="28"/>
-        </w:rPr>
-        <w:lastRenderedPageBreak/>
-        <w:t>Интеграционное тестирование</w:t>
-      </w:r>
-      <w:r>
-        <w:rPr>
-          <w:rFonts w:ascii="Times New Roman" w:hAnsi="Times New Roman" w:cs="Times New Roman"/>
-          <w:sz w:val="28"/>
-          <w:szCs w:val="28"/>
-        </w:rPr>
-        <w:t xml:space="preserve"> — </w:t>
-      </w:r>
-      <w:r>
-        <w:rPr>
-          <w:rFonts w:ascii="Times New Roman" w:hAnsi="Times New Roman" w:cs="Times New Roman"/>
-          <w:b/>
-          <w:bCs/>
-          <w:sz w:val="28"/>
-          <w:szCs w:val="28"/>
-        </w:rPr>
-        <w:t>5–8–14 ч.</w:t>
-      </w:r>
-      <w:r>
-        <w:rPr>
-          <w:rFonts w:ascii="Times New Roman" w:hAnsi="Times New Roman" w:cs="Times New Roman"/>
-          <w:sz w:val="28"/>
-          <w:szCs w:val="28"/>
-        </w:rPr>
-        <w:t xml:space="preserve"> (ожидаемая — 8,5 ч.). Проверяет взаимодействие компонентов системы между собой: корректность работы REST API, передачу данных между клиентской и серверной частями, поведение при граничных значениях запросов. Оптимистичная оценка предполагает, что все интерфейсы между компонентами были заранее чётко специфицированы. Пессимистичная оценка в 14 часов учитывает сценарий, при котором в ходе интеграции обнаруживаются несоответствия в форматах данных между </w:t>
-      </w:r>
-      <w:proofErr w:type="spellStart"/>
-      <w:r>
-        <w:rPr>
-          <w:rFonts w:ascii="Times New Roman" w:hAnsi="Times New Roman" w:cs="Times New Roman"/>
-          <w:sz w:val="28"/>
-          <w:szCs w:val="28"/>
-        </w:rPr>
-        <w:t>фронтендом</w:t>
-      </w:r>
-      <w:proofErr w:type="spellEnd"/>
-      <w:r>
-        <w:rPr>
-          <w:rFonts w:ascii="Times New Roman" w:hAnsi="Times New Roman" w:cs="Times New Roman"/>
-          <w:sz w:val="28"/>
-          <w:szCs w:val="28"/>
-        </w:rPr>
-        <w:t xml:space="preserve"> и бэкендом.</w:t>
-      </w:r>
-    </w:p>
-    <w:p>
-      <w:pPr>
-        <w:pStyle w:val="a7"/>
-        <w:spacing w:after="0" w:line="360" w:lineRule="auto"/>
-        <w:ind w:left="0" w:firstLine="709"/>
-        <w:jc w:val="both"/>
-        <w:rPr>
-          <w:rFonts w:ascii="Times New Roman" w:hAnsi="Times New Roman" w:cs="Times New Roman"/>
-          <w:sz w:val="28"/>
-          <w:szCs w:val="28"/>
-        </w:rPr>
-      </w:pPr>
-      <w:r>
-        <w:rPr>
-          <w:rFonts w:ascii="Times New Roman" w:hAnsi="Times New Roman" w:cs="Times New Roman"/>
-          <w:i/>
-          <w:iCs/>
-          <w:sz w:val="28"/>
-          <w:szCs w:val="28"/>
-        </w:rPr>
-        <w:t>Нагрузочное тестирование</w:t>
-      </w:r>
-      <w:r>
-        <w:rPr>
-          <w:rFonts w:ascii="Times New Roman" w:hAnsi="Times New Roman" w:cs="Times New Roman"/>
-          <w:sz w:val="28"/>
-          <w:szCs w:val="28"/>
-        </w:rPr>
-        <w:t xml:space="preserve"> — </w:t>
-      </w:r>
-      <w:r>
-        <w:rPr>
-          <w:rFonts w:ascii="Times New Roman" w:hAnsi="Times New Roman" w:cs="Times New Roman"/>
-          <w:b/>
-          <w:bCs/>
-          <w:sz w:val="28"/>
-          <w:szCs w:val="28"/>
-        </w:rPr>
-        <w:t>3–5–9 ч.</w:t>
-      </w:r>
-      <w:r>
-        <w:rPr>
-          <w:rFonts w:ascii="Times New Roman" w:hAnsi="Times New Roman" w:cs="Times New Roman"/>
-          <w:sz w:val="28"/>
-          <w:szCs w:val="28"/>
-        </w:rPr>
-        <w:t xml:space="preserve"> (ожидаемая — 5,3 ч.). Моделирует одновременную работу множества пользователей с целью выявления узких мест производительности. Для школьной системы пиковая нагрузка приходится на начало и конец учебного дня, когда все учителя одновременно открывают журнал. Оптимистичная оценка предполагает, что система выдерживает нагрузку с первого прогона. Пессимистичная оценка закладывает необходимость оптимизации запросов к базе данных по результатам тестирования.</w:t>
-      </w:r>
-    </w:p>
-    <w:p>
-      <w:pPr>
-        <w:pStyle w:val="a7"/>
-        <w:spacing w:after="0" w:line="360" w:lineRule="auto"/>
-        <w:ind w:left="0" w:firstLine="709"/>
-        <w:jc w:val="both"/>
-        <w:rPr>
-          <w:rFonts w:ascii="Times New Roman" w:hAnsi="Times New Roman" w:cs="Times New Roman"/>
-          <w:sz w:val="28"/>
-          <w:szCs w:val="28"/>
-        </w:rPr>
-      </w:pPr>
-      <w:r>
-        <w:rPr>
-          <w:rFonts w:ascii="Times New Roman" w:hAnsi="Times New Roman" w:cs="Times New Roman"/>
-          <w:i/>
-          <w:iCs/>
-          <w:sz w:val="28"/>
-          <w:szCs w:val="28"/>
-        </w:rPr>
-        <w:t>Регрессионное тестирование</w:t>
-      </w:r>
-      <w:r>
-        <w:rPr>
-          <w:rFonts w:ascii="Times New Roman" w:hAnsi="Times New Roman" w:cs="Times New Roman"/>
-          <w:sz w:val="28"/>
-          <w:szCs w:val="28"/>
-        </w:rPr>
-        <w:t xml:space="preserve"> — </w:t>
-      </w:r>
-      <w:r>
-        <w:rPr>
-          <w:rFonts w:ascii="Times New Roman" w:hAnsi="Times New Roman" w:cs="Times New Roman"/>
-          <w:b/>
-          <w:bCs/>
-          <w:sz w:val="28"/>
-          <w:szCs w:val="28"/>
-        </w:rPr>
-        <w:t>4–7–12 ч.</w:t>
-      </w:r>
-      <w:r>
-        <w:rPr>
-          <w:rFonts w:ascii="Times New Roman" w:hAnsi="Times New Roman" w:cs="Times New Roman"/>
-          <w:sz w:val="28"/>
-          <w:szCs w:val="28"/>
-        </w:rPr>
-        <w:t xml:space="preserve"> (ожидаемая — 7,3 ч.). Проверяет, что исправление дефектов и добавление нового функционала не нарушили уже работающие части системы. Особенно критично при выпуске версии 2.0: модуль внутренних сообщений и </w:t>
-      </w:r>
-      <w:proofErr w:type="spellStart"/>
-      <w:r>
-        <w:rPr>
-          <w:rFonts w:ascii="Times New Roman" w:hAnsi="Times New Roman" w:cs="Times New Roman"/>
-          <w:sz w:val="28"/>
-          <w:szCs w:val="28"/>
-        </w:rPr>
-        <w:t>email</w:t>
-      </w:r>
-      <w:proofErr w:type="spellEnd"/>
-      <w:r>
-        <w:rPr>
-          <w:rFonts w:ascii="Times New Roman" w:hAnsi="Times New Roman" w:cs="Times New Roman"/>
-          <w:sz w:val="28"/>
-          <w:szCs w:val="28"/>
-        </w:rPr>
-        <w:t>-уведомления не должны повлиять на стабильность базового функционала. Пессимистичная оценка учитывает большой объём повторных проверок при высоком числе исправлений по итогам приёмочного тестирования.</w:t>
-      </w:r>
-    </w:p>
-    <w:p>
-      <w:pPr>
-        <w:pStyle w:val="a7"/>
-        <w:spacing w:after="0" w:line="360" w:lineRule="auto"/>
-        <w:ind w:left="0" w:firstLine="709"/>
-        <w:jc w:val="both"/>
-        <w:rPr>
-          <w:rFonts w:ascii="Times New Roman" w:hAnsi="Times New Roman" w:cs="Times New Roman"/>
-          <w:sz w:val="28"/>
-          <w:szCs w:val="28"/>
-        </w:rPr>
-      </w:pPr>
-      <w:r>
-        <w:rPr>
-          <w:rFonts w:ascii="Times New Roman" w:hAnsi="Times New Roman" w:cs="Times New Roman"/>
-          <w:i/>
-          <w:iCs/>
-          <w:sz w:val="28"/>
-          <w:szCs w:val="28"/>
-        </w:rPr>
-        <w:t>Приёмочное тестирование</w:t>
-      </w:r>
-      <w:r>
-        <w:rPr>
-          <w:rFonts w:ascii="Times New Roman" w:hAnsi="Times New Roman" w:cs="Times New Roman"/>
-          <w:sz w:val="28"/>
-          <w:szCs w:val="28"/>
-        </w:rPr>
-        <w:t xml:space="preserve"> — </w:t>
-      </w:r>
-      <w:r>
-        <w:rPr>
-          <w:rFonts w:ascii="Times New Roman" w:hAnsi="Times New Roman" w:cs="Times New Roman"/>
-          <w:b/>
-          <w:bCs/>
-          <w:sz w:val="28"/>
-          <w:szCs w:val="28"/>
-        </w:rPr>
-        <w:t>3–5–8 ч.</w:t>
-      </w:r>
-      <w:r>
-        <w:rPr>
-          <w:rFonts w:ascii="Times New Roman" w:hAnsi="Times New Roman" w:cs="Times New Roman"/>
-          <w:sz w:val="28"/>
-          <w:szCs w:val="28"/>
-        </w:rPr>
-        <w:t xml:space="preserve"> (ожидаемая — 5,2 ч.). Проводится совместно с заказчиком и завершается подписанием акта приёма-передачи. Оптимистичная оценка предполагает, что заказчик принимает систему с первого раза без замечаний. Пессимистичная оценка в 8 часов закладывает одну итерацию доработок по результатам приёмки и повторное тестирование.</w:t>
-      </w:r>
-    </w:p>
-    <w:p>
-      <w:pPr>
-        <w:pStyle w:val="a7"/>
-        <w:spacing w:after="0" w:line="360" w:lineRule="auto"/>
-        <w:ind w:left="0" w:firstLine="709"/>
-        <w:jc w:val="both"/>
-        <w:rPr>
-          <w:rFonts w:ascii="Times New Roman" w:hAnsi="Times New Roman" w:cs="Times New Roman"/>
-          <w:sz w:val="28"/>
-          <w:szCs w:val="28"/>
-        </w:rPr>
-      </w:pPr>
-      <w:r>
-        <w:rPr>
-          <w:rFonts w:ascii="Times New Roman" w:hAnsi="Times New Roman" w:cs="Times New Roman"/>
-          <w:b/>
-          <w:bCs/>
-          <w:sz w:val="28"/>
-          <w:szCs w:val="28"/>
-        </w:rPr>
-        <w:t>Раздел 3. Разработка документации</w:t>
-      </w:r>
-    </w:p>
-    <w:p>
-      <w:pPr>
-        <w:pStyle w:val="a7"/>
-        <w:spacing w:after="0" w:line="360" w:lineRule="auto"/>
-        <w:ind w:left="0" w:firstLine="709"/>
-        <w:jc w:val="both"/>
-        <w:rPr>
-          <w:rFonts w:ascii="Times New Roman" w:hAnsi="Times New Roman" w:cs="Times New Roman"/>
-          <w:sz w:val="28"/>
-          <w:szCs w:val="28"/>
-        </w:rPr>
-      </w:pPr>
-      <w:r>
-        <w:rPr>
-          <w:rFonts w:ascii="Times New Roman" w:hAnsi="Times New Roman" w:cs="Times New Roman"/>
-          <w:i/>
-          <w:iCs/>
-          <w:sz w:val="28"/>
-          <w:szCs w:val="28"/>
-        </w:rPr>
-        <w:lastRenderedPageBreak/>
-        <w:t>Руководство пользователя v1.0</w:t>
-      </w:r>
-      <w:r>
-        <w:rPr>
-          <w:rFonts w:ascii="Times New Roman" w:hAnsi="Times New Roman" w:cs="Times New Roman"/>
-          <w:sz w:val="28"/>
-          <w:szCs w:val="28"/>
-        </w:rPr>
-        <w:t xml:space="preserve"> — </w:t>
-      </w:r>
-      <w:r>
-        <w:rPr>
-          <w:rFonts w:ascii="Times New Roman" w:hAnsi="Times New Roman" w:cs="Times New Roman"/>
-          <w:b/>
-          <w:bCs/>
-          <w:sz w:val="28"/>
-          <w:szCs w:val="28"/>
-        </w:rPr>
-        <w:t>5–8–12 ч.</w:t>
-      </w:r>
-      <w:r>
-        <w:rPr>
-          <w:rFonts w:ascii="Times New Roman" w:hAnsi="Times New Roman" w:cs="Times New Roman"/>
-          <w:sz w:val="28"/>
-          <w:szCs w:val="28"/>
-        </w:rPr>
-        <w:t xml:space="preserve"> (ожидаемая — 8,2 ч.). Документ описывает все функции системы в объёме версии 1.0 с примерами экранов и пошаговыми инструкциями для каждой роли пользователя. Оптимистичная оценка предполагает, что интерфейс системы к моменту написания руководства полностью заморожен и не меняется. Пессимистичная оценка в 12 часов учитывает необходимость переснять скриншоты и обновить описания при изменении интерфейса по итогам приёмочного тестирования — что является типичной ситуацией на практике.</w:t>
-      </w:r>
-    </w:p>
-    <w:p>
-      <w:pPr>
-        <w:pStyle w:val="a7"/>
-        <w:spacing w:after="0" w:line="360" w:lineRule="auto"/>
-        <w:ind w:left="0" w:firstLine="709"/>
-        <w:jc w:val="both"/>
-        <w:rPr>
-          <w:rFonts w:ascii="Times New Roman" w:hAnsi="Times New Roman" w:cs="Times New Roman"/>
-          <w:sz w:val="28"/>
-          <w:szCs w:val="28"/>
-        </w:rPr>
-      </w:pPr>
-      <w:r>
-        <w:rPr>
-          <w:rFonts w:ascii="Times New Roman" w:hAnsi="Times New Roman" w:cs="Times New Roman"/>
-          <w:i/>
-          <w:iCs/>
-          <w:sz w:val="28"/>
-          <w:szCs w:val="28"/>
-        </w:rPr>
-        <w:t>Руководство пользователя v2.0</w:t>
-      </w:r>
-      <w:r>
-        <w:rPr>
-          <w:rFonts w:ascii="Times New Roman" w:hAnsi="Times New Roman" w:cs="Times New Roman"/>
-          <w:sz w:val="28"/>
-          <w:szCs w:val="28"/>
-        </w:rPr>
-        <w:t xml:space="preserve"> — </w:t>
-      </w:r>
-      <w:r>
-        <w:rPr>
-          <w:rFonts w:ascii="Times New Roman" w:hAnsi="Times New Roman" w:cs="Times New Roman"/>
-          <w:b/>
-          <w:bCs/>
-          <w:sz w:val="28"/>
-          <w:szCs w:val="28"/>
-        </w:rPr>
-        <w:t>3–5–8 ч.</w:t>
-      </w:r>
-      <w:r>
-        <w:rPr>
-          <w:rFonts w:ascii="Times New Roman" w:hAnsi="Times New Roman" w:cs="Times New Roman"/>
-          <w:sz w:val="28"/>
-          <w:szCs w:val="28"/>
-        </w:rPr>
-        <w:t xml:space="preserve"> (ожидаемая — 5,2 ч.). Дополняет первую версию руководства разделами по </w:t>
-      </w:r>
-      <w:proofErr w:type="spellStart"/>
-      <w:r>
-        <w:rPr>
-          <w:rFonts w:ascii="Times New Roman" w:hAnsi="Times New Roman" w:cs="Times New Roman"/>
-          <w:sz w:val="28"/>
-          <w:szCs w:val="28"/>
-        </w:rPr>
-        <w:t>email</w:t>
-      </w:r>
-      <w:proofErr w:type="spellEnd"/>
-      <w:r>
-        <w:rPr>
-          <w:rFonts w:ascii="Times New Roman" w:hAnsi="Times New Roman" w:cs="Times New Roman"/>
-          <w:sz w:val="28"/>
-          <w:szCs w:val="28"/>
-        </w:rPr>
-        <w:t>-уведомлениям и модулю внутренних сообщений. Оценка ниже, чем для v1.0, так как базовая структура документа уже готова и требует только дополнения новыми разделами. Пессимистичная оценка учитывает возможное изменение интерфейса нового функционала по итогам тестирования.</w:t>
-      </w:r>
-    </w:p>
-    <w:p>
-      <w:pPr>
-        <w:pStyle w:val="a7"/>
-        <w:spacing w:after="0" w:line="360" w:lineRule="auto"/>
-        <w:ind w:left="0" w:firstLine="709"/>
-        <w:jc w:val="both"/>
-        <w:rPr>
-          <w:rFonts w:ascii="Times New Roman" w:hAnsi="Times New Roman" w:cs="Times New Roman"/>
-          <w:sz w:val="28"/>
-          <w:szCs w:val="28"/>
-        </w:rPr>
-      </w:pPr>
-      <w:r>
-        <w:rPr>
-          <w:rFonts w:ascii="Times New Roman" w:hAnsi="Times New Roman" w:cs="Times New Roman"/>
-          <w:i/>
-          <w:iCs/>
-          <w:sz w:val="28"/>
-          <w:szCs w:val="28"/>
-        </w:rPr>
-        <w:t>Техническая документация</w:t>
-      </w:r>
-      <w:r>
-        <w:rPr>
-          <w:rFonts w:ascii="Times New Roman" w:hAnsi="Times New Roman" w:cs="Times New Roman"/>
-          <w:sz w:val="28"/>
-          <w:szCs w:val="28"/>
-        </w:rPr>
-        <w:t xml:space="preserve"> — </w:t>
-      </w:r>
-      <w:r>
-        <w:rPr>
-          <w:rFonts w:ascii="Times New Roman" w:hAnsi="Times New Roman" w:cs="Times New Roman"/>
-          <w:b/>
-          <w:bCs/>
-          <w:sz w:val="28"/>
-          <w:szCs w:val="28"/>
-        </w:rPr>
-        <w:t>6–9–14 ч.</w:t>
-      </w:r>
-      <w:r>
-        <w:rPr>
-          <w:rFonts w:ascii="Times New Roman" w:hAnsi="Times New Roman" w:cs="Times New Roman"/>
-          <w:sz w:val="28"/>
-          <w:szCs w:val="28"/>
-        </w:rPr>
-        <w:t xml:space="preserve"> (ожидаемая — 9,3 ч.). Описывает архитектуру системы, структуру базы данных, описание API-</w:t>
-      </w:r>
-      <w:proofErr w:type="spellStart"/>
-      <w:r>
-        <w:rPr>
-          <w:rFonts w:ascii="Times New Roman" w:hAnsi="Times New Roman" w:cs="Times New Roman"/>
-          <w:sz w:val="28"/>
-          <w:szCs w:val="28"/>
-        </w:rPr>
-        <w:t>эндпоинтов</w:t>
-      </w:r>
-      <w:proofErr w:type="spellEnd"/>
-      <w:r>
-        <w:rPr>
-          <w:rFonts w:ascii="Times New Roman" w:hAnsi="Times New Roman" w:cs="Times New Roman"/>
-          <w:sz w:val="28"/>
-          <w:szCs w:val="28"/>
-        </w:rPr>
-        <w:t xml:space="preserve"> и инструкцию по развёртыванию. Документ необходим для долгосрочной поддержки системы и её возможного развития силами другой команды. Оптимистичная оценка предполагает, что архитектурные решения документировались по ходу разработки. Пессимистичная оценка в 14 часов закладывает восстановление документации «задним числом» в случае, если в ходе разработки она не велась.</w:t>
-      </w:r>
-    </w:p>
-    <w:p>
-      <w:pPr>
-        <w:pStyle w:val="a7"/>
-        <w:spacing w:after="0" w:line="360" w:lineRule="auto"/>
-        <w:ind w:left="0" w:firstLine="709"/>
-        <w:jc w:val="both"/>
-        <w:rPr>
-          <w:rFonts w:ascii="Times New Roman" w:hAnsi="Times New Roman" w:cs="Times New Roman"/>
-          <w:sz w:val="28"/>
-          <w:szCs w:val="28"/>
-        </w:rPr>
-      </w:pPr>
-      <w:r>
-        <w:rPr>
-          <w:rFonts w:ascii="Times New Roman" w:hAnsi="Times New Roman" w:cs="Times New Roman"/>
-          <w:i/>
-          <w:iCs/>
-          <w:sz w:val="28"/>
-          <w:szCs w:val="28"/>
-        </w:rPr>
-        <w:t>Внутренняя документация проекта</w:t>
-      </w:r>
-      <w:r>
-        <w:rPr>
-          <w:rFonts w:ascii="Times New Roman" w:hAnsi="Times New Roman" w:cs="Times New Roman"/>
-          <w:sz w:val="28"/>
-          <w:szCs w:val="28"/>
-        </w:rPr>
-        <w:t xml:space="preserve"> — </w:t>
-      </w:r>
-      <w:r>
-        <w:rPr>
-          <w:rFonts w:ascii="Times New Roman" w:hAnsi="Times New Roman" w:cs="Times New Roman"/>
-          <w:b/>
-          <w:bCs/>
-          <w:sz w:val="28"/>
-          <w:szCs w:val="28"/>
-        </w:rPr>
-        <w:t>4–6–10 ч.</w:t>
-      </w:r>
-      <w:r>
-        <w:rPr>
-          <w:rFonts w:ascii="Times New Roman" w:hAnsi="Times New Roman" w:cs="Times New Roman"/>
-          <w:sz w:val="28"/>
-          <w:szCs w:val="28"/>
-        </w:rPr>
-        <w:t xml:space="preserve"> (ожидаемая — 6,3 ч.). Включает протоколы совещаний с заказчиком, отчёты о статусе проекта, журнал рисков и реестр изменений. Ведётся на протяжении всего проекта менеджером. Пессимистичная оценка учитывает высокую частоту совещаний при появлении проблем или изменений требований.</w:t>
-      </w:r>
-    </w:p>
-    <w:p>
-      <w:pPr>
-        <w:pStyle w:val="a7"/>
-        <w:spacing w:after="0" w:line="360" w:lineRule="auto"/>
-        <w:ind w:left="0" w:firstLine="709"/>
-        <w:jc w:val="both"/>
-        <w:rPr>
-          <w:rFonts w:ascii="Times New Roman" w:hAnsi="Times New Roman" w:cs="Times New Roman"/>
-          <w:sz w:val="28"/>
-          <w:szCs w:val="28"/>
-        </w:rPr>
-      </w:pPr>
-      <w:r>
-        <w:rPr>
-          <w:rFonts w:ascii="Times New Roman" w:hAnsi="Times New Roman" w:cs="Times New Roman"/>
-          <w:b/>
-          <w:bCs/>
-          <w:sz w:val="28"/>
-          <w:szCs w:val="28"/>
-        </w:rPr>
-        <w:t>Раздел 4. Обучение пользователей</w:t>
-      </w:r>
-    </w:p>
-    <w:p>
-      <w:pPr>
-        <w:pStyle w:val="a7"/>
-        <w:spacing w:after="0" w:line="360" w:lineRule="auto"/>
-        <w:ind w:left="0" w:firstLine="709"/>
-        <w:jc w:val="both"/>
-        <w:rPr>
-          <w:rFonts w:ascii="Times New Roman" w:hAnsi="Times New Roman" w:cs="Times New Roman"/>
-          <w:sz w:val="28"/>
-          <w:szCs w:val="28"/>
-        </w:rPr>
-      </w:pPr>
-      <w:r>
-        <w:rPr>
-          <w:rFonts w:ascii="Times New Roman" w:hAnsi="Times New Roman" w:cs="Times New Roman"/>
-          <w:i/>
-          <w:iCs/>
-          <w:sz w:val="28"/>
-          <w:szCs w:val="28"/>
-        </w:rPr>
-        <w:t>Подготовка учебных материалов и инструкций</w:t>
-      </w:r>
-      <w:r>
-        <w:rPr>
-          <w:rFonts w:ascii="Times New Roman" w:hAnsi="Times New Roman" w:cs="Times New Roman"/>
-          <w:sz w:val="28"/>
-          <w:szCs w:val="28"/>
-        </w:rPr>
-        <w:t xml:space="preserve"> — </w:t>
-      </w:r>
-      <w:r>
-        <w:rPr>
-          <w:rFonts w:ascii="Times New Roman" w:hAnsi="Times New Roman" w:cs="Times New Roman"/>
-          <w:b/>
-          <w:bCs/>
-          <w:sz w:val="28"/>
-          <w:szCs w:val="28"/>
-        </w:rPr>
-        <w:t>4–6–9 ч.</w:t>
-      </w:r>
-      <w:r>
-        <w:rPr>
-          <w:rFonts w:ascii="Times New Roman" w:hAnsi="Times New Roman" w:cs="Times New Roman"/>
-          <w:sz w:val="28"/>
-          <w:szCs w:val="28"/>
-        </w:rPr>
-        <w:t xml:space="preserve"> (ожидаемая — 6,2 ч.). Включает разработку кратких памяток для каждой из четырёх ролей </w:t>
-      </w:r>
-      <w:r>
-        <w:rPr>
-          <w:rFonts w:ascii="Times New Roman" w:hAnsi="Times New Roman" w:cs="Times New Roman"/>
-          <w:sz w:val="28"/>
-          <w:szCs w:val="28"/>
-        </w:rPr>
-        <w:lastRenderedPageBreak/>
-        <w:t xml:space="preserve">пользователя в формате одной-двух страниц: что можно делать, как войти, куда нажать. Оптимистичная оценка предполагает </w:t>
-      </w:r>
-      <w:proofErr w:type="spellStart"/>
-      <w:r>
-        <w:rPr>
-          <w:rFonts w:ascii="Times New Roman" w:hAnsi="Times New Roman" w:cs="Times New Roman"/>
-          <w:sz w:val="28"/>
-          <w:szCs w:val="28"/>
-        </w:rPr>
-        <w:t>переиспользование</w:t>
-      </w:r>
-      <w:proofErr w:type="spellEnd"/>
-      <w:r>
-        <w:rPr>
-          <w:rFonts w:ascii="Times New Roman" w:hAnsi="Times New Roman" w:cs="Times New Roman"/>
-          <w:sz w:val="28"/>
-          <w:szCs w:val="28"/>
-        </w:rPr>
-        <w:t xml:space="preserve"> структуры руководства пользователя. Пессимистичная оценка закладывает согласование памяток с директором школы и их доработку.</w:t>
-      </w:r>
-    </w:p>
-    <w:p>
-      <w:pPr>
-        <w:pStyle w:val="a7"/>
-        <w:spacing w:after="0" w:line="360" w:lineRule="auto"/>
-        <w:ind w:left="0" w:firstLine="709"/>
-        <w:jc w:val="both"/>
-        <w:rPr>
-          <w:rFonts w:ascii="Times New Roman" w:hAnsi="Times New Roman" w:cs="Times New Roman"/>
-          <w:sz w:val="28"/>
-          <w:szCs w:val="28"/>
-        </w:rPr>
-      </w:pPr>
-      <w:r>
-        <w:rPr>
-          <w:rFonts w:ascii="Times New Roman" w:hAnsi="Times New Roman" w:cs="Times New Roman"/>
-          <w:i/>
-          <w:iCs/>
-          <w:sz w:val="28"/>
-          <w:szCs w:val="28"/>
-        </w:rPr>
-        <w:t>Обучение учителей работе с системой</w:t>
-      </w:r>
-      <w:r>
-        <w:rPr>
-          <w:rFonts w:ascii="Times New Roman" w:hAnsi="Times New Roman" w:cs="Times New Roman"/>
-          <w:sz w:val="28"/>
-          <w:szCs w:val="28"/>
-        </w:rPr>
-        <w:t xml:space="preserve"> — </w:t>
-      </w:r>
-      <w:r>
-        <w:rPr>
-          <w:rFonts w:ascii="Times New Roman" w:hAnsi="Times New Roman" w:cs="Times New Roman"/>
-          <w:b/>
-          <w:bCs/>
-          <w:sz w:val="28"/>
-          <w:szCs w:val="28"/>
-        </w:rPr>
-        <w:t>3–5–8 ч.</w:t>
-      </w:r>
-      <w:r>
-        <w:rPr>
-          <w:rFonts w:ascii="Times New Roman" w:hAnsi="Times New Roman" w:cs="Times New Roman"/>
-          <w:sz w:val="28"/>
-          <w:szCs w:val="28"/>
-        </w:rPr>
-        <w:t xml:space="preserve"> (ожидаемая — 5,2 ч.). Является наиболее ответственным блоком обучения: учителя работают с системой в режиме ввода данных и должны уверенно пользоваться журналом оценок, посещаемости и домашних заданий. Оптимистичная оценка предполагает небольшой коллектив учителей с хорошей цифровой грамотностью. Пессимистичная оценка в 8 часов учитывает необходимость индивидуальной работы с сотрудниками, испытывающими затруднения при освоении нового инструмента.</w:t>
-      </w:r>
-    </w:p>
-    <w:p>
-      <w:pPr>
-        <w:pStyle w:val="a7"/>
-        <w:spacing w:after="0" w:line="360" w:lineRule="auto"/>
-        <w:ind w:left="0" w:firstLine="709"/>
-        <w:jc w:val="both"/>
-        <w:rPr>
-          <w:rFonts w:ascii="Times New Roman" w:hAnsi="Times New Roman" w:cs="Times New Roman"/>
-          <w:sz w:val="28"/>
-          <w:szCs w:val="28"/>
-        </w:rPr>
-      </w:pPr>
-      <w:r>
-        <w:rPr>
-          <w:rFonts w:ascii="Times New Roman" w:hAnsi="Times New Roman" w:cs="Times New Roman"/>
-          <w:i/>
-          <w:iCs/>
-          <w:sz w:val="28"/>
-          <w:szCs w:val="28"/>
-        </w:rPr>
-        <w:t>Обучение администрации</w:t>
-      </w:r>
-      <w:r>
-        <w:rPr>
-          <w:rFonts w:ascii="Times New Roman" w:hAnsi="Times New Roman" w:cs="Times New Roman"/>
-          <w:sz w:val="28"/>
-          <w:szCs w:val="28"/>
-        </w:rPr>
-        <w:t xml:space="preserve"> — </w:t>
-      </w:r>
-      <w:r>
-        <w:rPr>
-          <w:rFonts w:ascii="Times New Roman" w:hAnsi="Times New Roman" w:cs="Times New Roman"/>
-          <w:b/>
-          <w:bCs/>
-          <w:sz w:val="28"/>
-          <w:szCs w:val="28"/>
-        </w:rPr>
-        <w:t>2–3–5 ч.</w:t>
-      </w:r>
-      <w:r>
-        <w:rPr>
-          <w:rFonts w:ascii="Times New Roman" w:hAnsi="Times New Roman" w:cs="Times New Roman"/>
-          <w:sz w:val="28"/>
-          <w:szCs w:val="28"/>
-        </w:rPr>
-        <w:t xml:space="preserve"> (ожидаемая — 3,2 ч.). Ориентировано на директора и охватывает функции просмотра сводных отчётов, управления учётными записями пользователей и формирования выгрузок. Оценка ниже, чем для учителей, поскольку директор взаимодействует преимущественно с функциями просмотра, а не ввода данных. Пессимистичная оценка учитывает возможные вопросы по настройке и администрированию системы.</w:t>
-      </w:r>
-    </w:p>
-    <w:p>
-      <w:pPr>
-        <w:pStyle w:val="a7"/>
-        <w:spacing w:after="0" w:line="360" w:lineRule="auto"/>
-        <w:ind w:left="0" w:firstLine="709"/>
-        <w:jc w:val="both"/>
-        <w:rPr>
-          <w:rFonts w:ascii="Times New Roman" w:hAnsi="Times New Roman" w:cs="Times New Roman"/>
-          <w:sz w:val="28"/>
-          <w:szCs w:val="28"/>
-        </w:rPr>
-      </w:pPr>
-      <w:r>
-        <w:rPr>
-          <w:rFonts w:ascii="Times New Roman" w:hAnsi="Times New Roman" w:cs="Times New Roman"/>
-          <w:b/>
-          <w:bCs/>
-          <w:sz w:val="28"/>
-          <w:szCs w:val="28"/>
-        </w:rPr>
-        <w:t>Раздел 5. Внедрение</w:t>
-      </w:r>
-    </w:p>
-    <w:p>
-      <w:pPr>
-        <w:pStyle w:val="a7"/>
-        <w:spacing w:after="0" w:line="360" w:lineRule="auto"/>
-        <w:ind w:left="0" w:firstLine="709"/>
-        <w:jc w:val="both"/>
-        <w:rPr>
-          <w:rFonts w:ascii="Times New Roman" w:hAnsi="Times New Roman" w:cs="Times New Roman"/>
-          <w:sz w:val="28"/>
-          <w:szCs w:val="28"/>
-        </w:rPr>
-      </w:pPr>
-      <w:r>
-        <w:rPr>
-          <w:rFonts w:ascii="Times New Roman" w:hAnsi="Times New Roman" w:cs="Times New Roman"/>
-          <w:i/>
-          <w:iCs/>
-          <w:sz w:val="28"/>
-          <w:szCs w:val="28"/>
-        </w:rPr>
-        <w:t>Развёртывание приложения на сервере школы</w:t>
-      </w:r>
-      <w:r>
-        <w:rPr>
-          <w:rFonts w:ascii="Times New Roman" w:hAnsi="Times New Roman" w:cs="Times New Roman"/>
-          <w:sz w:val="28"/>
-          <w:szCs w:val="28"/>
-        </w:rPr>
-        <w:t xml:space="preserve"> — </w:t>
-      </w:r>
-      <w:r>
-        <w:rPr>
-          <w:rFonts w:ascii="Times New Roman" w:hAnsi="Times New Roman" w:cs="Times New Roman"/>
-          <w:b/>
-          <w:bCs/>
-          <w:sz w:val="28"/>
-          <w:szCs w:val="28"/>
-        </w:rPr>
-        <w:t>3–5–8 ч.</w:t>
-      </w:r>
-      <w:r>
-        <w:rPr>
-          <w:rFonts w:ascii="Times New Roman" w:hAnsi="Times New Roman" w:cs="Times New Roman"/>
-          <w:sz w:val="28"/>
-          <w:szCs w:val="28"/>
-        </w:rPr>
-        <w:t xml:space="preserve"> (ожидаемая — 5,2 ч.). Включает установку серверной части на существующий сервер школы, настройку базы данных </w:t>
-      </w:r>
-      <w:proofErr w:type="spellStart"/>
-      <w:r>
-        <w:rPr>
-          <w:rFonts w:ascii="Times New Roman" w:hAnsi="Times New Roman" w:cs="Times New Roman"/>
-          <w:sz w:val="28"/>
-          <w:szCs w:val="28"/>
-        </w:rPr>
-        <w:t>PostgreSQL</w:t>
-      </w:r>
-      <w:proofErr w:type="spellEnd"/>
-      <w:r>
-        <w:rPr>
-          <w:rFonts w:ascii="Times New Roman" w:hAnsi="Times New Roman" w:cs="Times New Roman"/>
-          <w:sz w:val="28"/>
-          <w:szCs w:val="28"/>
-        </w:rPr>
-        <w:t>, конфигурацию веб-сервера и первоначальную проверку работоспособности. Оптимистичная оценка предполагает, что сервер соответствует техническим требованиям и доступ к нему предоставлен без задержек. Пессимистичная оценка в 8 часов учитывает типичные проблемы при первом развёртывании: несовместимость версий библиотек, ограничения файрвола, отсутствие необходимых прав доступа.</w:t>
-      </w:r>
-    </w:p>
-    <w:p>
-      <w:pPr>
-        <w:pStyle w:val="a7"/>
-        <w:spacing w:after="0" w:line="360" w:lineRule="auto"/>
-        <w:ind w:left="0" w:firstLine="709"/>
-        <w:jc w:val="both"/>
-        <w:rPr>
-          <w:rFonts w:ascii="Times New Roman" w:hAnsi="Times New Roman" w:cs="Times New Roman"/>
-          <w:sz w:val="28"/>
-          <w:szCs w:val="28"/>
-        </w:rPr>
-      </w:pPr>
-      <w:r>
-        <w:rPr>
-          <w:rFonts w:ascii="Times New Roman" w:hAnsi="Times New Roman" w:cs="Times New Roman"/>
-          <w:i/>
-          <w:iCs/>
-          <w:sz w:val="28"/>
-          <w:szCs w:val="28"/>
-        </w:rPr>
-        <w:t>Настройка и конфигурирование системы</w:t>
-      </w:r>
-      <w:r>
-        <w:rPr>
-          <w:rFonts w:ascii="Times New Roman" w:hAnsi="Times New Roman" w:cs="Times New Roman"/>
-          <w:sz w:val="28"/>
-          <w:szCs w:val="28"/>
-        </w:rPr>
-        <w:t xml:space="preserve"> — </w:t>
-      </w:r>
-      <w:r>
-        <w:rPr>
-          <w:rFonts w:ascii="Times New Roman" w:hAnsi="Times New Roman" w:cs="Times New Roman"/>
-          <w:b/>
-          <w:bCs/>
-          <w:sz w:val="28"/>
-          <w:szCs w:val="28"/>
-        </w:rPr>
-        <w:t>4–6–10 ч.</w:t>
-      </w:r>
-      <w:r>
-        <w:rPr>
-          <w:rFonts w:ascii="Times New Roman" w:hAnsi="Times New Roman" w:cs="Times New Roman"/>
-          <w:sz w:val="28"/>
-          <w:szCs w:val="28"/>
-        </w:rPr>
-        <w:t xml:space="preserve"> (ожидаемая — 6,3 ч.). Предполагает создание учётных записей для всех пользователей, </w:t>
-      </w:r>
-      <w:r>
-        <w:rPr>
-          <w:rFonts w:ascii="Times New Roman" w:hAnsi="Times New Roman" w:cs="Times New Roman"/>
-          <w:sz w:val="28"/>
-          <w:szCs w:val="28"/>
-        </w:rPr>
-        <w:lastRenderedPageBreak/>
-        <w:t>настройку ролей, первичное наполнение справочников: список классов, предметов и учителей. Объём работ напрямую зависит от числа пользователей системы. Пессимистичная оценка в 10 часов закладывает сценарий, при котором данные для наполнения справочников предоставлены заказчиком в неструктурированном виде и требуют ручной обработки.</w:t>
-      </w:r>
-    </w:p>
-    <w:p>
-      <w:pPr>
-        <w:pStyle w:val="a7"/>
-        <w:spacing w:after="0" w:line="360" w:lineRule="auto"/>
-        <w:ind w:left="0" w:firstLine="709"/>
-        <w:jc w:val="both"/>
-        <w:rPr>
-          <w:rFonts w:ascii="Times New Roman" w:hAnsi="Times New Roman" w:cs="Times New Roman"/>
-          <w:sz w:val="28"/>
-          <w:szCs w:val="28"/>
-        </w:rPr>
-      </w:pPr>
-      <w:r>
-        <w:rPr>
-          <w:rFonts w:ascii="Times New Roman" w:hAnsi="Times New Roman" w:cs="Times New Roman"/>
-          <w:i/>
-          <w:iCs/>
-          <w:sz w:val="28"/>
-          <w:szCs w:val="28"/>
-        </w:rPr>
-        <w:t>Сопровождение опытной эксплуатации</w:t>
-      </w:r>
-      <w:r>
-        <w:rPr>
-          <w:rFonts w:ascii="Times New Roman" w:hAnsi="Times New Roman" w:cs="Times New Roman"/>
-          <w:sz w:val="28"/>
-          <w:szCs w:val="28"/>
-        </w:rPr>
-        <w:t xml:space="preserve"> — </w:t>
-      </w:r>
-      <w:r>
-        <w:rPr>
-          <w:rFonts w:ascii="Times New Roman" w:hAnsi="Times New Roman" w:cs="Times New Roman"/>
-          <w:b/>
-          <w:bCs/>
-          <w:sz w:val="28"/>
-          <w:szCs w:val="28"/>
-        </w:rPr>
-        <w:t>6–10–16 ч.</w:t>
-      </w:r>
-      <w:r>
-        <w:rPr>
-          <w:rFonts w:ascii="Times New Roman" w:hAnsi="Times New Roman" w:cs="Times New Roman"/>
-          <w:sz w:val="28"/>
-          <w:szCs w:val="28"/>
-        </w:rPr>
-        <w:t xml:space="preserve"> (ожидаемая — 10,3 ч.). Это наиболее трудоёмкий этап внедрения. В период опытной эксплуатации реальные пользователи работают с системой в штатном режиме, выявляя дефекты и неудобства, которые не были обнаружены в ходе тестирования. Команда оперативно реагирует на обращения, исправляет ошибки и при необходимости дорабатывает интерфейс. Пессимистичная оценка в 16 часов закладывает высокую активность пользователей в первые недели и значительное число обращений в поддержку.</w:t>
-      </w:r>
-    </w:p>
-    <w:p>
-      <w:pPr>
-        <w:pStyle w:val="a7"/>
-        <w:spacing w:after="0" w:line="360" w:lineRule="auto"/>
-        <w:ind w:left="0" w:firstLine="709"/>
-        <w:jc w:val="both"/>
-        <w:rPr>
-          <w:rFonts w:ascii="Times New Roman" w:hAnsi="Times New Roman" w:cs="Times New Roman"/>
-          <w:sz w:val="28"/>
-          <w:szCs w:val="28"/>
-        </w:rPr>
-      </w:pPr>
-      <w:r>
-        <w:rPr>
-          <w:rFonts w:ascii="Times New Roman" w:hAnsi="Times New Roman" w:cs="Times New Roman"/>
-          <w:i/>
-          <w:iCs/>
-          <w:sz w:val="28"/>
-          <w:szCs w:val="28"/>
-        </w:rPr>
-        <w:t>Передача результатов работ заказчику</w:t>
-      </w:r>
-      <w:r>
-        <w:rPr>
-          <w:rFonts w:ascii="Times New Roman" w:hAnsi="Times New Roman" w:cs="Times New Roman"/>
-          <w:sz w:val="28"/>
-          <w:szCs w:val="28"/>
-        </w:rPr>
-        <w:t xml:space="preserve"> — </w:t>
-      </w:r>
-      <w:r>
-        <w:rPr>
-          <w:rFonts w:ascii="Times New Roman" w:hAnsi="Times New Roman" w:cs="Times New Roman"/>
-          <w:b/>
-          <w:bCs/>
-          <w:sz w:val="28"/>
-          <w:szCs w:val="28"/>
-        </w:rPr>
-        <w:t>2–3–5 ч.</w:t>
-      </w:r>
-      <w:r>
-        <w:rPr>
-          <w:rFonts w:ascii="Times New Roman" w:hAnsi="Times New Roman" w:cs="Times New Roman"/>
-          <w:sz w:val="28"/>
-          <w:szCs w:val="28"/>
-        </w:rPr>
-        <w:t xml:space="preserve"> (ожидаемая — 3,2 ч.). Завершает каждую из двух вех и включает подготовку и подписание акта приёма-передачи, передачу исходных кодов и сопроводительной документации. Пессимистичная оценка учитывает необходимость согласования формулировок акта с юридической службой заказчика.</w:t>
-      </w:r>
-    </w:p>
-    <w:p>
-      <w:pPr>
-        <w:pStyle w:val="a7"/>
-        <w:spacing w:after="0" w:line="360" w:lineRule="auto"/>
-        <w:ind w:left="0" w:firstLine="709"/>
-        <w:jc w:val="both"/>
-        <w:rPr>
-          <w:rFonts w:ascii="Times New Roman" w:hAnsi="Times New Roman" w:cs="Times New Roman"/>
-          <w:sz w:val="28"/>
-          <w:szCs w:val="28"/>
-        </w:rPr>
-      </w:pPr>
-      <w:r>
-        <w:rPr>
-          <w:rFonts w:ascii="Times New Roman" w:hAnsi="Times New Roman" w:cs="Times New Roman"/>
-          <w:b/>
-          <w:bCs/>
-          <w:sz w:val="28"/>
-          <w:szCs w:val="28"/>
-        </w:rPr>
-        <w:t>Раздел 6. Менеджмент</w:t>
-      </w:r>
-    </w:p>
-    <w:p>
-      <w:pPr>
-        <w:pStyle w:val="a7"/>
-        <w:spacing w:after="0" w:line="360" w:lineRule="auto"/>
-        <w:ind w:left="0" w:firstLine="709"/>
-        <w:jc w:val="both"/>
-        <w:rPr>
-          <w:rFonts w:ascii="Times New Roman" w:hAnsi="Times New Roman" w:cs="Times New Roman"/>
-          <w:sz w:val="28"/>
-          <w:szCs w:val="28"/>
-        </w:rPr>
-      </w:pPr>
-      <w:r>
-        <w:rPr>
-          <w:rFonts w:ascii="Times New Roman" w:hAnsi="Times New Roman" w:cs="Times New Roman"/>
-          <w:i/>
-          <w:iCs/>
-          <w:sz w:val="28"/>
-          <w:szCs w:val="28"/>
-        </w:rPr>
-        <w:t>Формирование команды проекта</w:t>
-      </w:r>
-      <w:r>
-        <w:rPr>
-          <w:rFonts w:ascii="Times New Roman" w:hAnsi="Times New Roman" w:cs="Times New Roman"/>
-          <w:sz w:val="28"/>
-          <w:szCs w:val="28"/>
-        </w:rPr>
-        <w:t xml:space="preserve"> — </w:t>
-      </w:r>
-      <w:r>
-        <w:rPr>
-          <w:rFonts w:ascii="Times New Roman" w:hAnsi="Times New Roman" w:cs="Times New Roman"/>
-          <w:b/>
-          <w:bCs/>
-          <w:sz w:val="28"/>
-          <w:szCs w:val="28"/>
-        </w:rPr>
-        <w:t>2–3–5 ч.</w:t>
-      </w:r>
-      <w:r>
-        <w:rPr>
-          <w:rFonts w:ascii="Times New Roman" w:hAnsi="Times New Roman" w:cs="Times New Roman"/>
-          <w:sz w:val="28"/>
-          <w:szCs w:val="28"/>
-        </w:rPr>
-        <w:t xml:space="preserve"> (ожидаемая — 3,2 ч.). Выполняется однократно на старте проекта и включает подбор специалистов, проведение установочных встреч и распределение зон ответственности. Оптимистичная оценка предполагает, что все необходимые специалисты доступны сразу. Пессимистичная оценка в 5 часов учитывает сценарий частичной занятости сотрудников в других проектах и необходимость согласования их участия с руководителями подразделений.</w:t>
-      </w:r>
-    </w:p>
-    <w:p>
-      <w:pPr>
-        <w:pStyle w:val="a7"/>
-        <w:spacing w:after="0" w:line="360" w:lineRule="auto"/>
-        <w:ind w:left="0" w:firstLine="709"/>
-        <w:jc w:val="both"/>
-        <w:rPr>
-          <w:rFonts w:ascii="Times New Roman" w:hAnsi="Times New Roman" w:cs="Times New Roman"/>
-          <w:sz w:val="28"/>
-          <w:szCs w:val="28"/>
-        </w:rPr>
-      </w:pPr>
-      <w:r>
-        <w:rPr>
-          <w:rFonts w:ascii="Times New Roman" w:hAnsi="Times New Roman" w:cs="Times New Roman"/>
-          <w:i/>
-          <w:iCs/>
-          <w:sz w:val="28"/>
-          <w:szCs w:val="28"/>
-        </w:rPr>
-        <w:t>Управление проектом: планирование, контроль, отчётность</w:t>
-      </w:r>
-      <w:r>
-        <w:rPr>
-          <w:rFonts w:ascii="Times New Roman" w:hAnsi="Times New Roman" w:cs="Times New Roman"/>
-          <w:sz w:val="28"/>
-          <w:szCs w:val="28"/>
-        </w:rPr>
-        <w:t xml:space="preserve"> — </w:t>
-      </w:r>
-      <w:r>
-        <w:rPr>
-          <w:rFonts w:ascii="Times New Roman" w:hAnsi="Times New Roman" w:cs="Times New Roman"/>
-          <w:b/>
-          <w:bCs/>
-          <w:sz w:val="28"/>
-          <w:szCs w:val="28"/>
-        </w:rPr>
-        <w:t>12–20–30 ч.</w:t>
-      </w:r>
-      <w:r>
-        <w:rPr>
-          <w:rFonts w:ascii="Times New Roman" w:hAnsi="Times New Roman" w:cs="Times New Roman"/>
-          <w:sz w:val="28"/>
-          <w:szCs w:val="28"/>
-        </w:rPr>
-        <w:t xml:space="preserve"> (ожидаемая — 20,3 ч.). Это наиболее трудоёмкая управленческая функция, распределённая равномерно на весь срок проекта. Включает актуализацию плана, контроль сроков и бюджета, подготовку статусных </w:t>
-      </w:r>
-      <w:r>
-        <w:rPr>
-          <w:rFonts w:ascii="Times New Roman" w:hAnsi="Times New Roman" w:cs="Times New Roman"/>
-          <w:sz w:val="28"/>
-          <w:szCs w:val="28"/>
-        </w:rPr>
-        <w:lastRenderedPageBreak/>
-        <w:t>отчётов для заказчика и куратора. Оптимистичная оценка предполагает точное следование плану без значительных отклонений. Пессимистичная оценка в 30 часов учитывает сценарий с несколькими изменениями требований, каждое из которых требует переоценки затронутых задач и обновления расписания.</w:t>
-      </w:r>
-    </w:p>
-    <w:p>
-      <w:pPr>
-        <w:pStyle w:val="a7"/>
-        <w:spacing w:after="0" w:line="360" w:lineRule="auto"/>
-        <w:ind w:left="0" w:firstLine="709"/>
-        <w:jc w:val="both"/>
-        <w:rPr>
-          <w:rFonts w:ascii="Times New Roman" w:hAnsi="Times New Roman" w:cs="Times New Roman"/>
-          <w:sz w:val="28"/>
-          <w:szCs w:val="28"/>
-        </w:rPr>
-      </w:pPr>
-      <w:r>
-        <w:rPr>
-          <w:rFonts w:ascii="Times New Roman" w:hAnsi="Times New Roman" w:cs="Times New Roman"/>
-          <w:i/>
-          <w:iCs/>
-          <w:sz w:val="28"/>
-          <w:szCs w:val="28"/>
-        </w:rPr>
-        <w:t>Управление рисками</w:t>
-      </w:r>
-      <w:r>
-        <w:rPr>
-          <w:rFonts w:ascii="Times New Roman" w:hAnsi="Times New Roman" w:cs="Times New Roman"/>
-          <w:sz w:val="28"/>
-          <w:szCs w:val="28"/>
-        </w:rPr>
-        <w:t xml:space="preserve"> — </w:t>
-      </w:r>
-      <w:r>
-        <w:rPr>
-          <w:rFonts w:ascii="Times New Roman" w:hAnsi="Times New Roman" w:cs="Times New Roman"/>
-          <w:b/>
-          <w:bCs/>
-          <w:sz w:val="28"/>
-          <w:szCs w:val="28"/>
-        </w:rPr>
-        <w:t>3–5–8 ч.</w:t>
-      </w:r>
-      <w:r>
-        <w:rPr>
-          <w:rFonts w:ascii="Times New Roman" w:hAnsi="Times New Roman" w:cs="Times New Roman"/>
-          <w:sz w:val="28"/>
-          <w:szCs w:val="28"/>
-        </w:rPr>
-        <w:t xml:space="preserve"> (ожидаемая — 5,2 ч.). Включает ведение реестра рисков, регулярную переоценку вероятности и воздействия каждого риска, а также разработку мер реагирования при их реализации. Оптимистичная оценка предполагает, что ни один из идентифицированных рисков не реализовался. Пессимистичная оценка закладывает активную работу по нескольким реализовавшимся рискам одновременно.</w:t>
-      </w:r>
-    </w:p>
-    <w:p>
-      <w:pPr>
-        <w:pStyle w:val="a7"/>
-        <w:spacing w:after="0" w:line="360" w:lineRule="auto"/>
-        <w:ind w:left="0" w:firstLine="709"/>
-        <w:jc w:val="both"/>
-        <w:rPr>
-          <w:rFonts w:ascii="Times New Roman" w:hAnsi="Times New Roman" w:cs="Times New Roman"/>
-          <w:sz w:val="28"/>
-          <w:szCs w:val="28"/>
-        </w:rPr>
-      </w:pPr>
-      <w:r>
-        <w:rPr>
-          <w:rFonts w:ascii="Times New Roman" w:hAnsi="Times New Roman" w:cs="Times New Roman"/>
-          <w:i/>
-          <w:iCs/>
-          <w:sz w:val="28"/>
-          <w:szCs w:val="28"/>
-        </w:rPr>
-        <w:t>Управление изменениями</w:t>
-      </w:r>
-      <w:r>
-        <w:rPr>
-          <w:rFonts w:ascii="Times New Roman" w:hAnsi="Times New Roman" w:cs="Times New Roman"/>
-          <w:sz w:val="28"/>
-          <w:szCs w:val="28"/>
-        </w:rPr>
-        <w:t xml:space="preserve"> — </w:t>
-      </w:r>
-      <w:r>
-        <w:rPr>
-          <w:rFonts w:ascii="Times New Roman" w:hAnsi="Times New Roman" w:cs="Times New Roman"/>
-          <w:b/>
-          <w:bCs/>
-          <w:sz w:val="28"/>
-          <w:szCs w:val="28"/>
-        </w:rPr>
-        <w:t>3–4–7 ч.</w:t>
-      </w:r>
-      <w:r>
-        <w:rPr>
-          <w:rFonts w:ascii="Times New Roman" w:hAnsi="Times New Roman" w:cs="Times New Roman"/>
-          <w:sz w:val="28"/>
-          <w:szCs w:val="28"/>
-        </w:rPr>
-        <w:t xml:space="preserve"> (ожидаемая — 4,3 ч.). Охватывает обработку запросов на изменение требований: оценку влияния изменения на сроки и бюджет, согласование с заказчиком и обновление проектной документации. Оптимистичная оценка предполагает отсутствие изменений после фиксации требований. Пессимистичная оценка в 7 часов закладывает два-три существенных запроса на изменение в ходе проекта.</w:t>
-      </w:r>
-    </w:p>
-    <w:p>
-      <w:pPr>
-        <w:pStyle w:val="a7"/>
-        <w:spacing w:after="0" w:line="360" w:lineRule="auto"/>
-        <w:ind w:left="0" w:firstLine="709"/>
-        <w:jc w:val="both"/>
-        <w:rPr>
-          <w:rFonts w:ascii="Times New Roman" w:hAnsi="Times New Roman" w:cs="Times New Roman"/>
-          <w:sz w:val="28"/>
-          <w:szCs w:val="28"/>
-        </w:rPr>
-      </w:pPr>
-      <w:r>
-        <w:rPr>
-          <w:rFonts w:ascii="Times New Roman" w:hAnsi="Times New Roman" w:cs="Times New Roman"/>
-          <w:i/>
-          <w:iCs/>
-          <w:sz w:val="28"/>
-          <w:szCs w:val="28"/>
-        </w:rPr>
-        <w:t>Совещания, планёрки, ретроспективы и ревью</w:t>
-      </w:r>
-      <w:r>
-        <w:rPr>
-          <w:rFonts w:ascii="Times New Roman" w:hAnsi="Times New Roman" w:cs="Times New Roman"/>
-          <w:sz w:val="28"/>
-          <w:szCs w:val="28"/>
-        </w:rPr>
-        <w:t xml:space="preserve"> — </w:t>
-      </w:r>
-      <w:r>
-        <w:rPr>
-          <w:rFonts w:ascii="Times New Roman" w:hAnsi="Times New Roman" w:cs="Times New Roman"/>
-          <w:b/>
-          <w:bCs/>
-          <w:sz w:val="28"/>
-          <w:szCs w:val="28"/>
-        </w:rPr>
-        <w:t>6–10–15 ч.</w:t>
-      </w:r>
-      <w:r>
-        <w:rPr>
-          <w:rFonts w:ascii="Times New Roman" w:hAnsi="Times New Roman" w:cs="Times New Roman"/>
-          <w:sz w:val="28"/>
-          <w:szCs w:val="28"/>
-        </w:rPr>
-        <w:t xml:space="preserve"> (ожидаемая — 10,2 ч.). Включают еженедельные внутренние статусные встречи команды, двухнедельные встречи с заказчиком для демонстрации прогресса, а также ретроспективы по завершении каждой вехи. Оптимистичная оценка предполагает короткие и эффективные встречи без затяжных обсуждений. Пессимистичная оценка учитывает расширенные встречи с заказчиком при необходимости согласования изменений или прояснения требований.</w:t>
-      </w:r>
-    </w:p>
-    <w:p>
-      <w:pPr>
-        <w:pStyle w:val="a7"/>
-        <w:spacing w:after="0" w:line="360" w:lineRule="auto"/>
-        <w:ind w:left="0" w:firstLine="709"/>
-        <w:jc w:val="both"/>
-        <w:rPr>
-          <w:rFonts w:ascii="Times New Roman" w:hAnsi="Times New Roman" w:cs="Times New Roman"/>
-          <w:sz w:val="28"/>
-          <w:szCs w:val="28"/>
-        </w:rPr>
-      </w:pPr>
-      <w:r>
-        <w:rPr>
-          <w:rFonts w:ascii="Times New Roman" w:hAnsi="Times New Roman" w:cs="Times New Roman"/>
-          <w:b/>
-          <w:bCs/>
-          <w:sz w:val="28"/>
-          <w:szCs w:val="28"/>
-        </w:rPr>
-        <w:t xml:space="preserve">Раздел 7. </w:t>
-      </w:r>
-      <w:proofErr w:type="spellStart"/>
-      <w:r>
-        <w:rPr>
-          <w:rFonts w:ascii="Times New Roman" w:hAnsi="Times New Roman" w:cs="Times New Roman"/>
-          <w:b/>
-          <w:bCs/>
-          <w:sz w:val="28"/>
-          <w:szCs w:val="28"/>
-        </w:rPr>
-        <w:t>Пресейл</w:t>
-      </w:r>
-      <w:proofErr w:type="spellEnd"/>
-    </w:p>
-    <w:p>
-      <w:pPr>
-        <w:pStyle w:val="a7"/>
-        <w:spacing w:after="0" w:line="360" w:lineRule="auto"/>
-        <w:ind w:left="0" w:firstLine="709"/>
-        <w:jc w:val="both"/>
-        <w:rPr>
-          <w:rFonts w:ascii="Times New Roman" w:hAnsi="Times New Roman" w:cs="Times New Roman"/>
-          <w:sz w:val="28"/>
-          <w:szCs w:val="28"/>
-        </w:rPr>
-      </w:pPr>
-      <w:r>
-        <w:rPr>
-          <w:rFonts w:ascii="Times New Roman" w:hAnsi="Times New Roman" w:cs="Times New Roman"/>
-          <w:i/>
-          <w:iCs/>
-          <w:sz w:val="28"/>
-          <w:szCs w:val="28"/>
-        </w:rPr>
-        <w:t>Переговоры с заказчиком</w:t>
-      </w:r>
-      <w:r>
-        <w:rPr>
-          <w:rFonts w:ascii="Times New Roman" w:hAnsi="Times New Roman" w:cs="Times New Roman"/>
-          <w:sz w:val="28"/>
-          <w:szCs w:val="28"/>
-        </w:rPr>
-        <w:t xml:space="preserve"> — </w:t>
-      </w:r>
-      <w:r>
-        <w:rPr>
-          <w:rFonts w:ascii="Times New Roman" w:hAnsi="Times New Roman" w:cs="Times New Roman"/>
-          <w:b/>
-          <w:bCs/>
-          <w:sz w:val="28"/>
-          <w:szCs w:val="28"/>
-        </w:rPr>
-        <w:t>6–12–20 ч.</w:t>
-      </w:r>
-      <w:r>
-        <w:rPr>
-          <w:rFonts w:ascii="Times New Roman" w:hAnsi="Times New Roman" w:cs="Times New Roman"/>
-          <w:sz w:val="28"/>
-          <w:szCs w:val="28"/>
-        </w:rPr>
-        <w:t xml:space="preserve"> (ожидаемая — 12,3 ч.). Включали серию встреч с директором школы для выявления потребностей, демонстрации возможных подходов и согласования границ проекта. Оптимистичная оценка в 6 часов предполагает, что заказчик с первых встреч чётко формулирует потребности и быстро принимает решения. Пессимистичная оценка в 20 часов учитывает типичную для образовательных </w:t>
-      </w:r>
-      <w:r>
-        <w:rPr>
-          <w:rFonts w:ascii="Times New Roman" w:hAnsi="Times New Roman" w:cs="Times New Roman"/>
-          <w:sz w:val="28"/>
-          <w:szCs w:val="28"/>
-        </w:rPr>
-        <w:lastRenderedPageBreak/>
-        <w:t>учреждений ситуацию, когда ключевые лица (директор, завуч) имеют ограниченное время для встреч, и согласование растягивается.</w:t>
-      </w:r>
-    </w:p>
-    <w:p>
-      <w:pPr>
-        <w:pStyle w:val="a7"/>
-        <w:spacing w:after="0" w:line="360" w:lineRule="auto"/>
-        <w:ind w:left="0" w:firstLine="709"/>
-        <w:jc w:val="both"/>
-        <w:rPr>
-          <w:rFonts w:ascii="Times New Roman" w:hAnsi="Times New Roman" w:cs="Times New Roman"/>
-          <w:sz w:val="28"/>
-          <w:szCs w:val="28"/>
-        </w:rPr>
-      </w:pPr>
-      <w:r>
-        <w:rPr>
-          <w:rFonts w:ascii="Times New Roman" w:hAnsi="Times New Roman" w:cs="Times New Roman"/>
-          <w:i/>
-          <w:iCs/>
-          <w:sz w:val="28"/>
-          <w:szCs w:val="28"/>
-        </w:rPr>
-        <w:t>Оценка проекта</w:t>
-      </w:r>
-      <w:r>
-        <w:rPr>
-          <w:rFonts w:ascii="Times New Roman" w:hAnsi="Times New Roman" w:cs="Times New Roman"/>
-          <w:sz w:val="28"/>
-          <w:szCs w:val="28"/>
-        </w:rPr>
-        <w:t xml:space="preserve"> — </w:t>
-      </w:r>
-      <w:r>
-        <w:rPr>
-          <w:rFonts w:ascii="Times New Roman" w:hAnsi="Times New Roman" w:cs="Times New Roman"/>
-          <w:b/>
-          <w:bCs/>
-          <w:sz w:val="28"/>
-          <w:szCs w:val="28"/>
-        </w:rPr>
-        <w:t>8–12–18 ч.</w:t>
-      </w:r>
-      <w:r>
-        <w:rPr>
-          <w:rFonts w:ascii="Times New Roman" w:hAnsi="Times New Roman" w:cs="Times New Roman"/>
-          <w:sz w:val="28"/>
-          <w:szCs w:val="28"/>
-        </w:rPr>
-        <w:t xml:space="preserve"> (ожидаемая — 12,3 ч.). Включает изучение требований, анализ технических ограничений, подбор технологического стека и подготовку настоящего документа оценки трудозатрат. Оптимистичная оценка предполагает, что требования сформулированы ясно и не требуют уточнений. Пессимистичная оценка в 18 часов закладывает несколько итераций уточнения с заказчиком и пересмотр оценки после получения дополнительной информации об инфраструктуре школы.</w:t>
-      </w:r>
-    </w:p>
-    <w:p>
-      <w:pPr>
-        <w:pStyle w:val="a7"/>
-        <w:spacing w:after="0" w:line="360" w:lineRule="auto"/>
-        <w:ind w:left="0" w:firstLine="709"/>
-        <w:jc w:val="both"/>
-        <w:rPr>
-          <w:rFonts w:ascii="Times New Roman" w:hAnsi="Times New Roman" w:cs="Times New Roman"/>
-          <w:sz w:val="28"/>
-          <w:szCs w:val="28"/>
-        </w:rPr>
-      </w:pPr>
-      <w:r>
-        <w:rPr>
-          <w:rFonts w:ascii="Times New Roman" w:hAnsi="Times New Roman" w:cs="Times New Roman"/>
-          <w:i/>
-          <w:iCs/>
-          <w:sz w:val="28"/>
-          <w:szCs w:val="28"/>
-        </w:rPr>
-        <w:t>Составление технического задания</w:t>
-      </w:r>
-      <w:r>
-        <w:rPr>
-          <w:rFonts w:ascii="Times New Roman" w:hAnsi="Times New Roman" w:cs="Times New Roman"/>
-          <w:sz w:val="28"/>
-          <w:szCs w:val="28"/>
-        </w:rPr>
-        <w:t xml:space="preserve"> — </w:t>
-      </w:r>
-      <w:r>
-        <w:rPr>
-          <w:rFonts w:ascii="Times New Roman" w:hAnsi="Times New Roman" w:cs="Times New Roman"/>
-          <w:b/>
-          <w:bCs/>
-          <w:sz w:val="28"/>
-          <w:szCs w:val="28"/>
-        </w:rPr>
-        <w:t>10–16–24 ч.</w:t>
-      </w:r>
-      <w:r>
-        <w:rPr>
-          <w:rFonts w:ascii="Times New Roman" w:hAnsi="Times New Roman" w:cs="Times New Roman"/>
-          <w:sz w:val="28"/>
-          <w:szCs w:val="28"/>
-        </w:rPr>
-        <w:t xml:space="preserve"> (ожидаемая — 16,3 ч.). Является наиболее трудоёмкой </w:t>
-      </w:r>
-      <w:proofErr w:type="spellStart"/>
-      <w:r>
-        <w:rPr>
-          <w:rFonts w:ascii="Times New Roman" w:hAnsi="Times New Roman" w:cs="Times New Roman"/>
-          <w:sz w:val="28"/>
-          <w:szCs w:val="28"/>
-        </w:rPr>
-        <w:t>пресейловой</w:t>
-      </w:r>
-      <w:proofErr w:type="spellEnd"/>
-      <w:r>
-        <w:rPr>
-          <w:rFonts w:ascii="Times New Roman" w:hAnsi="Times New Roman" w:cs="Times New Roman"/>
-          <w:sz w:val="28"/>
-          <w:szCs w:val="28"/>
-        </w:rPr>
-        <w:t xml:space="preserve"> работой. ТЗ должно однозначно описывать все требования к системе, критерии приёмки и ограничения, чтобы в ходе разработки не возникало споров о том, что входит в объём работ. Оптимистичная оценка в 10 часов предполагает, что все требования уже зафиксированы в матрице и ТЗ формируется на её основе без существенных дополнений. Пессимистичная оценка в 24 часа учитывает итерационное согласование документа с заказчиком, включая юридическую проверку с его стороны.</w:t>
-      </w:r>
-    </w:p>
-    <w:p>
-      <w:pPr>
-        <w:pStyle w:val="a7"/>
-        <w:spacing w:after="0" w:line="360" w:lineRule="auto"/>
-        <w:ind w:left="0" w:firstLine="709"/>
-        <w:jc w:val="both"/>
-        <w:rPr>
-          <w:rFonts w:ascii="Times New Roman" w:hAnsi="Times New Roman" w:cs="Times New Roman"/>
-          <w:sz w:val="28"/>
-          <w:szCs w:val="28"/>
-        </w:rPr>
-      </w:pPr>
-      <w:r>
-        <w:rPr>
-          <w:rFonts w:ascii="Times New Roman" w:hAnsi="Times New Roman" w:cs="Times New Roman"/>
-          <w:i/>
-          <w:iCs/>
-          <w:sz w:val="28"/>
-          <w:szCs w:val="28"/>
-        </w:rPr>
-        <w:t>Подготовка организационно-распорядительной документации</w:t>
-      </w:r>
-      <w:r>
-        <w:rPr>
-          <w:rFonts w:ascii="Times New Roman" w:hAnsi="Times New Roman" w:cs="Times New Roman"/>
-          <w:sz w:val="28"/>
-          <w:szCs w:val="28"/>
-        </w:rPr>
-        <w:t xml:space="preserve"> — </w:t>
-      </w:r>
-      <w:r>
-        <w:rPr>
-          <w:rFonts w:ascii="Times New Roman" w:hAnsi="Times New Roman" w:cs="Times New Roman"/>
-          <w:b/>
-          <w:bCs/>
-          <w:sz w:val="28"/>
-          <w:szCs w:val="28"/>
-        </w:rPr>
-        <w:t>6–10–16 ч.</w:t>
-      </w:r>
-      <w:r>
-        <w:rPr>
-          <w:rFonts w:ascii="Times New Roman" w:hAnsi="Times New Roman" w:cs="Times New Roman"/>
-          <w:sz w:val="28"/>
-          <w:szCs w:val="28"/>
-        </w:rPr>
-        <w:t xml:space="preserve"> (ожидаемая — 10,3 ч.). Включает оформление коммерческого предложения, договора на разработку и сопроводительных документов. Оптимистичная оценка предполагает использование типовых шаблонов. Пессимистичная оценка в 16 часов учитывает нестандартные требования заказчика к форме договора или необходимость согласования с юридическим отделом компании-исполнителя.</w:t>
-      </w:r>
-    </w:p>
-    <w:p>
-      <w:pPr>
-        <w:pStyle w:val="a7"/>
-        <w:numPr>
-          <w:ilvl w:val="1"/>
-          <w:numId w:val="26"/>
-        </w:numPr>
-        <w:spacing w:before="240" w:after="120" w:line="360" w:lineRule="auto"/>
-        <w:ind w:left="0" w:firstLine="709"/>
-        <w:jc w:val="both"/>
-        <w:outlineLvl w:val="1"/>
-        <w:rPr>
-          <w:rFonts w:ascii="Times New Roman" w:hAnsi="Times New Roman" w:cs="Times New Roman"/>
-          <w:b/>
-          <w:bCs/>
-          <w:sz w:val="28"/>
-          <w:szCs w:val="28"/>
-        </w:rPr>
-      </w:pPr>
-      <w:bookmarkStart w:id="19" w:name="_Toc230658681"/>
-      <w:r>
-        <w:rPr>
-          <w:rFonts w:ascii="Times New Roman" w:hAnsi="Times New Roman" w:cs="Times New Roman"/>
-          <w:b/>
-          <w:bCs/>
-          <w:sz w:val="28"/>
-          <w:szCs w:val="28"/>
-        </w:rPr>
-        <w:t>Сводные результаты оценки</w:t>
-      </w:r>
-      <w:bookmarkEnd w:id="19"/>
-    </w:p>
-    <w:p>
-      <w:pPr>
-        <w:spacing w:after="0" w:line="360" w:lineRule="auto"/>
-        <w:ind w:firstLine="709"/>
-        <w:jc w:val="both"/>
-        <w:rPr>
-          <w:rFonts w:ascii="Times New Roman" w:hAnsi="Times New Roman" w:cs="Times New Roman"/>
-          <w:sz w:val="28"/>
-          <w:szCs w:val="28"/>
-        </w:rPr>
-      </w:pPr>
-      <w:r>
-        <w:rPr>
-          <w:rFonts w:ascii="Times New Roman" w:hAnsi="Times New Roman" w:cs="Times New Roman"/>
-          <w:sz w:val="28"/>
-          <w:szCs w:val="28"/>
-        </w:rPr>
-        <w:t>По итогам трёхточечной оценки всех 52 задач проекта получены следующие суммарные показатели.</w:t>
-      </w:r>
-    </w:p>
-    <w:p>
-      <w:pPr>
-        <w:spacing w:after="0" w:line="360" w:lineRule="auto"/>
-        <w:ind w:firstLine="709"/>
-        <w:jc w:val="both"/>
-        <w:rPr>
-          <w:rFonts w:ascii="Times New Roman" w:hAnsi="Times New Roman" w:cs="Times New Roman"/>
-          <w:sz w:val="28"/>
-          <w:szCs w:val="28"/>
-        </w:rPr>
-      </w:pPr>
-      <w:r>
-        <w:rPr>
-          <w:rFonts w:ascii="Times New Roman" w:hAnsi="Times New Roman" w:cs="Times New Roman"/>
-          <w:sz w:val="28"/>
-          <w:szCs w:val="28"/>
-        </w:rPr>
-        <w:lastRenderedPageBreak/>
-        <w:t xml:space="preserve">Суммарные трудозатраты составляют от </w:t>
-      </w:r>
-      <w:r>
-        <w:rPr>
-          <w:rFonts w:ascii="Times New Roman" w:hAnsi="Times New Roman" w:cs="Times New Roman"/>
-          <w:b/>
-          <w:bCs/>
-          <w:sz w:val="28"/>
-          <w:szCs w:val="28"/>
-        </w:rPr>
-        <w:t>293 человеко-часов</w:t>
-      </w:r>
-      <w:r>
-        <w:rPr>
-          <w:rFonts w:ascii="Times New Roman" w:hAnsi="Times New Roman" w:cs="Times New Roman"/>
-          <w:sz w:val="28"/>
-          <w:szCs w:val="28"/>
-        </w:rPr>
-        <w:t xml:space="preserve"> в оптимистическом сценарии до </w:t>
-      </w:r>
-      <w:r>
-        <w:rPr>
-          <w:rFonts w:ascii="Times New Roman" w:hAnsi="Times New Roman" w:cs="Times New Roman"/>
-          <w:b/>
-          <w:bCs/>
-          <w:sz w:val="28"/>
-          <w:szCs w:val="28"/>
-        </w:rPr>
-        <w:t>751 человеко-часа</w:t>
-      </w:r>
-      <w:r>
-        <w:rPr>
-          <w:rFonts w:ascii="Times New Roman" w:hAnsi="Times New Roman" w:cs="Times New Roman"/>
-          <w:sz w:val="28"/>
-          <w:szCs w:val="28"/>
-        </w:rPr>
-        <w:t xml:space="preserve"> в пессимистическом. Ожидаемая оценка, рассчитанная по формуле бета-распределения, составляет </w:t>
-      </w:r>
-      <w:r>
-        <w:rPr>
-          <w:rFonts w:ascii="Times New Roman" w:hAnsi="Times New Roman" w:cs="Times New Roman"/>
-          <w:b/>
-          <w:bCs/>
-          <w:sz w:val="28"/>
-          <w:szCs w:val="28"/>
-        </w:rPr>
-        <w:t>490 человеко-часов</w:t>
-      </w:r>
-      <w:r>
-        <w:rPr>
-          <w:rFonts w:ascii="Times New Roman" w:hAnsi="Times New Roman" w:cs="Times New Roman"/>
-          <w:sz w:val="28"/>
-          <w:szCs w:val="28"/>
-        </w:rPr>
-        <w:t>.</w:t>
-      </w:r>
-    </w:p>
-    <w:p>
-      <w:pPr>
-        <w:spacing w:after="0" w:line="360" w:lineRule="auto"/>
-        <w:ind w:firstLine="709"/>
-        <w:jc w:val="both"/>
-        <w:rPr>
-          <w:rFonts w:ascii="Times New Roman" w:hAnsi="Times New Roman" w:cs="Times New Roman"/>
-          <w:sz w:val="28"/>
-          <w:szCs w:val="28"/>
-        </w:rPr>
-      </w:pPr>
-      <w:r>
-        <w:rPr>
-          <w:rFonts w:ascii="Times New Roman" w:hAnsi="Times New Roman" w:cs="Times New Roman"/>
-          <w:sz w:val="28"/>
-          <w:szCs w:val="28"/>
-        </w:rPr>
-        <w:t xml:space="preserve">В пересчёте на человеко-месяцы диапазон составляет от 13,3 до 34,1 человеко-месяца, </w:t>
-      </w:r>
-      <w:r>
-        <w:rPr>
-          <w:rFonts w:ascii="Times New Roman" w:hAnsi="Times New Roman" w:cs="Times New Roman"/>
-          <w:sz w:val="28"/>
-          <w:szCs w:val="28"/>
-        </w:rPr>
-        <w:t>о</w:t>
-      </w:r>
-      <w:r>
-        <w:rPr>
-          <w:rFonts w:ascii="Times New Roman" w:hAnsi="Times New Roman" w:cs="Times New Roman"/>
-          <w:sz w:val="28"/>
-          <w:szCs w:val="28"/>
-        </w:rPr>
-        <w:t>жидаемая оценка составляет около 2,8 человеко-месяца на одного специалиста при полной занятости</w:t>
-      </w:r>
-      <w:r>
-        <w:rPr>
-          <w:rFonts w:ascii="Times New Roman" w:hAnsi="Times New Roman" w:cs="Times New Roman"/>
-          <w:sz w:val="28"/>
-          <w:szCs w:val="28"/>
-        </w:rPr>
-        <w:t>.</w:t>
-      </w:r>
-    </w:p>
-    <w:p>
-      <w:pPr>
-        <w:spacing w:after="0" w:line="360" w:lineRule="auto"/>
-        <w:ind w:firstLine="709"/>
-        <w:jc w:val="both"/>
-        <w:rPr>
-          <w:rFonts w:ascii="Times New Roman" w:hAnsi="Times New Roman" w:cs="Times New Roman"/>
-          <w:sz w:val="28"/>
-          <w:szCs w:val="28"/>
-        </w:rPr>
-      </w:pPr>
-      <w:r>
-        <w:rPr>
-          <w:rFonts w:ascii="Times New Roman" w:hAnsi="Times New Roman" w:cs="Times New Roman"/>
-          <w:sz w:val="28"/>
-          <w:szCs w:val="28"/>
-        </w:rPr>
-        <w:t xml:space="preserve">При стоимости </w:t>
-      </w:r>
-      <w:proofErr w:type="spellStart"/>
-      <w:r>
-        <w:rPr>
-          <w:rFonts w:ascii="Times New Roman" w:hAnsi="Times New Roman" w:cs="Times New Roman"/>
-          <w:sz w:val="28"/>
-          <w:szCs w:val="28"/>
-        </w:rPr>
-        <w:t>нормочаса</w:t>
-      </w:r>
-      <w:proofErr w:type="spellEnd"/>
-      <w:r>
-        <w:rPr>
-          <w:rFonts w:ascii="Times New Roman" w:hAnsi="Times New Roman" w:cs="Times New Roman"/>
-          <w:sz w:val="28"/>
-          <w:szCs w:val="28"/>
-        </w:rPr>
-        <w:t xml:space="preserve"> в диапазоне 300–350 рублей расчётная стоимость трудозатрат составляет </w:t>
-      </w:r>
-      <w:r>
-        <w:rPr>
-          <w:rFonts w:ascii="Times New Roman" w:hAnsi="Times New Roman" w:cs="Times New Roman"/>
-          <w:b/>
-          <w:bCs/>
-          <w:sz w:val="28"/>
-          <w:szCs w:val="28"/>
-        </w:rPr>
-        <w:t>147 000–171 500 рублей</w:t>
-      </w:r>
-      <w:r>
-        <w:rPr>
-          <w:rFonts w:ascii="Times New Roman" w:hAnsi="Times New Roman" w:cs="Times New Roman"/>
-          <w:sz w:val="28"/>
-          <w:szCs w:val="28"/>
-        </w:rPr>
-        <w:t>. Данная цифра отражает прямые трудозатраты команды и не включает накладные расходы, стоимость лицензий на программное обеспечение и управленческий резерв, формирующие остаток до общего бюджета проекта в 850 000 рублей.</w:t>
-      </w:r>
-    </w:p>
-    <w:p>
-      <w:pPr>
-        <w:spacing w:after="0" w:line="360" w:lineRule="auto"/>
-        <w:ind w:firstLine="709"/>
-        <w:jc w:val="both"/>
-        <w:rPr>
-          <w:rFonts w:ascii="Times New Roman" w:hAnsi="Times New Roman" w:cs="Times New Roman"/>
-          <w:sz w:val="28"/>
-          <w:szCs w:val="28"/>
-        </w:rPr>
-      </w:pPr>
-      <w:r>
-        <w:rPr>
-          <w:rFonts w:ascii="Times New Roman" w:hAnsi="Times New Roman" w:cs="Times New Roman"/>
-          <w:sz w:val="28"/>
-          <w:szCs w:val="28"/>
-        </w:rPr>
-        <w:t xml:space="preserve">Распределение ожидаемых трудозатрат по разделам работ выглядит следующим образом: наибольшую долю занимает разработка программного обеспечения </w:t>
-      </w:r>
-      <w:r>
-        <w:rPr>
-          <w:rFonts w:ascii="Times New Roman" w:hAnsi="Times New Roman" w:cs="Times New Roman"/>
-          <w:sz w:val="28"/>
-          <w:szCs w:val="28"/>
-        </w:rPr>
-        <w:t>—</w:t>
-      </w:r>
-      <w:r>
-        <w:rPr>
-          <w:rFonts w:ascii="Times New Roman" w:hAnsi="Times New Roman" w:cs="Times New Roman"/>
-          <w:sz w:val="28"/>
-          <w:szCs w:val="28"/>
-        </w:rPr>
-        <w:t xml:space="preserve"> около 70% от общего объёма, что соответствует типичному распределению для проектов по заказной разработке. На долю тестирования приходится около 7%, документирования </w:t>
-      </w:r>
-      <w:r>
-        <w:rPr>
-          <w:rFonts w:ascii="Times New Roman" w:hAnsi="Times New Roman" w:cs="Times New Roman"/>
-          <w:sz w:val="28"/>
-          <w:szCs w:val="28"/>
-        </w:rPr>
-        <w:t>—</w:t>
-      </w:r>
-      <w:r>
-        <w:rPr>
-          <w:rFonts w:ascii="Times New Roman" w:hAnsi="Times New Roman" w:cs="Times New Roman"/>
-          <w:sz w:val="28"/>
-          <w:szCs w:val="28"/>
-        </w:rPr>
-        <w:t xml:space="preserve"> около 6%, управленческих работ </w:t>
-      </w:r>
-      <w:r>
-        <w:rPr>
-          <w:rFonts w:ascii="Times New Roman" w:hAnsi="Times New Roman" w:cs="Times New Roman"/>
-          <w:sz w:val="28"/>
-          <w:szCs w:val="28"/>
-        </w:rPr>
-        <w:t>—</w:t>
-      </w:r>
-      <w:r>
-        <w:rPr>
-          <w:rFonts w:ascii="Times New Roman" w:hAnsi="Times New Roman" w:cs="Times New Roman"/>
-          <w:sz w:val="28"/>
-          <w:szCs w:val="28"/>
-        </w:rPr>
-        <w:t xml:space="preserve"> около 9%, </w:t>
-      </w:r>
-      <w:proofErr w:type="spellStart"/>
-      <w:r>
-        <w:rPr>
-          <w:rFonts w:ascii="Times New Roman" w:hAnsi="Times New Roman" w:cs="Times New Roman"/>
-          <w:sz w:val="28"/>
-          <w:szCs w:val="28"/>
-        </w:rPr>
-        <w:t>пресейла</w:t>
-      </w:r>
-      <w:proofErr w:type="spellEnd"/>
-      <w:r>
-        <w:rPr>
-          <w:rFonts w:ascii="Times New Roman" w:hAnsi="Times New Roman" w:cs="Times New Roman"/>
-          <w:sz w:val="28"/>
-          <w:szCs w:val="28"/>
-        </w:rPr>
-        <w:t xml:space="preserve"> </w:t>
-      </w:r>
-      <w:r>
-        <w:rPr>
-          <w:rFonts w:ascii="Times New Roman" w:hAnsi="Times New Roman" w:cs="Times New Roman"/>
-          <w:sz w:val="28"/>
-          <w:szCs w:val="28"/>
-        </w:rPr>
-        <w:t>—</w:t>
-      </w:r>
-      <w:r>
-        <w:rPr>
-          <w:rFonts w:ascii="Times New Roman" w:hAnsi="Times New Roman" w:cs="Times New Roman"/>
-          <w:sz w:val="28"/>
-          <w:szCs w:val="28"/>
-        </w:rPr>
-        <w:t xml:space="preserve"> около 8%. Обучение пользователей и внедрение в совокупности составляют около 5%.</w:t>
+        <w:t xml:space="preserve"> — около 8%. Обучение пользователей и внедрение в совокупности составляют около 5%.</w:t>
       </w:r>
     </w:p>
     <w:sectPr>
-      <w:footerReference w:type="default" r:id="rId8"/>
+      <w:footerReference w:type="default" r:id="rId16"/>
       <w:pgSz w:w="11906" w:h="16838"/>
       <w:pgMar w:top="1134" w:right="850" w:bottom="1134" w:left="1701" w:header="708" w:footer="708" w:gutter="0"/>
       <w:cols w:space="708"/>
@@ -13653,6 +13741,92 @@
     </w:lvl>
   </w:abstractNum>
   <w:abstractNum w:abstractNumId="1" w15:restartNumberingAfterBreak="0">
+    <w:nsid w:val="05F37759"/>
+    <w:multiLevelType w:val="hybridMultilevel"/>
+    <w:tmpl w:val="E70A197A"/>
+    <w:lvl w:ilvl="0" w:tplc="0419000F">
+      <w:start w:val="1"/>
+      <w:numFmt w:val="decimal"/>
+      <w:lvlText w:val="%1."/>
+      <w:lvlJc w:val="left"/>
+      <w:pPr>
+        <w:ind w:left="1429" w:hanging="360"/>
+      </w:pPr>
+    </w:lvl>
+    <w:lvl w:ilvl="1" w:tplc="04190019" w:tentative="1">
+      <w:start w:val="1"/>
+      <w:numFmt w:val="lowerLetter"/>
+      <w:lvlText w:val="%2."/>
+      <w:lvlJc w:val="left"/>
+      <w:pPr>
+        <w:ind w:left="2149" w:hanging="360"/>
+      </w:pPr>
+    </w:lvl>
+    <w:lvl w:ilvl="2" w:tplc="0419001B" w:tentative="1">
+      <w:start w:val="1"/>
+      <w:numFmt w:val="lowerRoman"/>
+      <w:lvlText w:val="%3."/>
+      <w:lvlJc w:val="right"/>
+      <w:pPr>
+        <w:ind w:left="2869" w:hanging="180"/>
+      </w:pPr>
+    </w:lvl>
+    <w:lvl w:ilvl="3" w:tplc="0419000F" w:tentative="1">
+      <w:start w:val="1"/>
+      <w:numFmt w:val="decimal"/>
+      <w:lvlText w:val="%4."/>
+      <w:lvlJc w:val="left"/>
+      <w:pPr>
+        <w:ind w:left="3589" w:hanging="360"/>
+      </w:pPr>
+    </w:lvl>
+    <w:lvl w:ilvl="4" w:tplc="04190019" w:tentative="1">
+      <w:start w:val="1"/>
+      <w:numFmt w:val="lowerLetter"/>
+      <w:lvlText w:val="%5."/>
+      <w:lvlJc w:val="left"/>
+      <w:pPr>
+        <w:ind w:left="4309" w:hanging="360"/>
+      </w:pPr>
+    </w:lvl>
+    <w:lvl w:ilvl="5" w:tplc="0419001B" w:tentative="1">
+      <w:start w:val="1"/>
+      <w:numFmt w:val="lowerRoman"/>
+      <w:lvlText w:val="%6."/>
+      <w:lvlJc w:val="right"/>
+      <w:pPr>
+        <w:ind w:left="5029" w:hanging="180"/>
+      </w:pPr>
+    </w:lvl>
+    <w:lvl w:ilvl="6" w:tplc="0419000F" w:tentative="1">
+      <w:start w:val="1"/>
+      <w:numFmt w:val="decimal"/>
+      <w:lvlText w:val="%7."/>
+      <w:lvlJc w:val="left"/>
+      <w:pPr>
+        <w:ind w:left="5749" w:hanging="360"/>
+      </w:pPr>
+    </w:lvl>
+    <w:lvl w:ilvl="7" w:tplc="04190019" w:tentative="1">
+      <w:start w:val="1"/>
+      <w:numFmt w:val="lowerLetter"/>
+      <w:lvlText w:val="%8."/>
+      <w:lvlJc w:val="left"/>
+      <w:pPr>
+        <w:ind w:left="6469" w:hanging="360"/>
+      </w:pPr>
+    </w:lvl>
+    <w:lvl w:ilvl="8" w:tplc="0419001B" w:tentative="1">
+      <w:start w:val="1"/>
+      <w:numFmt w:val="lowerRoman"/>
+      <w:lvlText w:val="%9."/>
+      <w:lvlJc w:val="right"/>
+      <w:pPr>
+        <w:ind w:left="7189" w:hanging="180"/>
+      </w:pPr>
+    </w:lvl>
+  </w:abstractNum>
+  <w:abstractNum w:abstractNumId="2" w15:restartNumberingAfterBreak="0">
     <w:nsid w:val="06465F05"/>
     <w:multiLevelType w:val="hybridMultilevel"/>
     <w:tmpl w:val="35EC1AC4"/>
@@ -13738,7 +13912,7 @@
       </w:pPr>
     </w:lvl>
   </w:abstractNum>
-  <w:abstractNum w:abstractNumId="2" w15:restartNumberingAfterBreak="0">
+  <w:abstractNum w:abstractNumId="3" w15:restartNumberingAfterBreak="0">
     <w:nsid w:val="0ADF44CB"/>
     <w:multiLevelType w:val="multilevel"/>
     <w:tmpl w:val="A150F7CA"/>
@@ -13851,7 +14025,7 @@
       </w:pPr>
     </w:lvl>
   </w:abstractNum>
-  <w:abstractNum w:abstractNumId="3" w15:restartNumberingAfterBreak="0">
+  <w:abstractNum w:abstractNumId="4" w15:restartNumberingAfterBreak="0">
     <w:nsid w:val="0F817004"/>
     <w:multiLevelType w:val="multilevel"/>
     <w:tmpl w:val="6A663280"/>
@@ -13964,7 +14138,7 @@
       </w:rPr>
     </w:lvl>
   </w:abstractNum>
-  <w:abstractNum w:abstractNumId="4" w15:restartNumberingAfterBreak="0">
+  <w:abstractNum w:abstractNumId="5" w15:restartNumberingAfterBreak="0">
     <w:nsid w:val="0FD05DC0"/>
     <w:multiLevelType w:val="hybridMultilevel"/>
     <w:tmpl w:val="41C241B6"/>
@@ -14053,7 +14227,7 @@
       </w:pPr>
     </w:lvl>
   </w:abstractNum>
-  <w:abstractNum w:abstractNumId="5" w15:restartNumberingAfterBreak="0">
+  <w:abstractNum w:abstractNumId="6" w15:restartNumberingAfterBreak="0">
     <w:nsid w:val="11230E3C"/>
     <w:multiLevelType w:val="multilevel"/>
     <w:tmpl w:val="0419001F"/>
@@ -14139,7 +14313,7 @@
       </w:pPr>
     </w:lvl>
   </w:abstractNum>
-  <w:abstractNum w:abstractNumId="6" w15:restartNumberingAfterBreak="0">
+  <w:abstractNum w:abstractNumId="7" w15:restartNumberingAfterBreak="0">
     <w:nsid w:val="20BC7F67"/>
     <w:multiLevelType w:val="hybridMultilevel"/>
     <w:tmpl w:val="E20C6AA8"/>
@@ -14225,7 +14399,7 @@
       </w:pPr>
     </w:lvl>
   </w:abstractNum>
-  <w:abstractNum w:abstractNumId="7" w15:restartNumberingAfterBreak="0">
+  <w:abstractNum w:abstractNumId="8" w15:restartNumberingAfterBreak="0">
     <w:nsid w:val="29AD1CE6"/>
     <w:multiLevelType w:val="multilevel"/>
     <w:tmpl w:val="0419001D"/>
@@ -14311,7 +14485,7 @@
       </w:pPr>
     </w:lvl>
   </w:abstractNum>
-  <w:abstractNum w:abstractNumId="8" w15:restartNumberingAfterBreak="0">
+  <w:abstractNum w:abstractNumId="9" w15:restartNumberingAfterBreak="0">
     <w:nsid w:val="2A8F63B0"/>
     <w:multiLevelType w:val="multilevel"/>
     <w:tmpl w:val="6A1AF2E6"/>
@@ -14424,7 +14598,7 @@
       </w:rPr>
     </w:lvl>
   </w:abstractNum>
-  <w:abstractNum w:abstractNumId="9" w15:restartNumberingAfterBreak="0">
+  <w:abstractNum w:abstractNumId="10" w15:restartNumberingAfterBreak="0">
     <w:nsid w:val="2A9019FE"/>
     <w:multiLevelType w:val="hybridMultilevel"/>
     <w:tmpl w:val="13C244E6"/>
@@ -14513,7 +14687,7 @@
       </w:pPr>
     </w:lvl>
   </w:abstractNum>
-  <w:abstractNum w:abstractNumId="10" w15:restartNumberingAfterBreak="0">
+  <w:abstractNum w:abstractNumId="11" w15:restartNumberingAfterBreak="0">
     <w:nsid w:val="35540F25"/>
     <w:multiLevelType w:val="hybridMultilevel"/>
     <w:tmpl w:val="625A9196"/>
@@ -14602,7 +14776,7 @@
       </w:pPr>
     </w:lvl>
   </w:abstractNum>
-  <w:abstractNum w:abstractNumId="11" w15:restartNumberingAfterBreak="0">
+  <w:abstractNum w:abstractNumId="12" w15:restartNumberingAfterBreak="0">
     <w:nsid w:val="366A3068"/>
     <w:multiLevelType w:val="multilevel"/>
     <w:tmpl w:val="6A4441F0"/>
@@ -14715,7 +14889,120 @@
       </w:rPr>
     </w:lvl>
   </w:abstractNum>
-  <w:abstractNum w:abstractNumId="12" w15:restartNumberingAfterBreak="0">
+  <w:abstractNum w:abstractNumId="13" w15:restartNumberingAfterBreak="0">
+    <w:nsid w:val="3BA326B0"/>
+    <w:multiLevelType w:val="multilevel"/>
+    <w:tmpl w:val="F4A64542"/>
+    <w:lvl w:ilvl="0">
+      <w:start w:val="1"/>
+      <w:numFmt w:val="decimal"/>
+      <w:lvlText w:val="%1."/>
+      <w:lvlJc w:val="left"/>
+      <w:pPr>
+        <w:ind w:left="490" w:hanging="490"/>
+      </w:pPr>
+      <w:rPr>
+        <w:rFonts w:hint="default"/>
+      </w:rPr>
+    </w:lvl>
+    <w:lvl w:ilvl="1">
+      <w:start w:val="1"/>
+      <w:numFmt w:val="decimal"/>
+      <w:lvlText w:val="%1.%2."/>
+      <w:lvlJc w:val="left"/>
+      <w:pPr>
+        <w:ind w:left="1429" w:hanging="720"/>
+      </w:pPr>
+      <w:rPr>
+        <w:rFonts w:hint="default"/>
+      </w:rPr>
+    </w:lvl>
+    <w:lvl w:ilvl="2">
+      <w:start w:val="1"/>
+      <w:numFmt w:val="decimal"/>
+      <w:lvlText w:val="%1.%2.%3."/>
+      <w:lvlJc w:val="left"/>
+      <w:pPr>
+        <w:ind w:left="2138" w:hanging="720"/>
+      </w:pPr>
+      <w:rPr>
+        <w:rFonts w:hint="default"/>
+      </w:rPr>
+    </w:lvl>
+    <w:lvl w:ilvl="3">
+      <w:start w:val="1"/>
+      <w:numFmt w:val="decimal"/>
+      <w:lvlText w:val="%1.%2.%3.%4."/>
+      <w:lvlJc w:val="left"/>
+      <w:pPr>
+        <w:ind w:left="3207" w:hanging="1080"/>
+      </w:pPr>
+      <w:rPr>
+        <w:rFonts w:hint="default"/>
+      </w:rPr>
+    </w:lvl>
+    <w:lvl w:ilvl="4">
+      <w:start w:val="1"/>
+      <w:numFmt w:val="decimal"/>
+      <w:lvlText w:val="%1.%2.%3.%4.%5."/>
+      <w:lvlJc w:val="left"/>
+      <w:pPr>
+        <w:ind w:left="3916" w:hanging="1080"/>
+      </w:pPr>
+      <w:rPr>
+        <w:rFonts w:hint="default"/>
+      </w:rPr>
+    </w:lvl>
+    <w:lvl w:ilvl="5">
+      <w:start w:val="1"/>
+      <w:numFmt w:val="decimal"/>
+      <w:lvlText w:val="%1.%2.%3.%4.%5.%6."/>
+      <w:lvlJc w:val="left"/>
+      <w:pPr>
+        <w:ind w:left="4985" w:hanging="1440"/>
+      </w:pPr>
+      <w:rPr>
+        <w:rFonts w:hint="default"/>
+      </w:rPr>
+    </w:lvl>
+    <w:lvl w:ilvl="6">
+      <w:start w:val="1"/>
+      <w:numFmt w:val="decimal"/>
+      <w:lvlText w:val="%1.%2.%3.%4.%5.%6.%7."/>
+      <w:lvlJc w:val="left"/>
+      <w:pPr>
+        <w:ind w:left="6054" w:hanging="1800"/>
+      </w:pPr>
+      <w:rPr>
+        <w:rFonts w:hint="default"/>
+      </w:rPr>
+    </w:lvl>
+    <w:lvl w:ilvl="7">
+      <w:start w:val="1"/>
+      <w:numFmt w:val="decimal"/>
+      <w:lvlText w:val="%1.%2.%3.%4.%5.%6.%7.%8."/>
+      <w:lvlJc w:val="left"/>
+      <w:pPr>
+        <w:ind w:left="6763" w:hanging="1800"/>
+      </w:pPr>
+      <w:rPr>
+        <w:rFonts w:hint="default"/>
+      </w:rPr>
+    </w:lvl>
+    <w:lvl w:ilvl="8">
+      <w:start w:val="1"/>
+      <w:numFmt w:val="decimal"/>
+      <w:lvlText w:val="%1.%2.%3.%4.%5.%6.%7.%8.%9."/>
+      <w:lvlJc w:val="left"/>
+      <w:pPr>
+        <w:ind w:left="7832" w:hanging="2160"/>
+      </w:pPr>
+      <w:rPr>
+        <w:rFonts w:hint="default"/>
+      </w:rPr>
+    </w:lvl>
+  </w:abstractNum>
+  <w:abstractNum w:abstractNumId="14" w15:restartNumberingAfterBreak="0">
     <w:nsid w:val="3E340431"/>
     <w:multiLevelType w:val="hybridMultilevel"/>
     <w:tmpl w:val="8EBC24A2"/>
@@ -14804,7 +15091,7 @@
       </w:pPr>
     </w:lvl>
   </w:abstractNum>
-  <w:abstractNum w:abstractNumId="13" w15:restartNumberingAfterBreak="0">
+  <w:abstractNum w:abstractNumId="15" w15:restartNumberingAfterBreak="0">
     <w:nsid w:val="44B76DB4"/>
     <w:multiLevelType w:val="hybridMultilevel"/>
     <w:tmpl w:val="C7CEDAF6"/>
@@ -14890,7 +15177,7 @@
       </w:pPr>
     </w:lvl>
   </w:abstractNum>
-  <w:abstractNum w:abstractNumId="14" w15:restartNumberingAfterBreak="0">
+  <w:abstractNum w:abstractNumId="16" w15:restartNumberingAfterBreak="0">
     <w:nsid w:val="4A450A00"/>
     <w:multiLevelType w:val="hybridMultilevel"/>
     <w:tmpl w:val="C89C8F96"/>
@@ -14976,7 +15263,7 @@
       </w:pPr>
     </w:lvl>
   </w:abstractNum>
-  <w:abstractNum w:abstractNumId="15" w15:restartNumberingAfterBreak="0">
+  <w:abstractNum w:abstractNumId="17" w15:restartNumberingAfterBreak="0">
     <w:nsid w:val="4EA26C5C"/>
     <w:multiLevelType w:val="multilevel"/>
     <w:tmpl w:val="1EDC28F4"/>
@@ -15089,7 +15376,7 @@
       </w:rPr>
     </w:lvl>
   </w:abstractNum>
-  <w:abstractNum w:abstractNumId="16" w15:restartNumberingAfterBreak="0">
+  <w:abstractNum w:abstractNumId="18" w15:restartNumberingAfterBreak="0">
     <w:nsid w:val="4FDA1E1A"/>
     <w:multiLevelType w:val="hybridMultilevel"/>
     <w:tmpl w:val="E7506B40"/>
@@ -15175,7 +15462,7 @@
       </w:pPr>
     </w:lvl>
   </w:abstractNum>
-  <w:abstractNum w:abstractNumId="17" w15:restartNumberingAfterBreak="0">
+  <w:abstractNum w:abstractNumId="19" w15:restartNumberingAfterBreak="0">
     <w:nsid w:val="50F86DA1"/>
     <w:multiLevelType w:val="hybridMultilevel"/>
     <w:tmpl w:val="7458BED6"/>
@@ -15264,7 +15551,7 @@
       </w:pPr>
     </w:lvl>
   </w:abstractNum>
-  <w:abstractNum w:abstractNumId="18" w15:restartNumberingAfterBreak="0">
+  <w:abstractNum w:abstractNumId="20" w15:restartNumberingAfterBreak="0">
     <w:nsid w:val="51736D36"/>
     <w:multiLevelType w:val="hybridMultilevel"/>
     <w:tmpl w:val="437682E6"/>
@@ -15353,7 +15640,7 @@
       </w:pPr>
     </w:lvl>
   </w:abstractNum>
-  <w:abstractNum w:abstractNumId="19" w15:restartNumberingAfterBreak="0">
+  <w:abstractNum w:abstractNumId="21" w15:restartNumberingAfterBreak="0">
     <w:nsid w:val="59CA7342"/>
     <w:multiLevelType w:val="hybridMultilevel"/>
     <w:tmpl w:val="301892A6"/>
@@ -15442,7 +15729,7 @@
       </w:pPr>
     </w:lvl>
   </w:abstractNum>
-  <w:abstractNum w:abstractNumId="20" w15:restartNumberingAfterBreak="0">
+  <w:abstractNum w:abstractNumId="22" w15:restartNumberingAfterBreak="0">
     <w:nsid w:val="5B115325"/>
     <w:multiLevelType w:val="hybridMultilevel"/>
     <w:tmpl w:val="D0841314"/>
@@ -15531,7 +15818,7 @@
       </w:pPr>
     </w:lvl>
   </w:abstractNum>
-  <w:abstractNum w:abstractNumId="21" w15:restartNumberingAfterBreak="0">
+  <w:abstractNum w:abstractNumId="23" w15:restartNumberingAfterBreak="0">
     <w:nsid w:val="5DE84FC2"/>
     <w:multiLevelType w:val="multilevel"/>
     <w:tmpl w:val="FF0C240E"/>
@@ -15644,7 +15931,7 @@
       </w:rPr>
     </w:lvl>
   </w:abstractNum>
-  <w:abstractNum w:abstractNumId="22" w15:restartNumberingAfterBreak="0">
+  <w:abstractNum w:abstractNumId="24" w15:restartNumberingAfterBreak="0">
     <w:nsid w:val="60DF1AC3"/>
     <w:multiLevelType w:val="hybridMultilevel"/>
     <w:tmpl w:val="088AD4F2"/>
@@ -15733,7 +16020,7 @@
       </w:pPr>
     </w:lvl>
   </w:abstractNum>
-  <w:abstractNum w:abstractNumId="23" w15:restartNumberingAfterBreak="0">
+  <w:abstractNum w:abstractNumId="25" w15:restartNumberingAfterBreak="0">
     <w:nsid w:val="65C2232A"/>
     <w:multiLevelType w:val="hybridMultilevel"/>
     <w:tmpl w:val="34F05444"/>
@@ -15822,7 +16109,7 @@
       </w:pPr>
     </w:lvl>
   </w:abstractNum>
-  <w:abstractNum w:abstractNumId="24" w15:restartNumberingAfterBreak="0">
+  <w:abstractNum w:abstractNumId="26" w15:restartNumberingAfterBreak="0">
     <w:nsid w:val="6761318D"/>
     <w:multiLevelType w:val="hybridMultilevel"/>
     <w:tmpl w:val="62BE7E40"/>
@@ -15911,7 +16198,7 @@
       </w:pPr>
     </w:lvl>
   </w:abstractNum>
-  <w:abstractNum w:abstractNumId="25" w15:restartNumberingAfterBreak="0">
+  <w:abstractNum w:abstractNumId="27" w15:restartNumberingAfterBreak="0">
     <w:nsid w:val="684455D3"/>
     <w:multiLevelType w:val="multilevel"/>
     <w:tmpl w:val="E6561BD4"/>
@@ -16024,7 +16311,7 @@
       </w:rPr>
     </w:lvl>
   </w:abstractNum>
-  <w:abstractNum w:abstractNumId="26" w15:restartNumberingAfterBreak="0">
+  <w:abstractNum w:abstractNumId="28" w15:restartNumberingAfterBreak="0">
     <w:nsid w:val="69B477E5"/>
     <w:multiLevelType w:val="hybridMultilevel"/>
     <w:tmpl w:val="CBC4D736"/>
@@ -16110,7 +16397,7 @@
       </w:pPr>
     </w:lvl>
   </w:abstractNum>
-  <w:abstractNum w:abstractNumId="27" w15:restartNumberingAfterBreak="0">
+  <w:abstractNum w:abstractNumId="29" w15:restartNumberingAfterBreak="0">
     <w:nsid w:val="73606C36"/>
     <w:multiLevelType w:val="multilevel"/>
     <w:tmpl w:val="F94A26AC"/>
@@ -16223,7 +16510,7 @@
       </w:rPr>
     </w:lvl>
   </w:abstractNum>
-  <w:abstractNum w:abstractNumId="28" w15:restartNumberingAfterBreak="0">
+  <w:abstractNum w:abstractNumId="30" w15:restartNumberingAfterBreak="0">
     <w:nsid w:val="762657F2"/>
     <w:multiLevelType w:val="multilevel"/>
     <w:tmpl w:val="F94A26AC"/>
@@ -16336,7 +16623,7 @@
       </w:rPr>
     </w:lvl>
   </w:abstractNum>
-  <w:abstractNum w:abstractNumId="29" w15:restartNumberingAfterBreak="0">
+  <w:abstractNum w:abstractNumId="31" w15:restartNumberingAfterBreak="0">
     <w:nsid w:val="7BA53105"/>
     <w:multiLevelType w:val="hybridMultilevel"/>
     <w:tmpl w:val="DD5A4F14"/>
@@ -16426,94 +16713,100 @@
     </w:lvl>
   </w:abstractNum>
   <w:num w:numId="1" w16cid:durableId="1716270427">
+    <w:abstractNumId w:val="3"/>
+  </w:num>
+  <w:num w:numId="2" w16cid:durableId="1018578380">
+    <w:abstractNumId w:val="28"/>
+  </w:num>
+  <w:num w:numId="3" w16cid:durableId="1990817140">
+    <w:abstractNumId w:val="30"/>
+  </w:num>
+  <w:num w:numId="4" w16cid:durableId="1246645576">
+    <w:abstractNumId w:val="6"/>
+  </w:num>
+  <w:num w:numId="5" w16cid:durableId="4064310">
+    <w:abstractNumId w:val="16"/>
+  </w:num>
+  <w:num w:numId="6" w16cid:durableId="1734237287">
+    <w:abstractNumId w:val="7"/>
+  </w:num>
+  <w:num w:numId="7" w16cid:durableId="1425493827">
     <w:abstractNumId w:val="2"/>
   </w:num>
-  <w:num w:numId="2" w16cid:durableId="1018578380">
+  <w:num w:numId="8" w16cid:durableId="475074545">
+    <w:abstractNumId w:val="18"/>
+  </w:num>
+  <w:num w:numId="9" w16cid:durableId="1509249288">
+    <w:abstractNumId w:val="8"/>
+  </w:num>
+  <w:num w:numId="10" w16cid:durableId="1517961219">
+    <w:abstractNumId w:val="27"/>
+  </w:num>
+  <w:num w:numId="11" w16cid:durableId="2141417590">
+    <w:abstractNumId w:val="9"/>
+  </w:num>
+  <w:num w:numId="12" w16cid:durableId="555818433">
+    <w:abstractNumId w:val="12"/>
+  </w:num>
+  <w:num w:numId="13" w16cid:durableId="82529239">
+    <w:abstractNumId w:val="10"/>
+  </w:num>
+  <w:num w:numId="14" w16cid:durableId="1703942546">
+    <w:abstractNumId w:val="5"/>
+  </w:num>
+  <w:num w:numId="15" w16cid:durableId="1559706609">
+    <w:abstractNumId w:val="20"/>
+  </w:num>
+  <w:num w:numId="16" w16cid:durableId="24797713">
+    <w:abstractNumId w:val="31"/>
+  </w:num>
+  <w:num w:numId="17" w16cid:durableId="1046761782">
+    <w:abstractNumId w:val="14"/>
+  </w:num>
+  <w:num w:numId="18" w16cid:durableId="561062075">
+    <w:abstractNumId w:val="19"/>
+  </w:num>
+  <w:num w:numId="19" w16cid:durableId="2054882165">
+    <w:abstractNumId w:val="22"/>
+  </w:num>
+  <w:num w:numId="20" w16cid:durableId="1506550715">
+    <w:abstractNumId w:val="25"/>
+  </w:num>
+  <w:num w:numId="21" w16cid:durableId="476921968">
+    <w:abstractNumId w:val="21"/>
+  </w:num>
+  <w:num w:numId="22" w16cid:durableId="1578518131">
+    <w:abstractNumId w:val="24"/>
+  </w:num>
+  <w:num w:numId="23" w16cid:durableId="259605827">
     <w:abstractNumId w:val="26"/>
   </w:num>
-  <w:num w:numId="3" w16cid:durableId="1990817140">
-    <w:abstractNumId w:val="28"/>
-  </w:num>
-  <w:num w:numId="4" w16cid:durableId="1246645576">
-    <w:abstractNumId w:val="5"/>
-  </w:num>
-  <w:num w:numId="5" w16cid:durableId="4064310">
-    <w:abstractNumId w:val="14"/>
-  </w:num>
-  <w:num w:numId="6" w16cid:durableId="1734237287">
-    <w:abstractNumId w:val="6"/>
-  </w:num>
-  <w:num w:numId="7" w16cid:durableId="1425493827">
-    <w:abstractNumId w:val="1"/>
-  </w:num>
-  <w:num w:numId="8" w16cid:durableId="475074545">
-    <w:abstractNumId w:val="16"/>
-  </w:num>
-  <w:num w:numId="9" w16cid:durableId="1509249288">
-    <w:abstractNumId w:val="7"/>
-  </w:num>
-  <w:num w:numId="10" w16cid:durableId="1517961219">
-    <w:abstractNumId w:val="25"/>
-  </w:num>
-  <w:num w:numId="11" w16cid:durableId="2141417590">
-    <w:abstractNumId w:val="8"/>
-  </w:num>
-  <w:num w:numId="12" w16cid:durableId="555818433">
+  <w:num w:numId="24" w16cid:durableId="1810632839">
     <w:abstractNumId w:val="11"/>
-  </w:num>
-  <w:num w:numId="13" w16cid:durableId="82529239">
-    <w:abstractNumId w:val="9"/>
-  </w:num>
-  <w:num w:numId="14" w16cid:durableId="1703942546">
-    <w:abstractNumId w:val="4"/>
-  </w:num>
-  <w:num w:numId="15" w16cid:durableId="1559706609">
-    <w:abstractNumId w:val="18"/>
-  </w:num>
-  <w:num w:numId="16" w16cid:durableId="24797713">
-    <w:abstractNumId w:val="29"/>
-  </w:num>
-  <w:num w:numId="17" w16cid:durableId="1046761782">
-    <w:abstractNumId w:val="12"/>
-  </w:num>
-  <w:num w:numId="18" w16cid:durableId="561062075">
-    <w:abstractNumId w:val="17"/>
-  </w:num>
-  <w:num w:numId="19" w16cid:durableId="2054882165">
-    <w:abstractNumId w:val="20"/>
-  </w:num>
-  <w:num w:numId="20" w16cid:durableId="1506550715">
-    <w:abstractNumId w:val="23"/>
-  </w:num>
-  <w:num w:numId="21" w16cid:durableId="476921968">
-    <w:abstractNumId w:val="19"/>
-  </w:num>
-  <w:num w:numId="22" w16cid:durableId="1578518131">
-    <w:abstractNumId w:val="22"/>
-  </w:num>
-  <w:num w:numId="23" w16cid:durableId="259605827">
-    <w:abstractNumId w:val="24"/>
-  </w:num>
-  <w:num w:numId="24" w16cid:durableId="1810632839">
-    <w:abstractNumId w:val="10"/>
   </w:num>
   <w:num w:numId="25" w16cid:durableId="270354960">
     <w:abstractNumId w:val="0"/>
   </w:num>
   <w:num w:numId="26" w16cid:durableId="1558784057">
-    <w:abstractNumId w:val="21"/>
+    <w:abstractNumId w:val="23"/>
   </w:num>
   <w:num w:numId="27" w16cid:durableId="1865633350">
-    <w:abstractNumId w:val="3"/>
+    <w:abstractNumId w:val="4"/>
   </w:num>
   <w:num w:numId="28" w16cid:durableId="586773481">
-    <w:abstractNumId w:val="27"/>
+    <w:abstractNumId w:val="29"/>
   </w:num>
   <w:num w:numId="29" w16cid:durableId="1394157478">
-    <w:abstractNumId w:val="13"/>
+    <w:abstractNumId w:val="15"/>
   </w:num>
   <w:num w:numId="30" w16cid:durableId="1469978581">
-    <w:abstractNumId w:val="15"/>
+    <w:abstractNumId w:val="17"/>
+  </w:num>
+  <w:num w:numId="31" w16cid:durableId="512651641">
+    <w:abstractNumId w:val="1"/>
+  </w:num>
+  <w:num w:numId="32" w16cid:durableId="871961658">
+    <w:abstractNumId w:val="13"/>
   </w:num>
 </w:numbering>
 </file>
@@ -16604,7 +16897,7 @@
     <w:lsdException w:name="Closing" w:semiHidden="1" w:unhideWhenUsed="1"/>
     <w:lsdException w:name="Signature" w:semiHidden="1" w:unhideWhenUsed="1"/>
     <w:lsdException w:name="Default Paragraph Font" w:semiHidden="1" w:uiPriority="1" w:unhideWhenUsed="1"/>
-    <w:lsdException w:name="Body Text" w:semiHidden="1" w:unhideWhenUsed="1"/>
+    <w:lsdException w:name="Body Text" w:semiHidden="1" w:uiPriority="1" w:unhideWhenUsed="1" w:qFormat="1"/>
     <w:lsdException w:name="Body Text Indent" w:semiHidden="1" w:unhideWhenUsed="1"/>
     <w:lsdException w:name="List Continue" w:semiHidden="1" w:unhideWhenUsed="1"/>
     <w:lsdException w:name="List Continue 2" w:semiHidden="1" w:unhideWhenUsed="1"/>
@@ -17547,6 +17840,43 @@
     <w:uiPriority w:val="99"/>
     <w:rsid w:val="00AD4D86"/>
   </w:style>
+  <w:style w:type="paragraph" w:styleId="af2">
+    <w:name w:val="Body Text"/>
+    <w:basedOn w:val="a"/>
+    <w:link w:val="af3"/>
+    <w:uiPriority w:val="1"/>
+    <w:qFormat/>
+    <w:rsid w:val="00180EA7"/>
+    <w:pPr>
+      <w:widowControl w:val="0"/>
+      <w:autoSpaceDE w:val="0"/>
+      <w:autoSpaceDN w:val="0"/>
+      <w:spacing w:after="0" w:line="240" w:lineRule="auto"/>
+    </w:pPr>
+    <w:rPr>
+      <w:rFonts w:ascii="Times New Roman" w:eastAsia="Times New Roman" w:hAnsi="Times New Roman" w:cs="Times New Roman"/>
+      <w:kern w:val="0"/>
+      <w:sz w:val="28"/>
+      <w:szCs w:val="28"/>
+      <w:lang w:eastAsia="en-US"/>
+      <w14:ligatures w14:val="none"/>
+    </w:rPr>
+  </w:style>
+  <w:style w:type="character" w:customStyle="1" w:styleId="af3">
+    <w:name w:val="Основной текст Знак"/>
+    <w:basedOn w:val="a0"/>
+    <w:link w:val="af2"/>
+    <w:uiPriority w:val="1"/>
+    <w:rsid w:val="00180EA7"/>
+    <w:rPr>
+      <w:rFonts w:ascii="Times New Roman" w:eastAsia="Times New Roman" w:hAnsi="Times New Roman" w:cs="Times New Roman"/>
+      <w:kern w:val="0"/>
+      <w:sz w:val="28"/>
+      <w:szCs w:val="28"/>
+      <w:lang w:eastAsia="en-US"/>
+      <w14:ligatures w14:val="none"/>
+    </w:rPr>
+  </w:style>
 </w:styles>
 </file>
 
